--- a/docx/es/BUFRCREX_TableB_es_08.docx
+++ b/docx/es/BUFRCREX_TableB_es_08.docx
@@ -8,19 +8,33 @@
       </w:pPr>
       <w:r>
         <w:rPr>
-          <w:rFonts w:ascii="Arial" w:hAnsi="Arial"/>
+          <w:rFonts w:ascii="Verdana" w:hAnsi="Verdana"/>
           <w:b/>
           <w:sz w:val="22"/>
         </w:rPr>
-        <w:t>BUFR/CREX Table B — Class 08: Calificadores de significación</w:t>
+        <w:t>Clase 08: Calificadores de significación</w:t>
       </w:r>
     </w:p>
     <w:tbl>
       <w:tblPr>
         <w:tblStyle w:val="TableGrid"/>
         <w:tblW w:type="auto" w:w="0"/>
-        <w:jc w:val="center"/>
+        <w:jc w:val="left"/>
         <w:tblLook w:firstColumn="1" w:firstRow="1" w:lastColumn="0" w:lastRow="0" w:noHBand="0" w:noVBand="1" w:val="04A0"/>
+        <w:tblBorders>
+          <w:top w:val="single" w:sz="4" w:space="0" w:color="595959"/>
+          <w:left w:val="single" w:sz="4" w:space="0" w:color="595959"/>
+          <w:bottom w:val="single" w:sz="4" w:space="0" w:color="595959"/>
+          <w:right w:val="single" w:sz="4" w:space="0" w:color="595959"/>
+          <w:insideH w:val="single" w:sz="4" w:space="0" w:color="595959"/>
+          <w:insideV w:val="single" w:sz="4" w:space="0" w:color="595959"/>
+        </w:tblBorders>
+        <w:tblCellMar>
+          <w:top w:w="85" w:type="dxa"/>
+          <w:left w:w="85" w:type="dxa"/>
+          <w:bottom w:w="85" w:type="dxa"/>
+          <w:right w:w="85" w:type="dxa"/>
+        </w:tblCellMar>
       </w:tblPr>
       <w:tblGrid>
         <w:gridCol w:w="1514"/>
@@ -35,20 +49,20 @@
         <w:gridCol w:w="1514"/>
       </w:tblGrid>
       <w:tr>
-        <w:tc>
-          <w:tcPr>
-            <w:tcW w:type="dxa" w:w="1514"/>
-            <w:shd w:val="clear" w:color="auto" w:fill="D9E2F3"/>
-          </w:tcPr>
-          <w:p>
-            <w:pPr>
-              <w:jc w:val="center"/>
-            </w:pPr>
-            <w:r/>
-            <w:r>
-              <w:rPr>
-                <w:rFonts w:ascii="Arial" w:hAnsi="Arial"/>
-                <w:b/>
+        <w:trPr>
+          <w:tblHeader/>
+        </w:trPr>
+        <w:tc>
+          <w:tcPr>
+            <w:tcW w:type="dxa" w:w="1514"/>
+            <w:shd w:val="clear" w:color="auto" w:fill="D9D9D9"/>
+          </w:tcPr>
+          <w:p>
+            <w:r/>
+            <w:r>
+              <w:rPr>
+                <w:rFonts w:ascii="Verdana" w:hAnsi="Verdana"/>
+                <w:b w:val="0"/>
                 <w:sz w:val="16"/>
               </w:rPr>
               <w:t>FXY</w:t>
@@ -58,194 +72,170 @@
         <w:tc>
           <w:tcPr>
             <w:tcW w:type="dxa" w:w="1514"/>
-            <w:shd w:val="clear" w:color="auto" w:fill="D9E2F3"/>
-          </w:tcPr>
-          <w:p>
-            <w:pPr>
-              <w:jc w:val="center"/>
-            </w:pPr>
-            <w:r/>
-            <w:r>
-              <w:rPr>
-                <w:rFonts w:ascii="Arial" w:hAnsi="Arial"/>
-                <w:b/>
-                <w:sz w:val="16"/>
-              </w:rPr>
-              <w:t>ElementName</w:t>
-            </w:r>
-          </w:p>
-        </w:tc>
-        <w:tc>
-          <w:tcPr>
-            <w:tcW w:type="dxa" w:w="1514"/>
-            <w:shd w:val="clear" w:color="auto" w:fill="D9E2F3"/>
-          </w:tcPr>
-          <w:p>
-            <w:pPr>
-              <w:jc w:val="center"/>
-            </w:pPr>
-            <w:r/>
-            <w:r>
-              <w:rPr>
-                <w:rFonts w:ascii="Arial" w:hAnsi="Arial"/>
-                <w:b/>
-                <w:sz w:val="16"/>
-              </w:rPr>
-              <w:t>BUFR Unit</w:t>
-            </w:r>
-          </w:p>
-        </w:tc>
-        <w:tc>
-          <w:tcPr>
-            <w:tcW w:type="dxa" w:w="1514"/>
-            <w:shd w:val="clear" w:color="auto" w:fill="D9E2F3"/>
-          </w:tcPr>
-          <w:p>
-            <w:pPr>
-              <w:jc w:val="center"/>
-            </w:pPr>
-            <w:r/>
-            <w:r>
-              <w:rPr>
-                <w:rFonts w:ascii="Arial" w:hAnsi="Arial"/>
-                <w:b/>
-                <w:sz w:val="16"/>
-              </w:rPr>
-              <w:t>Scale</w:t>
-            </w:r>
-          </w:p>
-        </w:tc>
-        <w:tc>
-          <w:tcPr>
-            <w:tcW w:type="dxa" w:w="1514"/>
-            <w:shd w:val="clear" w:color="auto" w:fill="D9E2F3"/>
-          </w:tcPr>
-          <w:p>
-            <w:pPr>
-              <w:jc w:val="center"/>
-            </w:pPr>
-            <w:r/>
-            <w:r>
-              <w:rPr>
-                <w:rFonts w:ascii="Arial" w:hAnsi="Arial"/>
-                <w:b/>
-                <w:sz w:val="16"/>
-              </w:rPr>
-              <w:t>Ref Value</w:t>
-            </w:r>
-          </w:p>
-        </w:tc>
-        <w:tc>
-          <w:tcPr>
-            <w:tcW w:type="dxa" w:w="1514"/>
-            <w:shd w:val="clear" w:color="auto" w:fill="D9E2F3"/>
-          </w:tcPr>
-          <w:p>
-            <w:pPr>
-              <w:jc w:val="center"/>
-            </w:pPr>
-            <w:r/>
-            <w:r>
-              <w:rPr>
-                <w:rFonts w:ascii="Arial" w:hAnsi="Arial"/>
-                <w:b/>
-                <w:sz w:val="16"/>
-              </w:rPr>
-              <w:t>Bits</w:t>
-            </w:r>
-          </w:p>
-        </w:tc>
-        <w:tc>
-          <w:tcPr>
-            <w:tcW w:type="dxa" w:w="1514"/>
-            <w:shd w:val="clear" w:color="auto" w:fill="D9E2F3"/>
-          </w:tcPr>
-          <w:p>
-            <w:pPr>
-              <w:jc w:val="center"/>
-            </w:pPr>
-            <w:r/>
-            <w:r>
-              <w:rPr>
-                <w:rFonts w:ascii="Arial" w:hAnsi="Arial"/>
-                <w:b/>
-                <w:sz w:val="16"/>
-              </w:rPr>
-              <w:t>CREX Unit</w:t>
-            </w:r>
-          </w:p>
-        </w:tc>
-        <w:tc>
-          <w:tcPr>
-            <w:tcW w:type="dxa" w:w="1514"/>
-            <w:shd w:val="clear" w:color="auto" w:fill="D9E2F3"/>
-          </w:tcPr>
-          <w:p>
-            <w:pPr>
-              <w:jc w:val="center"/>
-            </w:pPr>
-            <w:r/>
-            <w:r>
-              <w:rPr>
-                <w:rFonts w:ascii="Arial" w:hAnsi="Arial"/>
-                <w:b/>
-                <w:sz w:val="16"/>
-              </w:rPr>
-              <w:t>Scale</w:t>
-            </w:r>
-          </w:p>
-        </w:tc>
-        <w:tc>
-          <w:tcPr>
-            <w:tcW w:type="dxa" w:w="1514"/>
-            <w:shd w:val="clear" w:color="auto" w:fill="D9E2F3"/>
-          </w:tcPr>
-          <w:p>
-            <w:pPr>
-              <w:jc w:val="center"/>
-            </w:pPr>
-            <w:r/>
-            <w:r>
-              <w:rPr>
-                <w:rFonts w:ascii="Arial" w:hAnsi="Arial"/>
-                <w:b/>
-                <w:sz w:val="16"/>
-              </w:rPr>
-              <w:t>Chars</w:t>
-            </w:r>
-          </w:p>
-        </w:tc>
-        <w:tc>
-          <w:tcPr>
-            <w:tcW w:type="dxa" w:w="1514"/>
-            <w:shd w:val="clear" w:color="auto" w:fill="D9E2F3"/>
-          </w:tcPr>
-          <w:p>
-            <w:pPr>
-              <w:jc w:val="center"/>
-            </w:pPr>
-            <w:r/>
-            <w:r>
-              <w:rPr>
-                <w:rFonts w:ascii="Arial" w:hAnsi="Arial"/>
-                <w:b/>
-                <w:sz w:val="16"/>
-              </w:rPr>
-              <w:t>Note</w:t>
+            <w:shd w:val="clear" w:color="auto" w:fill="D9D9D9"/>
+          </w:tcPr>
+          <w:p>
+            <w:r/>
+            <w:r>
+              <w:rPr>
+                <w:rFonts w:ascii="Verdana" w:hAnsi="Verdana"/>
+                <w:b w:val="0"/>
+                <w:sz w:val="16"/>
+              </w:rPr>
+              <w:t>NOMBRE DEL ELEMENTO</w:t>
+            </w:r>
+          </w:p>
+        </w:tc>
+        <w:tc>
+          <w:tcPr>
+            <w:tcW w:type="dxa" w:w="1514"/>
+            <w:shd w:val="clear" w:color="auto" w:fill="D9D9D9"/>
+          </w:tcPr>
+          <w:p>
+            <w:r/>
+            <w:r>
+              <w:rPr>
+                <w:rFonts w:ascii="Verdana" w:hAnsi="Verdana"/>
+                <w:b w:val="0"/>
+                <w:sz w:val="16"/>
+              </w:rPr>
+              <w:t>UNIDAD BUFR</w:t>
+            </w:r>
+          </w:p>
+        </w:tc>
+        <w:tc>
+          <w:tcPr>
+            <w:tcW w:type="dxa" w:w="1514"/>
+            <w:shd w:val="clear" w:color="auto" w:fill="D9D9D9"/>
+          </w:tcPr>
+          <w:p>
+            <w:r/>
+            <w:r>
+              <w:rPr>
+                <w:rFonts w:ascii="Verdana" w:hAnsi="Verdana"/>
+                <w:b w:val="0"/>
+                <w:sz w:val="16"/>
+              </w:rPr>
+              <w:t>ESCALA</w:t>
+            </w:r>
+          </w:p>
+        </w:tc>
+        <w:tc>
+          <w:tcPr>
+            <w:tcW w:type="dxa" w:w="1514"/>
+            <w:shd w:val="clear" w:color="auto" w:fill="D9D9D9"/>
+          </w:tcPr>
+          <w:p>
+            <w:r/>
+            <w:r>
+              <w:rPr>
+                <w:rFonts w:ascii="Verdana" w:hAnsi="Verdana"/>
+                <w:b w:val="0"/>
+                <w:sz w:val="16"/>
+              </w:rPr>
+              <w:t>VAL. REF.</w:t>
+            </w:r>
+          </w:p>
+        </w:tc>
+        <w:tc>
+          <w:tcPr>
+            <w:tcW w:type="dxa" w:w="1514"/>
+            <w:shd w:val="clear" w:color="auto" w:fill="D9D9D9"/>
+          </w:tcPr>
+          <w:p>
+            <w:r/>
+            <w:r>
+              <w:rPr>
+                <w:rFonts w:ascii="Verdana" w:hAnsi="Verdana"/>
+                <w:b w:val="0"/>
+                <w:sz w:val="16"/>
+              </w:rPr>
+              <w:t>BITS</w:t>
+            </w:r>
+          </w:p>
+        </w:tc>
+        <w:tc>
+          <w:tcPr>
+            <w:tcW w:type="dxa" w:w="1514"/>
+            <w:shd w:val="clear" w:color="auto" w:fill="D9D9D9"/>
+          </w:tcPr>
+          <w:p>
+            <w:r/>
+            <w:r>
+              <w:rPr>
+                <w:rFonts w:ascii="Verdana" w:hAnsi="Verdana"/>
+                <w:b w:val="0"/>
+                <w:sz w:val="16"/>
+              </w:rPr>
+              <w:t>UNIDAD CREX</w:t>
+            </w:r>
+          </w:p>
+        </w:tc>
+        <w:tc>
+          <w:tcPr>
+            <w:tcW w:type="dxa" w:w="1514"/>
+            <w:shd w:val="clear" w:color="auto" w:fill="D9D9D9"/>
+          </w:tcPr>
+          <w:p>
+            <w:r/>
+            <w:r>
+              <w:rPr>
+                <w:rFonts w:ascii="Verdana" w:hAnsi="Verdana"/>
+                <w:b w:val="0"/>
+                <w:sz w:val="16"/>
+              </w:rPr>
+              <w:t>ESCALA</w:t>
+            </w:r>
+          </w:p>
+        </w:tc>
+        <w:tc>
+          <w:tcPr>
+            <w:tcW w:type="dxa" w:w="1514"/>
+            <w:shd w:val="clear" w:color="auto" w:fill="D9D9D9"/>
+          </w:tcPr>
+          <w:p>
+            <w:r/>
+            <w:r>
+              <w:rPr>
+                <w:rFonts w:ascii="Verdana" w:hAnsi="Verdana"/>
+                <w:b w:val="0"/>
+                <w:sz w:val="16"/>
+              </w:rPr>
+              <w:t>CAR.</w:t>
+            </w:r>
+          </w:p>
+        </w:tc>
+        <w:tc>
+          <w:tcPr>
+            <w:tcW w:type="dxa" w:w="1514"/>
+            <w:shd w:val="clear" w:color="auto" w:fill="D9D9D9"/>
+          </w:tcPr>
+          <w:p>
+            <w:r/>
+            <w:r>
+              <w:rPr>
+                <w:rFonts w:ascii="Verdana" w:hAnsi="Verdana"/>
+                <w:b w:val="0"/>
+                <w:sz w:val="16"/>
+              </w:rPr>
+              <w:t>NOTA</w:t>
             </w:r>
           </w:p>
         </w:tc>
       </w:tr>
       <w:tr>
-        <w:tc>
-          <w:tcPr>
-            <w:tcW w:type="dxa" w:w="1514"/>
-          </w:tcPr>
-          <w:p>
-            <w:r/>
-            <w:r>
-              <w:rPr>
-                <w:rFonts w:ascii="Arial" w:hAnsi="Arial"/>
+        <w:trPr>
+          <w:cantSplit/>
+        </w:trPr>
+        <w:tc>
+          <w:tcPr>
+            <w:tcW w:type="dxa" w:w="1514"/>
+          </w:tcPr>
+          <w:p>
+            <w:r/>
+            <w:r>
+              <w:rPr>
+                <w:rFonts w:ascii="Verdana" w:hAnsi="Verdana"/>
                 <w:b w:val="0"/>
                 <w:sz w:val="16"/>
               </w:rPr>
@@ -261,7 +251,7 @@
             <w:r/>
             <w:r>
               <w:rPr>
-                <w:rFonts w:ascii="Arial" w:hAnsi="Arial"/>
+                <w:rFonts w:ascii="Verdana" w:hAnsi="Verdana"/>
                 <w:b w:val="0"/>
                 <w:sz w:val="16"/>
               </w:rPr>
@@ -277,7 +267,7 @@
             <w:r/>
             <w:r>
               <w:rPr>
-                <w:rFonts w:ascii="Arial" w:hAnsi="Arial"/>
+                <w:rFonts w:ascii="Verdana" w:hAnsi="Verdana"/>
                 <w:b w:val="0"/>
                 <w:sz w:val="16"/>
               </w:rPr>
@@ -293,7 +283,7 @@
             <w:r/>
             <w:r>
               <w:rPr>
-                <w:rFonts w:ascii="Arial" w:hAnsi="Arial"/>
+                <w:rFonts w:ascii="Verdana" w:hAnsi="Verdana"/>
                 <w:b w:val="0"/>
                 <w:sz w:val="16"/>
               </w:rPr>
@@ -309,7 +299,7 @@
             <w:r/>
             <w:r>
               <w:rPr>
-                <w:rFonts w:ascii="Arial" w:hAnsi="Arial"/>
+                <w:rFonts w:ascii="Verdana" w:hAnsi="Verdana"/>
                 <w:b w:val="0"/>
                 <w:sz w:val="16"/>
               </w:rPr>
@@ -325,7 +315,7 @@
             <w:r/>
             <w:r>
               <w:rPr>
-                <w:rFonts w:ascii="Arial" w:hAnsi="Arial"/>
+                <w:rFonts w:ascii="Verdana" w:hAnsi="Verdana"/>
                 <w:b w:val="0"/>
                 <w:sz w:val="16"/>
               </w:rPr>
@@ -341,7 +331,7 @@
             <w:r/>
             <w:r>
               <w:rPr>
-                <w:rFonts w:ascii="Arial" w:hAnsi="Arial"/>
+                <w:rFonts w:ascii="Verdana" w:hAnsi="Verdana"/>
                 <w:b w:val="0"/>
                 <w:sz w:val="16"/>
               </w:rPr>
@@ -357,7 +347,7 @@
             <w:r/>
             <w:r>
               <w:rPr>
-                <w:rFonts w:ascii="Arial" w:hAnsi="Arial"/>
+                <w:rFonts w:ascii="Verdana" w:hAnsi="Verdana"/>
                 <w:b w:val="0"/>
                 <w:sz w:val="16"/>
               </w:rPr>
@@ -373,7 +363,7 @@
             <w:r/>
             <w:r>
               <w:rPr>
-                <w:rFonts w:ascii="Arial" w:hAnsi="Arial"/>
+                <w:rFonts w:ascii="Verdana" w:hAnsi="Verdana"/>
                 <w:b w:val="0"/>
                 <w:sz w:val="16"/>
               </w:rPr>
@@ -389,7 +379,7 @@
             <w:r/>
             <w:r>
               <w:rPr>
-                <w:rFonts w:ascii="Arial" w:hAnsi="Arial"/>
+                <w:rFonts w:ascii="Verdana" w:hAnsi="Verdana"/>
                 <w:b w:val="0"/>
                 <w:sz w:val="16"/>
               </w:rPr>
@@ -398,15 +388,18 @@
         </w:tc>
       </w:tr>
       <w:tr>
-        <w:tc>
-          <w:tcPr>
-            <w:tcW w:type="dxa" w:w="1514"/>
-          </w:tcPr>
-          <w:p>
-            <w:r/>
-            <w:r>
-              <w:rPr>
-                <w:rFonts w:ascii="Arial" w:hAnsi="Arial"/>
+        <w:trPr>
+          <w:cantSplit/>
+        </w:trPr>
+        <w:tc>
+          <w:tcPr>
+            <w:tcW w:type="dxa" w:w="1514"/>
+          </w:tcPr>
+          <w:p>
+            <w:r/>
+            <w:r>
+              <w:rPr>
+                <w:rFonts w:ascii="Verdana" w:hAnsi="Verdana"/>
                 <w:b w:val="0"/>
                 <w:sz w:val="16"/>
               </w:rPr>
@@ -422,7 +415,7 @@
             <w:r/>
             <w:r>
               <w:rPr>
-                <w:rFonts w:ascii="Arial" w:hAnsi="Arial"/>
+                <w:rFonts w:ascii="Verdana" w:hAnsi="Verdana"/>
                 <w:b w:val="0"/>
                 <w:sz w:val="16"/>
               </w:rPr>
@@ -438,7 +431,7 @@
             <w:r/>
             <w:r>
               <w:rPr>
-                <w:rFonts w:ascii="Arial" w:hAnsi="Arial"/>
+                <w:rFonts w:ascii="Verdana" w:hAnsi="Verdana"/>
                 <w:b w:val="0"/>
                 <w:sz w:val="16"/>
               </w:rPr>
@@ -454,7 +447,7 @@
             <w:r/>
             <w:r>
               <w:rPr>
-                <w:rFonts w:ascii="Arial" w:hAnsi="Arial"/>
+                <w:rFonts w:ascii="Verdana" w:hAnsi="Verdana"/>
                 <w:b w:val="0"/>
                 <w:sz w:val="16"/>
               </w:rPr>
@@ -470,7 +463,7 @@
             <w:r/>
             <w:r>
               <w:rPr>
-                <w:rFonts w:ascii="Arial" w:hAnsi="Arial"/>
+                <w:rFonts w:ascii="Verdana" w:hAnsi="Verdana"/>
                 <w:b w:val="0"/>
                 <w:sz w:val="16"/>
               </w:rPr>
@@ -486,7 +479,7 @@
             <w:r/>
             <w:r>
               <w:rPr>
-                <w:rFonts w:ascii="Arial" w:hAnsi="Arial"/>
+                <w:rFonts w:ascii="Verdana" w:hAnsi="Verdana"/>
                 <w:b w:val="0"/>
                 <w:sz w:val="16"/>
               </w:rPr>
@@ -502,7 +495,7 @@
             <w:r/>
             <w:r>
               <w:rPr>
-                <w:rFonts w:ascii="Arial" w:hAnsi="Arial"/>
+                <w:rFonts w:ascii="Verdana" w:hAnsi="Verdana"/>
                 <w:b w:val="0"/>
                 <w:sz w:val="16"/>
               </w:rPr>
@@ -518,7 +511,7 @@
             <w:r/>
             <w:r>
               <w:rPr>
-                <w:rFonts w:ascii="Arial" w:hAnsi="Arial"/>
+                <w:rFonts w:ascii="Verdana" w:hAnsi="Verdana"/>
                 <w:b w:val="0"/>
                 <w:sz w:val="16"/>
               </w:rPr>
@@ -534,7 +527,7 @@
             <w:r/>
             <w:r>
               <w:rPr>
-                <w:rFonts w:ascii="Arial" w:hAnsi="Arial"/>
+                <w:rFonts w:ascii="Verdana" w:hAnsi="Verdana"/>
                 <w:b w:val="0"/>
                 <w:sz w:val="16"/>
               </w:rPr>
@@ -550,7 +543,7 @@
             <w:r/>
             <w:r>
               <w:rPr>
-                <w:rFonts w:ascii="Arial" w:hAnsi="Arial"/>
+                <w:rFonts w:ascii="Verdana" w:hAnsi="Verdana"/>
                 <w:b w:val="0"/>
                 <w:sz w:val="16"/>
               </w:rPr>
@@ -559,15 +552,18 @@
         </w:tc>
       </w:tr>
       <w:tr>
-        <w:tc>
-          <w:tcPr>
-            <w:tcW w:type="dxa" w:w="1514"/>
-          </w:tcPr>
-          <w:p>
-            <w:r/>
-            <w:r>
-              <w:rPr>
-                <w:rFonts w:ascii="Arial" w:hAnsi="Arial"/>
+        <w:trPr>
+          <w:cantSplit/>
+        </w:trPr>
+        <w:tc>
+          <w:tcPr>
+            <w:tcW w:type="dxa" w:w="1514"/>
+          </w:tcPr>
+          <w:p>
+            <w:r/>
+            <w:r>
+              <w:rPr>
+                <w:rFonts w:ascii="Verdana" w:hAnsi="Verdana"/>
                 <w:b w:val="0"/>
                 <w:sz w:val="16"/>
               </w:rPr>
@@ -583,7 +579,7 @@
             <w:r/>
             <w:r>
               <w:rPr>
-                <w:rFonts w:ascii="Arial" w:hAnsi="Arial"/>
+                <w:rFonts w:ascii="Verdana" w:hAnsi="Verdana"/>
                 <w:b w:val="0"/>
                 <w:sz w:val="16"/>
               </w:rPr>
@@ -599,7 +595,7 @@
             <w:r/>
             <w:r>
               <w:rPr>
-                <w:rFonts w:ascii="Arial" w:hAnsi="Arial"/>
+                <w:rFonts w:ascii="Verdana" w:hAnsi="Verdana"/>
                 <w:b w:val="0"/>
                 <w:sz w:val="16"/>
               </w:rPr>
@@ -615,7 +611,7 @@
             <w:r/>
             <w:r>
               <w:rPr>
-                <w:rFonts w:ascii="Arial" w:hAnsi="Arial"/>
+                <w:rFonts w:ascii="Verdana" w:hAnsi="Verdana"/>
                 <w:b w:val="0"/>
                 <w:sz w:val="16"/>
               </w:rPr>
@@ -631,7 +627,7 @@
             <w:r/>
             <w:r>
               <w:rPr>
-                <w:rFonts w:ascii="Arial" w:hAnsi="Arial"/>
+                <w:rFonts w:ascii="Verdana" w:hAnsi="Verdana"/>
                 <w:b w:val="0"/>
                 <w:sz w:val="16"/>
               </w:rPr>
@@ -647,7 +643,7 @@
             <w:r/>
             <w:r>
               <w:rPr>
-                <w:rFonts w:ascii="Arial" w:hAnsi="Arial"/>
+                <w:rFonts w:ascii="Verdana" w:hAnsi="Verdana"/>
                 <w:b w:val="0"/>
                 <w:sz w:val="16"/>
               </w:rPr>
@@ -663,7 +659,7 @@
             <w:r/>
             <w:r>
               <w:rPr>
-                <w:rFonts w:ascii="Arial" w:hAnsi="Arial"/>
+                <w:rFonts w:ascii="Verdana" w:hAnsi="Verdana"/>
                 <w:b w:val="0"/>
                 <w:sz w:val="16"/>
               </w:rPr>
@@ -679,7 +675,7 @@
             <w:r/>
             <w:r>
               <w:rPr>
-                <w:rFonts w:ascii="Arial" w:hAnsi="Arial"/>
+                <w:rFonts w:ascii="Verdana" w:hAnsi="Verdana"/>
                 <w:b w:val="0"/>
                 <w:sz w:val="16"/>
               </w:rPr>
@@ -695,7 +691,7 @@
             <w:r/>
             <w:r>
               <w:rPr>
-                <w:rFonts w:ascii="Arial" w:hAnsi="Arial"/>
+                <w:rFonts w:ascii="Verdana" w:hAnsi="Verdana"/>
                 <w:b w:val="0"/>
                 <w:sz w:val="16"/>
               </w:rPr>
@@ -711,7 +707,7 @@
             <w:r/>
             <w:r>
               <w:rPr>
-                <w:rFonts w:ascii="Arial" w:hAnsi="Arial"/>
+                <w:rFonts w:ascii="Verdana" w:hAnsi="Verdana"/>
                 <w:b w:val="0"/>
                 <w:sz w:val="16"/>
               </w:rPr>
@@ -720,15 +716,18 @@
         </w:tc>
       </w:tr>
       <w:tr>
-        <w:tc>
-          <w:tcPr>
-            <w:tcW w:type="dxa" w:w="1514"/>
-          </w:tcPr>
-          <w:p>
-            <w:r/>
-            <w:r>
-              <w:rPr>
-                <w:rFonts w:ascii="Arial" w:hAnsi="Arial"/>
+        <w:trPr>
+          <w:cantSplit/>
+        </w:trPr>
+        <w:tc>
+          <w:tcPr>
+            <w:tcW w:type="dxa" w:w="1514"/>
+          </w:tcPr>
+          <w:p>
+            <w:r/>
+            <w:r>
+              <w:rPr>
+                <w:rFonts w:ascii="Verdana" w:hAnsi="Verdana"/>
                 <w:b w:val="0"/>
                 <w:sz w:val="16"/>
               </w:rPr>
@@ -744,7 +743,7 @@
             <w:r/>
             <w:r>
               <w:rPr>
-                <w:rFonts w:ascii="Arial" w:hAnsi="Arial"/>
+                <w:rFonts w:ascii="Verdana" w:hAnsi="Verdana"/>
                 <w:b w:val="0"/>
                 <w:sz w:val="16"/>
               </w:rPr>
@@ -760,7 +759,7 @@
             <w:r/>
             <w:r>
               <w:rPr>
-                <w:rFonts w:ascii="Arial" w:hAnsi="Arial"/>
+                <w:rFonts w:ascii="Verdana" w:hAnsi="Verdana"/>
                 <w:b w:val="0"/>
                 <w:sz w:val="16"/>
               </w:rPr>
@@ -776,7 +775,7 @@
             <w:r/>
             <w:r>
               <w:rPr>
-                <w:rFonts w:ascii="Arial" w:hAnsi="Arial"/>
+                <w:rFonts w:ascii="Verdana" w:hAnsi="Verdana"/>
                 <w:b w:val="0"/>
                 <w:sz w:val="16"/>
               </w:rPr>
@@ -792,7 +791,7 @@
             <w:r/>
             <w:r>
               <w:rPr>
-                <w:rFonts w:ascii="Arial" w:hAnsi="Arial"/>
+                <w:rFonts w:ascii="Verdana" w:hAnsi="Verdana"/>
                 <w:b w:val="0"/>
                 <w:sz w:val="16"/>
               </w:rPr>
@@ -808,7 +807,7 @@
             <w:r/>
             <w:r>
               <w:rPr>
-                <w:rFonts w:ascii="Arial" w:hAnsi="Arial"/>
+                <w:rFonts w:ascii="Verdana" w:hAnsi="Verdana"/>
                 <w:b w:val="0"/>
                 <w:sz w:val="16"/>
               </w:rPr>
@@ -824,7 +823,7 @@
             <w:r/>
             <w:r>
               <w:rPr>
-                <w:rFonts w:ascii="Arial" w:hAnsi="Arial"/>
+                <w:rFonts w:ascii="Verdana" w:hAnsi="Verdana"/>
                 <w:b w:val="0"/>
                 <w:sz w:val="16"/>
               </w:rPr>
@@ -840,7 +839,7 @@
             <w:r/>
             <w:r>
               <w:rPr>
-                <w:rFonts w:ascii="Arial" w:hAnsi="Arial"/>
+                <w:rFonts w:ascii="Verdana" w:hAnsi="Verdana"/>
                 <w:b w:val="0"/>
                 <w:sz w:val="16"/>
               </w:rPr>
@@ -856,7 +855,7 @@
             <w:r/>
             <w:r>
               <w:rPr>
-                <w:rFonts w:ascii="Arial" w:hAnsi="Arial"/>
+                <w:rFonts w:ascii="Verdana" w:hAnsi="Verdana"/>
                 <w:b w:val="0"/>
                 <w:sz w:val="16"/>
               </w:rPr>
@@ -872,7 +871,7 @@
             <w:r/>
             <w:r>
               <w:rPr>
-                <w:rFonts w:ascii="Arial" w:hAnsi="Arial"/>
+                <w:rFonts w:ascii="Verdana" w:hAnsi="Verdana"/>
                 <w:b w:val="0"/>
                 <w:sz w:val="16"/>
               </w:rPr>
@@ -881,15 +880,18 @@
         </w:tc>
       </w:tr>
       <w:tr>
-        <w:tc>
-          <w:tcPr>
-            <w:tcW w:type="dxa" w:w="1514"/>
-          </w:tcPr>
-          <w:p>
-            <w:r/>
-            <w:r>
-              <w:rPr>
-                <w:rFonts w:ascii="Arial" w:hAnsi="Arial"/>
+        <w:trPr>
+          <w:cantSplit/>
+        </w:trPr>
+        <w:tc>
+          <w:tcPr>
+            <w:tcW w:type="dxa" w:w="1514"/>
+          </w:tcPr>
+          <w:p>
+            <w:r/>
+            <w:r>
+              <w:rPr>
+                <w:rFonts w:ascii="Verdana" w:hAnsi="Verdana"/>
                 <w:b w:val="0"/>
                 <w:sz w:val="16"/>
               </w:rPr>
@@ -905,7 +907,7 @@
             <w:r/>
             <w:r>
               <w:rPr>
-                <w:rFonts w:ascii="Arial" w:hAnsi="Arial"/>
+                <w:rFonts w:ascii="Verdana" w:hAnsi="Verdana"/>
                 <w:b w:val="0"/>
                 <w:sz w:val="16"/>
               </w:rPr>
@@ -921,7 +923,7 @@
             <w:r/>
             <w:r>
               <w:rPr>
-                <w:rFonts w:ascii="Arial" w:hAnsi="Arial"/>
+                <w:rFonts w:ascii="Verdana" w:hAnsi="Verdana"/>
                 <w:b w:val="0"/>
                 <w:sz w:val="16"/>
               </w:rPr>
@@ -937,7 +939,7 @@
             <w:r/>
             <w:r>
               <w:rPr>
-                <w:rFonts w:ascii="Arial" w:hAnsi="Arial"/>
+                <w:rFonts w:ascii="Verdana" w:hAnsi="Verdana"/>
                 <w:b w:val="0"/>
                 <w:sz w:val="16"/>
               </w:rPr>
@@ -953,7 +955,7 @@
             <w:r/>
             <w:r>
               <w:rPr>
-                <w:rFonts w:ascii="Arial" w:hAnsi="Arial"/>
+                <w:rFonts w:ascii="Verdana" w:hAnsi="Verdana"/>
                 <w:b w:val="0"/>
                 <w:sz w:val="16"/>
               </w:rPr>
@@ -969,7 +971,7 @@
             <w:r/>
             <w:r>
               <w:rPr>
-                <w:rFonts w:ascii="Arial" w:hAnsi="Arial"/>
+                <w:rFonts w:ascii="Verdana" w:hAnsi="Verdana"/>
                 <w:b w:val="0"/>
                 <w:sz w:val="16"/>
               </w:rPr>
@@ -985,7 +987,7 @@
             <w:r/>
             <w:r>
               <w:rPr>
-                <w:rFonts w:ascii="Arial" w:hAnsi="Arial"/>
+                <w:rFonts w:ascii="Verdana" w:hAnsi="Verdana"/>
                 <w:b w:val="0"/>
                 <w:sz w:val="16"/>
               </w:rPr>
@@ -1001,7 +1003,7 @@
             <w:r/>
             <w:r>
               <w:rPr>
-                <w:rFonts w:ascii="Arial" w:hAnsi="Arial"/>
+                <w:rFonts w:ascii="Verdana" w:hAnsi="Verdana"/>
                 <w:b w:val="0"/>
                 <w:sz w:val="16"/>
               </w:rPr>
@@ -1017,7 +1019,7 @@
             <w:r/>
             <w:r>
               <w:rPr>
-                <w:rFonts w:ascii="Arial" w:hAnsi="Arial"/>
+                <w:rFonts w:ascii="Verdana" w:hAnsi="Verdana"/>
                 <w:b w:val="0"/>
                 <w:sz w:val="16"/>
               </w:rPr>
@@ -1033,7 +1035,7 @@
             <w:r/>
             <w:r>
               <w:rPr>
-                <w:rFonts w:ascii="Arial" w:hAnsi="Arial"/>
+                <w:rFonts w:ascii="Verdana" w:hAnsi="Verdana"/>
                 <w:b w:val="0"/>
                 <w:sz w:val="16"/>
               </w:rPr>
@@ -1042,15 +1044,18 @@
         </w:tc>
       </w:tr>
       <w:tr>
-        <w:tc>
-          <w:tcPr>
-            <w:tcW w:type="dxa" w:w="1514"/>
-          </w:tcPr>
-          <w:p>
-            <w:r/>
-            <w:r>
-              <w:rPr>
-                <w:rFonts w:ascii="Arial" w:hAnsi="Arial"/>
+        <w:trPr>
+          <w:cantSplit/>
+        </w:trPr>
+        <w:tc>
+          <w:tcPr>
+            <w:tcW w:type="dxa" w:w="1514"/>
+          </w:tcPr>
+          <w:p>
+            <w:r/>
+            <w:r>
+              <w:rPr>
+                <w:rFonts w:ascii="Verdana" w:hAnsi="Verdana"/>
                 <w:b w:val="0"/>
                 <w:sz w:val="16"/>
               </w:rPr>
@@ -1066,7 +1071,7 @@
             <w:r/>
             <w:r>
               <w:rPr>
-                <w:rFonts w:ascii="Arial" w:hAnsi="Arial"/>
+                <w:rFonts w:ascii="Verdana" w:hAnsi="Verdana"/>
                 <w:b w:val="0"/>
                 <w:sz w:val="16"/>
               </w:rPr>
@@ -1082,7 +1087,7 @@
             <w:r/>
             <w:r>
               <w:rPr>
-                <w:rFonts w:ascii="Arial" w:hAnsi="Arial"/>
+                <w:rFonts w:ascii="Verdana" w:hAnsi="Verdana"/>
                 <w:b w:val="0"/>
                 <w:sz w:val="16"/>
               </w:rPr>
@@ -1098,7 +1103,7 @@
             <w:r/>
             <w:r>
               <w:rPr>
-                <w:rFonts w:ascii="Arial" w:hAnsi="Arial"/>
+                <w:rFonts w:ascii="Verdana" w:hAnsi="Verdana"/>
                 <w:b w:val="0"/>
                 <w:sz w:val="16"/>
               </w:rPr>
@@ -1114,7 +1119,7 @@
             <w:r/>
             <w:r>
               <w:rPr>
-                <w:rFonts w:ascii="Arial" w:hAnsi="Arial"/>
+                <w:rFonts w:ascii="Verdana" w:hAnsi="Verdana"/>
                 <w:b w:val="0"/>
                 <w:sz w:val="16"/>
               </w:rPr>
@@ -1130,7 +1135,7 @@
             <w:r/>
             <w:r>
               <w:rPr>
-                <w:rFonts w:ascii="Arial" w:hAnsi="Arial"/>
+                <w:rFonts w:ascii="Verdana" w:hAnsi="Verdana"/>
                 <w:b w:val="0"/>
                 <w:sz w:val="16"/>
               </w:rPr>
@@ -1146,7 +1151,7 @@
             <w:r/>
             <w:r>
               <w:rPr>
-                <w:rFonts w:ascii="Arial" w:hAnsi="Arial"/>
+                <w:rFonts w:ascii="Verdana" w:hAnsi="Verdana"/>
                 <w:b w:val="0"/>
                 <w:sz w:val="16"/>
               </w:rPr>
@@ -1162,7 +1167,7 @@
             <w:r/>
             <w:r>
               <w:rPr>
-                <w:rFonts w:ascii="Arial" w:hAnsi="Arial"/>
+                <w:rFonts w:ascii="Verdana" w:hAnsi="Verdana"/>
                 <w:b w:val="0"/>
                 <w:sz w:val="16"/>
               </w:rPr>
@@ -1178,7 +1183,7 @@
             <w:r/>
             <w:r>
               <w:rPr>
-                <w:rFonts w:ascii="Arial" w:hAnsi="Arial"/>
+                <w:rFonts w:ascii="Verdana" w:hAnsi="Verdana"/>
                 <w:b w:val="0"/>
                 <w:sz w:val="16"/>
               </w:rPr>
@@ -1194,7 +1199,7 @@
             <w:r/>
             <w:r>
               <w:rPr>
-                <w:rFonts w:ascii="Arial" w:hAnsi="Arial"/>
+                <w:rFonts w:ascii="Verdana" w:hAnsi="Verdana"/>
                 <w:b w:val="0"/>
                 <w:sz w:val="16"/>
               </w:rPr>
@@ -1203,15 +1208,18 @@
         </w:tc>
       </w:tr>
       <w:tr>
-        <w:tc>
-          <w:tcPr>
-            <w:tcW w:type="dxa" w:w="1514"/>
-          </w:tcPr>
-          <w:p>
-            <w:r/>
-            <w:r>
-              <w:rPr>
-                <w:rFonts w:ascii="Arial" w:hAnsi="Arial"/>
+        <w:trPr>
+          <w:cantSplit/>
+        </w:trPr>
+        <w:tc>
+          <w:tcPr>
+            <w:tcW w:type="dxa" w:w="1514"/>
+          </w:tcPr>
+          <w:p>
+            <w:r/>
+            <w:r>
+              <w:rPr>
+                <w:rFonts w:ascii="Verdana" w:hAnsi="Verdana"/>
                 <w:b w:val="0"/>
                 <w:sz w:val="16"/>
               </w:rPr>
@@ -1227,7 +1235,7 @@
             <w:r/>
             <w:r>
               <w:rPr>
-                <w:rFonts w:ascii="Arial" w:hAnsi="Arial"/>
+                <w:rFonts w:ascii="Verdana" w:hAnsi="Verdana"/>
                 <w:b w:val="0"/>
                 <w:sz w:val="16"/>
               </w:rPr>
@@ -1243,7 +1251,7 @@
             <w:r/>
             <w:r>
               <w:rPr>
-                <w:rFonts w:ascii="Arial" w:hAnsi="Arial"/>
+                <w:rFonts w:ascii="Verdana" w:hAnsi="Verdana"/>
                 <w:b w:val="0"/>
                 <w:sz w:val="16"/>
               </w:rPr>
@@ -1259,7 +1267,7 @@
             <w:r/>
             <w:r>
               <w:rPr>
-                <w:rFonts w:ascii="Arial" w:hAnsi="Arial"/>
+                <w:rFonts w:ascii="Verdana" w:hAnsi="Verdana"/>
                 <w:b w:val="0"/>
                 <w:sz w:val="16"/>
               </w:rPr>
@@ -1275,7 +1283,7 @@
             <w:r/>
             <w:r>
               <w:rPr>
-                <w:rFonts w:ascii="Arial" w:hAnsi="Arial"/>
+                <w:rFonts w:ascii="Verdana" w:hAnsi="Verdana"/>
                 <w:b w:val="0"/>
                 <w:sz w:val="16"/>
               </w:rPr>
@@ -1291,7 +1299,7 @@
             <w:r/>
             <w:r>
               <w:rPr>
-                <w:rFonts w:ascii="Arial" w:hAnsi="Arial"/>
+                <w:rFonts w:ascii="Verdana" w:hAnsi="Verdana"/>
                 <w:b w:val="0"/>
                 <w:sz w:val="16"/>
               </w:rPr>
@@ -1307,7 +1315,7 @@
             <w:r/>
             <w:r>
               <w:rPr>
-                <w:rFonts w:ascii="Arial" w:hAnsi="Arial"/>
+                <w:rFonts w:ascii="Verdana" w:hAnsi="Verdana"/>
                 <w:b w:val="0"/>
                 <w:sz w:val="16"/>
               </w:rPr>
@@ -1323,7 +1331,7 @@
             <w:r/>
             <w:r>
               <w:rPr>
-                <w:rFonts w:ascii="Arial" w:hAnsi="Arial"/>
+                <w:rFonts w:ascii="Verdana" w:hAnsi="Verdana"/>
                 <w:b w:val="0"/>
                 <w:sz w:val="16"/>
               </w:rPr>
@@ -1339,7 +1347,7 @@
             <w:r/>
             <w:r>
               <w:rPr>
-                <w:rFonts w:ascii="Arial" w:hAnsi="Arial"/>
+                <w:rFonts w:ascii="Verdana" w:hAnsi="Verdana"/>
                 <w:b w:val="0"/>
                 <w:sz w:val="16"/>
               </w:rPr>
@@ -1355,7 +1363,7 @@
             <w:r/>
             <w:r>
               <w:rPr>
-                <w:rFonts w:ascii="Arial" w:hAnsi="Arial"/>
+                <w:rFonts w:ascii="Verdana" w:hAnsi="Verdana"/>
                 <w:b w:val="0"/>
                 <w:sz w:val="16"/>
               </w:rPr>
@@ -1364,15 +1372,18 @@
         </w:tc>
       </w:tr>
       <w:tr>
-        <w:tc>
-          <w:tcPr>
-            <w:tcW w:type="dxa" w:w="1514"/>
-          </w:tcPr>
-          <w:p>
-            <w:r/>
-            <w:r>
-              <w:rPr>
-                <w:rFonts w:ascii="Arial" w:hAnsi="Arial"/>
+        <w:trPr>
+          <w:cantSplit/>
+        </w:trPr>
+        <w:tc>
+          <w:tcPr>
+            <w:tcW w:type="dxa" w:w="1514"/>
+          </w:tcPr>
+          <w:p>
+            <w:r/>
+            <w:r>
+              <w:rPr>
+                <w:rFonts w:ascii="Verdana" w:hAnsi="Verdana"/>
                 <w:b w:val="0"/>
                 <w:sz w:val="16"/>
               </w:rPr>
@@ -1388,7 +1399,7 @@
             <w:r/>
             <w:r>
               <w:rPr>
-                <w:rFonts w:ascii="Arial" w:hAnsi="Arial"/>
+                <w:rFonts w:ascii="Verdana" w:hAnsi="Verdana"/>
                 <w:b w:val="0"/>
                 <w:sz w:val="16"/>
               </w:rPr>
@@ -1404,7 +1415,7 @@
             <w:r/>
             <w:r>
               <w:rPr>
-                <w:rFonts w:ascii="Arial" w:hAnsi="Arial"/>
+                <w:rFonts w:ascii="Verdana" w:hAnsi="Verdana"/>
                 <w:b w:val="0"/>
                 <w:sz w:val="16"/>
               </w:rPr>
@@ -1420,7 +1431,7 @@
             <w:r/>
             <w:r>
               <w:rPr>
-                <w:rFonts w:ascii="Arial" w:hAnsi="Arial"/>
+                <w:rFonts w:ascii="Verdana" w:hAnsi="Verdana"/>
                 <w:b w:val="0"/>
                 <w:sz w:val="16"/>
               </w:rPr>
@@ -1436,7 +1447,7 @@
             <w:r/>
             <w:r>
               <w:rPr>
-                <w:rFonts w:ascii="Arial" w:hAnsi="Arial"/>
+                <w:rFonts w:ascii="Verdana" w:hAnsi="Verdana"/>
                 <w:b w:val="0"/>
                 <w:sz w:val="16"/>
               </w:rPr>
@@ -1452,7 +1463,7 @@
             <w:r/>
             <w:r>
               <w:rPr>
-                <w:rFonts w:ascii="Arial" w:hAnsi="Arial"/>
+                <w:rFonts w:ascii="Verdana" w:hAnsi="Verdana"/>
                 <w:b w:val="0"/>
                 <w:sz w:val="16"/>
               </w:rPr>
@@ -1468,7 +1479,7 @@
             <w:r/>
             <w:r>
               <w:rPr>
-                <w:rFonts w:ascii="Arial" w:hAnsi="Arial"/>
+                <w:rFonts w:ascii="Verdana" w:hAnsi="Verdana"/>
                 <w:b w:val="0"/>
                 <w:sz w:val="16"/>
               </w:rPr>
@@ -1484,7 +1495,7 @@
             <w:r/>
             <w:r>
               <w:rPr>
-                <w:rFonts w:ascii="Arial" w:hAnsi="Arial"/>
+                <w:rFonts w:ascii="Verdana" w:hAnsi="Verdana"/>
                 <w:b w:val="0"/>
                 <w:sz w:val="16"/>
               </w:rPr>
@@ -1500,7 +1511,7 @@
             <w:r/>
             <w:r>
               <w:rPr>
-                <w:rFonts w:ascii="Arial" w:hAnsi="Arial"/>
+                <w:rFonts w:ascii="Verdana" w:hAnsi="Verdana"/>
                 <w:b w:val="0"/>
                 <w:sz w:val="16"/>
               </w:rPr>
@@ -1516,7 +1527,7 @@
             <w:r/>
             <w:r>
               <w:rPr>
-                <w:rFonts w:ascii="Arial" w:hAnsi="Arial"/>
+                <w:rFonts w:ascii="Verdana" w:hAnsi="Verdana"/>
                 <w:b w:val="0"/>
                 <w:sz w:val="16"/>
               </w:rPr>
@@ -1525,15 +1536,18 @@
         </w:tc>
       </w:tr>
       <w:tr>
-        <w:tc>
-          <w:tcPr>
-            <w:tcW w:type="dxa" w:w="1514"/>
-          </w:tcPr>
-          <w:p>
-            <w:r/>
-            <w:r>
-              <w:rPr>
-                <w:rFonts w:ascii="Arial" w:hAnsi="Arial"/>
+        <w:trPr>
+          <w:cantSplit/>
+        </w:trPr>
+        <w:tc>
+          <w:tcPr>
+            <w:tcW w:type="dxa" w:w="1514"/>
+          </w:tcPr>
+          <w:p>
+            <w:r/>
+            <w:r>
+              <w:rPr>
+                <w:rFonts w:ascii="Verdana" w:hAnsi="Verdana"/>
                 <w:b w:val="0"/>
                 <w:sz w:val="16"/>
               </w:rPr>
@@ -1549,7 +1563,7 @@
             <w:r/>
             <w:r>
               <w:rPr>
-                <w:rFonts w:ascii="Arial" w:hAnsi="Arial"/>
+                <w:rFonts w:ascii="Verdana" w:hAnsi="Verdana"/>
                 <w:b w:val="0"/>
                 <w:sz w:val="16"/>
               </w:rPr>
@@ -1565,7 +1579,7 @@
             <w:r/>
             <w:r>
               <w:rPr>
-                <w:rFonts w:ascii="Arial" w:hAnsi="Arial"/>
+                <w:rFonts w:ascii="Verdana" w:hAnsi="Verdana"/>
                 <w:b w:val="0"/>
                 <w:sz w:val="16"/>
               </w:rPr>
@@ -1581,7 +1595,7 @@
             <w:r/>
             <w:r>
               <w:rPr>
-                <w:rFonts w:ascii="Arial" w:hAnsi="Arial"/>
+                <w:rFonts w:ascii="Verdana" w:hAnsi="Verdana"/>
                 <w:b w:val="0"/>
                 <w:sz w:val="16"/>
               </w:rPr>
@@ -1597,7 +1611,7 @@
             <w:r/>
             <w:r>
               <w:rPr>
-                <w:rFonts w:ascii="Arial" w:hAnsi="Arial"/>
+                <w:rFonts w:ascii="Verdana" w:hAnsi="Verdana"/>
                 <w:b w:val="0"/>
                 <w:sz w:val="16"/>
               </w:rPr>
@@ -1613,7 +1627,7 @@
             <w:r/>
             <w:r>
               <w:rPr>
-                <w:rFonts w:ascii="Arial" w:hAnsi="Arial"/>
+                <w:rFonts w:ascii="Verdana" w:hAnsi="Verdana"/>
                 <w:b w:val="0"/>
                 <w:sz w:val="16"/>
               </w:rPr>
@@ -1629,7 +1643,7 @@
             <w:r/>
             <w:r>
               <w:rPr>
-                <w:rFonts w:ascii="Arial" w:hAnsi="Arial"/>
+                <w:rFonts w:ascii="Verdana" w:hAnsi="Verdana"/>
                 <w:b w:val="0"/>
                 <w:sz w:val="16"/>
               </w:rPr>
@@ -1645,7 +1659,7 @@
             <w:r/>
             <w:r>
               <w:rPr>
-                <w:rFonts w:ascii="Arial" w:hAnsi="Arial"/>
+                <w:rFonts w:ascii="Verdana" w:hAnsi="Verdana"/>
                 <w:b w:val="0"/>
                 <w:sz w:val="16"/>
               </w:rPr>
@@ -1661,7 +1675,7 @@
             <w:r/>
             <w:r>
               <w:rPr>
-                <w:rFonts w:ascii="Arial" w:hAnsi="Arial"/>
+                <w:rFonts w:ascii="Verdana" w:hAnsi="Verdana"/>
                 <w:b w:val="0"/>
                 <w:sz w:val="16"/>
               </w:rPr>
@@ -1677,7 +1691,7 @@
             <w:r/>
             <w:r>
               <w:rPr>
-                <w:rFonts w:ascii="Arial" w:hAnsi="Arial"/>
+                <w:rFonts w:ascii="Verdana" w:hAnsi="Verdana"/>
                 <w:b w:val="0"/>
                 <w:sz w:val="16"/>
               </w:rPr>
@@ -1686,15 +1700,18 @@
         </w:tc>
       </w:tr>
       <w:tr>
-        <w:tc>
-          <w:tcPr>
-            <w:tcW w:type="dxa" w:w="1514"/>
-          </w:tcPr>
-          <w:p>
-            <w:r/>
-            <w:r>
-              <w:rPr>
-                <w:rFonts w:ascii="Arial" w:hAnsi="Arial"/>
+        <w:trPr>
+          <w:cantSplit/>
+        </w:trPr>
+        <w:tc>
+          <w:tcPr>
+            <w:tcW w:type="dxa" w:w="1514"/>
+          </w:tcPr>
+          <w:p>
+            <w:r/>
+            <w:r>
+              <w:rPr>
+                <w:rFonts w:ascii="Verdana" w:hAnsi="Verdana"/>
                 <w:b w:val="0"/>
                 <w:sz w:val="16"/>
               </w:rPr>
@@ -1710,7 +1727,7 @@
             <w:r/>
             <w:r>
               <w:rPr>
-                <w:rFonts w:ascii="Arial" w:hAnsi="Arial"/>
+                <w:rFonts w:ascii="Verdana" w:hAnsi="Verdana"/>
                 <w:b w:val="0"/>
                 <w:sz w:val="16"/>
               </w:rPr>
@@ -1726,7 +1743,7 @@
             <w:r/>
             <w:r>
               <w:rPr>
-                <w:rFonts w:ascii="Arial" w:hAnsi="Arial"/>
+                <w:rFonts w:ascii="Verdana" w:hAnsi="Verdana"/>
                 <w:b w:val="0"/>
                 <w:sz w:val="16"/>
               </w:rPr>
@@ -1742,7 +1759,7 @@
             <w:r/>
             <w:r>
               <w:rPr>
-                <w:rFonts w:ascii="Arial" w:hAnsi="Arial"/>
+                <w:rFonts w:ascii="Verdana" w:hAnsi="Verdana"/>
                 <w:b w:val="0"/>
                 <w:sz w:val="16"/>
               </w:rPr>
@@ -1758,7 +1775,7 @@
             <w:r/>
             <w:r>
               <w:rPr>
-                <w:rFonts w:ascii="Arial" w:hAnsi="Arial"/>
+                <w:rFonts w:ascii="Verdana" w:hAnsi="Verdana"/>
                 <w:b w:val="0"/>
                 <w:sz w:val="16"/>
               </w:rPr>
@@ -1774,7 +1791,7 @@
             <w:r/>
             <w:r>
               <w:rPr>
-                <w:rFonts w:ascii="Arial" w:hAnsi="Arial"/>
+                <w:rFonts w:ascii="Verdana" w:hAnsi="Verdana"/>
                 <w:b w:val="0"/>
                 <w:sz w:val="16"/>
               </w:rPr>
@@ -1790,7 +1807,7 @@
             <w:r/>
             <w:r>
               <w:rPr>
-                <w:rFonts w:ascii="Arial" w:hAnsi="Arial"/>
+                <w:rFonts w:ascii="Verdana" w:hAnsi="Verdana"/>
                 <w:b w:val="0"/>
                 <w:sz w:val="16"/>
               </w:rPr>
@@ -1806,7 +1823,7 @@
             <w:r/>
             <w:r>
               <w:rPr>
-                <w:rFonts w:ascii="Arial" w:hAnsi="Arial"/>
+                <w:rFonts w:ascii="Verdana" w:hAnsi="Verdana"/>
                 <w:b w:val="0"/>
                 <w:sz w:val="16"/>
               </w:rPr>
@@ -1822,7 +1839,7 @@
             <w:r/>
             <w:r>
               <w:rPr>
-                <w:rFonts w:ascii="Arial" w:hAnsi="Arial"/>
+                <w:rFonts w:ascii="Verdana" w:hAnsi="Verdana"/>
                 <w:b w:val="0"/>
                 <w:sz w:val="16"/>
               </w:rPr>
@@ -1838,7 +1855,7 @@
             <w:r/>
             <w:r>
               <w:rPr>
-                <w:rFonts w:ascii="Arial" w:hAnsi="Arial"/>
+                <w:rFonts w:ascii="Verdana" w:hAnsi="Verdana"/>
                 <w:b w:val="0"/>
                 <w:sz w:val="16"/>
               </w:rPr>
@@ -1847,15 +1864,18 @@
         </w:tc>
       </w:tr>
       <w:tr>
-        <w:tc>
-          <w:tcPr>
-            <w:tcW w:type="dxa" w:w="1514"/>
-          </w:tcPr>
-          <w:p>
-            <w:r/>
-            <w:r>
-              <w:rPr>
-                <w:rFonts w:ascii="Arial" w:hAnsi="Arial"/>
+        <w:trPr>
+          <w:cantSplit/>
+        </w:trPr>
+        <w:tc>
+          <w:tcPr>
+            <w:tcW w:type="dxa" w:w="1514"/>
+          </w:tcPr>
+          <w:p>
+            <w:r/>
+            <w:r>
+              <w:rPr>
+                <w:rFonts w:ascii="Verdana" w:hAnsi="Verdana"/>
                 <w:b w:val="0"/>
                 <w:sz w:val="16"/>
               </w:rPr>
@@ -1871,7 +1891,7 @@
             <w:r/>
             <w:r>
               <w:rPr>
-                <w:rFonts w:ascii="Arial" w:hAnsi="Arial"/>
+                <w:rFonts w:ascii="Verdana" w:hAnsi="Verdana"/>
                 <w:b w:val="0"/>
                 <w:sz w:val="16"/>
               </w:rPr>
@@ -1887,7 +1907,7 @@
             <w:r/>
             <w:r>
               <w:rPr>
-                <w:rFonts w:ascii="Arial" w:hAnsi="Arial"/>
+                <w:rFonts w:ascii="Verdana" w:hAnsi="Verdana"/>
                 <w:b w:val="0"/>
                 <w:sz w:val="16"/>
               </w:rPr>
@@ -1903,7 +1923,7 @@
             <w:r/>
             <w:r>
               <w:rPr>
-                <w:rFonts w:ascii="Arial" w:hAnsi="Arial"/>
+                <w:rFonts w:ascii="Verdana" w:hAnsi="Verdana"/>
                 <w:b w:val="0"/>
                 <w:sz w:val="16"/>
               </w:rPr>
@@ -1919,7 +1939,7 @@
             <w:r/>
             <w:r>
               <w:rPr>
-                <w:rFonts w:ascii="Arial" w:hAnsi="Arial"/>
+                <w:rFonts w:ascii="Verdana" w:hAnsi="Verdana"/>
                 <w:b w:val="0"/>
                 <w:sz w:val="16"/>
               </w:rPr>
@@ -1935,7 +1955,7 @@
             <w:r/>
             <w:r>
               <w:rPr>
-                <w:rFonts w:ascii="Arial" w:hAnsi="Arial"/>
+                <w:rFonts w:ascii="Verdana" w:hAnsi="Verdana"/>
                 <w:b w:val="0"/>
                 <w:sz w:val="16"/>
               </w:rPr>
@@ -1951,7 +1971,7 @@
             <w:r/>
             <w:r>
               <w:rPr>
-                <w:rFonts w:ascii="Arial" w:hAnsi="Arial"/>
+                <w:rFonts w:ascii="Verdana" w:hAnsi="Verdana"/>
                 <w:b w:val="0"/>
                 <w:sz w:val="16"/>
               </w:rPr>
@@ -1967,7 +1987,7 @@
             <w:r/>
             <w:r>
               <w:rPr>
-                <w:rFonts w:ascii="Arial" w:hAnsi="Arial"/>
+                <w:rFonts w:ascii="Verdana" w:hAnsi="Verdana"/>
                 <w:b w:val="0"/>
                 <w:sz w:val="16"/>
               </w:rPr>
@@ -1983,7 +2003,7 @@
             <w:r/>
             <w:r>
               <w:rPr>
-                <w:rFonts w:ascii="Arial" w:hAnsi="Arial"/>
+                <w:rFonts w:ascii="Verdana" w:hAnsi="Verdana"/>
                 <w:b w:val="0"/>
                 <w:sz w:val="16"/>
               </w:rPr>
@@ -1999,7 +2019,7 @@
             <w:r/>
             <w:r>
               <w:rPr>
-                <w:rFonts w:ascii="Arial" w:hAnsi="Arial"/>
+                <w:rFonts w:ascii="Verdana" w:hAnsi="Verdana"/>
                 <w:b w:val="0"/>
                 <w:sz w:val="16"/>
               </w:rPr>
@@ -2008,15 +2028,18 @@
         </w:tc>
       </w:tr>
       <w:tr>
-        <w:tc>
-          <w:tcPr>
-            <w:tcW w:type="dxa" w:w="1514"/>
-          </w:tcPr>
-          <w:p>
-            <w:r/>
-            <w:r>
-              <w:rPr>
-                <w:rFonts w:ascii="Arial" w:hAnsi="Arial"/>
+        <w:trPr>
+          <w:cantSplit/>
+        </w:trPr>
+        <w:tc>
+          <w:tcPr>
+            <w:tcW w:type="dxa" w:w="1514"/>
+          </w:tcPr>
+          <w:p>
+            <w:r/>
+            <w:r>
+              <w:rPr>
+                <w:rFonts w:ascii="Verdana" w:hAnsi="Verdana"/>
                 <w:b w:val="0"/>
                 <w:sz w:val="16"/>
               </w:rPr>
@@ -2032,7 +2055,7 @@
             <w:r/>
             <w:r>
               <w:rPr>
-                <w:rFonts w:ascii="Arial" w:hAnsi="Arial"/>
+                <w:rFonts w:ascii="Verdana" w:hAnsi="Verdana"/>
                 <w:b w:val="0"/>
                 <w:sz w:val="16"/>
               </w:rPr>
@@ -2048,7 +2071,7 @@
             <w:r/>
             <w:r>
               <w:rPr>
-                <w:rFonts w:ascii="Arial" w:hAnsi="Arial"/>
+                <w:rFonts w:ascii="Verdana" w:hAnsi="Verdana"/>
                 <w:b w:val="0"/>
                 <w:sz w:val="16"/>
               </w:rPr>
@@ -2064,7 +2087,7 @@
             <w:r/>
             <w:r>
               <w:rPr>
-                <w:rFonts w:ascii="Arial" w:hAnsi="Arial"/>
+                <w:rFonts w:ascii="Verdana" w:hAnsi="Verdana"/>
                 <w:b w:val="0"/>
                 <w:sz w:val="16"/>
               </w:rPr>
@@ -2080,7 +2103,7 @@
             <w:r/>
             <w:r>
               <w:rPr>
-                <w:rFonts w:ascii="Arial" w:hAnsi="Arial"/>
+                <w:rFonts w:ascii="Verdana" w:hAnsi="Verdana"/>
                 <w:b w:val="0"/>
                 <w:sz w:val="16"/>
               </w:rPr>
@@ -2096,7 +2119,7 @@
             <w:r/>
             <w:r>
               <w:rPr>
-                <w:rFonts w:ascii="Arial" w:hAnsi="Arial"/>
+                <w:rFonts w:ascii="Verdana" w:hAnsi="Verdana"/>
                 <w:b w:val="0"/>
                 <w:sz w:val="16"/>
               </w:rPr>
@@ -2112,7 +2135,7 @@
             <w:r/>
             <w:r>
               <w:rPr>
-                <w:rFonts w:ascii="Arial" w:hAnsi="Arial"/>
+                <w:rFonts w:ascii="Verdana" w:hAnsi="Verdana"/>
                 <w:b w:val="0"/>
                 <w:sz w:val="16"/>
               </w:rPr>
@@ -2128,7 +2151,7 @@
             <w:r/>
             <w:r>
               <w:rPr>
-                <w:rFonts w:ascii="Arial" w:hAnsi="Arial"/>
+                <w:rFonts w:ascii="Verdana" w:hAnsi="Verdana"/>
                 <w:b w:val="0"/>
                 <w:sz w:val="16"/>
               </w:rPr>
@@ -2144,7 +2167,7 @@
             <w:r/>
             <w:r>
               <w:rPr>
-                <w:rFonts w:ascii="Arial" w:hAnsi="Arial"/>
+                <w:rFonts w:ascii="Verdana" w:hAnsi="Verdana"/>
                 <w:b w:val="0"/>
                 <w:sz w:val="16"/>
               </w:rPr>
@@ -2160,7 +2183,7 @@
             <w:r/>
             <w:r>
               <w:rPr>
-                <w:rFonts w:ascii="Arial" w:hAnsi="Arial"/>
+                <w:rFonts w:ascii="Verdana" w:hAnsi="Verdana"/>
                 <w:b w:val="0"/>
                 <w:sz w:val="16"/>
               </w:rPr>
@@ -2169,15 +2192,18 @@
         </w:tc>
       </w:tr>
       <w:tr>
-        <w:tc>
-          <w:tcPr>
-            <w:tcW w:type="dxa" w:w="1514"/>
-          </w:tcPr>
-          <w:p>
-            <w:r/>
-            <w:r>
-              <w:rPr>
-                <w:rFonts w:ascii="Arial" w:hAnsi="Arial"/>
+        <w:trPr>
+          <w:cantSplit/>
+        </w:trPr>
+        <w:tc>
+          <w:tcPr>
+            <w:tcW w:type="dxa" w:w="1514"/>
+          </w:tcPr>
+          <w:p>
+            <w:r/>
+            <w:r>
+              <w:rPr>
+                <w:rFonts w:ascii="Verdana" w:hAnsi="Verdana"/>
                 <w:b w:val="0"/>
                 <w:sz w:val="16"/>
               </w:rPr>
@@ -2193,7 +2219,7 @@
             <w:r/>
             <w:r>
               <w:rPr>
-                <w:rFonts w:ascii="Arial" w:hAnsi="Arial"/>
+                <w:rFonts w:ascii="Verdana" w:hAnsi="Verdana"/>
                 <w:b w:val="0"/>
                 <w:sz w:val="16"/>
               </w:rPr>
@@ -2209,7 +2235,7 @@
             <w:r/>
             <w:r>
               <w:rPr>
-                <w:rFonts w:ascii="Arial" w:hAnsi="Arial"/>
+                <w:rFonts w:ascii="Verdana" w:hAnsi="Verdana"/>
                 <w:b w:val="0"/>
                 <w:sz w:val="16"/>
               </w:rPr>
@@ -2225,7 +2251,7 @@
             <w:r/>
             <w:r>
               <w:rPr>
-                <w:rFonts w:ascii="Arial" w:hAnsi="Arial"/>
+                <w:rFonts w:ascii="Verdana" w:hAnsi="Verdana"/>
                 <w:b w:val="0"/>
                 <w:sz w:val="16"/>
               </w:rPr>
@@ -2241,7 +2267,7 @@
             <w:r/>
             <w:r>
               <w:rPr>
-                <w:rFonts w:ascii="Arial" w:hAnsi="Arial"/>
+                <w:rFonts w:ascii="Verdana" w:hAnsi="Verdana"/>
                 <w:b w:val="0"/>
                 <w:sz w:val="16"/>
               </w:rPr>
@@ -2257,7 +2283,7 @@
             <w:r/>
             <w:r>
               <w:rPr>
-                <w:rFonts w:ascii="Arial" w:hAnsi="Arial"/>
+                <w:rFonts w:ascii="Verdana" w:hAnsi="Verdana"/>
                 <w:b w:val="0"/>
                 <w:sz w:val="16"/>
               </w:rPr>
@@ -2273,7 +2299,7 @@
             <w:r/>
             <w:r>
               <w:rPr>
-                <w:rFonts w:ascii="Arial" w:hAnsi="Arial"/>
+                <w:rFonts w:ascii="Verdana" w:hAnsi="Verdana"/>
                 <w:b w:val="0"/>
                 <w:sz w:val="16"/>
               </w:rPr>
@@ -2289,7 +2315,7 @@
             <w:r/>
             <w:r>
               <w:rPr>
-                <w:rFonts w:ascii="Arial" w:hAnsi="Arial"/>
+                <w:rFonts w:ascii="Verdana" w:hAnsi="Verdana"/>
                 <w:b w:val="0"/>
                 <w:sz w:val="16"/>
               </w:rPr>
@@ -2305,7 +2331,7 @@
             <w:r/>
             <w:r>
               <w:rPr>
-                <w:rFonts w:ascii="Arial" w:hAnsi="Arial"/>
+                <w:rFonts w:ascii="Verdana" w:hAnsi="Verdana"/>
                 <w:b w:val="0"/>
                 <w:sz w:val="16"/>
               </w:rPr>
@@ -2321,7 +2347,7 @@
             <w:r/>
             <w:r>
               <w:rPr>
-                <w:rFonts w:ascii="Arial" w:hAnsi="Arial"/>
+                <w:rFonts w:ascii="Verdana" w:hAnsi="Verdana"/>
                 <w:b w:val="0"/>
                 <w:sz w:val="16"/>
               </w:rPr>
@@ -2330,15 +2356,18 @@
         </w:tc>
       </w:tr>
       <w:tr>
-        <w:tc>
-          <w:tcPr>
-            <w:tcW w:type="dxa" w:w="1514"/>
-          </w:tcPr>
-          <w:p>
-            <w:r/>
-            <w:r>
-              <w:rPr>
-                <w:rFonts w:ascii="Arial" w:hAnsi="Arial"/>
+        <w:trPr>
+          <w:cantSplit/>
+        </w:trPr>
+        <w:tc>
+          <w:tcPr>
+            <w:tcW w:type="dxa" w:w="1514"/>
+          </w:tcPr>
+          <w:p>
+            <w:r/>
+            <w:r>
+              <w:rPr>
+                <w:rFonts w:ascii="Verdana" w:hAnsi="Verdana"/>
                 <w:b w:val="0"/>
                 <w:sz w:val="16"/>
               </w:rPr>
@@ -2354,7 +2383,7 @@
             <w:r/>
             <w:r>
               <w:rPr>
-                <w:rFonts w:ascii="Arial" w:hAnsi="Arial"/>
+                <w:rFonts w:ascii="Verdana" w:hAnsi="Verdana"/>
                 <w:b w:val="0"/>
                 <w:sz w:val="16"/>
               </w:rPr>
@@ -2370,7 +2399,7 @@
             <w:r/>
             <w:r>
               <w:rPr>
-                <w:rFonts w:ascii="Arial" w:hAnsi="Arial"/>
+                <w:rFonts w:ascii="Verdana" w:hAnsi="Verdana"/>
                 <w:b w:val="0"/>
                 <w:sz w:val="16"/>
               </w:rPr>
@@ -2386,7 +2415,7 @@
             <w:r/>
             <w:r>
               <w:rPr>
-                <w:rFonts w:ascii="Arial" w:hAnsi="Arial"/>
+                <w:rFonts w:ascii="Verdana" w:hAnsi="Verdana"/>
                 <w:b w:val="0"/>
                 <w:sz w:val="16"/>
               </w:rPr>
@@ -2402,7 +2431,7 @@
             <w:r/>
             <w:r>
               <w:rPr>
-                <w:rFonts w:ascii="Arial" w:hAnsi="Arial"/>
+                <w:rFonts w:ascii="Verdana" w:hAnsi="Verdana"/>
                 <w:b w:val="0"/>
                 <w:sz w:val="16"/>
               </w:rPr>
@@ -2418,7 +2447,7 @@
             <w:r/>
             <w:r>
               <w:rPr>
-                <w:rFonts w:ascii="Arial" w:hAnsi="Arial"/>
+                <w:rFonts w:ascii="Verdana" w:hAnsi="Verdana"/>
                 <w:b w:val="0"/>
                 <w:sz w:val="16"/>
               </w:rPr>
@@ -2434,7 +2463,7 @@
             <w:r/>
             <w:r>
               <w:rPr>
-                <w:rFonts w:ascii="Arial" w:hAnsi="Arial"/>
+                <w:rFonts w:ascii="Verdana" w:hAnsi="Verdana"/>
                 <w:b w:val="0"/>
                 <w:sz w:val="16"/>
               </w:rPr>
@@ -2450,7 +2479,7 @@
             <w:r/>
             <w:r>
               <w:rPr>
-                <w:rFonts w:ascii="Arial" w:hAnsi="Arial"/>
+                <w:rFonts w:ascii="Verdana" w:hAnsi="Verdana"/>
                 <w:b w:val="0"/>
                 <w:sz w:val="16"/>
               </w:rPr>
@@ -2466,7 +2495,7 @@
             <w:r/>
             <w:r>
               <w:rPr>
-                <w:rFonts w:ascii="Arial" w:hAnsi="Arial"/>
+                <w:rFonts w:ascii="Verdana" w:hAnsi="Verdana"/>
                 <w:b w:val="0"/>
                 <w:sz w:val="16"/>
               </w:rPr>
@@ -2482,7 +2511,7 @@
             <w:r/>
             <w:r>
               <w:rPr>
-                <w:rFonts w:ascii="Arial" w:hAnsi="Arial"/>
+                <w:rFonts w:ascii="Verdana" w:hAnsi="Verdana"/>
                 <w:b w:val="0"/>
                 <w:sz w:val="16"/>
               </w:rPr>
@@ -2491,15 +2520,18 @@
         </w:tc>
       </w:tr>
       <w:tr>
-        <w:tc>
-          <w:tcPr>
-            <w:tcW w:type="dxa" w:w="1514"/>
-          </w:tcPr>
-          <w:p>
-            <w:r/>
-            <w:r>
-              <w:rPr>
-                <w:rFonts w:ascii="Arial" w:hAnsi="Arial"/>
+        <w:trPr>
+          <w:cantSplit/>
+        </w:trPr>
+        <w:tc>
+          <w:tcPr>
+            <w:tcW w:type="dxa" w:w="1514"/>
+          </w:tcPr>
+          <w:p>
+            <w:r/>
+            <w:r>
+              <w:rPr>
+                <w:rFonts w:ascii="Verdana" w:hAnsi="Verdana"/>
                 <w:b w:val="0"/>
                 <w:sz w:val="16"/>
               </w:rPr>
@@ -2515,7 +2547,7 @@
             <w:r/>
             <w:r>
               <w:rPr>
-                <w:rFonts w:ascii="Arial" w:hAnsi="Arial"/>
+                <w:rFonts w:ascii="Verdana" w:hAnsi="Verdana"/>
                 <w:b w:val="0"/>
                 <w:sz w:val="16"/>
               </w:rPr>
@@ -2531,7 +2563,7 @@
             <w:r/>
             <w:r>
               <w:rPr>
-                <w:rFonts w:ascii="Arial" w:hAnsi="Arial"/>
+                <w:rFonts w:ascii="Verdana" w:hAnsi="Verdana"/>
                 <w:b w:val="0"/>
                 <w:sz w:val="16"/>
               </w:rPr>
@@ -2547,7 +2579,7 @@
             <w:r/>
             <w:r>
               <w:rPr>
-                <w:rFonts w:ascii="Arial" w:hAnsi="Arial"/>
+                <w:rFonts w:ascii="Verdana" w:hAnsi="Verdana"/>
                 <w:b w:val="0"/>
                 <w:sz w:val="16"/>
               </w:rPr>
@@ -2563,7 +2595,7 @@
             <w:r/>
             <w:r>
               <w:rPr>
-                <w:rFonts w:ascii="Arial" w:hAnsi="Arial"/>
+                <w:rFonts w:ascii="Verdana" w:hAnsi="Verdana"/>
                 <w:b w:val="0"/>
                 <w:sz w:val="16"/>
               </w:rPr>
@@ -2579,7 +2611,7 @@
             <w:r/>
             <w:r>
               <w:rPr>
-                <w:rFonts w:ascii="Arial" w:hAnsi="Arial"/>
+                <w:rFonts w:ascii="Verdana" w:hAnsi="Verdana"/>
                 <w:b w:val="0"/>
                 <w:sz w:val="16"/>
               </w:rPr>
@@ -2595,7 +2627,7 @@
             <w:r/>
             <w:r>
               <w:rPr>
-                <w:rFonts w:ascii="Arial" w:hAnsi="Arial"/>
+                <w:rFonts w:ascii="Verdana" w:hAnsi="Verdana"/>
                 <w:b w:val="0"/>
                 <w:sz w:val="16"/>
               </w:rPr>
@@ -2611,7 +2643,7 @@
             <w:r/>
             <w:r>
               <w:rPr>
-                <w:rFonts w:ascii="Arial" w:hAnsi="Arial"/>
+                <w:rFonts w:ascii="Verdana" w:hAnsi="Verdana"/>
                 <w:b w:val="0"/>
                 <w:sz w:val="16"/>
               </w:rPr>
@@ -2627,7 +2659,7 @@
             <w:r/>
             <w:r>
               <w:rPr>
-                <w:rFonts w:ascii="Arial" w:hAnsi="Arial"/>
+                <w:rFonts w:ascii="Verdana" w:hAnsi="Verdana"/>
                 <w:b w:val="0"/>
                 <w:sz w:val="16"/>
               </w:rPr>
@@ -2643,7 +2675,7 @@
             <w:r/>
             <w:r>
               <w:rPr>
-                <w:rFonts w:ascii="Arial" w:hAnsi="Arial"/>
+                <w:rFonts w:ascii="Verdana" w:hAnsi="Verdana"/>
                 <w:b w:val="0"/>
                 <w:sz w:val="16"/>
               </w:rPr>
@@ -2652,15 +2684,18 @@
         </w:tc>
       </w:tr>
       <w:tr>
-        <w:tc>
-          <w:tcPr>
-            <w:tcW w:type="dxa" w:w="1514"/>
-          </w:tcPr>
-          <w:p>
-            <w:r/>
-            <w:r>
-              <w:rPr>
-                <w:rFonts w:ascii="Arial" w:hAnsi="Arial"/>
+        <w:trPr>
+          <w:cantSplit/>
+        </w:trPr>
+        <w:tc>
+          <w:tcPr>
+            <w:tcW w:type="dxa" w:w="1514"/>
+          </w:tcPr>
+          <w:p>
+            <w:r/>
+            <w:r>
+              <w:rPr>
+                <w:rFonts w:ascii="Verdana" w:hAnsi="Verdana"/>
                 <w:b w:val="0"/>
                 <w:sz w:val="16"/>
               </w:rPr>
@@ -2676,7 +2711,7 @@
             <w:r/>
             <w:r>
               <w:rPr>
-                <w:rFonts w:ascii="Arial" w:hAnsi="Arial"/>
+                <w:rFonts w:ascii="Verdana" w:hAnsi="Verdana"/>
                 <w:b w:val="0"/>
                 <w:sz w:val="16"/>
               </w:rPr>
@@ -2692,7 +2727,7 @@
             <w:r/>
             <w:r>
               <w:rPr>
-                <w:rFonts w:ascii="Arial" w:hAnsi="Arial"/>
+                <w:rFonts w:ascii="Verdana" w:hAnsi="Verdana"/>
                 <w:b w:val="0"/>
                 <w:sz w:val="16"/>
               </w:rPr>
@@ -2708,7 +2743,7 @@
             <w:r/>
             <w:r>
               <w:rPr>
-                <w:rFonts w:ascii="Arial" w:hAnsi="Arial"/>
+                <w:rFonts w:ascii="Verdana" w:hAnsi="Verdana"/>
                 <w:b w:val="0"/>
                 <w:sz w:val="16"/>
               </w:rPr>
@@ -2724,7 +2759,7 @@
             <w:r/>
             <w:r>
               <w:rPr>
-                <w:rFonts w:ascii="Arial" w:hAnsi="Arial"/>
+                <w:rFonts w:ascii="Verdana" w:hAnsi="Verdana"/>
                 <w:b w:val="0"/>
                 <w:sz w:val="16"/>
               </w:rPr>
@@ -2740,7 +2775,7 @@
             <w:r/>
             <w:r>
               <w:rPr>
-                <w:rFonts w:ascii="Arial" w:hAnsi="Arial"/>
+                <w:rFonts w:ascii="Verdana" w:hAnsi="Verdana"/>
                 <w:b w:val="0"/>
                 <w:sz w:val="16"/>
               </w:rPr>
@@ -2756,7 +2791,7 @@
             <w:r/>
             <w:r>
               <w:rPr>
-                <w:rFonts w:ascii="Arial" w:hAnsi="Arial"/>
+                <w:rFonts w:ascii="Verdana" w:hAnsi="Verdana"/>
                 <w:b w:val="0"/>
                 <w:sz w:val="16"/>
               </w:rPr>
@@ -2772,7 +2807,7 @@
             <w:r/>
             <w:r>
               <w:rPr>
-                <w:rFonts w:ascii="Arial" w:hAnsi="Arial"/>
+                <w:rFonts w:ascii="Verdana" w:hAnsi="Verdana"/>
                 <w:b w:val="0"/>
                 <w:sz w:val="16"/>
               </w:rPr>
@@ -2788,7 +2823,7 @@
             <w:r/>
             <w:r>
               <w:rPr>
-                <w:rFonts w:ascii="Arial" w:hAnsi="Arial"/>
+                <w:rFonts w:ascii="Verdana" w:hAnsi="Verdana"/>
                 <w:b w:val="0"/>
                 <w:sz w:val="16"/>
               </w:rPr>
@@ -2804,7 +2839,7 @@
             <w:r/>
             <w:r>
               <w:rPr>
-                <w:rFonts w:ascii="Arial" w:hAnsi="Arial"/>
+                <w:rFonts w:ascii="Verdana" w:hAnsi="Verdana"/>
                 <w:b w:val="0"/>
                 <w:sz w:val="16"/>
               </w:rPr>
@@ -2813,15 +2848,18 @@
         </w:tc>
       </w:tr>
       <w:tr>
-        <w:tc>
-          <w:tcPr>
-            <w:tcW w:type="dxa" w:w="1514"/>
-          </w:tcPr>
-          <w:p>
-            <w:r/>
-            <w:r>
-              <w:rPr>
-                <w:rFonts w:ascii="Arial" w:hAnsi="Arial"/>
+        <w:trPr>
+          <w:cantSplit/>
+        </w:trPr>
+        <w:tc>
+          <w:tcPr>
+            <w:tcW w:type="dxa" w:w="1514"/>
+          </w:tcPr>
+          <w:p>
+            <w:r/>
+            <w:r>
+              <w:rPr>
+                <w:rFonts w:ascii="Verdana" w:hAnsi="Verdana"/>
                 <w:b w:val="0"/>
                 <w:sz w:val="16"/>
               </w:rPr>
@@ -2837,7 +2875,7 @@
             <w:r/>
             <w:r>
               <w:rPr>
-                <w:rFonts w:ascii="Arial" w:hAnsi="Arial"/>
+                <w:rFonts w:ascii="Verdana" w:hAnsi="Verdana"/>
                 <w:b w:val="0"/>
                 <w:sz w:val="16"/>
               </w:rPr>
@@ -2853,7 +2891,7 @@
             <w:r/>
             <w:r>
               <w:rPr>
-                <w:rFonts w:ascii="Arial" w:hAnsi="Arial"/>
+                <w:rFonts w:ascii="Verdana" w:hAnsi="Verdana"/>
                 <w:b w:val="0"/>
                 <w:sz w:val="16"/>
               </w:rPr>
@@ -2869,7 +2907,7 @@
             <w:r/>
             <w:r>
               <w:rPr>
-                <w:rFonts w:ascii="Arial" w:hAnsi="Arial"/>
+                <w:rFonts w:ascii="Verdana" w:hAnsi="Verdana"/>
                 <w:b w:val="0"/>
                 <w:sz w:val="16"/>
               </w:rPr>
@@ -2885,7 +2923,7 @@
             <w:r/>
             <w:r>
               <w:rPr>
-                <w:rFonts w:ascii="Arial" w:hAnsi="Arial"/>
+                <w:rFonts w:ascii="Verdana" w:hAnsi="Verdana"/>
                 <w:b w:val="0"/>
                 <w:sz w:val="16"/>
               </w:rPr>
@@ -2901,7 +2939,7 @@
             <w:r/>
             <w:r>
               <w:rPr>
-                <w:rFonts w:ascii="Arial" w:hAnsi="Arial"/>
+                <w:rFonts w:ascii="Verdana" w:hAnsi="Verdana"/>
                 <w:b w:val="0"/>
                 <w:sz w:val="16"/>
               </w:rPr>
@@ -2917,7 +2955,7 @@
             <w:r/>
             <w:r>
               <w:rPr>
-                <w:rFonts w:ascii="Arial" w:hAnsi="Arial"/>
+                <w:rFonts w:ascii="Verdana" w:hAnsi="Verdana"/>
                 <w:b w:val="0"/>
                 <w:sz w:val="16"/>
               </w:rPr>
@@ -2933,7 +2971,7 @@
             <w:r/>
             <w:r>
               <w:rPr>
-                <w:rFonts w:ascii="Arial" w:hAnsi="Arial"/>
+                <w:rFonts w:ascii="Verdana" w:hAnsi="Verdana"/>
                 <w:b w:val="0"/>
                 <w:sz w:val="16"/>
               </w:rPr>
@@ -2949,7 +2987,7 @@
             <w:r/>
             <w:r>
               <w:rPr>
-                <w:rFonts w:ascii="Arial" w:hAnsi="Arial"/>
+                <w:rFonts w:ascii="Verdana" w:hAnsi="Verdana"/>
                 <w:b w:val="0"/>
                 <w:sz w:val="16"/>
               </w:rPr>
@@ -2965,7 +3003,7 @@
             <w:r/>
             <w:r>
               <w:rPr>
-                <w:rFonts w:ascii="Arial" w:hAnsi="Arial"/>
+                <w:rFonts w:ascii="Verdana" w:hAnsi="Verdana"/>
                 <w:b w:val="0"/>
                 <w:sz w:val="16"/>
               </w:rPr>
@@ -2974,15 +3012,18 @@
         </w:tc>
       </w:tr>
       <w:tr>
-        <w:tc>
-          <w:tcPr>
-            <w:tcW w:type="dxa" w:w="1514"/>
-          </w:tcPr>
-          <w:p>
-            <w:r/>
-            <w:r>
-              <w:rPr>
-                <w:rFonts w:ascii="Arial" w:hAnsi="Arial"/>
+        <w:trPr>
+          <w:cantSplit/>
+        </w:trPr>
+        <w:tc>
+          <w:tcPr>
+            <w:tcW w:type="dxa" w:w="1514"/>
+          </w:tcPr>
+          <w:p>
+            <w:r/>
+            <w:r>
+              <w:rPr>
+                <w:rFonts w:ascii="Verdana" w:hAnsi="Verdana"/>
                 <w:b w:val="0"/>
                 <w:sz w:val="16"/>
               </w:rPr>
@@ -2998,7 +3039,7 @@
             <w:r/>
             <w:r>
               <w:rPr>
-                <w:rFonts w:ascii="Arial" w:hAnsi="Arial"/>
+                <w:rFonts w:ascii="Verdana" w:hAnsi="Verdana"/>
                 <w:b w:val="0"/>
                 <w:sz w:val="16"/>
               </w:rPr>
@@ -3014,7 +3055,7 @@
             <w:r/>
             <w:r>
               <w:rPr>
-                <w:rFonts w:ascii="Arial" w:hAnsi="Arial"/>
+                <w:rFonts w:ascii="Verdana" w:hAnsi="Verdana"/>
                 <w:b w:val="0"/>
                 <w:sz w:val="16"/>
               </w:rPr>
@@ -3030,7 +3071,7 @@
             <w:r/>
             <w:r>
               <w:rPr>
-                <w:rFonts w:ascii="Arial" w:hAnsi="Arial"/>
+                <w:rFonts w:ascii="Verdana" w:hAnsi="Verdana"/>
                 <w:b w:val="0"/>
                 <w:sz w:val="16"/>
               </w:rPr>
@@ -3046,7 +3087,7 @@
             <w:r/>
             <w:r>
               <w:rPr>
-                <w:rFonts w:ascii="Arial" w:hAnsi="Arial"/>
+                <w:rFonts w:ascii="Verdana" w:hAnsi="Verdana"/>
                 <w:b w:val="0"/>
                 <w:sz w:val="16"/>
               </w:rPr>
@@ -3062,7 +3103,7 @@
             <w:r/>
             <w:r>
               <w:rPr>
-                <w:rFonts w:ascii="Arial" w:hAnsi="Arial"/>
+                <w:rFonts w:ascii="Verdana" w:hAnsi="Verdana"/>
                 <w:b w:val="0"/>
                 <w:sz w:val="16"/>
               </w:rPr>
@@ -3078,7 +3119,7 @@
             <w:r/>
             <w:r>
               <w:rPr>
-                <w:rFonts w:ascii="Arial" w:hAnsi="Arial"/>
+                <w:rFonts w:ascii="Verdana" w:hAnsi="Verdana"/>
                 <w:b w:val="0"/>
                 <w:sz w:val="16"/>
               </w:rPr>
@@ -3094,7 +3135,7 @@
             <w:r/>
             <w:r>
               <w:rPr>
-                <w:rFonts w:ascii="Arial" w:hAnsi="Arial"/>
+                <w:rFonts w:ascii="Verdana" w:hAnsi="Verdana"/>
                 <w:b w:val="0"/>
                 <w:sz w:val="16"/>
               </w:rPr>
@@ -3110,7 +3151,7 @@
             <w:r/>
             <w:r>
               <w:rPr>
-                <w:rFonts w:ascii="Arial" w:hAnsi="Arial"/>
+                <w:rFonts w:ascii="Verdana" w:hAnsi="Verdana"/>
                 <w:b w:val="0"/>
                 <w:sz w:val="16"/>
               </w:rPr>
@@ -3126,7 +3167,7 @@
             <w:r/>
             <w:r>
               <w:rPr>
-                <w:rFonts w:ascii="Arial" w:hAnsi="Arial"/>
+                <w:rFonts w:ascii="Verdana" w:hAnsi="Verdana"/>
                 <w:b w:val="0"/>
                 <w:sz w:val="16"/>
               </w:rPr>
@@ -3135,15 +3176,18 @@
         </w:tc>
       </w:tr>
       <w:tr>
-        <w:tc>
-          <w:tcPr>
-            <w:tcW w:type="dxa" w:w="1514"/>
-          </w:tcPr>
-          <w:p>
-            <w:r/>
-            <w:r>
-              <w:rPr>
-                <w:rFonts w:ascii="Arial" w:hAnsi="Arial"/>
+        <w:trPr>
+          <w:cantSplit/>
+        </w:trPr>
+        <w:tc>
+          <w:tcPr>
+            <w:tcW w:type="dxa" w:w="1514"/>
+          </w:tcPr>
+          <w:p>
+            <w:r/>
+            <w:r>
+              <w:rPr>
+                <w:rFonts w:ascii="Verdana" w:hAnsi="Verdana"/>
                 <w:b w:val="0"/>
                 <w:sz w:val="16"/>
               </w:rPr>
@@ -3159,7 +3203,7 @@
             <w:r/>
             <w:r>
               <w:rPr>
-                <w:rFonts w:ascii="Arial" w:hAnsi="Arial"/>
+                <w:rFonts w:ascii="Verdana" w:hAnsi="Verdana"/>
                 <w:b w:val="0"/>
                 <w:sz w:val="16"/>
               </w:rPr>
@@ -3175,7 +3219,7 @@
             <w:r/>
             <w:r>
               <w:rPr>
-                <w:rFonts w:ascii="Arial" w:hAnsi="Arial"/>
+                <w:rFonts w:ascii="Verdana" w:hAnsi="Verdana"/>
                 <w:b w:val="0"/>
                 <w:sz w:val="16"/>
               </w:rPr>
@@ -3191,7 +3235,7 @@
             <w:r/>
             <w:r>
               <w:rPr>
-                <w:rFonts w:ascii="Arial" w:hAnsi="Arial"/>
+                <w:rFonts w:ascii="Verdana" w:hAnsi="Verdana"/>
                 <w:b w:val="0"/>
                 <w:sz w:val="16"/>
               </w:rPr>
@@ -3207,7 +3251,7 @@
             <w:r/>
             <w:r>
               <w:rPr>
-                <w:rFonts w:ascii="Arial" w:hAnsi="Arial"/>
+                <w:rFonts w:ascii="Verdana" w:hAnsi="Verdana"/>
                 <w:b w:val="0"/>
                 <w:sz w:val="16"/>
               </w:rPr>
@@ -3223,7 +3267,7 @@
             <w:r/>
             <w:r>
               <w:rPr>
-                <w:rFonts w:ascii="Arial" w:hAnsi="Arial"/>
+                <w:rFonts w:ascii="Verdana" w:hAnsi="Verdana"/>
                 <w:b w:val="0"/>
                 <w:sz w:val="16"/>
               </w:rPr>
@@ -3239,7 +3283,7 @@
             <w:r/>
             <w:r>
               <w:rPr>
-                <w:rFonts w:ascii="Arial" w:hAnsi="Arial"/>
+                <w:rFonts w:ascii="Verdana" w:hAnsi="Verdana"/>
                 <w:b w:val="0"/>
                 <w:sz w:val="16"/>
               </w:rPr>
@@ -3255,7 +3299,7 @@
             <w:r/>
             <w:r>
               <w:rPr>
-                <w:rFonts w:ascii="Arial" w:hAnsi="Arial"/>
+                <w:rFonts w:ascii="Verdana" w:hAnsi="Verdana"/>
                 <w:b w:val="0"/>
                 <w:sz w:val="16"/>
               </w:rPr>
@@ -3271,7 +3315,7 @@
             <w:r/>
             <w:r>
               <w:rPr>
-                <w:rFonts w:ascii="Arial" w:hAnsi="Arial"/>
+                <w:rFonts w:ascii="Verdana" w:hAnsi="Verdana"/>
                 <w:b w:val="0"/>
                 <w:sz w:val="16"/>
               </w:rPr>
@@ -3287,7 +3331,7 @@
             <w:r/>
             <w:r>
               <w:rPr>
-                <w:rFonts w:ascii="Arial" w:hAnsi="Arial"/>
+                <w:rFonts w:ascii="Verdana" w:hAnsi="Verdana"/>
                 <w:b w:val="0"/>
                 <w:sz w:val="16"/>
               </w:rPr>
@@ -3296,15 +3340,18 @@
         </w:tc>
       </w:tr>
       <w:tr>
-        <w:tc>
-          <w:tcPr>
-            <w:tcW w:type="dxa" w:w="1514"/>
-          </w:tcPr>
-          <w:p>
-            <w:r/>
-            <w:r>
-              <w:rPr>
-                <w:rFonts w:ascii="Arial" w:hAnsi="Arial"/>
+        <w:trPr>
+          <w:cantSplit/>
+        </w:trPr>
+        <w:tc>
+          <w:tcPr>
+            <w:tcW w:type="dxa" w:w="1514"/>
+          </w:tcPr>
+          <w:p>
+            <w:r/>
+            <w:r>
+              <w:rPr>
+                <w:rFonts w:ascii="Verdana" w:hAnsi="Verdana"/>
                 <w:b w:val="0"/>
                 <w:sz w:val="16"/>
               </w:rPr>
@@ -3320,7 +3367,7 @@
             <w:r/>
             <w:r>
               <w:rPr>
-                <w:rFonts w:ascii="Arial" w:hAnsi="Arial"/>
+                <w:rFonts w:ascii="Verdana" w:hAnsi="Verdana"/>
                 <w:b w:val="0"/>
                 <w:sz w:val="16"/>
               </w:rPr>
@@ -3336,7 +3383,7 @@
             <w:r/>
             <w:r>
               <w:rPr>
-                <w:rFonts w:ascii="Arial" w:hAnsi="Arial"/>
+                <w:rFonts w:ascii="Verdana" w:hAnsi="Verdana"/>
                 <w:b w:val="0"/>
                 <w:sz w:val="16"/>
               </w:rPr>
@@ -3352,7 +3399,7 @@
             <w:r/>
             <w:r>
               <w:rPr>
-                <w:rFonts w:ascii="Arial" w:hAnsi="Arial"/>
+                <w:rFonts w:ascii="Verdana" w:hAnsi="Verdana"/>
                 <w:b w:val="0"/>
                 <w:sz w:val="16"/>
               </w:rPr>
@@ -3368,7 +3415,7 @@
             <w:r/>
             <w:r>
               <w:rPr>
-                <w:rFonts w:ascii="Arial" w:hAnsi="Arial"/>
+                <w:rFonts w:ascii="Verdana" w:hAnsi="Verdana"/>
                 <w:b w:val="0"/>
                 <w:sz w:val="16"/>
               </w:rPr>
@@ -3384,7 +3431,7 @@
             <w:r/>
             <w:r>
               <w:rPr>
-                <w:rFonts w:ascii="Arial" w:hAnsi="Arial"/>
+                <w:rFonts w:ascii="Verdana" w:hAnsi="Verdana"/>
                 <w:b w:val="0"/>
                 <w:sz w:val="16"/>
               </w:rPr>
@@ -3400,7 +3447,7 @@
             <w:r/>
             <w:r>
               <w:rPr>
-                <w:rFonts w:ascii="Arial" w:hAnsi="Arial"/>
+                <w:rFonts w:ascii="Verdana" w:hAnsi="Verdana"/>
                 <w:b w:val="0"/>
                 <w:sz w:val="16"/>
               </w:rPr>
@@ -3416,7 +3463,7 @@
             <w:r/>
             <w:r>
               <w:rPr>
-                <w:rFonts w:ascii="Arial" w:hAnsi="Arial"/>
+                <w:rFonts w:ascii="Verdana" w:hAnsi="Verdana"/>
                 <w:b w:val="0"/>
                 <w:sz w:val="16"/>
               </w:rPr>
@@ -3432,7 +3479,7 @@
             <w:r/>
             <w:r>
               <w:rPr>
-                <w:rFonts w:ascii="Arial" w:hAnsi="Arial"/>
+                <w:rFonts w:ascii="Verdana" w:hAnsi="Verdana"/>
                 <w:b w:val="0"/>
                 <w:sz w:val="16"/>
               </w:rPr>
@@ -3448,7 +3495,7 @@
             <w:r/>
             <w:r>
               <w:rPr>
-                <w:rFonts w:ascii="Arial" w:hAnsi="Arial"/>
+                <w:rFonts w:ascii="Verdana" w:hAnsi="Verdana"/>
                 <w:b w:val="0"/>
                 <w:sz w:val="16"/>
               </w:rPr>
@@ -3457,15 +3504,18 @@
         </w:tc>
       </w:tr>
       <w:tr>
-        <w:tc>
-          <w:tcPr>
-            <w:tcW w:type="dxa" w:w="1514"/>
-          </w:tcPr>
-          <w:p>
-            <w:r/>
-            <w:r>
-              <w:rPr>
-                <w:rFonts w:ascii="Arial" w:hAnsi="Arial"/>
+        <w:trPr>
+          <w:cantSplit/>
+        </w:trPr>
+        <w:tc>
+          <w:tcPr>
+            <w:tcW w:type="dxa" w:w="1514"/>
+          </w:tcPr>
+          <w:p>
+            <w:r/>
+            <w:r>
+              <w:rPr>
+                <w:rFonts w:ascii="Verdana" w:hAnsi="Verdana"/>
                 <w:b w:val="0"/>
                 <w:sz w:val="16"/>
               </w:rPr>
@@ -3481,7 +3531,7 @@
             <w:r/>
             <w:r>
               <w:rPr>
-                <w:rFonts w:ascii="Arial" w:hAnsi="Arial"/>
+                <w:rFonts w:ascii="Verdana" w:hAnsi="Verdana"/>
                 <w:b w:val="0"/>
                 <w:sz w:val="16"/>
               </w:rPr>
@@ -3497,7 +3547,7 @@
             <w:r/>
             <w:r>
               <w:rPr>
-                <w:rFonts w:ascii="Arial" w:hAnsi="Arial"/>
+                <w:rFonts w:ascii="Verdana" w:hAnsi="Verdana"/>
                 <w:b w:val="0"/>
                 <w:sz w:val="16"/>
               </w:rPr>
@@ -3513,7 +3563,7 @@
             <w:r/>
             <w:r>
               <w:rPr>
-                <w:rFonts w:ascii="Arial" w:hAnsi="Arial"/>
+                <w:rFonts w:ascii="Verdana" w:hAnsi="Verdana"/>
                 <w:b w:val="0"/>
                 <w:sz w:val="16"/>
               </w:rPr>
@@ -3529,7 +3579,7 @@
             <w:r/>
             <w:r>
               <w:rPr>
-                <w:rFonts w:ascii="Arial" w:hAnsi="Arial"/>
+                <w:rFonts w:ascii="Verdana" w:hAnsi="Verdana"/>
                 <w:b w:val="0"/>
                 <w:sz w:val="16"/>
               </w:rPr>
@@ -3545,7 +3595,7 @@
             <w:r/>
             <w:r>
               <w:rPr>
-                <w:rFonts w:ascii="Arial" w:hAnsi="Arial"/>
+                <w:rFonts w:ascii="Verdana" w:hAnsi="Verdana"/>
                 <w:b w:val="0"/>
                 <w:sz w:val="16"/>
               </w:rPr>
@@ -3561,7 +3611,7 @@
             <w:r/>
             <w:r>
               <w:rPr>
-                <w:rFonts w:ascii="Arial" w:hAnsi="Arial"/>
+                <w:rFonts w:ascii="Verdana" w:hAnsi="Verdana"/>
                 <w:b w:val="0"/>
                 <w:sz w:val="16"/>
               </w:rPr>
@@ -3577,7 +3627,7 @@
             <w:r/>
             <w:r>
               <w:rPr>
-                <w:rFonts w:ascii="Arial" w:hAnsi="Arial"/>
+                <w:rFonts w:ascii="Verdana" w:hAnsi="Verdana"/>
                 <w:b w:val="0"/>
                 <w:sz w:val="16"/>
               </w:rPr>
@@ -3593,7 +3643,7 @@
             <w:r/>
             <w:r>
               <w:rPr>
-                <w:rFonts w:ascii="Arial" w:hAnsi="Arial"/>
+                <w:rFonts w:ascii="Verdana" w:hAnsi="Verdana"/>
                 <w:b w:val="0"/>
                 <w:sz w:val="16"/>
               </w:rPr>
@@ -3609,7 +3659,7 @@
             <w:r/>
             <w:r>
               <w:rPr>
-                <w:rFonts w:ascii="Arial" w:hAnsi="Arial"/>
+                <w:rFonts w:ascii="Verdana" w:hAnsi="Verdana"/>
                 <w:b w:val="0"/>
                 <w:sz w:val="16"/>
               </w:rPr>
@@ -3618,15 +3668,18 @@
         </w:tc>
       </w:tr>
       <w:tr>
-        <w:tc>
-          <w:tcPr>
-            <w:tcW w:type="dxa" w:w="1514"/>
-          </w:tcPr>
-          <w:p>
-            <w:r/>
-            <w:r>
-              <w:rPr>
-                <w:rFonts w:ascii="Arial" w:hAnsi="Arial"/>
+        <w:trPr>
+          <w:cantSplit/>
+        </w:trPr>
+        <w:tc>
+          <w:tcPr>
+            <w:tcW w:type="dxa" w:w="1514"/>
+          </w:tcPr>
+          <w:p>
+            <w:r/>
+            <w:r>
+              <w:rPr>
+                <w:rFonts w:ascii="Verdana" w:hAnsi="Verdana"/>
                 <w:b w:val="0"/>
                 <w:sz w:val="16"/>
               </w:rPr>
@@ -3642,7 +3695,7 @@
             <w:r/>
             <w:r>
               <w:rPr>
-                <w:rFonts w:ascii="Arial" w:hAnsi="Arial"/>
+                <w:rFonts w:ascii="Verdana" w:hAnsi="Verdana"/>
                 <w:b w:val="0"/>
                 <w:sz w:val="16"/>
               </w:rPr>
@@ -3658,7 +3711,7 @@
             <w:r/>
             <w:r>
               <w:rPr>
-                <w:rFonts w:ascii="Arial" w:hAnsi="Arial"/>
+                <w:rFonts w:ascii="Verdana" w:hAnsi="Verdana"/>
                 <w:b w:val="0"/>
                 <w:sz w:val="16"/>
               </w:rPr>
@@ -3674,7 +3727,7 @@
             <w:r/>
             <w:r>
               <w:rPr>
-                <w:rFonts w:ascii="Arial" w:hAnsi="Arial"/>
+                <w:rFonts w:ascii="Verdana" w:hAnsi="Verdana"/>
                 <w:b w:val="0"/>
                 <w:sz w:val="16"/>
               </w:rPr>
@@ -3690,7 +3743,7 @@
             <w:r/>
             <w:r>
               <w:rPr>
-                <w:rFonts w:ascii="Arial" w:hAnsi="Arial"/>
+                <w:rFonts w:ascii="Verdana" w:hAnsi="Verdana"/>
                 <w:b w:val="0"/>
                 <w:sz w:val="16"/>
               </w:rPr>
@@ -3706,7 +3759,7 @@
             <w:r/>
             <w:r>
               <w:rPr>
-                <w:rFonts w:ascii="Arial" w:hAnsi="Arial"/>
+                <w:rFonts w:ascii="Verdana" w:hAnsi="Verdana"/>
                 <w:b w:val="0"/>
                 <w:sz w:val="16"/>
               </w:rPr>
@@ -3722,7 +3775,7 @@
             <w:r/>
             <w:r>
               <w:rPr>
-                <w:rFonts w:ascii="Arial" w:hAnsi="Arial"/>
+                <w:rFonts w:ascii="Verdana" w:hAnsi="Verdana"/>
                 <w:b w:val="0"/>
                 <w:sz w:val="16"/>
               </w:rPr>
@@ -3738,7 +3791,7 @@
             <w:r/>
             <w:r>
               <w:rPr>
-                <w:rFonts w:ascii="Arial" w:hAnsi="Arial"/>
+                <w:rFonts w:ascii="Verdana" w:hAnsi="Verdana"/>
                 <w:b w:val="0"/>
                 <w:sz w:val="16"/>
               </w:rPr>
@@ -3754,7 +3807,7 @@
             <w:r/>
             <w:r>
               <w:rPr>
-                <w:rFonts w:ascii="Arial" w:hAnsi="Arial"/>
+                <w:rFonts w:ascii="Verdana" w:hAnsi="Verdana"/>
                 <w:b w:val="0"/>
                 <w:sz w:val="16"/>
               </w:rPr>
@@ -3770,7 +3823,7 @@
             <w:r/>
             <w:r>
               <w:rPr>
-                <w:rFonts w:ascii="Arial" w:hAnsi="Arial"/>
+                <w:rFonts w:ascii="Verdana" w:hAnsi="Verdana"/>
                 <w:b w:val="0"/>
                 <w:sz w:val="16"/>
               </w:rPr>
@@ -3779,15 +3832,18 @@
         </w:tc>
       </w:tr>
       <w:tr>
-        <w:tc>
-          <w:tcPr>
-            <w:tcW w:type="dxa" w:w="1514"/>
-          </w:tcPr>
-          <w:p>
-            <w:r/>
-            <w:r>
-              <w:rPr>
-                <w:rFonts w:ascii="Arial" w:hAnsi="Arial"/>
+        <w:trPr>
+          <w:cantSplit/>
+        </w:trPr>
+        <w:tc>
+          <w:tcPr>
+            <w:tcW w:type="dxa" w:w="1514"/>
+          </w:tcPr>
+          <w:p>
+            <w:r/>
+            <w:r>
+              <w:rPr>
+                <w:rFonts w:ascii="Verdana" w:hAnsi="Verdana"/>
                 <w:b w:val="0"/>
                 <w:sz w:val="16"/>
               </w:rPr>
@@ -3803,7 +3859,7 @@
             <w:r/>
             <w:r>
               <w:rPr>
-                <w:rFonts w:ascii="Arial" w:hAnsi="Arial"/>
+                <w:rFonts w:ascii="Verdana" w:hAnsi="Verdana"/>
                 <w:b w:val="0"/>
                 <w:sz w:val="16"/>
               </w:rPr>
@@ -3819,7 +3875,7 @@
             <w:r/>
             <w:r>
               <w:rPr>
-                <w:rFonts w:ascii="Arial" w:hAnsi="Arial"/>
+                <w:rFonts w:ascii="Verdana" w:hAnsi="Verdana"/>
                 <w:b w:val="0"/>
                 <w:sz w:val="16"/>
               </w:rPr>
@@ -3835,7 +3891,7 @@
             <w:r/>
             <w:r>
               <w:rPr>
-                <w:rFonts w:ascii="Arial" w:hAnsi="Arial"/>
+                <w:rFonts w:ascii="Verdana" w:hAnsi="Verdana"/>
                 <w:b w:val="0"/>
                 <w:sz w:val="16"/>
               </w:rPr>
@@ -3851,7 +3907,7 @@
             <w:r/>
             <w:r>
               <w:rPr>
-                <w:rFonts w:ascii="Arial" w:hAnsi="Arial"/>
+                <w:rFonts w:ascii="Verdana" w:hAnsi="Verdana"/>
                 <w:b w:val="0"/>
                 <w:sz w:val="16"/>
               </w:rPr>
@@ -3867,7 +3923,7 @@
             <w:r/>
             <w:r>
               <w:rPr>
-                <w:rFonts w:ascii="Arial" w:hAnsi="Arial"/>
+                <w:rFonts w:ascii="Verdana" w:hAnsi="Verdana"/>
                 <w:b w:val="0"/>
                 <w:sz w:val="16"/>
               </w:rPr>
@@ -3883,7 +3939,7 @@
             <w:r/>
             <w:r>
               <w:rPr>
-                <w:rFonts w:ascii="Arial" w:hAnsi="Arial"/>
+                <w:rFonts w:ascii="Verdana" w:hAnsi="Verdana"/>
                 <w:b w:val="0"/>
                 <w:sz w:val="16"/>
               </w:rPr>
@@ -3899,7 +3955,7 @@
             <w:r/>
             <w:r>
               <w:rPr>
-                <w:rFonts w:ascii="Arial" w:hAnsi="Arial"/>
+                <w:rFonts w:ascii="Verdana" w:hAnsi="Verdana"/>
                 <w:b w:val="0"/>
                 <w:sz w:val="16"/>
               </w:rPr>
@@ -3915,7 +3971,7 @@
             <w:r/>
             <w:r>
               <w:rPr>
-                <w:rFonts w:ascii="Arial" w:hAnsi="Arial"/>
+                <w:rFonts w:ascii="Verdana" w:hAnsi="Verdana"/>
                 <w:b w:val="0"/>
                 <w:sz w:val="16"/>
               </w:rPr>
@@ -3931,25 +3987,28 @@
             <w:r/>
             <w:r>
               <w:rPr>
-                <w:rFonts w:ascii="Arial" w:hAnsi="Arial"/>
-                <w:b w:val="0"/>
-                <w:sz w:val="16"/>
-              </w:rPr>
-              <w:t>Note 70: Se fija en 0 si no se detecta ningún error en el cálculo de franjas (véase el bit 11) o si se detecta un error de cálculo pero no se corrige.</w:t>
+                <w:rFonts w:ascii="Verdana" w:hAnsi="Verdana"/>
+                <w:b w:val="0"/>
+                <w:sz w:val="16"/>
+              </w:rPr>
+              <w:t>Note 70: Este valor es la estimación oficial o la mejor estimación de la elevación real del terreno. Se incluye con fines de comparación con la elevación virtual del terreno en el modelo. Ambas pueden ser sustancialmente diferentes en terreno accidentado. Se incrementa el factor de escala para que el valor sea comparable directamente con 0 07 030 infra.</w:t>
             </w:r>
           </w:p>
         </w:tc>
       </w:tr>
       <w:tr>
-        <w:tc>
-          <w:tcPr>
-            <w:tcW w:type="dxa" w:w="1514"/>
-          </w:tcPr>
-          <w:p>
-            <w:r/>
-            <w:r>
-              <w:rPr>
-                <w:rFonts w:ascii="Arial" w:hAnsi="Arial"/>
+        <w:trPr>
+          <w:cantSplit/>
+        </w:trPr>
+        <w:tc>
+          <w:tcPr>
+            <w:tcW w:type="dxa" w:w="1514"/>
+          </w:tcPr>
+          <w:p>
+            <w:r/>
+            <w:r>
+              <w:rPr>
+                <w:rFonts w:ascii="Verdana" w:hAnsi="Verdana"/>
                 <w:b w:val="0"/>
                 <w:sz w:val="16"/>
               </w:rPr>
@@ -3965,7 +4024,7 @@
             <w:r/>
             <w:r>
               <w:rPr>
-                <w:rFonts w:ascii="Arial" w:hAnsi="Arial"/>
+                <w:rFonts w:ascii="Verdana" w:hAnsi="Verdana"/>
                 <w:b w:val="0"/>
                 <w:sz w:val="16"/>
               </w:rPr>
@@ -3981,7 +4040,7 @@
             <w:r/>
             <w:r>
               <w:rPr>
-                <w:rFonts w:ascii="Arial" w:hAnsi="Arial"/>
+                <w:rFonts w:ascii="Verdana" w:hAnsi="Verdana"/>
                 <w:b w:val="0"/>
                 <w:sz w:val="16"/>
               </w:rPr>
@@ -3997,7 +4056,7 @@
             <w:r/>
             <w:r>
               <w:rPr>
-                <w:rFonts w:ascii="Arial" w:hAnsi="Arial"/>
+                <w:rFonts w:ascii="Verdana" w:hAnsi="Verdana"/>
                 <w:b w:val="0"/>
                 <w:sz w:val="16"/>
               </w:rPr>
@@ -4013,7 +4072,7 @@
             <w:r/>
             <w:r>
               <w:rPr>
-                <w:rFonts w:ascii="Arial" w:hAnsi="Arial"/>
+                <w:rFonts w:ascii="Verdana" w:hAnsi="Verdana"/>
                 <w:b w:val="0"/>
                 <w:sz w:val="16"/>
               </w:rPr>
@@ -4029,7 +4088,7 @@
             <w:r/>
             <w:r>
               <w:rPr>
-                <w:rFonts w:ascii="Arial" w:hAnsi="Arial"/>
+                <w:rFonts w:ascii="Verdana" w:hAnsi="Verdana"/>
                 <w:b w:val="0"/>
                 <w:sz w:val="16"/>
               </w:rPr>
@@ -4045,7 +4104,7 @@
             <w:r/>
             <w:r>
               <w:rPr>
-                <w:rFonts w:ascii="Arial" w:hAnsi="Arial"/>
+                <w:rFonts w:ascii="Verdana" w:hAnsi="Verdana"/>
                 <w:b w:val="0"/>
                 <w:sz w:val="16"/>
               </w:rPr>
@@ -4061,7 +4120,7 @@
             <w:r/>
             <w:r>
               <w:rPr>
-                <w:rFonts w:ascii="Arial" w:hAnsi="Arial"/>
+                <w:rFonts w:ascii="Verdana" w:hAnsi="Verdana"/>
                 <w:b w:val="0"/>
                 <w:sz w:val="16"/>
               </w:rPr>
@@ -4077,7 +4136,7 @@
             <w:r/>
             <w:r>
               <w:rPr>
-                <w:rFonts w:ascii="Arial" w:hAnsi="Arial"/>
+                <w:rFonts w:ascii="Verdana" w:hAnsi="Verdana"/>
                 <w:b w:val="0"/>
                 <w:sz w:val="16"/>
               </w:rPr>
@@ -4093,25 +4152,28 @@
             <w:r/>
             <w:r>
               <w:rPr>
-                <w:rFonts w:ascii="Arial" w:hAnsi="Arial"/>
-                <w:b w:val="0"/>
-                <w:sz w:val="16"/>
-              </w:rPr>
-              <w:t>Note 61: O el cielo (si el sol está bajo), o la luna o las estrellas de noche.</w:t>
+                <w:rFonts w:ascii="Verdana" w:hAnsi="Verdana"/>
+                <w:b w:val="0"/>
+                <w:sz w:val="16"/>
+              </w:rPr>
+              <w:t>Note 61: El valor comunicado para 0 19 007 será “faltante” a menos que la sección horizontal que se describe sea un círculo.</w:t>
             </w:r>
           </w:p>
         </w:tc>
       </w:tr>
       <w:tr>
-        <w:tc>
-          <w:tcPr>
-            <w:tcW w:type="dxa" w:w="1514"/>
-          </w:tcPr>
-          <w:p>
-            <w:r/>
-            <w:r>
-              <w:rPr>
-                <w:rFonts w:ascii="Arial" w:hAnsi="Arial"/>
+        <w:trPr>
+          <w:cantSplit/>
+        </w:trPr>
+        <w:tc>
+          <w:tcPr>
+            <w:tcW w:type="dxa" w:w="1514"/>
+          </w:tcPr>
+          <w:p>
+            <w:r/>
+            <w:r>
+              <w:rPr>
+                <w:rFonts w:ascii="Verdana" w:hAnsi="Verdana"/>
                 <w:b w:val="0"/>
                 <w:sz w:val="16"/>
               </w:rPr>
@@ -4127,7 +4189,7 @@
             <w:r/>
             <w:r>
               <w:rPr>
-                <w:rFonts w:ascii="Arial" w:hAnsi="Arial"/>
+                <w:rFonts w:ascii="Verdana" w:hAnsi="Verdana"/>
                 <w:b w:val="0"/>
                 <w:sz w:val="16"/>
               </w:rPr>
@@ -4143,7 +4205,7 @@
             <w:r/>
             <w:r>
               <w:rPr>
-                <w:rFonts w:ascii="Arial" w:hAnsi="Arial"/>
+                <w:rFonts w:ascii="Verdana" w:hAnsi="Verdana"/>
                 <w:b w:val="0"/>
                 <w:sz w:val="16"/>
               </w:rPr>
@@ -4159,7 +4221,7 @@
             <w:r/>
             <w:r>
               <w:rPr>
-                <w:rFonts w:ascii="Arial" w:hAnsi="Arial"/>
+                <w:rFonts w:ascii="Verdana" w:hAnsi="Verdana"/>
                 <w:b w:val="0"/>
                 <w:sz w:val="16"/>
               </w:rPr>
@@ -4175,7 +4237,7 @@
             <w:r/>
             <w:r>
               <w:rPr>
-                <w:rFonts w:ascii="Arial" w:hAnsi="Arial"/>
+                <w:rFonts w:ascii="Verdana" w:hAnsi="Verdana"/>
                 <w:b w:val="0"/>
                 <w:sz w:val="16"/>
               </w:rPr>
@@ -4191,7 +4253,7 @@
             <w:r/>
             <w:r>
               <w:rPr>
-                <w:rFonts w:ascii="Arial" w:hAnsi="Arial"/>
+                <w:rFonts w:ascii="Verdana" w:hAnsi="Verdana"/>
                 <w:b w:val="0"/>
                 <w:sz w:val="16"/>
               </w:rPr>
@@ -4207,7 +4269,7 @@
             <w:r/>
             <w:r>
               <w:rPr>
-                <w:rFonts w:ascii="Arial" w:hAnsi="Arial"/>
+                <w:rFonts w:ascii="Verdana" w:hAnsi="Verdana"/>
                 <w:b w:val="0"/>
                 <w:sz w:val="16"/>
               </w:rPr>
@@ -4223,7 +4285,7 @@
             <w:r/>
             <w:r>
               <w:rPr>
-                <w:rFonts w:ascii="Arial" w:hAnsi="Arial"/>
+                <w:rFonts w:ascii="Verdana" w:hAnsi="Verdana"/>
                 <w:b w:val="0"/>
                 <w:sz w:val="16"/>
               </w:rPr>
@@ -4239,7 +4301,7 @@
             <w:r/>
             <w:r>
               <w:rPr>
-                <w:rFonts w:ascii="Arial" w:hAnsi="Arial"/>
+                <w:rFonts w:ascii="Verdana" w:hAnsi="Verdana"/>
                 <w:b w:val="0"/>
                 <w:sz w:val="16"/>
               </w:rPr>
@@ -4255,25 +4317,28 @@
             <w:r/>
             <w:r>
               <w:rPr>
-                <w:rFonts w:ascii="Arial" w:hAnsi="Arial"/>
-                <w:b w:val="0"/>
-                <w:sz w:val="16"/>
-              </w:rPr>
-              <w:t>Note 49: Si todos los bits indican 0, eso significa una buena calibración.</w:t>
+                <w:rFonts w:ascii="Verdana" w:hAnsi="Verdana"/>
+                <w:b w:val="0"/>
+                <w:sz w:val="16"/>
+              </w:rPr>
+              <w:t>Note 49: La mayoría de las estaciones tienen solo una posición sobre la carretera y un sensor de la temperatura subsuperficial. Se han introducido repeticiones diferidas para aumentar la flexibilidad y el rendimiento volumétrico.</w:t>
             </w:r>
           </w:p>
         </w:tc>
       </w:tr>
       <w:tr>
-        <w:tc>
-          <w:tcPr>
-            <w:tcW w:type="dxa" w:w="1514"/>
-          </w:tcPr>
-          <w:p>
-            <w:r/>
-            <w:r>
-              <w:rPr>
-                <w:rFonts w:ascii="Arial" w:hAnsi="Arial"/>
+        <w:trPr>
+          <w:cantSplit/>
+        </w:trPr>
+        <w:tc>
+          <w:tcPr>
+            <w:tcW w:type="dxa" w:w="1514"/>
+          </w:tcPr>
+          <w:p>
+            <w:r/>
+            <w:r>
+              <w:rPr>
+                <w:rFonts w:ascii="Verdana" w:hAnsi="Verdana"/>
                 <w:b w:val="0"/>
                 <w:sz w:val="16"/>
               </w:rPr>
@@ -4289,7 +4354,7 @@
             <w:r/>
             <w:r>
               <w:rPr>
-                <w:rFonts w:ascii="Arial" w:hAnsi="Arial"/>
+                <w:rFonts w:ascii="Verdana" w:hAnsi="Verdana"/>
                 <w:b w:val="0"/>
                 <w:sz w:val="16"/>
               </w:rPr>
@@ -4305,7 +4370,7 @@
             <w:r/>
             <w:r>
               <w:rPr>
-                <w:rFonts w:ascii="Arial" w:hAnsi="Arial"/>
+                <w:rFonts w:ascii="Verdana" w:hAnsi="Verdana"/>
                 <w:b w:val="0"/>
                 <w:sz w:val="16"/>
               </w:rPr>
@@ -4321,7 +4386,7 @@
             <w:r/>
             <w:r>
               <w:rPr>
-                <w:rFonts w:ascii="Arial" w:hAnsi="Arial"/>
+                <w:rFonts w:ascii="Verdana" w:hAnsi="Verdana"/>
                 <w:b w:val="0"/>
                 <w:sz w:val="16"/>
               </w:rPr>
@@ -4337,7 +4402,7 @@
             <w:r/>
             <w:r>
               <w:rPr>
-                <w:rFonts w:ascii="Arial" w:hAnsi="Arial"/>
+                <w:rFonts w:ascii="Verdana" w:hAnsi="Verdana"/>
                 <w:b w:val="0"/>
                 <w:sz w:val="16"/>
               </w:rPr>
@@ -4353,7 +4418,7 @@
             <w:r/>
             <w:r>
               <w:rPr>
-                <w:rFonts w:ascii="Arial" w:hAnsi="Arial"/>
+                <w:rFonts w:ascii="Verdana" w:hAnsi="Verdana"/>
                 <w:b w:val="0"/>
                 <w:sz w:val="16"/>
               </w:rPr>
@@ -4369,7 +4434,7 @@
             <w:r/>
             <w:r>
               <w:rPr>
-                <w:rFonts w:ascii="Arial" w:hAnsi="Arial"/>
+                <w:rFonts w:ascii="Verdana" w:hAnsi="Verdana"/>
                 <w:b w:val="0"/>
                 <w:sz w:val="16"/>
               </w:rPr>
@@ -4385,7 +4450,7 @@
             <w:r/>
             <w:r>
               <w:rPr>
-                <w:rFonts w:ascii="Arial" w:hAnsi="Arial"/>
+                <w:rFonts w:ascii="Verdana" w:hAnsi="Verdana"/>
                 <w:b w:val="0"/>
                 <w:sz w:val="16"/>
               </w:rPr>
@@ -4401,7 +4466,7 @@
             <w:r/>
             <w:r>
               <w:rPr>
-                <w:rFonts w:ascii="Arial" w:hAnsi="Arial"/>
+                <w:rFonts w:ascii="Verdana" w:hAnsi="Verdana"/>
                 <w:b w:val="0"/>
                 <w:sz w:val="16"/>
               </w:rPr>
@@ -4417,7 +4482,7 @@
             <w:r/>
             <w:r>
               <w:rPr>
-                <w:rFonts w:ascii="Arial" w:hAnsi="Arial"/>
+                <w:rFonts w:ascii="Verdana" w:hAnsi="Verdana"/>
                 <w:b w:val="0"/>
                 <w:sz w:val="16"/>
               </w:rPr>
@@ -4426,15 +4491,18 @@
         </w:tc>
       </w:tr>
       <w:tr>
-        <w:tc>
-          <w:tcPr>
-            <w:tcW w:type="dxa" w:w="1514"/>
-          </w:tcPr>
-          <w:p>
-            <w:r/>
-            <w:r>
-              <w:rPr>
-                <w:rFonts w:ascii="Arial" w:hAnsi="Arial"/>
+        <w:trPr>
+          <w:cantSplit/>
+        </w:trPr>
+        <w:tc>
+          <w:tcPr>
+            <w:tcW w:type="dxa" w:w="1514"/>
+          </w:tcPr>
+          <w:p>
+            <w:r/>
+            <w:r>
+              <w:rPr>
+                <w:rFonts w:ascii="Verdana" w:hAnsi="Verdana"/>
                 <w:b w:val="0"/>
                 <w:sz w:val="16"/>
               </w:rPr>
@@ -4450,7 +4518,7 @@
             <w:r/>
             <w:r>
               <w:rPr>
-                <w:rFonts w:ascii="Arial" w:hAnsi="Arial"/>
+                <w:rFonts w:ascii="Verdana" w:hAnsi="Verdana"/>
                 <w:b w:val="0"/>
                 <w:sz w:val="16"/>
               </w:rPr>
@@ -4466,7 +4534,7 @@
             <w:r/>
             <w:r>
               <w:rPr>
-                <w:rFonts w:ascii="Arial" w:hAnsi="Arial"/>
+                <w:rFonts w:ascii="Verdana" w:hAnsi="Verdana"/>
                 <w:b w:val="0"/>
                 <w:sz w:val="16"/>
               </w:rPr>
@@ -4482,7 +4550,7 @@
             <w:r/>
             <w:r>
               <w:rPr>
-                <w:rFonts w:ascii="Arial" w:hAnsi="Arial"/>
+                <w:rFonts w:ascii="Verdana" w:hAnsi="Verdana"/>
                 <w:b w:val="0"/>
                 <w:sz w:val="16"/>
               </w:rPr>
@@ -4498,7 +4566,7 @@
             <w:r/>
             <w:r>
               <w:rPr>
-                <w:rFonts w:ascii="Arial" w:hAnsi="Arial"/>
+                <w:rFonts w:ascii="Verdana" w:hAnsi="Verdana"/>
                 <w:b w:val="0"/>
                 <w:sz w:val="16"/>
               </w:rPr>
@@ -4514,7 +4582,7 @@
             <w:r/>
             <w:r>
               <w:rPr>
-                <w:rFonts w:ascii="Arial" w:hAnsi="Arial"/>
+                <w:rFonts w:ascii="Verdana" w:hAnsi="Verdana"/>
                 <w:b w:val="0"/>
                 <w:sz w:val="16"/>
               </w:rPr>
@@ -4530,7 +4598,7 @@
             <w:r/>
             <w:r>
               <w:rPr>
-                <w:rFonts w:ascii="Arial" w:hAnsi="Arial"/>
+                <w:rFonts w:ascii="Verdana" w:hAnsi="Verdana"/>
                 <w:b w:val="0"/>
                 <w:sz w:val="16"/>
               </w:rPr>
@@ -4546,7 +4614,7 @@
             <w:r/>
             <w:r>
               <w:rPr>
-                <w:rFonts w:ascii="Arial" w:hAnsi="Arial"/>
+                <w:rFonts w:ascii="Verdana" w:hAnsi="Verdana"/>
                 <w:b w:val="0"/>
                 <w:sz w:val="16"/>
               </w:rPr>
@@ -4562,7 +4630,7 @@
             <w:r/>
             <w:r>
               <w:rPr>
-                <w:rFonts w:ascii="Arial" w:hAnsi="Arial"/>
+                <w:rFonts w:ascii="Verdana" w:hAnsi="Verdana"/>
                 <w:b w:val="0"/>
                 <w:sz w:val="16"/>
               </w:rPr>
@@ -4578,7 +4646,7 @@
             <w:r/>
             <w:r>
               <w:rPr>
-                <w:rFonts w:ascii="Arial" w:hAnsi="Arial"/>
+                <w:rFonts w:ascii="Verdana" w:hAnsi="Verdana"/>
                 <w:b w:val="0"/>
                 <w:sz w:val="16"/>
               </w:rPr>
@@ -4587,15 +4655,18 @@
         </w:tc>
       </w:tr>
       <w:tr>
-        <w:tc>
-          <w:tcPr>
-            <w:tcW w:type="dxa" w:w="1514"/>
-          </w:tcPr>
-          <w:p>
-            <w:r/>
-            <w:r>
-              <w:rPr>
-                <w:rFonts w:ascii="Arial" w:hAnsi="Arial"/>
+        <w:trPr>
+          <w:cantSplit/>
+        </w:trPr>
+        <w:tc>
+          <w:tcPr>
+            <w:tcW w:type="dxa" w:w="1514"/>
+          </w:tcPr>
+          <w:p>
+            <w:r/>
+            <w:r>
+              <w:rPr>
+                <w:rFonts w:ascii="Verdana" w:hAnsi="Verdana"/>
                 <w:b w:val="0"/>
                 <w:sz w:val="16"/>
               </w:rPr>
@@ -4611,7 +4682,7 @@
             <w:r/>
             <w:r>
               <w:rPr>
-                <w:rFonts w:ascii="Arial" w:hAnsi="Arial"/>
+                <w:rFonts w:ascii="Verdana" w:hAnsi="Verdana"/>
                 <w:b w:val="0"/>
                 <w:sz w:val="16"/>
               </w:rPr>
@@ -4627,7 +4698,7 @@
             <w:r/>
             <w:r>
               <w:rPr>
-                <w:rFonts w:ascii="Arial" w:hAnsi="Arial"/>
+                <w:rFonts w:ascii="Verdana" w:hAnsi="Verdana"/>
                 <w:b w:val="0"/>
                 <w:sz w:val="16"/>
               </w:rPr>
@@ -4643,7 +4714,7 @@
             <w:r/>
             <w:r>
               <w:rPr>
-                <w:rFonts w:ascii="Arial" w:hAnsi="Arial"/>
+                <w:rFonts w:ascii="Verdana" w:hAnsi="Verdana"/>
                 <w:b w:val="0"/>
                 <w:sz w:val="16"/>
               </w:rPr>
@@ -4659,7 +4730,7 @@
             <w:r/>
             <w:r>
               <w:rPr>
-                <w:rFonts w:ascii="Arial" w:hAnsi="Arial"/>
+                <w:rFonts w:ascii="Verdana" w:hAnsi="Verdana"/>
                 <w:b w:val="0"/>
                 <w:sz w:val="16"/>
               </w:rPr>
@@ -4675,7 +4746,7 @@
             <w:r/>
             <w:r>
               <w:rPr>
-                <w:rFonts w:ascii="Arial" w:hAnsi="Arial"/>
+                <w:rFonts w:ascii="Verdana" w:hAnsi="Verdana"/>
                 <w:b w:val="0"/>
                 <w:sz w:val="16"/>
               </w:rPr>
@@ -4691,7 +4762,7 @@
             <w:r/>
             <w:r>
               <w:rPr>
-                <w:rFonts w:ascii="Arial" w:hAnsi="Arial"/>
+                <w:rFonts w:ascii="Verdana" w:hAnsi="Verdana"/>
                 <w:b w:val="0"/>
                 <w:sz w:val="16"/>
               </w:rPr>
@@ -4707,7 +4778,7 @@
             <w:r/>
             <w:r>
               <w:rPr>
-                <w:rFonts w:ascii="Arial" w:hAnsi="Arial"/>
+                <w:rFonts w:ascii="Verdana" w:hAnsi="Verdana"/>
                 <w:b w:val="0"/>
                 <w:sz w:val="16"/>
               </w:rPr>
@@ -4723,7 +4794,7 @@
             <w:r/>
             <w:r>
               <w:rPr>
-                <w:rFonts w:ascii="Arial" w:hAnsi="Arial"/>
+                <w:rFonts w:ascii="Verdana" w:hAnsi="Verdana"/>
                 <w:b w:val="0"/>
                 <w:sz w:val="16"/>
               </w:rPr>
@@ -4739,7 +4810,7 @@
             <w:r/>
             <w:r>
               <w:rPr>
-                <w:rFonts w:ascii="Arial" w:hAnsi="Arial"/>
+                <w:rFonts w:ascii="Verdana" w:hAnsi="Verdana"/>
                 <w:b w:val="0"/>
                 <w:sz w:val="16"/>
               </w:rPr>
@@ -4748,15 +4819,18 @@
         </w:tc>
       </w:tr>
       <w:tr>
-        <w:tc>
-          <w:tcPr>
-            <w:tcW w:type="dxa" w:w="1514"/>
-          </w:tcPr>
-          <w:p>
-            <w:r/>
-            <w:r>
-              <w:rPr>
-                <w:rFonts w:ascii="Arial" w:hAnsi="Arial"/>
+        <w:trPr>
+          <w:cantSplit/>
+        </w:trPr>
+        <w:tc>
+          <w:tcPr>
+            <w:tcW w:type="dxa" w:w="1514"/>
+          </w:tcPr>
+          <w:p>
+            <w:r/>
+            <w:r>
+              <w:rPr>
+                <w:rFonts w:ascii="Verdana" w:hAnsi="Verdana"/>
                 <w:b w:val="0"/>
                 <w:sz w:val="16"/>
               </w:rPr>
@@ -4772,7 +4846,7 @@
             <w:r/>
             <w:r>
               <w:rPr>
-                <w:rFonts w:ascii="Arial" w:hAnsi="Arial"/>
+                <w:rFonts w:ascii="Verdana" w:hAnsi="Verdana"/>
                 <w:b w:val="0"/>
                 <w:sz w:val="16"/>
               </w:rPr>
@@ -4788,7 +4862,7 @@
             <w:r/>
             <w:r>
               <w:rPr>
-                <w:rFonts w:ascii="Arial" w:hAnsi="Arial"/>
+                <w:rFonts w:ascii="Verdana" w:hAnsi="Verdana"/>
                 <w:b w:val="0"/>
                 <w:sz w:val="16"/>
               </w:rPr>
@@ -4804,7 +4878,7 @@
             <w:r/>
             <w:r>
               <w:rPr>
-                <w:rFonts w:ascii="Arial" w:hAnsi="Arial"/>
+                <w:rFonts w:ascii="Verdana" w:hAnsi="Verdana"/>
                 <w:b w:val="0"/>
                 <w:sz w:val="16"/>
               </w:rPr>
@@ -4820,7 +4894,7 @@
             <w:r/>
             <w:r>
               <w:rPr>
-                <w:rFonts w:ascii="Arial" w:hAnsi="Arial"/>
+                <w:rFonts w:ascii="Verdana" w:hAnsi="Verdana"/>
                 <w:b w:val="0"/>
                 <w:sz w:val="16"/>
               </w:rPr>
@@ -4836,7 +4910,7 @@
             <w:r/>
             <w:r>
               <w:rPr>
-                <w:rFonts w:ascii="Arial" w:hAnsi="Arial"/>
+                <w:rFonts w:ascii="Verdana" w:hAnsi="Verdana"/>
                 <w:b w:val="0"/>
                 <w:sz w:val="16"/>
               </w:rPr>
@@ -4852,7 +4926,7 @@
             <w:r/>
             <w:r>
               <w:rPr>
-                <w:rFonts w:ascii="Arial" w:hAnsi="Arial"/>
+                <w:rFonts w:ascii="Verdana" w:hAnsi="Verdana"/>
                 <w:b w:val="0"/>
                 <w:sz w:val="16"/>
               </w:rPr>
@@ -4868,7 +4942,7 @@
             <w:r/>
             <w:r>
               <w:rPr>
-                <w:rFonts w:ascii="Arial" w:hAnsi="Arial"/>
+                <w:rFonts w:ascii="Verdana" w:hAnsi="Verdana"/>
                 <w:b w:val="0"/>
                 <w:sz w:val="16"/>
               </w:rPr>
@@ -4884,7 +4958,7 @@
             <w:r/>
             <w:r>
               <w:rPr>
-                <w:rFonts w:ascii="Arial" w:hAnsi="Arial"/>
+                <w:rFonts w:ascii="Verdana" w:hAnsi="Verdana"/>
                 <w:b w:val="0"/>
                 <w:sz w:val="16"/>
               </w:rPr>
@@ -4900,7 +4974,7 @@
             <w:r/>
             <w:r>
               <w:rPr>
-                <w:rFonts w:ascii="Arial" w:hAnsi="Arial"/>
+                <w:rFonts w:ascii="Verdana" w:hAnsi="Verdana"/>
                 <w:b w:val="0"/>
                 <w:sz w:val="16"/>
               </w:rPr>
@@ -4909,15 +4983,18 @@
         </w:tc>
       </w:tr>
       <w:tr>
-        <w:tc>
-          <w:tcPr>
-            <w:tcW w:type="dxa" w:w="1514"/>
-          </w:tcPr>
-          <w:p>
-            <w:r/>
-            <w:r>
-              <w:rPr>
-                <w:rFonts w:ascii="Arial" w:hAnsi="Arial"/>
+        <w:trPr>
+          <w:cantSplit/>
+        </w:trPr>
+        <w:tc>
+          <w:tcPr>
+            <w:tcW w:type="dxa" w:w="1514"/>
+          </w:tcPr>
+          <w:p>
+            <w:r/>
+            <w:r>
+              <w:rPr>
+                <w:rFonts w:ascii="Verdana" w:hAnsi="Verdana"/>
                 <w:b w:val="0"/>
                 <w:sz w:val="16"/>
               </w:rPr>
@@ -4933,7 +5010,7 @@
             <w:r/>
             <w:r>
               <w:rPr>
-                <w:rFonts w:ascii="Arial" w:hAnsi="Arial"/>
+                <w:rFonts w:ascii="Verdana" w:hAnsi="Verdana"/>
                 <w:b w:val="0"/>
                 <w:sz w:val="16"/>
               </w:rPr>
@@ -4949,7 +5026,7 @@
             <w:r/>
             <w:r>
               <w:rPr>
-                <w:rFonts w:ascii="Arial" w:hAnsi="Arial"/>
+                <w:rFonts w:ascii="Verdana" w:hAnsi="Verdana"/>
                 <w:b w:val="0"/>
                 <w:sz w:val="16"/>
               </w:rPr>
@@ -4965,7 +5042,7 @@
             <w:r/>
             <w:r>
               <w:rPr>
-                <w:rFonts w:ascii="Arial" w:hAnsi="Arial"/>
+                <w:rFonts w:ascii="Verdana" w:hAnsi="Verdana"/>
                 <w:b w:val="0"/>
                 <w:sz w:val="16"/>
               </w:rPr>
@@ -4981,7 +5058,7 @@
             <w:r/>
             <w:r>
               <w:rPr>
-                <w:rFonts w:ascii="Arial" w:hAnsi="Arial"/>
+                <w:rFonts w:ascii="Verdana" w:hAnsi="Verdana"/>
                 <w:b w:val="0"/>
                 <w:sz w:val="16"/>
               </w:rPr>
@@ -4997,7 +5074,7 @@
             <w:r/>
             <w:r>
               <w:rPr>
-                <w:rFonts w:ascii="Arial" w:hAnsi="Arial"/>
+                <w:rFonts w:ascii="Verdana" w:hAnsi="Verdana"/>
                 <w:b w:val="0"/>
                 <w:sz w:val="16"/>
               </w:rPr>
@@ -5013,7 +5090,7 @@
             <w:r/>
             <w:r>
               <w:rPr>
-                <w:rFonts w:ascii="Arial" w:hAnsi="Arial"/>
+                <w:rFonts w:ascii="Verdana" w:hAnsi="Verdana"/>
                 <w:b w:val="0"/>
                 <w:sz w:val="16"/>
               </w:rPr>
@@ -5029,7 +5106,7 @@
             <w:r/>
             <w:r>
               <w:rPr>
-                <w:rFonts w:ascii="Arial" w:hAnsi="Arial"/>
+                <w:rFonts w:ascii="Verdana" w:hAnsi="Verdana"/>
                 <w:b w:val="0"/>
                 <w:sz w:val="16"/>
               </w:rPr>
@@ -5045,7 +5122,7 @@
             <w:r/>
             <w:r>
               <w:rPr>
-                <w:rFonts w:ascii="Arial" w:hAnsi="Arial"/>
+                <w:rFonts w:ascii="Verdana" w:hAnsi="Verdana"/>
                 <w:b w:val="0"/>
                 <w:sz w:val="16"/>
               </w:rPr>
@@ -5061,7 +5138,7 @@
             <w:r/>
             <w:r>
               <w:rPr>
-                <w:rFonts w:ascii="Arial" w:hAnsi="Arial"/>
+                <w:rFonts w:ascii="Verdana" w:hAnsi="Verdana"/>
                 <w:b w:val="0"/>
                 <w:sz w:val="16"/>
               </w:rPr>
@@ -5070,15 +5147,18 @@
         </w:tc>
       </w:tr>
       <w:tr>
-        <w:tc>
-          <w:tcPr>
-            <w:tcW w:type="dxa" w:w="1514"/>
-          </w:tcPr>
-          <w:p>
-            <w:r/>
-            <w:r>
-              <w:rPr>
-                <w:rFonts w:ascii="Arial" w:hAnsi="Arial"/>
+        <w:trPr>
+          <w:cantSplit/>
+        </w:trPr>
+        <w:tc>
+          <w:tcPr>
+            <w:tcW w:type="dxa" w:w="1514"/>
+          </w:tcPr>
+          <w:p>
+            <w:r/>
+            <w:r>
+              <w:rPr>
+                <w:rFonts w:ascii="Verdana" w:hAnsi="Verdana"/>
                 <w:b w:val="0"/>
                 <w:sz w:val="16"/>
               </w:rPr>
@@ -5094,7 +5174,7 @@
             <w:r/>
             <w:r>
               <w:rPr>
-                <w:rFonts w:ascii="Arial" w:hAnsi="Arial"/>
+                <w:rFonts w:ascii="Verdana" w:hAnsi="Verdana"/>
                 <w:b w:val="0"/>
                 <w:sz w:val="16"/>
               </w:rPr>
@@ -5110,7 +5190,7 @@
             <w:r/>
             <w:r>
               <w:rPr>
-                <w:rFonts w:ascii="Arial" w:hAnsi="Arial"/>
+                <w:rFonts w:ascii="Verdana" w:hAnsi="Verdana"/>
                 <w:b w:val="0"/>
                 <w:sz w:val="16"/>
               </w:rPr>
@@ -5126,7 +5206,7 @@
             <w:r/>
             <w:r>
               <w:rPr>
-                <w:rFonts w:ascii="Arial" w:hAnsi="Arial"/>
+                <w:rFonts w:ascii="Verdana" w:hAnsi="Verdana"/>
                 <w:b w:val="0"/>
                 <w:sz w:val="16"/>
               </w:rPr>
@@ -5142,7 +5222,7 @@
             <w:r/>
             <w:r>
               <w:rPr>
-                <w:rFonts w:ascii="Arial" w:hAnsi="Arial"/>
+                <w:rFonts w:ascii="Verdana" w:hAnsi="Verdana"/>
                 <w:b w:val="0"/>
                 <w:sz w:val="16"/>
               </w:rPr>
@@ -5158,7 +5238,7 @@
             <w:r/>
             <w:r>
               <w:rPr>
-                <w:rFonts w:ascii="Arial" w:hAnsi="Arial"/>
+                <w:rFonts w:ascii="Verdana" w:hAnsi="Verdana"/>
                 <w:b w:val="0"/>
                 <w:sz w:val="16"/>
               </w:rPr>
@@ -5174,7 +5254,7 @@
             <w:r/>
             <w:r>
               <w:rPr>
-                <w:rFonts w:ascii="Arial" w:hAnsi="Arial"/>
+                <w:rFonts w:ascii="Verdana" w:hAnsi="Verdana"/>
                 <w:b w:val="0"/>
                 <w:sz w:val="16"/>
               </w:rPr>
@@ -5190,7 +5270,7 @@
             <w:r/>
             <w:r>
               <w:rPr>
-                <w:rFonts w:ascii="Arial" w:hAnsi="Arial"/>
+                <w:rFonts w:ascii="Verdana" w:hAnsi="Verdana"/>
                 <w:b w:val="0"/>
                 <w:sz w:val="16"/>
               </w:rPr>
@@ -5206,7 +5286,7 @@
             <w:r/>
             <w:r>
               <w:rPr>
-                <w:rFonts w:ascii="Arial" w:hAnsi="Arial"/>
+                <w:rFonts w:ascii="Verdana" w:hAnsi="Verdana"/>
                 <w:b w:val="0"/>
                 <w:sz w:val="16"/>
               </w:rPr>
@@ -5222,25 +5302,28 @@
             <w:r/>
             <w:r>
               <w:rPr>
-                <w:rFonts w:ascii="Arial" w:hAnsi="Arial"/>
-                <w:b w:val="0"/>
-                <w:sz w:val="16"/>
-              </w:rPr>
-              <w:t>Note 50: En todos los casos, se indicarán las cifras de clave más altas aplicables.</w:t>
+                <w:rFonts w:ascii="Verdana" w:hAnsi="Verdana"/>
+                <w:b w:val="0"/>
+                <w:sz w:val="16"/>
+              </w:rPr>
+              <w:t>Note 50: El descritpor 0 08 092 relativo a la expresión de la incertidumbre de medición y el descriptor 0 08 093 relativo a la significación de la incertidumbre de medición están relacionados con todas las incertidumbres de los parámetros proporcionados en la sección sobre datos de retrodispersión.</w:t>
             </w:r>
           </w:p>
         </w:tc>
       </w:tr>
       <w:tr>
-        <w:tc>
-          <w:tcPr>
-            <w:tcW w:type="dxa" w:w="1514"/>
-          </w:tcPr>
-          <w:p>
-            <w:r/>
-            <w:r>
-              <w:rPr>
-                <w:rFonts w:ascii="Arial" w:hAnsi="Arial"/>
+        <w:trPr>
+          <w:cantSplit/>
+        </w:trPr>
+        <w:tc>
+          <w:tcPr>
+            <w:tcW w:type="dxa" w:w="1514"/>
+          </w:tcPr>
+          <w:p>
+            <w:r/>
+            <w:r>
+              <w:rPr>
+                <w:rFonts w:ascii="Verdana" w:hAnsi="Verdana"/>
                 <w:b w:val="0"/>
                 <w:sz w:val="16"/>
               </w:rPr>
@@ -5256,7 +5339,7 @@
             <w:r/>
             <w:r>
               <w:rPr>
-                <w:rFonts w:ascii="Arial" w:hAnsi="Arial"/>
+                <w:rFonts w:ascii="Verdana" w:hAnsi="Verdana"/>
                 <w:b w:val="0"/>
                 <w:sz w:val="16"/>
               </w:rPr>
@@ -5272,7 +5355,7 @@
             <w:r/>
             <w:r>
               <w:rPr>
-                <w:rFonts w:ascii="Arial" w:hAnsi="Arial"/>
+                <w:rFonts w:ascii="Verdana" w:hAnsi="Verdana"/>
                 <w:b w:val="0"/>
                 <w:sz w:val="16"/>
               </w:rPr>
@@ -5288,7 +5371,7 @@
             <w:r/>
             <w:r>
               <w:rPr>
-                <w:rFonts w:ascii="Arial" w:hAnsi="Arial"/>
+                <w:rFonts w:ascii="Verdana" w:hAnsi="Verdana"/>
                 <w:b w:val="0"/>
                 <w:sz w:val="16"/>
               </w:rPr>
@@ -5304,7 +5387,7 @@
             <w:r/>
             <w:r>
               <w:rPr>
-                <w:rFonts w:ascii="Arial" w:hAnsi="Arial"/>
+                <w:rFonts w:ascii="Verdana" w:hAnsi="Verdana"/>
                 <w:b w:val="0"/>
                 <w:sz w:val="16"/>
               </w:rPr>
@@ -5320,7 +5403,7 @@
             <w:r/>
             <w:r>
               <w:rPr>
-                <w:rFonts w:ascii="Arial" w:hAnsi="Arial"/>
+                <w:rFonts w:ascii="Verdana" w:hAnsi="Verdana"/>
                 <w:b w:val="0"/>
                 <w:sz w:val="16"/>
               </w:rPr>
@@ -5336,7 +5419,7 @@
             <w:r/>
             <w:r>
               <w:rPr>
-                <w:rFonts w:ascii="Arial" w:hAnsi="Arial"/>
+                <w:rFonts w:ascii="Verdana" w:hAnsi="Verdana"/>
                 <w:b w:val="0"/>
                 <w:sz w:val="16"/>
               </w:rPr>
@@ -5352,7 +5435,7 @@
             <w:r/>
             <w:r>
               <w:rPr>
-                <w:rFonts w:ascii="Arial" w:hAnsi="Arial"/>
+                <w:rFonts w:ascii="Verdana" w:hAnsi="Verdana"/>
                 <w:b w:val="0"/>
                 <w:sz w:val="16"/>
               </w:rPr>
@@ -5368,7 +5451,7 @@
             <w:r/>
             <w:r>
               <w:rPr>
-                <w:rFonts w:ascii="Arial" w:hAnsi="Arial"/>
+                <w:rFonts w:ascii="Verdana" w:hAnsi="Verdana"/>
                 <w:b w:val="0"/>
                 <w:sz w:val="16"/>
               </w:rPr>
@@ -5384,7 +5467,7 @@
             <w:r/>
             <w:r>
               <w:rPr>
-                <w:rFonts w:ascii="Arial" w:hAnsi="Arial"/>
+                <w:rFonts w:ascii="Verdana" w:hAnsi="Verdana"/>
                 <w:b w:val="0"/>
                 <w:sz w:val="16"/>
               </w:rPr>
@@ -5393,15 +5476,18 @@
         </w:tc>
       </w:tr>
       <w:tr>
-        <w:tc>
-          <w:tcPr>
-            <w:tcW w:type="dxa" w:w="1514"/>
-          </w:tcPr>
-          <w:p>
-            <w:r/>
-            <w:r>
-              <w:rPr>
-                <w:rFonts w:ascii="Arial" w:hAnsi="Arial"/>
+        <w:trPr>
+          <w:cantSplit/>
+        </w:trPr>
+        <w:tc>
+          <w:tcPr>
+            <w:tcW w:type="dxa" w:w="1514"/>
+          </w:tcPr>
+          <w:p>
+            <w:r/>
+            <w:r>
+              <w:rPr>
+                <w:rFonts w:ascii="Verdana" w:hAnsi="Verdana"/>
                 <w:b w:val="0"/>
                 <w:sz w:val="16"/>
               </w:rPr>
@@ -5417,7 +5503,7 @@
             <w:r/>
             <w:r>
               <w:rPr>
-                <w:rFonts w:ascii="Arial" w:hAnsi="Arial"/>
+                <w:rFonts w:ascii="Verdana" w:hAnsi="Verdana"/>
                 <w:b w:val="0"/>
                 <w:sz w:val="16"/>
               </w:rPr>
@@ -5433,7 +5519,7 @@
             <w:r/>
             <w:r>
               <w:rPr>
-                <w:rFonts w:ascii="Arial" w:hAnsi="Arial"/>
+                <w:rFonts w:ascii="Verdana" w:hAnsi="Verdana"/>
                 <w:b w:val="0"/>
                 <w:sz w:val="16"/>
               </w:rPr>
@@ -5449,7 +5535,7 @@
             <w:r/>
             <w:r>
               <w:rPr>
-                <w:rFonts w:ascii="Arial" w:hAnsi="Arial"/>
+                <w:rFonts w:ascii="Verdana" w:hAnsi="Verdana"/>
                 <w:b w:val="0"/>
                 <w:sz w:val="16"/>
               </w:rPr>
@@ -5465,7 +5551,7 @@
             <w:r/>
             <w:r>
               <w:rPr>
-                <w:rFonts w:ascii="Arial" w:hAnsi="Arial"/>
+                <w:rFonts w:ascii="Verdana" w:hAnsi="Verdana"/>
                 <w:b w:val="0"/>
                 <w:sz w:val="16"/>
               </w:rPr>
@@ -5481,7 +5567,7 @@
             <w:r/>
             <w:r>
               <w:rPr>
-                <w:rFonts w:ascii="Arial" w:hAnsi="Arial"/>
+                <w:rFonts w:ascii="Verdana" w:hAnsi="Verdana"/>
                 <w:b w:val="0"/>
                 <w:sz w:val="16"/>
               </w:rPr>
@@ -5497,7 +5583,7 @@
             <w:r/>
             <w:r>
               <w:rPr>
-                <w:rFonts w:ascii="Arial" w:hAnsi="Arial"/>
+                <w:rFonts w:ascii="Verdana" w:hAnsi="Verdana"/>
                 <w:b w:val="0"/>
                 <w:sz w:val="16"/>
               </w:rPr>
@@ -5513,7 +5599,7 @@
             <w:r/>
             <w:r>
               <w:rPr>
-                <w:rFonts w:ascii="Arial" w:hAnsi="Arial"/>
+                <w:rFonts w:ascii="Verdana" w:hAnsi="Verdana"/>
                 <w:b w:val="0"/>
                 <w:sz w:val="16"/>
               </w:rPr>
@@ -5529,7 +5615,7 @@
             <w:r/>
             <w:r>
               <w:rPr>
-                <w:rFonts w:ascii="Arial" w:hAnsi="Arial"/>
+                <w:rFonts w:ascii="Verdana" w:hAnsi="Verdana"/>
                 <w:b w:val="0"/>
                 <w:sz w:val="16"/>
               </w:rPr>
@@ -5545,7 +5631,7 @@
             <w:r/>
             <w:r>
               <w:rPr>
-                <w:rFonts w:ascii="Arial" w:hAnsi="Arial"/>
+                <w:rFonts w:ascii="Verdana" w:hAnsi="Verdana"/>
                 <w:b w:val="0"/>
                 <w:sz w:val="16"/>
               </w:rPr>
@@ -5554,15 +5640,18 @@
         </w:tc>
       </w:tr>
       <w:tr>
-        <w:tc>
-          <w:tcPr>
-            <w:tcW w:type="dxa" w:w="1514"/>
-          </w:tcPr>
-          <w:p>
-            <w:r/>
-            <w:r>
-              <w:rPr>
-                <w:rFonts w:ascii="Arial" w:hAnsi="Arial"/>
+        <w:trPr>
+          <w:cantSplit/>
+        </w:trPr>
+        <w:tc>
+          <w:tcPr>
+            <w:tcW w:type="dxa" w:w="1514"/>
+          </w:tcPr>
+          <w:p>
+            <w:r/>
+            <w:r>
+              <w:rPr>
+                <w:rFonts w:ascii="Verdana" w:hAnsi="Verdana"/>
                 <w:b w:val="0"/>
                 <w:sz w:val="16"/>
               </w:rPr>
@@ -5578,7 +5667,7 @@
             <w:r/>
             <w:r>
               <w:rPr>
-                <w:rFonts w:ascii="Arial" w:hAnsi="Arial"/>
+                <w:rFonts w:ascii="Verdana" w:hAnsi="Verdana"/>
                 <w:b w:val="0"/>
                 <w:sz w:val="16"/>
               </w:rPr>
@@ -5594,7 +5683,7 @@
             <w:r/>
             <w:r>
               <w:rPr>
-                <w:rFonts w:ascii="Arial" w:hAnsi="Arial"/>
+                <w:rFonts w:ascii="Verdana" w:hAnsi="Verdana"/>
                 <w:b w:val="0"/>
                 <w:sz w:val="16"/>
               </w:rPr>
@@ -5610,7 +5699,7 @@
             <w:r/>
             <w:r>
               <w:rPr>
-                <w:rFonts w:ascii="Arial" w:hAnsi="Arial"/>
+                <w:rFonts w:ascii="Verdana" w:hAnsi="Verdana"/>
                 <w:b w:val="0"/>
                 <w:sz w:val="16"/>
               </w:rPr>
@@ -5626,7 +5715,7 @@
             <w:r/>
             <w:r>
               <w:rPr>
-                <w:rFonts w:ascii="Arial" w:hAnsi="Arial"/>
+                <w:rFonts w:ascii="Verdana" w:hAnsi="Verdana"/>
                 <w:b w:val="0"/>
                 <w:sz w:val="16"/>
               </w:rPr>
@@ -5642,7 +5731,7 @@
             <w:r/>
             <w:r>
               <w:rPr>
-                <w:rFonts w:ascii="Arial" w:hAnsi="Arial"/>
+                <w:rFonts w:ascii="Verdana" w:hAnsi="Verdana"/>
                 <w:b w:val="0"/>
                 <w:sz w:val="16"/>
               </w:rPr>
@@ -5658,7 +5747,7 @@
             <w:r/>
             <w:r>
               <w:rPr>
-                <w:rFonts w:ascii="Arial" w:hAnsi="Arial"/>
+                <w:rFonts w:ascii="Verdana" w:hAnsi="Verdana"/>
                 <w:b w:val="0"/>
                 <w:sz w:val="16"/>
               </w:rPr>
@@ -5674,7 +5763,7 @@
             <w:r/>
             <w:r>
               <w:rPr>
-                <w:rFonts w:ascii="Arial" w:hAnsi="Arial"/>
+                <w:rFonts w:ascii="Verdana" w:hAnsi="Verdana"/>
                 <w:b w:val="0"/>
                 <w:sz w:val="16"/>
               </w:rPr>
@@ -5690,7 +5779,7 @@
             <w:r/>
             <w:r>
               <w:rPr>
-                <w:rFonts w:ascii="Arial" w:hAnsi="Arial"/>
+                <w:rFonts w:ascii="Verdana" w:hAnsi="Verdana"/>
                 <w:b w:val="0"/>
                 <w:sz w:val="16"/>
               </w:rPr>
@@ -5706,7 +5795,7 @@
             <w:r/>
             <w:r>
               <w:rPr>
-                <w:rFonts w:ascii="Arial" w:hAnsi="Arial"/>
+                <w:rFonts w:ascii="Verdana" w:hAnsi="Verdana"/>
                 <w:b w:val="0"/>
                 <w:sz w:val="16"/>
               </w:rPr>
@@ -5715,15 +5804,18 @@
         </w:tc>
       </w:tr>
       <w:tr>
-        <w:tc>
-          <w:tcPr>
-            <w:tcW w:type="dxa" w:w="1514"/>
-          </w:tcPr>
-          <w:p>
-            <w:r/>
-            <w:r>
-              <w:rPr>
-                <w:rFonts w:ascii="Arial" w:hAnsi="Arial"/>
+        <w:trPr>
+          <w:cantSplit/>
+        </w:trPr>
+        <w:tc>
+          <w:tcPr>
+            <w:tcW w:type="dxa" w:w="1514"/>
+          </w:tcPr>
+          <w:p>
+            <w:r/>
+            <w:r>
+              <w:rPr>
+                <w:rFonts w:ascii="Verdana" w:hAnsi="Verdana"/>
                 <w:b w:val="0"/>
                 <w:sz w:val="16"/>
               </w:rPr>
@@ -5739,7 +5831,7 @@
             <w:r/>
             <w:r>
               <w:rPr>
-                <w:rFonts w:ascii="Arial" w:hAnsi="Arial"/>
+                <w:rFonts w:ascii="Verdana" w:hAnsi="Verdana"/>
                 <w:b w:val="0"/>
                 <w:sz w:val="16"/>
               </w:rPr>
@@ -5755,7 +5847,7 @@
             <w:r/>
             <w:r>
               <w:rPr>
-                <w:rFonts w:ascii="Arial" w:hAnsi="Arial"/>
+                <w:rFonts w:ascii="Verdana" w:hAnsi="Verdana"/>
                 <w:b w:val="0"/>
                 <w:sz w:val="16"/>
               </w:rPr>
@@ -5771,7 +5863,7 @@
             <w:r/>
             <w:r>
               <w:rPr>
-                <w:rFonts w:ascii="Arial" w:hAnsi="Arial"/>
+                <w:rFonts w:ascii="Verdana" w:hAnsi="Verdana"/>
                 <w:b w:val="0"/>
                 <w:sz w:val="16"/>
               </w:rPr>
@@ -5787,7 +5879,7 @@
             <w:r/>
             <w:r>
               <w:rPr>
-                <w:rFonts w:ascii="Arial" w:hAnsi="Arial"/>
+                <w:rFonts w:ascii="Verdana" w:hAnsi="Verdana"/>
                 <w:b w:val="0"/>
                 <w:sz w:val="16"/>
               </w:rPr>
@@ -5803,7 +5895,7 @@
             <w:r/>
             <w:r>
               <w:rPr>
-                <w:rFonts w:ascii="Arial" w:hAnsi="Arial"/>
+                <w:rFonts w:ascii="Verdana" w:hAnsi="Verdana"/>
                 <w:b w:val="0"/>
                 <w:sz w:val="16"/>
               </w:rPr>
@@ -5819,7 +5911,7 @@
             <w:r/>
             <w:r>
               <w:rPr>
-                <w:rFonts w:ascii="Arial" w:hAnsi="Arial"/>
+                <w:rFonts w:ascii="Verdana" w:hAnsi="Verdana"/>
                 <w:b w:val="0"/>
                 <w:sz w:val="16"/>
               </w:rPr>
@@ -5835,7 +5927,7 @@
             <w:r/>
             <w:r>
               <w:rPr>
-                <w:rFonts w:ascii="Arial" w:hAnsi="Arial"/>
+                <w:rFonts w:ascii="Verdana" w:hAnsi="Verdana"/>
                 <w:b w:val="0"/>
                 <w:sz w:val="16"/>
               </w:rPr>
@@ -5851,7 +5943,7 @@
             <w:r/>
             <w:r>
               <w:rPr>
-                <w:rFonts w:ascii="Arial" w:hAnsi="Arial"/>
+                <w:rFonts w:ascii="Verdana" w:hAnsi="Verdana"/>
                 <w:b w:val="0"/>
                 <w:sz w:val="16"/>
               </w:rPr>
@@ -5867,7 +5959,7 @@
             <w:r/>
             <w:r>
               <w:rPr>
-                <w:rFonts w:ascii="Arial" w:hAnsi="Arial"/>
+                <w:rFonts w:ascii="Verdana" w:hAnsi="Verdana"/>
                 <w:b w:val="0"/>
                 <w:sz w:val="16"/>
               </w:rPr>
@@ -5876,15 +5968,18 @@
         </w:tc>
       </w:tr>
       <w:tr>
-        <w:tc>
-          <w:tcPr>
-            <w:tcW w:type="dxa" w:w="1514"/>
-          </w:tcPr>
-          <w:p>
-            <w:r/>
-            <w:r>
-              <w:rPr>
-                <w:rFonts w:ascii="Arial" w:hAnsi="Arial"/>
+        <w:trPr>
+          <w:cantSplit/>
+        </w:trPr>
+        <w:tc>
+          <w:tcPr>
+            <w:tcW w:type="dxa" w:w="1514"/>
+          </w:tcPr>
+          <w:p>
+            <w:r/>
+            <w:r>
+              <w:rPr>
+                <w:rFonts w:ascii="Verdana" w:hAnsi="Verdana"/>
                 <w:b w:val="0"/>
                 <w:sz w:val="16"/>
               </w:rPr>
@@ -5900,7 +5995,7 @@
             <w:r/>
             <w:r>
               <w:rPr>
-                <w:rFonts w:ascii="Arial" w:hAnsi="Arial"/>
+                <w:rFonts w:ascii="Verdana" w:hAnsi="Verdana"/>
                 <w:b w:val="0"/>
                 <w:sz w:val="16"/>
               </w:rPr>
@@ -5916,7 +6011,7 @@
             <w:r/>
             <w:r>
               <w:rPr>
-                <w:rFonts w:ascii="Arial" w:hAnsi="Arial"/>
+                <w:rFonts w:ascii="Verdana" w:hAnsi="Verdana"/>
                 <w:b w:val="0"/>
                 <w:sz w:val="16"/>
               </w:rPr>
@@ -5932,7 +6027,7 @@
             <w:r/>
             <w:r>
               <w:rPr>
-                <w:rFonts w:ascii="Arial" w:hAnsi="Arial"/>
+                <w:rFonts w:ascii="Verdana" w:hAnsi="Verdana"/>
                 <w:b w:val="0"/>
                 <w:sz w:val="16"/>
               </w:rPr>
@@ -5948,7 +6043,7 @@
             <w:r/>
             <w:r>
               <w:rPr>
-                <w:rFonts w:ascii="Arial" w:hAnsi="Arial"/>
+                <w:rFonts w:ascii="Verdana" w:hAnsi="Verdana"/>
                 <w:b w:val="0"/>
                 <w:sz w:val="16"/>
               </w:rPr>
@@ -5964,7 +6059,7 @@
             <w:r/>
             <w:r>
               <w:rPr>
-                <w:rFonts w:ascii="Arial" w:hAnsi="Arial"/>
+                <w:rFonts w:ascii="Verdana" w:hAnsi="Verdana"/>
                 <w:b w:val="0"/>
                 <w:sz w:val="16"/>
               </w:rPr>
@@ -5980,7 +6075,7 @@
             <w:r/>
             <w:r>
               <w:rPr>
-                <w:rFonts w:ascii="Arial" w:hAnsi="Arial"/>
+                <w:rFonts w:ascii="Verdana" w:hAnsi="Verdana"/>
                 <w:b w:val="0"/>
                 <w:sz w:val="16"/>
               </w:rPr>
@@ -5996,7 +6091,7 @@
             <w:r/>
             <w:r>
               <w:rPr>
-                <w:rFonts w:ascii="Arial" w:hAnsi="Arial"/>
+                <w:rFonts w:ascii="Verdana" w:hAnsi="Verdana"/>
                 <w:b w:val="0"/>
                 <w:sz w:val="16"/>
               </w:rPr>
@@ -6012,7 +6107,7 @@
             <w:r/>
             <w:r>
               <w:rPr>
-                <w:rFonts w:ascii="Arial" w:hAnsi="Arial"/>
+                <w:rFonts w:ascii="Verdana" w:hAnsi="Verdana"/>
                 <w:b w:val="0"/>
                 <w:sz w:val="16"/>
               </w:rPr>
@@ -6028,7 +6123,7 @@
             <w:r/>
             <w:r>
               <w:rPr>
-                <w:rFonts w:ascii="Arial" w:hAnsi="Arial"/>
+                <w:rFonts w:ascii="Verdana" w:hAnsi="Verdana"/>
                 <w:b w:val="0"/>
                 <w:sz w:val="16"/>
               </w:rPr>
@@ -6037,15 +6132,18 @@
         </w:tc>
       </w:tr>
       <w:tr>
-        <w:tc>
-          <w:tcPr>
-            <w:tcW w:type="dxa" w:w="1514"/>
-          </w:tcPr>
-          <w:p>
-            <w:r/>
-            <w:r>
-              <w:rPr>
-                <w:rFonts w:ascii="Arial" w:hAnsi="Arial"/>
+        <w:trPr>
+          <w:cantSplit/>
+        </w:trPr>
+        <w:tc>
+          <w:tcPr>
+            <w:tcW w:type="dxa" w:w="1514"/>
+          </w:tcPr>
+          <w:p>
+            <w:r/>
+            <w:r>
+              <w:rPr>
+                <w:rFonts w:ascii="Verdana" w:hAnsi="Verdana"/>
                 <w:b w:val="0"/>
                 <w:sz w:val="16"/>
               </w:rPr>
@@ -6061,7 +6159,7 @@
             <w:r/>
             <w:r>
               <w:rPr>
-                <w:rFonts w:ascii="Arial" w:hAnsi="Arial"/>
+                <w:rFonts w:ascii="Verdana" w:hAnsi="Verdana"/>
                 <w:b w:val="0"/>
                 <w:sz w:val="16"/>
               </w:rPr>
@@ -6077,7 +6175,7 @@
             <w:r/>
             <w:r>
               <w:rPr>
-                <w:rFonts w:ascii="Arial" w:hAnsi="Arial"/>
+                <w:rFonts w:ascii="Verdana" w:hAnsi="Verdana"/>
                 <w:b w:val="0"/>
                 <w:sz w:val="16"/>
               </w:rPr>
@@ -6093,7 +6191,7 @@
             <w:r/>
             <w:r>
               <w:rPr>
-                <w:rFonts w:ascii="Arial" w:hAnsi="Arial"/>
+                <w:rFonts w:ascii="Verdana" w:hAnsi="Verdana"/>
                 <w:b w:val="0"/>
                 <w:sz w:val="16"/>
               </w:rPr>
@@ -6109,7 +6207,7 @@
             <w:r/>
             <w:r>
               <w:rPr>
-                <w:rFonts w:ascii="Arial" w:hAnsi="Arial"/>
+                <w:rFonts w:ascii="Verdana" w:hAnsi="Verdana"/>
                 <w:b w:val="0"/>
                 <w:sz w:val="16"/>
               </w:rPr>
@@ -6125,7 +6223,7 @@
             <w:r/>
             <w:r>
               <w:rPr>
-                <w:rFonts w:ascii="Arial" w:hAnsi="Arial"/>
+                <w:rFonts w:ascii="Verdana" w:hAnsi="Verdana"/>
                 <w:b w:val="0"/>
                 <w:sz w:val="16"/>
               </w:rPr>
@@ -6141,7 +6239,7 @@
             <w:r/>
             <w:r>
               <w:rPr>
-                <w:rFonts w:ascii="Arial" w:hAnsi="Arial"/>
+                <w:rFonts w:ascii="Verdana" w:hAnsi="Verdana"/>
                 <w:b w:val="0"/>
                 <w:sz w:val="16"/>
               </w:rPr>
@@ -6157,7 +6255,7 @@
             <w:r/>
             <w:r>
               <w:rPr>
-                <w:rFonts w:ascii="Arial" w:hAnsi="Arial"/>
+                <w:rFonts w:ascii="Verdana" w:hAnsi="Verdana"/>
                 <w:b w:val="0"/>
                 <w:sz w:val="16"/>
               </w:rPr>
@@ -6173,7 +6271,7 @@
             <w:r/>
             <w:r>
               <w:rPr>
-                <w:rFonts w:ascii="Arial" w:hAnsi="Arial"/>
+                <w:rFonts w:ascii="Verdana" w:hAnsi="Verdana"/>
                 <w:b w:val="0"/>
                 <w:sz w:val="16"/>
               </w:rPr>
@@ -6189,7 +6287,7 @@
             <w:r/>
             <w:r>
               <w:rPr>
-                <w:rFonts w:ascii="Arial" w:hAnsi="Arial"/>
+                <w:rFonts w:ascii="Verdana" w:hAnsi="Verdana"/>
                 <w:b w:val="0"/>
                 <w:sz w:val="16"/>
               </w:rPr>
@@ -6198,15 +6296,18 @@
         </w:tc>
       </w:tr>
       <w:tr>
-        <w:tc>
-          <w:tcPr>
-            <w:tcW w:type="dxa" w:w="1514"/>
-          </w:tcPr>
-          <w:p>
-            <w:r/>
-            <w:r>
-              <w:rPr>
-                <w:rFonts w:ascii="Arial" w:hAnsi="Arial"/>
+        <w:trPr>
+          <w:cantSplit/>
+        </w:trPr>
+        <w:tc>
+          <w:tcPr>
+            <w:tcW w:type="dxa" w:w="1514"/>
+          </w:tcPr>
+          <w:p>
+            <w:r/>
+            <w:r>
+              <w:rPr>
+                <w:rFonts w:ascii="Verdana" w:hAnsi="Verdana"/>
                 <w:b w:val="0"/>
                 <w:sz w:val="16"/>
               </w:rPr>
@@ -6222,7 +6323,7 @@
             <w:r/>
             <w:r>
               <w:rPr>
-                <w:rFonts w:ascii="Arial" w:hAnsi="Arial"/>
+                <w:rFonts w:ascii="Verdana" w:hAnsi="Verdana"/>
                 <w:b w:val="0"/>
                 <w:sz w:val="16"/>
               </w:rPr>
@@ -6238,7 +6339,7 @@
             <w:r/>
             <w:r>
               <w:rPr>
-                <w:rFonts w:ascii="Arial" w:hAnsi="Arial"/>
+                <w:rFonts w:ascii="Verdana" w:hAnsi="Verdana"/>
                 <w:b w:val="0"/>
                 <w:sz w:val="16"/>
               </w:rPr>
@@ -6254,7 +6355,7 @@
             <w:r/>
             <w:r>
               <w:rPr>
-                <w:rFonts w:ascii="Arial" w:hAnsi="Arial"/>
+                <w:rFonts w:ascii="Verdana" w:hAnsi="Verdana"/>
                 <w:b w:val="0"/>
                 <w:sz w:val="16"/>
               </w:rPr>
@@ -6270,7 +6371,7 @@
             <w:r/>
             <w:r>
               <w:rPr>
-                <w:rFonts w:ascii="Arial" w:hAnsi="Arial"/>
+                <w:rFonts w:ascii="Verdana" w:hAnsi="Verdana"/>
                 <w:b w:val="0"/>
                 <w:sz w:val="16"/>
               </w:rPr>
@@ -6286,7 +6387,7 @@
             <w:r/>
             <w:r>
               <w:rPr>
-                <w:rFonts w:ascii="Arial" w:hAnsi="Arial"/>
+                <w:rFonts w:ascii="Verdana" w:hAnsi="Verdana"/>
                 <w:b w:val="0"/>
                 <w:sz w:val="16"/>
               </w:rPr>
@@ -6302,7 +6403,7 @@
             <w:r/>
             <w:r>
               <w:rPr>
-                <w:rFonts w:ascii="Arial" w:hAnsi="Arial"/>
+                <w:rFonts w:ascii="Verdana" w:hAnsi="Verdana"/>
                 <w:b w:val="0"/>
                 <w:sz w:val="16"/>
               </w:rPr>
@@ -6318,7 +6419,7 @@
             <w:r/>
             <w:r>
               <w:rPr>
-                <w:rFonts w:ascii="Arial" w:hAnsi="Arial"/>
+                <w:rFonts w:ascii="Verdana" w:hAnsi="Verdana"/>
                 <w:b w:val="0"/>
                 <w:sz w:val="16"/>
               </w:rPr>
@@ -6334,7 +6435,7 @@
             <w:r/>
             <w:r>
               <w:rPr>
-                <w:rFonts w:ascii="Arial" w:hAnsi="Arial"/>
+                <w:rFonts w:ascii="Verdana" w:hAnsi="Verdana"/>
                 <w:b w:val="0"/>
                 <w:sz w:val="16"/>
               </w:rPr>
@@ -6350,7 +6451,7 @@
             <w:r/>
             <w:r>
               <w:rPr>
-                <w:rFonts w:ascii="Arial" w:hAnsi="Arial"/>
+                <w:rFonts w:ascii="Verdana" w:hAnsi="Verdana"/>
                 <w:b w:val="0"/>
                 <w:sz w:val="16"/>
               </w:rPr>
@@ -6359,15 +6460,18 @@
         </w:tc>
       </w:tr>
       <w:tr>
-        <w:tc>
-          <w:tcPr>
-            <w:tcW w:type="dxa" w:w="1514"/>
-          </w:tcPr>
-          <w:p>
-            <w:r/>
-            <w:r>
-              <w:rPr>
-                <w:rFonts w:ascii="Arial" w:hAnsi="Arial"/>
+        <w:trPr>
+          <w:cantSplit/>
+        </w:trPr>
+        <w:tc>
+          <w:tcPr>
+            <w:tcW w:type="dxa" w:w="1514"/>
+          </w:tcPr>
+          <w:p>
+            <w:r/>
+            <w:r>
+              <w:rPr>
+                <w:rFonts w:ascii="Verdana" w:hAnsi="Verdana"/>
                 <w:b w:val="0"/>
                 <w:sz w:val="16"/>
               </w:rPr>
@@ -6383,7 +6487,7 @@
             <w:r/>
             <w:r>
               <w:rPr>
-                <w:rFonts w:ascii="Arial" w:hAnsi="Arial"/>
+                <w:rFonts w:ascii="Verdana" w:hAnsi="Verdana"/>
                 <w:b w:val="0"/>
                 <w:sz w:val="16"/>
               </w:rPr>
@@ -6399,7 +6503,7 @@
             <w:r/>
             <w:r>
               <w:rPr>
-                <w:rFonts w:ascii="Arial" w:hAnsi="Arial"/>
+                <w:rFonts w:ascii="Verdana" w:hAnsi="Verdana"/>
                 <w:b w:val="0"/>
                 <w:sz w:val="16"/>
               </w:rPr>
@@ -6415,7 +6519,7 @@
             <w:r/>
             <w:r>
               <w:rPr>
-                <w:rFonts w:ascii="Arial" w:hAnsi="Arial"/>
+                <w:rFonts w:ascii="Verdana" w:hAnsi="Verdana"/>
                 <w:b w:val="0"/>
                 <w:sz w:val="16"/>
               </w:rPr>
@@ -6431,7 +6535,7 @@
             <w:r/>
             <w:r>
               <w:rPr>
-                <w:rFonts w:ascii="Arial" w:hAnsi="Arial"/>
+                <w:rFonts w:ascii="Verdana" w:hAnsi="Verdana"/>
                 <w:b w:val="0"/>
                 <w:sz w:val="16"/>
               </w:rPr>
@@ -6447,7 +6551,7 @@
             <w:r/>
             <w:r>
               <w:rPr>
-                <w:rFonts w:ascii="Arial" w:hAnsi="Arial"/>
+                <w:rFonts w:ascii="Verdana" w:hAnsi="Verdana"/>
                 <w:b w:val="0"/>
                 <w:sz w:val="16"/>
               </w:rPr>
@@ -6463,7 +6567,7 @@
             <w:r/>
             <w:r>
               <w:rPr>
-                <w:rFonts w:ascii="Arial" w:hAnsi="Arial"/>
+                <w:rFonts w:ascii="Verdana" w:hAnsi="Verdana"/>
                 <w:b w:val="0"/>
                 <w:sz w:val="16"/>
               </w:rPr>
@@ -6479,7 +6583,7 @@
             <w:r/>
             <w:r>
               <w:rPr>
-                <w:rFonts w:ascii="Arial" w:hAnsi="Arial"/>
+                <w:rFonts w:ascii="Verdana" w:hAnsi="Verdana"/>
                 <w:b w:val="0"/>
                 <w:sz w:val="16"/>
               </w:rPr>
@@ -6495,7 +6599,7 @@
             <w:r/>
             <w:r>
               <w:rPr>
-                <w:rFonts w:ascii="Arial" w:hAnsi="Arial"/>
+                <w:rFonts w:ascii="Verdana" w:hAnsi="Verdana"/>
                 <w:b w:val="0"/>
                 <w:sz w:val="16"/>
               </w:rPr>
@@ -6511,7 +6615,7 @@
             <w:r/>
             <w:r>
               <w:rPr>
-                <w:rFonts w:ascii="Arial" w:hAnsi="Arial"/>
+                <w:rFonts w:ascii="Verdana" w:hAnsi="Verdana"/>
                 <w:b w:val="0"/>
                 <w:sz w:val="16"/>
               </w:rPr>
@@ -6520,15 +6624,18 @@
         </w:tc>
       </w:tr>
       <w:tr>
-        <w:tc>
-          <w:tcPr>
-            <w:tcW w:type="dxa" w:w="1514"/>
-          </w:tcPr>
-          <w:p>
-            <w:r/>
-            <w:r>
-              <w:rPr>
-                <w:rFonts w:ascii="Arial" w:hAnsi="Arial"/>
+        <w:trPr>
+          <w:cantSplit/>
+        </w:trPr>
+        <w:tc>
+          <w:tcPr>
+            <w:tcW w:type="dxa" w:w="1514"/>
+          </w:tcPr>
+          <w:p>
+            <w:r/>
+            <w:r>
+              <w:rPr>
+                <w:rFonts w:ascii="Verdana" w:hAnsi="Verdana"/>
                 <w:b w:val="0"/>
                 <w:sz w:val="16"/>
               </w:rPr>
@@ -6544,7 +6651,7 @@
             <w:r/>
             <w:r>
               <w:rPr>
-                <w:rFonts w:ascii="Arial" w:hAnsi="Arial"/>
+                <w:rFonts w:ascii="Verdana" w:hAnsi="Verdana"/>
                 <w:b w:val="0"/>
                 <w:sz w:val="16"/>
               </w:rPr>
@@ -6560,7 +6667,7 @@
             <w:r/>
             <w:r>
               <w:rPr>
-                <w:rFonts w:ascii="Arial" w:hAnsi="Arial"/>
+                <w:rFonts w:ascii="Verdana" w:hAnsi="Verdana"/>
                 <w:b w:val="0"/>
                 <w:sz w:val="16"/>
               </w:rPr>
@@ -6576,7 +6683,7 @@
             <w:r/>
             <w:r>
               <w:rPr>
-                <w:rFonts w:ascii="Arial" w:hAnsi="Arial"/>
+                <w:rFonts w:ascii="Verdana" w:hAnsi="Verdana"/>
                 <w:b w:val="0"/>
                 <w:sz w:val="16"/>
               </w:rPr>
@@ -6592,7 +6699,7 @@
             <w:r/>
             <w:r>
               <w:rPr>
-                <w:rFonts w:ascii="Arial" w:hAnsi="Arial"/>
+                <w:rFonts w:ascii="Verdana" w:hAnsi="Verdana"/>
                 <w:b w:val="0"/>
                 <w:sz w:val="16"/>
               </w:rPr>
@@ -6608,7 +6715,7 @@
             <w:r/>
             <w:r>
               <w:rPr>
-                <w:rFonts w:ascii="Arial" w:hAnsi="Arial"/>
+                <w:rFonts w:ascii="Verdana" w:hAnsi="Verdana"/>
                 <w:b w:val="0"/>
                 <w:sz w:val="16"/>
               </w:rPr>
@@ -6624,7 +6731,7 @@
             <w:r/>
             <w:r>
               <w:rPr>
-                <w:rFonts w:ascii="Arial" w:hAnsi="Arial"/>
+                <w:rFonts w:ascii="Verdana" w:hAnsi="Verdana"/>
                 <w:b w:val="0"/>
                 <w:sz w:val="16"/>
               </w:rPr>
@@ -6640,7 +6747,7 @@
             <w:r/>
             <w:r>
               <w:rPr>
-                <w:rFonts w:ascii="Arial" w:hAnsi="Arial"/>
+                <w:rFonts w:ascii="Verdana" w:hAnsi="Verdana"/>
                 <w:b w:val="0"/>
                 <w:sz w:val="16"/>
               </w:rPr>
@@ -6656,7 +6763,7 @@
             <w:r/>
             <w:r>
               <w:rPr>
-                <w:rFonts w:ascii="Arial" w:hAnsi="Arial"/>
+                <w:rFonts w:ascii="Verdana" w:hAnsi="Verdana"/>
                 <w:b w:val="0"/>
                 <w:sz w:val="16"/>
               </w:rPr>
@@ -6672,7 +6779,7 @@
             <w:r/>
             <w:r>
               <w:rPr>
-                <w:rFonts w:ascii="Arial" w:hAnsi="Arial"/>
+                <w:rFonts w:ascii="Verdana" w:hAnsi="Verdana"/>
                 <w:b w:val="0"/>
                 <w:sz w:val="16"/>
               </w:rPr>
@@ -6681,15 +6788,18 @@
         </w:tc>
       </w:tr>
       <w:tr>
-        <w:tc>
-          <w:tcPr>
-            <w:tcW w:type="dxa" w:w="1514"/>
-          </w:tcPr>
-          <w:p>
-            <w:r/>
-            <w:r>
-              <w:rPr>
-                <w:rFonts w:ascii="Arial" w:hAnsi="Arial"/>
+        <w:trPr>
+          <w:cantSplit/>
+        </w:trPr>
+        <w:tc>
+          <w:tcPr>
+            <w:tcW w:type="dxa" w:w="1514"/>
+          </w:tcPr>
+          <w:p>
+            <w:r/>
+            <w:r>
+              <w:rPr>
+                <w:rFonts w:ascii="Verdana" w:hAnsi="Verdana"/>
                 <w:b w:val="0"/>
                 <w:sz w:val="16"/>
               </w:rPr>
@@ -6705,7 +6815,7 @@
             <w:r/>
             <w:r>
               <w:rPr>
-                <w:rFonts w:ascii="Arial" w:hAnsi="Arial"/>
+                <w:rFonts w:ascii="Verdana" w:hAnsi="Verdana"/>
                 <w:b w:val="0"/>
                 <w:sz w:val="16"/>
               </w:rPr>
@@ -6721,7 +6831,7 @@
             <w:r/>
             <w:r>
               <w:rPr>
-                <w:rFonts w:ascii="Arial" w:hAnsi="Arial"/>
+                <w:rFonts w:ascii="Verdana" w:hAnsi="Verdana"/>
                 <w:b w:val="0"/>
                 <w:sz w:val="16"/>
               </w:rPr>
@@ -6737,7 +6847,7 @@
             <w:r/>
             <w:r>
               <w:rPr>
-                <w:rFonts w:ascii="Arial" w:hAnsi="Arial"/>
+                <w:rFonts w:ascii="Verdana" w:hAnsi="Verdana"/>
                 <w:b w:val="0"/>
                 <w:sz w:val="16"/>
               </w:rPr>
@@ -6753,7 +6863,7 @@
             <w:r/>
             <w:r>
               <w:rPr>
-                <w:rFonts w:ascii="Arial" w:hAnsi="Arial"/>
+                <w:rFonts w:ascii="Verdana" w:hAnsi="Verdana"/>
                 <w:b w:val="0"/>
                 <w:sz w:val="16"/>
               </w:rPr>
@@ -6769,7 +6879,7 @@
             <w:r/>
             <w:r>
               <w:rPr>
-                <w:rFonts w:ascii="Arial" w:hAnsi="Arial"/>
+                <w:rFonts w:ascii="Verdana" w:hAnsi="Verdana"/>
                 <w:b w:val="0"/>
                 <w:sz w:val="16"/>
               </w:rPr>
@@ -6785,7 +6895,7 @@
             <w:r/>
             <w:r>
               <w:rPr>
-                <w:rFonts w:ascii="Arial" w:hAnsi="Arial"/>
+                <w:rFonts w:ascii="Verdana" w:hAnsi="Verdana"/>
                 <w:b w:val="0"/>
                 <w:sz w:val="16"/>
               </w:rPr>
@@ -6801,7 +6911,7 @@
             <w:r/>
             <w:r>
               <w:rPr>
-                <w:rFonts w:ascii="Arial" w:hAnsi="Arial"/>
+                <w:rFonts w:ascii="Verdana" w:hAnsi="Verdana"/>
                 <w:b w:val="0"/>
                 <w:sz w:val="16"/>
               </w:rPr>
@@ -6817,7 +6927,7 @@
             <w:r/>
             <w:r>
               <w:rPr>
-                <w:rFonts w:ascii="Arial" w:hAnsi="Arial"/>
+                <w:rFonts w:ascii="Verdana" w:hAnsi="Verdana"/>
                 <w:b w:val="0"/>
                 <w:sz w:val="16"/>
               </w:rPr>
@@ -6833,7 +6943,7 @@
             <w:r/>
             <w:r>
               <w:rPr>
-                <w:rFonts w:ascii="Arial" w:hAnsi="Arial"/>
+                <w:rFonts w:ascii="Verdana" w:hAnsi="Verdana"/>
                 <w:b w:val="0"/>
                 <w:sz w:val="16"/>
               </w:rPr>
@@ -6843,15 +6953,18 @@
         </w:tc>
       </w:tr>
       <w:tr>
-        <w:tc>
-          <w:tcPr>
-            <w:tcW w:type="dxa" w:w="1514"/>
-          </w:tcPr>
-          <w:p>
-            <w:r/>
-            <w:r>
-              <w:rPr>
-                <w:rFonts w:ascii="Arial" w:hAnsi="Arial"/>
+        <w:trPr>
+          <w:cantSplit/>
+        </w:trPr>
+        <w:tc>
+          <w:tcPr>
+            <w:tcW w:type="dxa" w:w="1514"/>
+          </w:tcPr>
+          <w:p>
+            <w:r/>
+            <w:r>
+              <w:rPr>
+                <w:rFonts w:ascii="Verdana" w:hAnsi="Verdana"/>
                 <w:b w:val="0"/>
                 <w:sz w:val="16"/>
               </w:rPr>
@@ -6867,7 +6980,7 @@
             <w:r/>
             <w:r>
               <w:rPr>
-                <w:rFonts w:ascii="Arial" w:hAnsi="Arial"/>
+                <w:rFonts w:ascii="Verdana" w:hAnsi="Verdana"/>
                 <w:b w:val="0"/>
                 <w:sz w:val="16"/>
               </w:rPr>
@@ -6883,7 +6996,7 @@
             <w:r/>
             <w:r>
               <w:rPr>
-                <w:rFonts w:ascii="Arial" w:hAnsi="Arial"/>
+                <w:rFonts w:ascii="Verdana" w:hAnsi="Verdana"/>
                 <w:b w:val="0"/>
                 <w:sz w:val="16"/>
               </w:rPr>
@@ -6899,7 +7012,7 @@
             <w:r/>
             <w:r>
               <w:rPr>
-                <w:rFonts w:ascii="Arial" w:hAnsi="Arial"/>
+                <w:rFonts w:ascii="Verdana" w:hAnsi="Verdana"/>
                 <w:b w:val="0"/>
                 <w:sz w:val="16"/>
               </w:rPr>
@@ -6915,7 +7028,7 @@
             <w:r/>
             <w:r>
               <w:rPr>
-                <w:rFonts w:ascii="Arial" w:hAnsi="Arial"/>
+                <w:rFonts w:ascii="Verdana" w:hAnsi="Verdana"/>
                 <w:b w:val="0"/>
                 <w:sz w:val="16"/>
               </w:rPr>
@@ -6931,7 +7044,7 @@
             <w:r/>
             <w:r>
               <w:rPr>
-                <w:rFonts w:ascii="Arial" w:hAnsi="Arial"/>
+                <w:rFonts w:ascii="Verdana" w:hAnsi="Verdana"/>
                 <w:b w:val="0"/>
                 <w:sz w:val="16"/>
               </w:rPr>
@@ -6947,7 +7060,7 @@
             <w:r/>
             <w:r>
               <w:rPr>
-                <w:rFonts w:ascii="Arial" w:hAnsi="Arial"/>
+                <w:rFonts w:ascii="Verdana" w:hAnsi="Verdana"/>
                 <w:b w:val="0"/>
                 <w:sz w:val="16"/>
               </w:rPr>
@@ -6963,7 +7076,7 @@
             <w:r/>
             <w:r>
               <w:rPr>
-                <w:rFonts w:ascii="Arial" w:hAnsi="Arial"/>
+                <w:rFonts w:ascii="Verdana" w:hAnsi="Verdana"/>
                 <w:b w:val="0"/>
                 <w:sz w:val="16"/>
               </w:rPr>
@@ -6979,7 +7092,7 @@
             <w:r/>
             <w:r>
               <w:rPr>
-                <w:rFonts w:ascii="Arial" w:hAnsi="Arial"/>
+                <w:rFonts w:ascii="Verdana" w:hAnsi="Verdana"/>
                 <w:b w:val="0"/>
                 <w:sz w:val="16"/>
               </w:rPr>
@@ -6995,7 +7108,7 @@
             <w:r/>
             <w:r>
               <w:rPr>
-                <w:rFonts w:ascii="Arial" w:hAnsi="Arial"/>
+                <w:rFonts w:ascii="Verdana" w:hAnsi="Verdana"/>
                 <w:b w:val="0"/>
                 <w:sz w:val="16"/>
               </w:rPr>
@@ -7004,15 +7117,18 @@
         </w:tc>
       </w:tr>
       <w:tr>
-        <w:tc>
-          <w:tcPr>
-            <w:tcW w:type="dxa" w:w="1514"/>
-          </w:tcPr>
-          <w:p>
-            <w:r/>
-            <w:r>
-              <w:rPr>
-                <w:rFonts w:ascii="Arial" w:hAnsi="Arial"/>
+        <w:trPr>
+          <w:cantSplit/>
+        </w:trPr>
+        <w:tc>
+          <w:tcPr>
+            <w:tcW w:type="dxa" w:w="1514"/>
+          </w:tcPr>
+          <w:p>
+            <w:r/>
+            <w:r>
+              <w:rPr>
+                <w:rFonts w:ascii="Verdana" w:hAnsi="Verdana"/>
                 <w:b w:val="0"/>
                 <w:sz w:val="16"/>
               </w:rPr>
@@ -7028,7 +7144,7 @@
             <w:r/>
             <w:r>
               <w:rPr>
-                <w:rFonts w:ascii="Arial" w:hAnsi="Arial"/>
+                <w:rFonts w:ascii="Verdana" w:hAnsi="Verdana"/>
                 <w:b w:val="0"/>
                 <w:sz w:val="16"/>
               </w:rPr>
@@ -7044,7 +7160,7 @@
             <w:r/>
             <w:r>
               <w:rPr>
-                <w:rFonts w:ascii="Arial" w:hAnsi="Arial"/>
+                <w:rFonts w:ascii="Verdana" w:hAnsi="Verdana"/>
                 <w:b w:val="0"/>
                 <w:sz w:val="16"/>
               </w:rPr>
@@ -7060,7 +7176,7 @@
             <w:r/>
             <w:r>
               <w:rPr>
-                <w:rFonts w:ascii="Arial" w:hAnsi="Arial"/>
+                <w:rFonts w:ascii="Verdana" w:hAnsi="Verdana"/>
                 <w:b w:val="0"/>
                 <w:sz w:val="16"/>
               </w:rPr>
@@ -7076,7 +7192,7 @@
             <w:r/>
             <w:r>
               <w:rPr>
-                <w:rFonts w:ascii="Arial" w:hAnsi="Arial"/>
+                <w:rFonts w:ascii="Verdana" w:hAnsi="Verdana"/>
                 <w:b w:val="0"/>
                 <w:sz w:val="16"/>
               </w:rPr>
@@ -7092,7 +7208,7 @@
             <w:r/>
             <w:r>
               <w:rPr>
-                <w:rFonts w:ascii="Arial" w:hAnsi="Arial"/>
+                <w:rFonts w:ascii="Verdana" w:hAnsi="Verdana"/>
                 <w:b w:val="0"/>
                 <w:sz w:val="16"/>
               </w:rPr>
@@ -7108,7 +7224,7 @@
             <w:r/>
             <w:r>
               <w:rPr>
-                <w:rFonts w:ascii="Arial" w:hAnsi="Arial"/>
+                <w:rFonts w:ascii="Verdana" w:hAnsi="Verdana"/>
                 <w:b w:val="0"/>
                 <w:sz w:val="16"/>
               </w:rPr>
@@ -7124,7 +7240,7 @@
             <w:r/>
             <w:r>
               <w:rPr>
-                <w:rFonts w:ascii="Arial" w:hAnsi="Arial"/>
+                <w:rFonts w:ascii="Verdana" w:hAnsi="Verdana"/>
                 <w:b w:val="0"/>
                 <w:sz w:val="16"/>
               </w:rPr>
@@ -7140,7 +7256,7 @@
             <w:r/>
             <w:r>
               <w:rPr>
-                <w:rFonts w:ascii="Arial" w:hAnsi="Arial"/>
+                <w:rFonts w:ascii="Verdana" w:hAnsi="Verdana"/>
                 <w:b w:val="0"/>
                 <w:sz w:val="16"/>
               </w:rPr>
@@ -7156,7 +7272,7 @@
             <w:r/>
             <w:r>
               <w:rPr>
-                <w:rFonts w:ascii="Arial" w:hAnsi="Arial"/>
+                <w:rFonts w:ascii="Verdana" w:hAnsi="Verdana"/>
                 <w:b w:val="0"/>
                 <w:sz w:val="16"/>
               </w:rPr>
@@ -7165,15 +7281,18 @@
         </w:tc>
       </w:tr>
       <w:tr>
-        <w:tc>
-          <w:tcPr>
-            <w:tcW w:type="dxa" w:w="1514"/>
-          </w:tcPr>
-          <w:p>
-            <w:r/>
-            <w:r>
-              <w:rPr>
-                <w:rFonts w:ascii="Arial" w:hAnsi="Arial"/>
+        <w:trPr>
+          <w:cantSplit/>
+        </w:trPr>
+        <w:tc>
+          <w:tcPr>
+            <w:tcW w:type="dxa" w:w="1514"/>
+          </w:tcPr>
+          <w:p>
+            <w:r/>
+            <w:r>
+              <w:rPr>
+                <w:rFonts w:ascii="Verdana" w:hAnsi="Verdana"/>
                 <w:b w:val="0"/>
                 <w:sz w:val="16"/>
               </w:rPr>
@@ -7189,7 +7308,7 @@
             <w:r/>
             <w:r>
               <w:rPr>
-                <w:rFonts w:ascii="Arial" w:hAnsi="Arial"/>
+                <w:rFonts w:ascii="Verdana" w:hAnsi="Verdana"/>
                 <w:b w:val="0"/>
                 <w:sz w:val="16"/>
               </w:rPr>
@@ -7205,7 +7324,7 @@
             <w:r/>
             <w:r>
               <w:rPr>
-                <w:rFonts w:ascii="Arial" w:hAnsi="Arial"/>
+                <w:rFonts w:ascii="Verdana" w:hAnsi="Verdana"/>
                 <w:b w:val="0"/>
                 <w:sz w:val="16"/>
               </w:rPr>
@@ -7221,7 +7340,7 @@
             <w:r/>
             <w:r>
               <w:rPr>
-                <w:rFonts w:ascii="Arial" w:hAnsi="Arial"/>
+                <w:rFonts w:ascii="Verdana" w:hAnsi="Verdana"/>
                 <w:b w:val="0"/>
                 <w:sz w:val="16"/>
               </w:rPr>
@@ -7237,7 +7356,7 @@
             <w:r/>
             <w:r>
               <w:rPr>
-                <w:rFonts w:ascii="Arial" w:hAnsi="Arial"/>
+                <w:rFonts w:ascii="Verdana" w:hAnsi="Verdana"/>
                 <w:b w:val="0"/>
                 <w:sz w:val="16"/>
               </w:rPr>
@@ -7253,7 +7372,7 @@
             <w:r/>
             <w:r>
               <w:rPr>
-                <w:rFonts w:ascii="Arial" w:hAnsi="Arial"/>
+                <w:rFonts w:ascii="Verdana" w:hAnsi="Verdana"/>
                 <w:b w:val="0"/>
                 <w:sz w:val="16"/>
               </w:rPr>
@@ -7269,7 +7388,7 @@
             <w:r/>
             <w:r>
               <w:rPr>
-                <w:rFonts w:ascii="Arial" w:hAnsi="Arial"/>
+                <w:rFonts w:ascii="Verdana" w:hAnsi="Verdana"/>
                 <w:b w:val="0"/>
                 <w:sz w:val="16"/>
               </w:rPr>
@@ -7285,7 +7404,7 @@
             <w:r/>
             <w:r>
               <w:rPr>
-                <w:rFonts w:ascii="Arial" w:hAnsi="Arial"/>
+                <w:rFonts w:ascii="Verdana" w:hAnsi="Verdana"/>
                 <w:b w:val="0"/>
                 <w:sz w:val="16"/>
               </w:rPr>
@@ -7301,7 +7420,7 @@
             <w:r/>
             <w:r>
               <w:rPr>
-                <w:rFonts w:ascii="Arial" w:hAnsi="Arial"/>
+                <w:rFonts w:ascii="Verdana" w:hAnsi="Verdana"/>
                 <w:b w:val="0"/>
                 <w:sz w:val="16"/>
               </w:rPr>
@@ -7317,7 +7436,7 @@
             <w:r/>
             <w:r>
               <w:rPr>
-                <w:rFonts w:ascii="Arial" w:hAnsi="Arial"/>
+                <w:rFonts w:ascii="Verdana" w:hAnsi="Verdana"/>
                 <w:b w:val="0"/>
                 <w:sz w:val="16"/>
               </w:rPr>
@@ -7326,15 +7445,18 @@
         </w:tc>
       </w:tr>
       <w:tr>
-        <w:tc>
-          <w:tcPr>
-            <w:tcW w:type="dxa" w:w="1514"/>
-          </w:tcPr>
-          <w:p>
-            <w:r/>
-            <w:r>
-              <w:rPr>
-                <w:rFonts w:ascii="Arial" w:hAnsi="Arial"/>
+        <w:trPr>
+          <w:cantSplit/>
+        </w:trPr>
+        <w:tc>
+          <w:tcPr>
+            <w:tcW w:type="dxa" w:w="1514"/>
+          </w:tcPr>
+          <w:p>
+            <w:r/>
+            <w:r>
+              <w:rPr>
+                <w:rFonts w:ascii="Verdana" w:hAnsi="Verdana"/>
                 <w:b w:val="0"/>
                 <w:sz w:val="16"/>
               </w:rPr>
@@ -7350,7 +7472,7 @@
             <w:r/>
             <w:r>
               <w:rPr>
-                <w:rFonts w:ascii="Arial" w:hAnsi="Arial"/>
+                <w:rFonts w:ascii="Verdana" w:hAnsi="Verdana"/>
                 <w:b w:val="0"/>
                 <w:sz w:val="16"/>
               </w:rPr>
@@ -7366,7 +7488,7 @@
             <w:r/>
             <w:r>
               <w:rPr>
-                <w:rFonts w:ascii="Arial" w:hAnsi="Arial"/>
+                <w:rFonts w:ascii="Verdana" w:hAnsi="Verdana"/>
                 <w:b w:val="0"/>
                 <w:sz w:val="16"/>
               </w:rPr>
@@ -7382,7 +7504,7 @@
             <w:r/>
             <w:r>
               <w:rPr>
-                <w:rFonts w:ascii="Arial" w:hAnsi="Arial"/>
+                <w:rFonts w:ascii="Verdana" w:hAnsi="Verdana"/>
                 <w:b w:val="0"/>
                 <w:sz w:val="16"/>
               </w:rPr>
@@ -7398,7 +7520,7 @@
             <w:r/>
             <w:r>
               <w:rPr>
-                <w:rFonts w:ascii="Arial" w:hAnsi="Arial"/>
+                <w:rFonts w:ascii="Verdana" w:hAnsi="Verdana"/>
                 <w:b w:val="0"/>
                 <w:sz w:val="16"/>
               </w:rPr>
@@ -7414,7 +7536,7 @@
             <w:r/>
             <w:r>
               <w:rPr>
-                <w:rFonts w:ascii="Arial" w:hAnsi="Arial"/>
+                <w:rFonts w:ascii="Verdana" w:hAnsi="Verdana"/>
                 <w:b w:val="0"/>
                 <w:sz w:val="16"/>
               </w:rPr>
@@ -7430,7 +7552,7 @@
             <w:r/>
             <w:r>
               <w:rPr>
-                <w:rFonts w:ascii="Arial" w:hAnsi="Arial"/>
+                <w:rFonts w:ascii="Verdana" w:hAnsi="Verdana"/>
                 <w:b w:val="0"/>
                 <w:sz w:val="16"/>
               </w:rPr>
@@ -7446,7 +7568,7 @@
             <w:r/>
             <w:r>
               <w:rPr>
-                <w:rFonts w:ascii="Arial" w:hAnsi="Arial"/>
+                <w:rFonts w:ascii="Verdana" w:hAnsi="Verdana"/>
                 <w:b w:val="0"/>
                 <w:sz w:val="16"/>
               </w:rPr>
@@ -7462,7 +7584,7 @@
             <w:r/>
             <w:r>
               <w:rPr>
-                <w:rFonts w:ascii="Arial" w:hAnsi="Arial"/>
+                <w:rFonts w:ascii="Verdana" w:hAnsi="Verdana"/>
                 <w:b w:val="0"/>
                 <w:sz w:val="16"/>
               </w:rPr>
@@ -7478,7 +7600,7 @@
             <w:r/>
             <w:r>
               <w:rPr>
-                <w:rFonts w:ascii="Arial" w:hAnsi="Arial"/>
+                <w:rFonts w:ascii="Verdana" w:hAnsi="Verdana"/>
                 <w:b w:val="0"/>
                 <w:sz w:val="16"/>
               </w:rPr>
@@ -7487,15 +7609,18 @@
         </w:tc>
       </w:tr>
       <w:tr>
-        <w:tc>
-          <w:tcPr>
-            <w:tcW w:type="dxa" w:w="1514"/>
-          </w:tcPr>
-          <w:p>
-            <w:r/>
-            <w:r>
-              <w:rPr>
-                <w:rFonts w:ascii="Arial" w:hAnsi="Arial"/>
+        <w:trPr>
+          <w:cantSplit/>
+        </w:trPr>
+        <w:tc>
+          <w:tcPr>
+            <w:tcW w:type="dxa" w:w="1514"/>
+          </w:tcPr>
+          <w:p>
+            <w:r/>
+            <w:r>
+              <w:rPr>
+                <w:rFonts w:ascii="Verdana" w:hAnsi="Verdana"/>
                 <w:b w:val="0"/>
                 <w:sz w:val="16"/>
               </w:rPr>
@@ -7511,7 +7636,7 @@
             <w:r/>
             <w:r>
               <w:rPr>
-                <w:rFonts w:ascii="Arial" w:hAnsi="Arial"/>
+                <w:rFonts w:ascii="Verdana" w:hAnsi="Verdana"/>
                 <w:b w:val="0"/>
                 <w:sz w:val="16"/>
               </w:rPr>
@@ -7527,7 +7652,7 @@
             <w:r/>
             <w:r>
               <w:rPr>
-                <w:rFonts w:ascii="Arial" w:hAnsi="Arial"/>
+                <w:rFonts w:ascii="Verdana" w:hAnsi="Verdana"/>
                 <w:b w:val="0"/>
                 <w:sz w:val="16"/>
               </w:rPr>
@@ -7543,7 +7668,7 @@
             <w:r/>
             <w:r>
               <w:rPr>
-                <w:rFonts w:ascii="Arial" w:hAnsi="Arial"/>
+                <w:rFonts w:ascii="Verdana" w:hAnsi="Verdana"/>
                 <w:b w:val="0"/>
                 <w:sz w:val="16"/>
               </w:rPr>
@@ -7559,7 +7684,7 @@
             <w:r/>
             <w:r>
               <w:rPr>
-                <w:rFonts w:ascii="Arial" w:hAnsi="Arial"/>
+                <w:rFonts w:ascii="Verdana" w:hAnsi="Verdana"/>
                 <w:b w:val="0"/>
                 <w:sz w:val="16"/>
               </w:rPr>
@@ -7575,7 +7700,7 @@
             <w:r/>
             <w:r>
               <w:rPr>
-                <w:rFonts w:ascii="Arial" w:hAnsi="Arial"/>
+                <w:rFonts w:ascii="Verdana" w:hAnsi="Verdana"/>
                 <w:b w:val="0"/>
                 <w:sz w:val="16"/>
               </w:rPr>
@@ -7591,7 +7716,7 @@
             <w:r/>
             <w:r>
               <w:rPr>
-                <w:rFonts w:ascii="Arial" w:hAnsi="Arial"/>
+                <w:rFonts w:ascii="Verdana" w:hAnsi="Verdana"/>
                 <w:b w:val="0"/>
                 <w:sz w:val="16"/>
               </w:rPr>
@@ -7607,7 +7732,7 @@
             <w:r/>
             <w:r>
               <w:rPr>
-                <w:rFonts w:ascii="Arial" w:hAnsi="Arial"/>
+                <w:rFonts w:ascii="Verdana" w:hAnsi="Verdana"/>
                 <w:b w:val="0"/>
                 <w:sz w:val="16"/>
               </w:rPr>
@@ -7623,7 +7748,7 @@
             <w:r/>
             <w:r>
               <w:rPr>
-                <w:rFonts w:ascii="Arial" w:hAnsi="Arial"/>
+                <w:rFonts w:ascii="Verdana" w:hAnsi="Verdana"/>
                 <w:b w:val="0"/>
                 <w:sz w:val="16"/>
               </w:rPr>
@@ -7639,7 +7764,7 @@
             <w:r/>
             <w:r>
               <w:rPr>
-                <w:rFonts w:ascii="Arial" w:hAnsi="Arial"/>
+                <w:rFonts w:ascii="Verdana" w:hAnsi="Verdana"/>
                 <w:b w:val="0"/>
                 <w:sz w:val="16"/>
               </w:rPr>
@@ -7648,15 +7773,18 @@
         </w:tc>
       </w:tr>
       <w:tr>
-        <w:tc>
-          <w:tcPr>
-            <w:tcW w:type="dxa" w:w="1514"/>
-          </w:tcPr>
-          <w:p>
-            <w:r/>
-            <w:r>
-              <w:rPr>
-                <w:rFonts w:ascii="Arial" w:hAnsi="Arial"/>
+        <w:trPr>
+          <w:cantSplit/>
+        </w:trPr>
+        <w:tc>
+          <w:tcPr>
+            <w:tcW w:type="dxa" w:w="1514"/>
+          </w:tcPr>
+          <w:p>
+            <w:r/>
+            <w:r>
+              <w:rPr>
+                <w:rFonts w:ascii="Verdana" w:hAnsi="Verdana"/>
                 <w:b w:val="0"/>
                 <w:sz w:val="16"/>
               </w:rPr>
@@ -7672,7 +7800,7 @@
             <w:r/>
             <w:r>
               <w:rPr>
-                <w:rFonts w:ascii="Arial" w:hAnsi="Arial"/>
+                <w:rFonts w:ascii="Verdana" w:hAnsi="Verdana"/>
                 <w:b w:val="0"/>
                 <w:sz w:val="16"/>
               </w:rPr>
@@ -7688,7 +7816,7 @@
             <w:r/>
             <w:r>
               <w:rPr>
-                <w:rFonts w:ascii="Arial" w:hAnsi="Arial"/>
+                <w:rFonts w:ascii="Verdana" w:hAnsi="Verdana"/>
                 <w:b w:val="0"/>
                 <w:sz w:val="16"/>
               </w:rPr>
@@ -7704,7 +7832,7 @@
             <w:r/>
             <w:r>
               <w:rPr>
-                <w:rFonts w:ascii="Arial" w:hAnsi="Arial"/>
+                <w:rFonts w:ascii="Verdana" w:hAnsi="Verdana"/>
                 <w:b w:val="0"/>
                 <w:sz w:val="16"/>
               </w:rPr>
@@ -7720,7 +7848,7 @@
             <w:r/>
             <w:r>
               <w:rPr>
-                <w:rFonts w:ascii="Arial" w:hAnsi="Arial"/>
+                <w:rFonts w:ascii="Verdana" w:hAnsi="Verdana"/>
                 <w:b w:val="0"/>
                 <w:sz w:val="16"/>
               </w:rPr>
@@ -7736,7 +7864,7 @@
             <w:r/>
             <w:r>
               <w:rPr>
-                <w:rFonts w:ascii="Arial" w:hAnsi="Arial"/>
+                <w:rFonts w:ascii="Verdana" w:hAnsi="Verdana"/>
                 <w:b w:val="0"/>
                 <w:sz w:val="16"/>
               </w:rPr>
@@ -7752,7 +7880,7 @@
             <w:r/>
             <w:r>
               <w:rPr>
-                <w:rFonts w:ascii="Arial" w:hAnsi="Arial"/>
+                <w:rFonts w:ascii="Verdana" w:hAnsi="Verdana"/>
                 <w:b w:val="0"/>
                 <w:sz w:val="16"/>
               </w:rPr>
@@ -7768,7 +7896,7 @@
             <w:r/>
             <w:r>
               <w:rPr>
-                <w:rFonts w:ascii="Arial" w:hAnsi="Arial"/>
+                <w:rFonts w:ascii="Verdana" w:hAnsi="Verdana"/>
                 <w:b w:val="0"/>
                 <w:sz w:val="16"/>
               </w:rPr>
@@ -7784,7 +7912,7 @@
             <w:r/>
             <w:r>
               <w:rPr>
-                <w:rFonts w:ascii="Arial" w:hAnsi="Arial"/>
+                <w:rFonts w:ascii="Verdana" w:hAnsi="Verdana"/>
                 <w:b w:val="0"/>
                 <w:sz w:val="16"/>
               </w:rPr>
@@ -7800,7 +7928,7 @@
             <w:r/>
             <w:r>
               <w:rPr>
-                <w:rFonts w:ascii="Arial" w:hAnsi="Arial"/>
+                <w:rFonts w:ascii="Verdana" w:hAnsi="Verdana"/>
                 <w:b w:val="0"/>
                 <w:sz w:val="16"/>
               </w:rPr>
@@ -7809,15 +7937,18 @@
         </w:tc>
       </w:tr>
       <w:tr>
-        <w:tc>
-          <w:tcPr>
-            <w:tcW w:type="dxa" w:w="1514"/>
-          </w:tcPr>
-          <w:p>
-            <w:r/>
-            <w:r>
-              <w:rPr>
-                <w:rFonts w:ascii="Arial" w:hAnsi="Arial"/>
+        <w:trPr>
+          <w:cantSplit/>
+        </w:trPr>
+        <w:tc>
+          <w:tcPr>
+            <w:tcW w:type="dxa" w:w="1514"/>
+          </w:tcPr>
+          <w:p>
+            <w:r/>
+            <w:r>
+              <w:rPr>
+                <w:rFonts w:ascii="Verdana" w:hAnsi="Verdana"/>
                 <w:b w:val="0"/>
                 <w:sz w:val="16"/>
               </w:rPr>
@@ -7833,7 +7964,7 @@
             <w:r/>
             <w:r>
               <w:rPr>
-                <w:rFonts w:ascii="Arial" w:hAnsi="Arial"/>
+                <w:rFonts w:ascii="Verdana" w:hAnsi="Verdana"/>
                 <w:b w:val="0"/>
                 <w:sz w:val="16"/>
               </w:rPr>
@@ -7849,7 +7980,7 @@
             <w:r/>
             <w:r>
               <w:rPr>
-                <w:rFonts w:ascii="Arial" w:hAnsi="Arial"/>
+                <w:rFonts w:ascii="Verdana" w:hAnsi="Verdana"/>
                 <w:b w:val="0"/>
                 <w:sz w:val="16"/>
               </w:rPr>
@@ -7865,7 +7996,7 @@
             <w:r/>
             <w:r>
               <w:rPr>
-                <w:rFonts w:ascii="Arial" w:hAnsi="Arial"/>
+                <w:rFonts w:ascii="Verdana" w:hAnsi="Verdana"/>
                 <w:b w:val="0"/>
                 <w:sz w:val="16"/>
               </w:rPr>
@@ -7881,7 +8012,7 @@
             <w:r/>
             <w:r>
               <w:rPr>
-                <w:rFonts w:ascii="Arial" w:hAnsi="Arial"/>
+                <w:rFonts w:ascii="Verdana" w:hAnsi="Verdana"/>
                 <w:b w:val="0"/>
                 <w:sz w:val="16"/>
               </w:rPr>
@@ -7897,7 +8028,7 @@
             <w:r/>
             <w:r>
               <w:rPr>
-                <w:rFonts w:ascii="Arial" w:hAnsi="Arial"/>
+                <w:rFonts w:ascii="Verdana" w:hAnsi="Verdana"/>
                 <w:b w:val="0"/>
                 <w:sz w:val="16"/>
               </w:rPr>
@@ -7913,7 +8044,7 @@
             <w:r/>
             <w:r>
               <w:rPr>
-                <w:rFonts w:ascii="Arial" w:hAnsi="Arial"/>
+                <w:rFonts w:ascii="Verdana" w:hAnsi="Verdana"/>
                 <w:b w:val="0"/>
                 <w:sz w:val="16"/>
               </w:rPr>
@@ -7929,7 +8060,7 @@
             <w:r/>
             <w:r>
               <w:rPr>
-                <w:rFonts w:ascii="Arial" w:hAnsi="Arial"/>
+                <w:rFonts w:ascii="Verdana" w:hAnsi="Verdana"/>
                 <w:b w:val="0"/>
                 <w:sz w:val="16"/>
               </w:rPr>
@@ -7945,7 +8076,7 @@
             <w:r/>
             <w:r>
               <w:rPr>
-                <w:rFonts w:ascii="Arial" w:hAnsi="Arial"/>
+                <w:rFonts w:ascii="Verdana" w:hAnsi="Verdana"/>
                 <w:b w:val="0"/>
                 <w:sz w:val="16"/>
               </w:rPr>
@@ -7961,7 +8092,7 @@
             <w:r/>
             <w:r>
               <w:rPr>
-                <w:rFonts w:ascii="Arial" w:hAnsi="Arial"/>
+                <w:rFonts w:ascii="Verdana" w:hAnsi="Verdana"/>
                 <w:b w:val="0"/>
                 <w:sz w:val="16"/>
               </w:rPr>
@@ -7970,15 +8101,18 @@
         </w:tc>
       </w:tr>
       <w:tr>
-        <w:tc>
-          <w:tcPr>
-            <w:tcW w:type="dxa" w:w="1514"/>
-          </w:tcPr>
-          <w:p>
-            <w:r/>
-            <w:r>
-              <w:rPr>
-                <w:rFonts w:ascii="Arial" w:hAnsi="Arial"/>
+        <w:trPr>
+          <w:cantSplit/>
+        </w:trPr>
+        <w:tc>
+          <w:tcPr>
+            <w:tcW w:type="dxa" w:w="1514"/>
+          </w:tcPr>
+          <w:p>
+            <w:r/>
+            <w:r>
+              <w:rPr>
+                <w:rFonts w:ascii="Verdana" w:hAnsi="Verdana"/>
                 <w:b w:val="0"/>
                 <w:sz w:val="16"/>
               </w:rPr>
@@ -7994,7 +8128,7 @@
             <w:r/>
             <w:r>
               <w:rPr>
-                <w:rFonts w:ascii="Arial" w:hAnsi="Arial"/>
+                <w:rFonts w:ascii="Verdana" w:hAnsi="Verdana"/>
                 <w:b w:val="0"/>
                 <w:sz w:val="16"/>
               </w:rPr>
@@ -8010,7 +8144,7 @@
             <w:r/>
             <w:r>
               <w:rPr>
-                <w:rFonts w:ascii="Arial" w:hAnsi="Arial"/>
+                <w:rFonts w:ascii="Verdana" w:hAnsi="Verdana"/>
                 <w:b w:val="0"/>
                 <w:sz w:val="16"/>
               </w:rPr>
@@ -8026,7 +8160,7 @@
             <w:r/>
             <w:r>
               <w:rPr>
-                <w:rFonts w:ascii="Arial" w:hAnsi="Arial"/>
+                <w:rFonts w:ascii="Verdana" w:hAnsi="Verdana"/>
                 <w:b w:val="0"/>
                 <w:sz w:val="16"/>
               </w:rPr>
@@ -8042,7 +8176,7 @@
             <w:r/>
             <w:r>
               <w:rPr>
-                <w:rFonts w:ascii="Arial" w:hAnsi="Arial"/>
+                <w:rFonts w:ascii="Verdana" w:hAnsi="Verdana"/>
                 <w:b w:val="0"/>
                 <w:sz w:val="16"/>
               </w:rPr>
@@ -8058,7 +8192,7 @@
             <w:r/>
             <w:r>
               <w:rPr>
-                <w:rFonts w:ascii="Arial" w:hAnsi="Arial"/>
+                <w:rFonts w:ascii="Verdana" w:hAnsi="Verdana"/>
                 <w:b w:val="0"/>
                 <w:sz w:val="16"/>
               </w:rPr>
@@ -8074,7 +8208,7 @@
             <w:r/>
             <w:r>
               <w:rPr>
-                <w:rFonts w:ascii="Arial" w:hAnsi="Arial"/>
+                <w:rFonts w:ascii="Verdana" w:hAnsi="Verdana"/>
                 <w:b w:val="0"/>
                 <w:sz w:val="16"/>
               </w:rPr>
@@ -8090,7 +8224,7 @@
             <w:r/>
             <w:r>
               <w:rPr>
-                <w:rFonts w:ascii="Arial" w:hAnsi="Arial"/>
+                <w:rFonts w:ascii="Verdana" w:hAnsi="Verdana"/>
                 <w:b w:val="0"/>
                 <w:sz w:val="16"/>
               </w:rPr>
@@ -8106,7 +8240,7 @@
             <w:r/>
             <w:r>
               <w:rPr>
-                <w:rFonts w:ascii="Arial" w:hAnsi="Arial"/>
+                <w:rFonts w:ascii="Verdana" w:hAnsi="Verdana"/>
                 <w:b w:val="0"/>
                 <w:sz w:val="16"/>
               </w:rPr>
@@ -8122,7 +8256,7 @@
             <w:r/>
             <w:r>
               <w:rPr>
-                <w:rFonts w:ascii="Arial" w:hAnsi="Arial"/>
+                <w:rFonts w:ascii="Verdana" w:hAnsi="Verdana"/>
                 <w:b w:val="0"/>
                 <w:sz w:val="16"/>
               </w:rPr>
@@ -8131,15 +8265,18 @@
         </w:tc>
       </w:tr>
       <w:tr>
-        <w:tc>
-          <w:tcPr>
-            <w:tcW w:type="dxa" w:w="1514"/>
-          </w:tcPr>
-          <w:p>
-            <w:r/>
-            <w:r>
-              <w:rPr>
-                <w:rFonts w:ascii="Arial" w:hAnsi="Arial"/>
+        <w:trPr>
+          <w:cantSplit/>
+        </w:trPr>
+        <w:tc>
+          <w:tcPr>
+            <w:tcW w:type="dxa" w:w="1514"/>
+          </w:tcPr>
+          <w:p>
+            <w:r/>
+            <w:r>
+              <w:rPr>
+                <w:rFonts w:ascii="Verdana" w:hAnsi="Verdana"/>
                 <w:b w:val="0"/>
                 <w:sz w:val="16"/>
               </w:rPr>
@@ -8155,7 +8292,7 @@
             <w:r/>
             <w:r>
               <w:rPr>
-                <w:rFonts w:ascii="Arial" w:hAnsi="Arial"/>
+                <w:rFonts w:ascii="Verdana" w:hAnsi="Verdana"/>
                 <w:b w:val="0"/>
                 <w:sz w:val="16"/>
               </w:rPr>
@@ -8171,7 +8308,7 @@
             <w:r/>
             <w:r>
               <w:rPr>
-                <w:rFonts w:ascii="Arial" w:hAnsi="Arial"/>
+                <w:rFonts w:ascii="Verdana" w:hAnsi="Verdana"/>
                 <w:b w:val="0"/>
                 <w:sz w:val="16"/>
               </w:rPr>
@@ -8187,7 +8324,7 @@
             <w:r/>
             <w:r>
               <w:rPr>
-                <w:rFonts w:ascii="Arial" w:hAnsi="Arial"/>
+                <w:rFonts w:ascii="Verdana" w:hAnsi="Verdana"/>
                 <w:b w:val="0"/>
                 <w:sz w:val="16"/>
               </w:rPr>
@@ -8203,7 +8340,7 @@
             <w:r/>
             <w:r>
               <w:rPr>
-                <w:rFonts w:ascii="Arial" w:hAnsi="Arial"/>
+                <w:rFonts w:ascii="Verdana" w:hAnsi="Verdana"/>
                 <w:b w:val="0"/>
                 <w:sz w:val="16"/>
               </w:rPr>
@@ -8219,7 +8356,7 @@
             <w:r/>
             <w:r>
               <w:rPr>
-                <w:rFonts w:ascii="Arial" w:hAnsi="Arial"/>
+                <w:rFonts w:ascii="Verdana" w:hAnsi="Verdana"/>
                 <w:b w:val="0"/>
                 <w:sz w:val="16"/>
               </w:rPr>
@@ -8235,7 +8372,7 @@
             <w:r/>
             <w:r>
               <w:rPr>
-                <w:rFonts w:ascii="Arial" w:hAnsi="Arial"/>
+                <w:rFonts w:ascii="Verdana" w:hAnsi="Verdana"/>
                 <w:b w:val="0"/>
                 <w:sz w:val="16"/>
               </w:rPr>
@@ -8251,7 +8388,7 @@
             <w:r/>
             <w:r>
               <w:rPr>
-                <w:rFonts w:ascii="Arial" w:hAnsi="Arial"/>
+                <w:rFonts w:ascii="Verdana" w:hAnsi="Verdana"/>
                 <w:b w:val="0"/>
                 <w:sz w:val="16"/>
               </w:rPr>
@@ -8267,7 +8404,7 @@
             <w:r/>
             <w:r>
               <w:rPr>
-                <w:rFonts w:ascii="Arial" w:hAnsi="Arial"/>
+                <w:rFonts w:ascii="Verdana" w:hAnsi="Verdana"/>
                 <w:b w:val="0"/>
                 <w:sz w:val="16"/>
               </w:rPr>
@@ -8283,7 +8420,7 @@
             <w:r/>
             <w:r>
               <w:rPr>
-                <w:rFonts w:ascii="Arial" w:hAnsi="Arial"/>
+                <w:rFonts w:ascii="Verdana" w:hAnsi="Verdana"/>
                 <w:b w:val="0"/>
                 <w:sz w:val="16"/>
               </w:rPr>
@@ -8292,15 +8429,18 @@
         </w:tc>
       </w:tr>
       <w:tr>
-        <w:tc>
-          <w:tcPr>
-            <w:tcW w:type="dxa" w:w="1514"/>
-          </w:tcPr>
-          <w:p>
-            <w:r/>
-            <w:r>
-              <w:rPr>
-                <w:rFonts w:ascii="Arial" w:hAnsi="Arial"/>
+        <w:trPr>
+          <w:cantSplit/>
+        </w:trPr>
+        <w:tc>
+          <w:tcPr>
+            <w:tcW w:type="dxa" w:w="1514"/>
+          </w:tcPr>
+          <w:p>
+            <w:r/>
+            <w:r>
+              <w:rPr>
+                <w:rFonts w:ascii="Verdana" w:hAnsi="Verdana"/>
                 <w:b w:val="0"/>
                 <w:sz w:val="16"/>
               </w:rPr>
@@ -8316,7 +8456,7 @@
             <w:r/>
             <w:r>
               <w:rPr>
-                <w:rFonts w:ascii="Arial" w:hAnsi="Arial"/>
+                <w:rFonts w:ascii="Verdana" w:hAnsi="Verdana"/>
                 <w:b w:val="0"/>
                 <w:sz w:val="16"/>
               </w:rPr>
@@ -8332,7 +8472,7 @@
             <w:r/>
             <w:r>
               <w:rPr>
-                <w:rFonts w:ascii="Arial" w:hAnsi="Arial"/>
+                <w:rFonts w:ascii="Verdana" w:hAnsi="Verdana"/>
                 <w:b w:val="0"/>
                 <w:sz w:val="16"/>
               </w:rPr>
@@ -8348,7 +8488,7 @@
             <w:r/>
             <w:r>
               <w:rPr>
-                <w:rFonts w:ascii="Arial" w:hAnsi="Arial"/>
+                <w:rFonts w:ascii="Verdana" w:hAnsi="Verdana"/>
                 <w:b w:val="0"/>
                 <w:sz w:val="16"/>
               </w:rPr>
@@ -8364,7 +8504,7 @@
             <w:r/>
             <w:r>
               <w:rPr>
-                <w:rFonts w:ascii="Arial" w:hAnsi="Arial"/>
+                <w:rFonts w:ascii="Verdana" w:hAnsi="Verdana"/>
                 <w:b w:val="0"/>
                 <w:sz w:val="16"/>
               </w:rPr>
@@ -8380,7 +8520,7 @@
             <w:r/>
             <w:r>
               <w:rPr>
-                <w:rFonts w:ascii="Arial" w:hAnsi="Arial"/>
+                <w:rFonts w:ascii="Verdana" w:hAnsi="Verdana"/>
                 <w:b w:val="0"/>
                 <w:sz w:val="16"/>
               </w:rPr>
@@ -8396,7 +8536,7 @@
             <w:r/>
             <w:r>
               <w:rPr>
-                <w:rFonts w:ascii="Arial" w:hAnsi="Arial"/>
+                <w:rFonts w:ascii="Verdana" w:hAnsi="Verdana"/>
                 <w:b w:val="0"/>
                 <w:sz w:val="16"/>
               </w:rPr>
@@ -8412,7 +8552,7 @@
             <w:r/>
             <w:r>
               <w:rPr>
-                <w:rFonts w:ascii="Arial" w:hAnsi="Arial"/>
+                <w:rFonts w:ascii="Verdana" w:hAnsi="Verdana"/>
                 <w:b w:val="0"/>
                 <w:sz w:val="16"/>
               </w:rPr>
@@ -8428,7 +8568,7 @@
             <w:r/>
             <w:r>
               <w:rPr>
-                <w:rFonts w:ascii="Arial" w:hAnsi="Arial"/>
+                <w:rFonts w:ascii="Verdana" w:hAnsi="Verdana"/>
                 <w:b w:val="0"/>
                 <w:sz w:val="16"/>
               </w:rPr>
@@ -8444,7 +8584,7 @@
             <w:r/>
             <w:r>
               <w:rPr>
-                <w:rFonts w:ascii="Arial" w:hAnsi="Arial"/>
+                <w:rFonts w:ascii="Verdana" w:hAnsi="Verdana"/>
                 <w:b w:val="0"/>
                 <w:sz w:val="16"/>
               </w:rPr>
@@ -8453,15 +8593,18 @@
         </w:tc>
       </w:tr>
       <w:tr>
-        <w:tc>
-          <w:tcPr>
-            <w:tcW w:type="dxa" w:w="1514"/>
-          </w:tcPr>
-          <w:p>
-            <w:r/>
-            <w:r>
-              <w:rPr>
-                <w:rFonts w:ascii="Arial" w:hAnsi="Arial"/>
+        <w:trPr>
+          <w:cantSplit/>
+        </w:trPr>
+        <w:tc>
+          <w:tcPr>
+            <w:tcW w:type="dxa" w:w="1514"/>
+          </w:tcPr>
+          <w:p>
+            <w:r/>
+            <w:r>
+              <w:rPr>
+                <w:rFonts w:ascii="Verdana" w:hAnsi="Verdana"/>
                 <w:b w:val="0"/>
                 <w:sz w:val="16"/>
               </w:rPr>
@@ -8477,7 +8620,7 @@
             <w:r/>
             <w:r>
               <w:rPr>
-                <w:rFonts w:ascii="Arial" w:hAnsi="Arial"/>
+                <w:rFonts w:ascii="Verdana" w:hAnsi="Verdana"/>
                 <w:b w:val="0"/>
                 <w:sz w:val="16"/>
               </w:rPr>
@@ -8493,7 +8636,7 @@
             <w:r/>
             <w:r>
               <w:rPr>
-                <w:rFonts w:ascii="Arial" w:hAnsi="Arial"/>
+                <w:rFonts w:ascii="Verdana" w:hAnsi="Verdana"/>
                 <w:b w:val="0"/>
                 <w:sz w:val="16"/>
               </w:rPr>
@@ -8509,7 +8652,7 @@
             <w:r/>
             <w:r>
               <w:rPr>
-                <w:rFonts w:ascii="Arial" w:hAnsi="Arial"/>
+                <w:rFonts w:ascii="Verdana" w:hAnsi="Verdana"/>
                 <w:b w:val="0"/>
                 <w:sz w:val="16"/>
               </w:rPr>
@@ -8525,7 +8668,7 @@
             <w:r/>
             <w:r>
               <w:rPr>
-                <w:rFonts w:ascii="Arial" w:hAnsi="Arial"/>
+                <w:rFonts w:ascii="Verdana" w:hAnsi="Verdana"/>
                 <w:b w:val="0"/>
                 <w:sz w:val="16"/>
               </w:rPr>
@@ -8541,7 +8684,7 @@
             <w:r/>
             <w:r>
               <w:rPr>
-                <w:rFonts w:ascii="Arial" w:hAnsi="Arial"/>
+                <w:rFonts w:ascii="Verdana" w:hAnsi="Verdana"/>
                 <w:b w:val="0"/>
                 <w:sz w:val="16"/>
               </w:rPr>
@@ -8557,7 +8700,7 @@
             <w:r/>
             <w:r>
               <w:rPr>
-                <w:rFonts w:ascii="Arial" w:hAnsi="Arial"/>
+                <w:rFonts w:ascii="Verdana" w:hAnsi="Verdana"/>
                 <w:b w:val="0"/>
                 <w:sz w:val="16"/>
               </w:rPr>
@@ -8573,7 +8716,7 @@
             <w:r/>
             <w:r>
               <w:rPr>
-                <w:rFonts w:ascii="Arial" w:hAnsi="Arial"/>
+                <w:rFonts w:ascii="Verdana" w:hAnsi="Verdana"/>
                 <w:b w:val="0"/>
                 <w:sz w:val="16"/>
               </w:rPr>
@@ -8589,7 +8732,7 @@
             <w:r/>
             <w:r>
               <w:rPr>
-                <w:rFonts w:ascii="Arial" w:hAnsi="Arial"/>
+                <w:rFonts w:ascii="Verdana" w:hAnsi="Verdana"/>
                 <w:b w:val="0"/>
                 <w:sz w:val="16"/>
               </w:rPr>
@@ -8605,7 +8748,7 @@
             <w:r/>
             <w:r>
               <w:rPr>
-                <w:rFonts w:ascii="Arial" w:hAnsi="Arial"/>
+                <w:rFonts w:ascii="Verdana" w:hAnsi="Verdana"/>
                 <w:b w:val="0"/>
                 <w:sz w:val="16"/>
               </w:rPr>
@@ -8614,15 +8757,18 @@
         </w:tc>
       </w:tr>
       <w:tr>
-        <w:tc>
-          <w:tcPr>
-            <w:tcW w:type="dxa" w:w="1514"/>
-          </w:tcPr>
-          <w:p>
-            <w:r/>
-            <w:r>
-              <w:rPr>
-                <w:rFonts w:ascii="Arial" w:hAnsi="Arial"/>
+        <w:trPr>
+          <w:cantSplit/>
+        </w:trPr>
+        <w:tc>
+          <w:tcPr>
+            <w:tcW w:type="dxa" w:w="1514"/>
+          </w:tcPr>
+          <w:p>
+            <w:r/>
+            <w:r>
+              <w:rPr>
+                <w:rFonts w:ascii="Verdana" w:hAnsi="Verdana"/>
                 <w:b w:val="0"/>
                 <w:sz w:val="16"/>
               </w:rPr>
@@ -8638,7 +8784,7 @@
             <w:r/>
             <w:r>
               <w:rPr>
-                <w:rFonts w:ascii="Arial" w:hAnsi="Arial"/>
+                <w:rFonts w:ascii="Verdana" w:hAnsi="Verdana"/>
                 <w:b w:val="0"/>
                 <w:sz w:val="16"/>
               </w:rPr>
@@ -8654,7 +8800,7 @@
             <w:r/>
             <w:r>
               <w:rPr>
-                <w:rFonts w:ascii="Arial" w:hAnsi="Arial"/>
+                <w:rFonts w:ascii="Verdana" w:hAnsi="Verdana"/>
                 <w:b w:val="0"/>
                 <w:sz w:val="16"/>
               </w:rPr>
@@ -8670,7 +8816,7 @@
             <w:r/>
             <w:r>
               <w:rPr>
-                <w:rFonts w:ascii="Arial" w:hAnsi="Arial"/>
+                <w:rFonts w:ascii="Verdana" w:hAnsi="Verdana"/>
                 <w:b w:val="0"/>
                 <w:sz w:val="16"/>
               </w:rPr>
@@ -8686,7 +8832,7 @@
             <w:r/>
             <w:r>
               <w:rPr>
-                <w:rFonts w:ascii="Arial" w:hAnsi="Arial"/>
+                <w:rFonts w:ascii="Verdana" w:hAnsi="Verdana"/>
                 <w:b w:val="0"/>
                 <w:sz w:val="16"/>
               </w:rPr>
@@ -8702,7 +8848,7 @@
             <w:r/>
             <w:r>
               <w:rPr>
-                <w:rFonts w:ascii="Arial" w:hAnsi="Arial"/>
+                <w:rFonts w:ascii="Verdana" w:hAnsi="Verdana"/>
                 <w:b w:val="0"/>
                 <w:sz w:val="16"/>
               </w:rPr>
@@ -8718,7 +8864,7 @@
             <w:r/>
             <w:r>
               <w:rPr>
-                <w:rFonts w:ascii="Arial" w:hAnsi="Arial"/>
+                <w:rFonts w:ascii="Verdana" w:hAnsi="Verdana"/>
                 <w:b w:val="0"/>
                 <w:sz w:val="16"/>
               </w:rPr>
@@ -8734,7 +8880,7 @@
             <w:r/>
             <w:r>
               <w:rPr>
-                <w:rFonts w:ascii="Arial" w:hAnsi="Arial"/>
+                <w:rFonts w:ascii="Verdana" w:hAnsi="Verdana"/>
                 <w:b w:val="0"/>
                 <w:sz w:val="16"/>
               </w:rPr>
@@ -8750,7 +8896,7 @@
             <w:r/>
             <w:r>
               <w:rPr>
-                <w:rFonts w:ascii="Arial" w:hAnsi="Arial"/>
+                <w:rFonts w:ascii="Verdana" w:hAnsi="Verdana"/>
                 <w:b w:val="0"/>
                 <w:sz w:val="16"/>
               </w:rPr>
@@ -8766,7 +8912,7 @@
             <w:r/>
             <w:r>
               <w:rPr>
-                <w:rFonts w:ascii="Arial" w:hAnsi="Arial"/>
+                <w:rFonts w:ascii="Verdana" w:hAnsi="Verdana"/>
                 <w:b w:val="0"/>
                 <w:sz w:val="16"/>
               </w:rPr>
@@ -8775,15 +8921,18 @@
         </w:tc>
       </w:tr>
       <w:tr>
-        <w:tc>
-          <w:tcPr>
-            <w:tcW w:type="dxa" w:w="1514"/>
-          </w:tcPr>
-          <w:p>
-            <w:r/>
-            <w:r>
-              <w:rPr>
-                <w:rFonts w:ascii="Arial" w:hAnsi="Arial"/>
+        <w:trPr>
+          <w:cantSplit/>
+        </w:trPr>
+        <w:tc>
+          <w:tcPr>
+            <w:tcW w:type="dxa" w:w="1514"/>
+          </w:tcPr>
+          <w:p>
+            <w:r/>
+            <w:r>
+              <w:rPr>
+                <w:rFonts w:ascii="Verdana" w:hAnsi="Verdana"/>
                 <w:b w:val="0"/>
                 <w:sz w:val="16"/>
               </w:rPr>
@@ -8799,7 +8948,7 @@
             <w:r/>
             <w:r>
               <w:rPr>
-                <w:rFonts w:ascii="Arial" w:hAnsi="Arial"/>
+                <w:rFonts w:ascii="Verdana" w:hAnsi="Verdana"/>
                 <w:b w:val="0"/>
                 <w:sz w:val="16"/>
               </w:rPr>
@@ -8815,7 +8964,7 @@
             <w:r/>
             <w:r>
               <w:rPr>
-                <w:rFonts w:ascii="Arial" w:hAnsi="Arial"/>
+                <w:rFonts w:ascii="Verdana" w:hAnsi="Verdana"/>
                 <w:b w:val="0"/>
                 <w:sz w:val="16"/>
               </w:rPr>
@@ -8831,7 +8980,7 @@
             <w:r/>
             <w:r>
               <w:rPr>
-                <w:rFonts w:ascii="Arial" w:hAnsi="Arial"/>
+                <w:rFonts w:ascii="Verdana" w:hAnsi="Verdana"/>
                 <w:b w:val="0"/>
                 <w:sz w:val="16"/>
               </w:rPr>
@@ -8847,7 +8996,7 @@
             <w:r/>
             <w:r>
               <w:rPr>
-                <w:rFonts w:ascii="Arial" w:hAnsi="Arial"/>
+                <w:rFonts w:ascii="Verdana" w:hAnsi="Verdana"/>
                 <w:b w:val="0"/>
                 <w:sz w:val="16"/>
               </w:rPr>
@@ -8863,7 +9012,7 @@
             <w:r/>
             <w:r>
               <w:rPr>
-                <w:rFonts w:ascii="Arial" w:hAnsi="Arial"/>
+                <w:rFonts w:ascii="Verdana" w:hAnsi="Verdana"/>
                 <w:b w:val="0"/>
                 <w:sz w:val="16"/>
               </w:rPr>
@@ -8879,7 +9028,7 @@
             <w:r/>
             <w:r>
               <w:rPr>
-                <w:rFonts w:ascii="Arial" w:hAnsi="Arial"/>
+                <w:rFonts w:ascii="Verdana" w:hAnsi="Verdana"/>
                 <w:b w:val="0"/>
                 <w:sz w:val="16"/>
               </w:rPr>
@@ -8895,7 +9044,7 @@
             <w:r/>
             <w:r>
               <w:rPr>
-                <w:rFonts w:ascii="Arial" w:hAnsi="Arial"/>
+                <w:rFonts w:ascii="Verdana" w:hAnsi="Verdana"/>
                 <w:b w:val="0"/>
                 <w:sz w:val="16"/>
               </w:rPr>
@@ -8911,7 +9060,7 @@
             <w:r/>
             <w:r>
               <w:rPr>
-                <w:rFonts w:ascii="Arial" w:hAnsi="Arial"/>
+                <w:rFonts w:ascii="Verdana" w:hAnsi="Verdana"/>
                 <w:b w:val="0"/>
                 <w:sz w:val="16"/>
               </w:rPr>
@@ -8927,7 +9076,7 @@
             <w:r/>
             <w:r>
               <w:rPr>
-                <w:rFonts w:ascii="Arial" w:hAnsi="Arial"/>
+                <w:rFonts w:ascii="Verdana" w:hAnsi="Verdana"/>
                 <w:b w:val="0"/>
                 <w:sz w:val="16"/>
               </w:rPr>
@@ -8936,15 +9085,18 @@
         </w:tc>
       </w:tr>
       <w:tr>
-        <w:tc>
-          <w:tcPr>
-            <w:tcW w:type="dxa" w:w="1514"/>
-          </w:tcPr>
-          <w:p>
-            <w:r/>
-            <w:r>
-              <w:rPr>
-                <w:rFonts w:ascii="Arial" w:hAnsi="Arial"/>
+        <w:trPr>
+          <w:cantSplit/>
+        </w:trPr>
+        <w:tc>
+          <w:tcPr>
+            <w:tcW w:type="dxa" w:w="1514"/>
+          </w:tcPr>
+          <w:p>
+            <w:r/>
+            <w:r>
+              <w:rPr>
+                <w:rFonts w:ascii="Verdana" w:hAnsi="Verdana"/>
                 <w:b w:val="0"/>
                 <w:sz w:val="16"/>
               </w:rPr>
@@ -8960,7 +9112,7 @@
             <w:r/>
             <w:r>
               <w:rPr>
-                <w:rFonts w:ascii="Arial" w:hAnsi="Arial"/>
+                <w:rFonts w:ascii="Verdana" w:hAnsi="Verdana"/>
                 <w:b w:val="0"/>
                 <w:sz w:val="16"/>
               </w:rPr>
@@ -8976,7 +9128,7 @@
             <w:r/>
             <w:r>
               <w:rPr>
-                <w:rFonts w:ascii="Arial" w:hAnsi="Arial"/>
+                <w:rFonts w:ascii="Verdana" w:hAnsi="Verdana"/>
                 <w:b w:val="0"/>
                 <w:sz w:val="16"/>
               </w:rPr>
@@ -8992,7 +9144,7 @@
             <w:r/>
             <w:r>
               <w:rPr>
-                <w:rFonts w:ascii="Arial" w:hAnsi="Arial"/>
+                <w:rFonts w:ascii="Verdana" w:hAnsi="Verdana"/>
                 <w:b w:val="0"/>
                 <w:sz w:val="16"/>
               </w:rPr>
@@ -9008,7 +9160,7 @@
             <w:r/>
             <w:r>
               <w:rPr>
-                <w:rFonts w:ascii="Arial" w:hAnsi="Arial"/>
+                <w:rFonts w:ascii="Verdana" w:hAnsi="Verdana"/>
                 <w:b w:val="0"/>
                 <w:sz w:val="16"/>
               </w:rPr>
@@ -9024,7 +9176,7 @@
             <w:r/>
             <w:r>
               <w:rPr>
-                <w:rFonts w:ascii="Arial" w:hAnsi="Arial"/>
+                <w:rFonts w:ascii="Verdana" w:hAnsi="Verdana"/>
                 <w:b w:val="0"/>
                 <w:sz w:val="16"/>
               </w:rPr>
@@ -9040,7 +9192,7 @@
             <w:r/>
             <w:r>
               <w:rPr>
-                <w:rFonts w:ascii="Arial" w:hAnsi="Arial"/>
+                <w:rFonts w:ascii="Verdana" w:hAnsi="Verdana"/>
                 <w:b w:val="0"/>
                 <w:sz w:val="16"/>
               </w:rPr>
@@ -9056,7 +9208,7 @@
             <w:r/>
             <w:r>
               <w:rPr>
-                <w:rFonts w:ascii="Arial" w:hAnsi="Arial"/>
+                <w:rFonts w:ascii="Verdana" w:hAnsi="Verdana"/>
                 <w:b w:val="0"/>
                 <w:sz w:val="16"/>
               </w:rPr>
@@ -9072,7 +9224,7 @@
             <w:r/>
             <w:r>
               <w:rPr>
-                <w:rFonts w:ascii="Arial" w:hAnsi="Arial"/>
+                <w:rFonts w:ascii="Verdana" w:hAnsi="Verdana"/>
                 <w:b w:val="0"/>
                 <w:sz w:val="16"/>
               </w:rPr>
@@ -9088,7 +9240,7 @@
             <w:r/>
             <w:r>
               <w:rPr>
-                <w:rFonts w:ascii="Arial" w:hAnsi="Arial"/>
+                <w:rFonts w:ascii="Verdana" w:hAnsi="Verdana"/>
                 <w:b w:val="0"/>
                 <w:sz w:val="16"/>
               </w:rPr>
@@ -9097,15 +9249,18 @@
         </w:tc>
       </w:tr>
       <w:tr>
-        <w:tc>
-          <w:tcPr>
-            <w:tcW w:type="dxa" w:w="1514"/>
-          </w:tcPr>
-          <w:p>
-            <w:r/>
-            <w:r>
-              <w:rPr>
-                <w:rFonts w:ascii="Arial" w:hAnsi="Arial"/>
+        <w:trPr>
+          <w:cantSplit/>
+        </w:trPr>
+        <w:tc>
+          <w:tcPr>
+            <w:tcW w:type="dxa" w:w="1514"/>
+          </w:tcPr>
+          <w:p>
+            <w:r/>
+            <w:r>
+              <w:rPr>
+                <w:rFonts w:ascii="Verdana" w:hAnsi="Verdana"/>
                 <w:b w:val="0"/>
                 <w:sz w:val="16"/>
               </w:rPr>
@@ -9121,7 +9276,7 @@
             <w:r/>
             <w:r>
               <w:rPr>
-                <w:rFonts w:ascii="Arial" w:hAnsi="Arial"/>
+                <w:rFonts w:ascii="Verdana" w:hAnsi="Verdana"/>
                 <w:b w:val="0"/>
                 <w:sz w:val="16"/>
               </w:rPr>
@@ -9137,7 +9292,7 @@
             <w:r/>
             <w:r>
               <w:rPr>
-                <w:rFonts w:ascii="Arial" w:hAnsi="Arial"/>
+                <w:rFonts w:ascii="Verdana" w:hAnsi="Verdana"/>
                 <w:b w:val="0"/>
                 <w:sz w:val="16"/>
               </w:rPr>
@@ -9153,7 +9308,7 @@
             <w:r/>
             <w:r>
               <w:rPr>
-                <w:rFonts w:ascii="Arial" w:hAnsi="Arial"/>
+                <w:rFonts w:ascii="Verdana" w:hAnsi="Verdana"/>
                 <w:b w:val="0"/>
                 <w:sz w:val="16"/>
               </w:rPr>
@@ -9169,7 +9324,7 @@
             <w:r/>
             <w:r>
               <w:rPr>
-                <w:rFonts w:ascii="Arial" w:hAnsi="Arial"/>
+                <w:rFonts w:ascii="Verdana" w:hAnsi="Verdana"/>
                 <w:b w:val="0"/>
                 <w:sz w:val="16"/>
               </w:rPr>
@@ -9185,7 +9340,7 @@
             <w:r/>
             <w:r>
               <w:rPr>
-                <w:rFonts w:ascii="Arial" w:hAnsi="Arial"/>
+                <w:rFonts w:ascii="Verdana" w:hAnsi="Verdana"/>
                 <w:b w:val="0"/>
                 <w:sz w:val="16"/>
               </w:rPr>
@@ -9201,7 +9356,7 @@
             <w:r/>
             <w:r>
               <w:rPr>
-                <w:rFonts w:ascii="Arial" w:hAnsi="Arial"/>
+                <w:rFonts w:ascii="Verdana" w:hAnsi="Verdana"/>
                 <w:b w:val="0"/>
                 <w:sz w:val="16"/>
               </w:rPr>
@@ -9217,7 +9372,7 @@
             <w:r/>
             <w:r>
               <w:rPr>
-                <w:rFonts w:ascii="Arial" w:hAnsi="Arial"/>
+                <w:rFonts w:ascii="Verdana" w:hAnsi="Verdana"/>
                 <w:b w:val="0"/>
                 <w:sz w:val="16"/>
               </w:rPr>
@@ -9233,7 +9388,7 @@
             <w:r/>
             <w:r>
               <w:rPr>
-                <w:rFonts w:ascii="Arial" w:hAnsi="Arial"/>
+                <w:rFonts w:ascii="Verdana" w:hAnsi="Verdana"/>
                 <w:b w:val="0"/>
                 <w:sz w:val="16"/>
               </w:rPr>
@@ -9249,7 +9404,7 @@
             <w:r/>
             <w:r>
               <w:rPr>
-                <w:rFonts w:ascii="Arial" w:hAnsi="Arial"/>
+                <w:rFonts w:ascii="Verdana" w:hAnsi="Verdana"/>
                 <w:b w:val="0"/>
                 <w:sz w:val="16"/>
               </w:rPr>
@@ -9258,15 +9413,18 @@
         </w:tc>
       </w:tr>
       <w:tr>
-        <w:tc>
-          <w:tcPr>
-            <w:tcW w:type="dxa" w:w="1514"/>
-          </w:tcPr>
-          <w:p>
-            <w:r/>
-            <w:r>
-              <w:rPr>
-                <w:rFonts w:ascii="Arial" w:hAnsi="Arial"/>
+        <w:trPr>
+          <w:cantSplit/>
+        </w:trPr>
+        <w:tc>
+          <w:tcPr>
+            <w:tcW w:type="dxa" w:w="1514"/>
+          </w:tcPr>
+          <w:p>
+            <w:r/>
+            <w:r>
+              <w:rPr>
+                <w:rFonts w:ascii="Verdana" w:hAnsi="Verdana"/>
                 <w:b w:val="0"/>
                 <w:sz w:val="16"/>
               </w:rPr>
@@ -9282,7 +9440,7 @@
             <w:r/>
             <w:r>
               <w:rPr>
-                <w:rFonts w:ascii="Arial" w:hAnsi="Arial"/>
+                <w:rFonts w:ascii="Verdana" w:hAnsi="Verdana"/>
                 <w:b w:val="0"/>
                 <w:sz w:val="16"/>
               </w:rPr>
@@ -9298,7 +9456,7 @@
             <w:r/>
             <w:r>
               <w:rPr>
-                <w:rFonts w:ascii="Arial" w:hAnsi="Arial"/>
+                <w:rFonts w:ascii="Verdana" w:hAnsi="Verdana"/>
                 <w:b w:val="0"/>
                 <w:sz w:val="16"/>
               </w:rPr>
@@ -9314,7 +9472,7 @@
             <w:r/>
             <w:r>
               <w:rPr>
-                <w:rFonts w:ascii="Arial" w:hAnsi="Arial"/>
+                <w:rFonts w:ascii="Verdana" w:hAnsi="Verdana"/>
                 <w:b w:val="0"/>
                 <w:sz w:val="16"/>
               </w:rPr>
@@ -9330,7 +9488,7 @@
             <w:r/>
             <w:r>
               <w:rPr>
-                <w:rFonts w:ascii="Arial" w:hAnsi="Arial"/>
+                <w:rFonts w:ascii="Verdana" w:hAnsi="Verdana"/>
                 <w:b w:val="0"/>
                 <w:sz w:val="16"/>
               </w:rPr>
@@ -9346,7 +9504,7 @@
             <w:r/>
             <w:r>
               <w:rPr>
-                <w:rFonts w:ascii="Arial" w:hAnsi="Arial"/>
+                <w:rFonts w:ascii="Verdana" w:hAnsi="Verdana"/>
                 <w:b w:val="0"/>
                 <w:sz w:val="16"/>
               </w:rPr>
@@ -9362,7 +9520,7 @@
             <w:r/>
             <w:r>
               <w:rPr>
-                <w:rFonts w:ascii="Arial" w:hAnsi="Arial"/>
+                <w:rFonts w:ascii="Verdana" w:hAnsi="Verdana"/>
                 <w:b w:val="0"/>
                 <w:sz w:val="16"/>
               </w:rPr>
@@ -9378,7 +9536,7 @@
             <w:r/>
             <w:r>
               <w:rPr>
-                <w:rFonts w:ascii="Arial" w:hAnsi="Arial"/>
+                <w:rFonts w:ascii="Verdana" w:hAnsi="Verdana"/>
                 <w:b w:val="0"/>
                 <w:sz w:val="16"/>
               </w:rPr>
@@ -9394,7 +9552,7 @@
             <w:r/>
             <w:r>
               <w:rPr>
-                <w:rFonts w:ascii="Arial" w:hAnsi="Arial"/>
+                <w:rFonts w:ascii="Verdana" w:hAnsi="Verdana"/>
                 <w:b w:val="0"/>
                 <w:sz w:val="16"/>
               </w:rPr>
@@ -9410,7 +9568,7 @@
             <w:r/>
             <w:r>
               <w:rPr>
-                <w:rFonts w:ascii="Arial" w:hAnsi="Arial"/>
+                <w:rFonts w:ascii="Verdana" w:hAnsi="Verdana"/>
                 <w:b w:val="0"/>
                 <w:sz w:val="16"/>
               </w:rPr>
@@ -9419,15 +9577,18 @@
         </w:tc>
       </w:tr>
       <w:tr>
-        <w:tc>
-          <w:tcPr>
-            <w:tcW w:type="dxa" w:w="1514"/>
-          </w:tcPr>
-          <w:p>
-            <w:r/>
-            <w:r>
-              <w:rPr>
-                <w:rFonts w:ascii="Arial" w:hAnsi="Arial"/>
+        <w:trPr>
+          <w:cantSplit/>
+        </w:trPr>
+        <w:tc>
+          <w:tcPr>
+            <w:tcW w:type="dxa" w:w="1514"/>
+          </w:tcPr>
+          <w:p>
+            <w:r/>
+            <w:r>
+              <w:rPr>
+                <w:rFonts w:ascii="Verdana" w:hAnsi="Verdana"/>
                 <w:b w:val="0"/>
                 <w:sz w:val="16"/>
               </w:rPr>
@@ -9443,7 +9604,7 @@
             <w:r/>
             <w:r>
               <w:rPr>
-                <w:rFonts w:ascii="Arial" w:hAnsi="Arial"/>
+                <w:rFonts w:ascii="Verdana" w:hAnsi="Verdana"/>
                 <w:b w:val="0"/>
                 <w:sz w:val="16"/>
               </w:rPr>
@@ -9459,7 +9620,7 @@
             <w:r/>
             <w:r>
               <w:rPr>
-                <w:rFonts w:ascii="Arial" w:hAnsi="Arial"/>
+                <w:rFonts w:ascii="Verdana" w:hAnsi="Verdana"/>
                 <w:b w:val="0"/>
                 <w:sz w:val="16"/>
               </w:rPr>
@@ -9475,7 +9636,7 @@
             <w:r/>
             <w:r>
               <w:rPr>
-                <w:rFonts w:ascii="Arial" w:hAnsi="Arial"/>
+                <w:rFonts w:ascii="Verdana" w:hAnsi="Verdana"/>
                 <w:b w:val="0"/>
                 <w:sz w:val="16"/>
               </w:rPr>
@@ -9491,7 +9652,7 @@
             <w:r/>
             <w:r>
               <w:rPr>
-                <w:rFonts w:ascii="Arial" w:hAnsi="Arial"/>
+                <w:rFonts w:ascii="Verdana" w:hAnsi="Verdana"/>
                 <w:b w:val="0"/>
                 <w:sz w:val="16"/>
               </w:rPr>
@@ -9507,7 +9668,7 @@
             <w:r/>
             <w:r>
               <w:rPr>
-                <w:rFonts w:ascii="Arial" w:hAnsi="Arial"/>
+                <w:rFonts w:ascii="Verdana" w:hAnsi="Verdana"/>
                 <w:b w:val="0"/>
                 <w:sz w:val="16"/>
               </w:rPr>
@@ -9523,7 +9684,7 @@
             <w:r/>
             <w:r>
               <w:rPr>
-                <w:rFonts w:ascii="Arial" w:hAnsi="Arial"/>
+                <w:rFonts w:ascii="Verdana" w:hAnsi="Verdana"/>
                 <w:b w:val="0"/>
                 <w:sz w:val="16"/>
               </w:rPr>
@@ -9539,7 +9700,7 @@
             <w:r/>
             <w:r>
               <w:rPr>
-                <w:rFonts w:ascii="Arial" w:hAnsi="Arial"/>
+                <w:rFonts w:ascii="Verdana" w:hAnsi="Verdana"/>
                 <w:b w:val="0"/>
                 <w:sz w:val="16"/>
               </w:rPr>
@@ -9555,7 +9716,7 @@
             <w:r/>
             <w:r>
               <w:rPr>
-                <w:rFonts w:ascii="Arial" w:hAnsi="Arial"/>
+                <w:rFonts w:ascii="Verdana" w:hAnsi="Verdana"/>
                 <w:b w:val="0"/>
                 <w:sz w:val="16"/>
               </w:rPr>
@@ -9571,7 +9732,7 @@
             <w:r/>
             <w:r>
               <w:rPr>
-                <w:rFonts w:ascii="Arial" w:hAnsi="Arial"/>
+                <w:rFonts w:ascii="Verdana" w:hAnsi="Verdana"/>
                 <w:b w:val="0"/>
                 <w:sz w:val="16"/>
               </w:rPr>
@@ -9580,15 +9741,18 @@
         </w:tc>
       </w:tr>
       <w:tr>
-        <w:tc>
-          <w:tcPr>
-            <w:tcW w:type="dxa" w:w="1514"/>
-          </w:tcPr>
-          <w:p>
-            <w:r/>
-            <w:r>
-              <w:rPr>
-                <w:rFonts w:ascii="Arial" w:hAnsi="Arial"/>
+        <w:trPr>
+          <w:cantSplit/>
+        </w:trPr>
+        <w:tc>
+          <w:tcPr>
+            <w:tcW w:type="dxa" w:w="1514"/>
+          </w:tcPr>
+          <w:p>
+            <w:r/>
+            <w:r>
+              <w:rPr>
+                <w:rFonts w:ascii="Verdana" w:hAnsi="Verdana"/>
                 <w:b w:val="0"/>
                 <w:sz w:val="16"/>
               </w:rPr>
@@ -9604,7 +9768,7 @@
             <w:r/>
             <w:r>
               <w:rPr>
-                <w:rFonts w:ascii="Arial" w:hAnsi="Arial"/>
+                <w:rFonts w:ascii="Verdana" w:hAnsi="Verdana"/>
                 <w:b w:val="0"/>
                 <w:sz w:val="16"/>
               </w:rPr>
@@ -9620,7 +9784,7 @@
             <w:r/>
             <w:r>
               <w:rPr>
-                <w:rFonts w:ascii="Arial" w:hAnsi="Arial"/>
+                <w:rFonts w:ascii="Verdana" w:hAnsi="Verdana"/>
                 <w:b w:val="0"/>
                 <w:sz w:val="16"/>
               </w:rPr>
@@ -9636,7 +9800,7 @@
             <w:r/>
             <w:r>
               <w:rPr>
-                <w:rFonts w:ascii="Arial" w:hAnsi="Arial"/>
+                <w:rFonts w:ascii="Verdana" w:hAnsi="Verdana"/>
                 <w:b w:val="0"/>
                 <w:sz w:val="16"/>
               </w:rPr>
@@ -9652,7 +9816,7 @@
             <w:r/>
             <w:r>
               <w:rPr>
-                <w:rFonts w:ascii="Arial" w:hAnsi="Arial"/>
+                <w:rFonts w:ascii="Verdana" w:hAnsi="Verdana"/>
                 <w:b w:val="0"/>
                 <w:sz w:val="16"/>
               </w:rPr>
@@ -9668,7 +9832,7 @@
             <w:r/>
             <w:r>
               <w:rPr>
-                <w:rFonts w:ascii="Arial" w:hAnsi="Arial"/>
+                <w:rFonts w:ascii="Verdana" w:hAnsi="Verdana"/>
                 <w:b w:val="0"/>
                 <w:sz w:val="16"/>
               </w:rPr>
@@ -9684,7 +9848,7 @@
             <w:r/>
             <w:r>
               <w:rPr>
-                <w:rFonts w:ascii="Arial" w:hAnsi="Arial"/>
+                <w:rFonts w:ascii="Verdana" w:hAnsi="Verdana"/>
                 <w:b w:val="0"/>
                 <w:sz w:val="16"/>
               </w:rPr>
@@ -9700,7 +9864,7 @@
             <w:r/>
             <w:r>
               <w:rPr>
-                <w:rFonts w:ascii="Arial" w:hAnsi="Arial"/>
+                <w:rFonts w:ascii="Verdana" w:hAnsi="Verdana"/>
                 <w:b w:val="0"/>
                 <w:sz w:val="16"/>
               </w:rPr>
@@ -9716,7 +9880,7 @@
             <w:r/>
             <w:r>
               <w:rPr>
-                <w:rFonts w:ascii="Arial" w:hAnsi="Arial"/>
+                <w:rFonts w:ascii="Verdana" w:hAnsi="Verdana"/>
                 <w:b w:val="0"/>
                 <w:sz w:val="16"/>
               </w:rPr>
@@ -9732,7 +9896,7 @@
             <w:r/>
             <w:r>
               <w:rPr>
-                <w:rFonts w:ascii="Arial" w:hAnsi="Arial"/>
+                <w:rFonts w:ascii="Verdana" w:hAnsi="Verdana"/>
                 <w:b w:val="0"/>
                 <w:sz w:val="16"/>
               </w:rPr>
@@ -9741,15 +9905,18 @@
         </w:tc>
       </w:tr>
       <w:tr>
-        <w:tc>
-          <w:tcPr>
-            <w:tcW w:type="dxa" w:w="1514"/>
-          </w:tcPr>
-          <w:p>
-            <w:r/>
-            <w:r>
-              <w:rPr>
-                <w:rFonts w:ascii="Arial" w:hAnsi="Arial"/>
+        <w:trPr>
+          <w:cantSplit/>
+        </w:trPr>
+        <w:tc>
+          <w:tcPr>
+            <w:tcW w:type="dxa" w:w="1514"/>
+          </w:tcPr>
+          <w:p>
+            <w:r/>
+            <w:r>
+              <w:rPr>
+                <w:rFonts w:ascii="Verdana" w:hAnsi="Verdana"/>
                 <w:b w:val="0"/>
                 <w:sz w:val="16"/>
               </w:rPr>
@@ -9765,7 +9932,7 @@
             <w:r/>
             <w:r>
               <w:rPr>
-                <w:rFonts w:ascii="Arial" w:hAnsi="Arial"/>
+                <w:rFonts w:ascii="Verdana" w:hAnsi="Verdana"/>
                 <w:b w:val="0"/>
                 <w:sz w:val="16"/>
               </w:rPr>
@@ -9781,7 +9948,7 @@
             <w:r/>
             <w:r>
               <w:rPr>
-                <w:rFonts w:ascii="Arial" w:hAnsi="Arial"/>
+                <w:rFonts w:ascii="Verdana" w:hAnsi="Verdana"/>
                 <w:b w:val="0"/>
                 <w:sz w:val="16"/>
               </w:rPr>
@@ -9797,7 +9964,7 @@
             <w:r/>
             <w:r>
               <w:rPr>
-                <w:rFonts w:ascii="Arial" w:hAnsi="Arial"/>
+                <w:rFonts w:ascii="Verdana" w:hAnsi="Verdana"/>
                 <w:b w:val="0"/>
                 <w:sz w:val="16"/>
               </w:rPr>
@@ -9813,7 +9980,7 @@
             <w:r/>
             <w:r>
               <w:rPr>
-                <w:rFonts w:ascii="Arial" w:hAnsi="Arial"/>
+                <w:rFonts w:ascii="Verdana" w:hAnsi="Verdana"/>
                 <w:b w:val="0"/>
                 <w:sz w:val="16"/>
               </w:rPr>
@@ -9829,7 +9996,7 @@
             <w:r/>
             <w:r>
               <w:rPr>
-                <w:rFonts w:ascii="Arial" w:hAnsi="Arial"/>
+                <w:rFonts w:ascii="Verdana" w:hAnsi="Verdana"/>
                 <w:b w:val="0"/>
                 <w:sz w:val="16"/>
               </w:rPr>
@@ -9845,7 +10012,7 @@
             <w:r/>
             <w:r>
               <w:rPr>
-                <w:rFonts w:ascii="Arial" w:hAnsi="Arial"/>
+                <w:rFonts w:ascii="Verdana" w:hAnsi="Verdana"/>
                 <w:b w:val="0"/>
                 <w:sz w:val="16"/>
               </w:rPr>
@@ -9861,7 +10028,7 @@
             <w:r/>
             <w:r>
               <w:rPr>
-                <w:rFonts w:ascii="Arial" w:hAnsi="Arial"/>
+                <w:rFonts w:ascii="Verdana" w:hAnsi="Verdana"/>
                 <w:b w:val="0"/>
                 <w:sz w:val="16"/>
               </w:rPr>
@@ -9877,7 +10044,7 @@
             <w:r/>
             <w:r>
               <w:rPr>
-                <w:rFonts w:ascii="Arial" w:hAnsi="Arial"/>
+                <w:rFonts w:ascii="Verdana" w:hAnsi="Verdana"/>
                 <w:b w:val="0"/>
                 <w:sz w:val="16"/>
               </w:rPr>
@@ -9893,7 +10060,7 @@
             <w:r/>
             <w:r>
               <w:rPr>
-                <w:rFonts w:ascii="Arial" w:hAnsi="Arial"/>
+                <w:rFonts w:ascii="Verdana" w:hAnsi="Verdana"/>
                 <w:b w:val="0"/>
                 <w:sz w:val="16"/>
               </w:rPr>
@@ -9902,15 +10069,18 @@
         </w:tc>
       </w:tr>
       <w:tr>
-        <w:tc>
-          <w:tcPr>
-            <w:tcW w:type="dxa" w:w="1514"/>
-          </w:tcPr>
-          <w:p>
-            <w:r/>
-            <w:r>
-              <w:rPr>
-                <w:rFonts w:ascii="Arial" w:hAnsi="Arial"/>
+        <w:trPr>
+          <w:cantSplit/>
+        </w:trPr>
+        <w:tc>
+          <w:tcPr>
+            <w:tcW w:type="dxa" w:w="1514"/>
+          </w:tcPr>
+          <w:p>
+            <w:r/>
+            <w:r>
+              <w:rPr>
+                <w:rFonts w:ascii="Verdana" w:hAnsi="Verdana"/>
                 <w:b w:val="0"/>
                 <w:sz w:val="16"/>
               </w:rPr>
@@ -9926,7 +10096,7 @@
             <w:r/>
             <w:r>
               <w:rPr>
-                <w:rFonts w:ascii="Arial" w:hAnsi="Arial"/>
+                <w:rFonts w:ascii="Verdana" w:hAnsi="Verdana"/>
                 <w:b w:val="0"/>
                 <w:sz w:val="16"/>
               </w:rPr>
@@ -9942,7 +10112,7 @@
             <w:r/>
             <w:r>
               <w:rPr>
-                <w:rFonts w:ascii="Arial" w:hAnsi="Arial"/>
+                <w:rFonts w:ascii="Verdana" w:hAnsi="Verdana"/>
                 <w:b w:val="0"/>
                 <w:sz w:val="16"/>
               </w:rPr>
@@ -9958,7 +10128,7 @@
             <w:r/>
             <w:r>
               <w:rPr>
-                <w:rFonts w:ascii="Arial" w:hAnsi="Arial"/>
+                <w:rFonts w:ascii="Verdana" w:hAnsi="Verdana"/>
                 <w:b w:val="0"/>
                 <w:sz w:val="16"/>
               </w:rPr>
@@ -9974,7 +10144,7 @@
             <w:r/>
             <w:r>
               <w:rPr>
-                <w:rFonts w:ascii="Arial" w:hAnsi="Arial"/>
+                <w:rFonts w:ascii="Verdana" w:hAnsi="Verdana"/>
                 <w:b w:val="0"/>
                 <w:sz w:val="16"/>
               </w:rPr>
@@ -9990,7 +10160,7 @@
             <w:r/>
             <w:r>
               <w:rPr>
-                <w:rFonts w:ascii="Arial" w:hAnsi="Arial"/>
+                <w:rFonts w:ascii="Verdana" w:hAnsi="Verdana"/>
                 <w:b w:val="0"/>
                 <w:sz w:val="16"/>
               </w:rPr>
@@ -10006,7 +10176,7 @@
             <w:r/>
             <w:r>
               <w:rPr>
-                <w:rFonts w:ascii="Arial" w:hAnsi="Arial"/>
+                <w:rFonts w:ascii="Verdana" w:hAnsi="Verdana"/>
                 <w:b w:val="0"/>
                 <w:sz w:val="16"/>
               </w:rPr>
@@ -10022,7 +10192,7 @@
             <w:r/>
             <w:r>
               <w:rPr>
-                <w:rFonts w:ascii="Arial" w:hAnsi="Arial"/>
+                <w:rFonts w:ascii="Verdana" w:hAnsi="Verdana"/>
                 <w:b w:val="0"/>
                 <w:sz w:val="16"/>
               </w:rPr>
@@ -10038,7 +10208,7 @@
             <w:r/>
             <w:r>
               <w:rPr>
-                <w:rFonts w:ascii="Arial" w:hAnsi="Arial"/>
+                <w:rFonts w:ascii="Verdana" w:hAnsi="Verdana"/>
                 <w:b w:val="0"/>
                 <w:sz w:val="16"/>
               </w:rPr>
@@ -10054,7 +10224,7 @@
             <w:r/>
             <w:r>
               <w:rPr>
-                <w:rFonts w:ascii="Arial" w:hAnsi="Arial"/>
+                <w:rFonts w:ascii="Verdana" w:hAnsi="Verdana"/>
                 <w:b w:val="0"/>
                 <w:sz w:val="16"/>
               </w:rPr>
@@ -10063,15 +10233,18 @@
         </w:tc>
       </w:tr>
       <w:tr>
-        <w:tc>
-          <w:tcPr>
-            <w:tcW w:type="dxa" w:w="1514"/>
-          </w:tcPr>
-          <w:p>
-            <w:r/>
-            <w:r>
-              <w:rPr>
-                <w:rFonts w:ascii="Arial" w:hAnsi="Arial"/>
+        <w:trPr>
+          <w:cantSplit/>
+        </w:trPr>
+        <w:tc>
+          <w:tcPr>
+            <w:tcW w:type="dxa" w:w="1514"/>
+          </w:tcPr>
+          <w:p>
+            <w:r/>
+            <w:r>
+              <w:rPr>
+                <w:rFonts w:ascii="Verdana" w:hAnsi="Verdana"/>
                 <w:b w:val="0"/>
                 <w:sz w:val="16"/>
               </w:rPr>
@@ -10087,7 +10260,7 @@
             <w:r/>
             <w:r>
               <w:rPr>
-                <w:rFonts w:ascii="Arial" w:hAnsi="Arial"/>
+                <w:rFonts w:ascii="Verdana" w:hAnsi="Verdana"/>
                 <w:b w:val="0"/>
                 <w:sz w:val="16"/>
               </w:rPr>
@@ -10103,7 +10276,7 @@
             <w:r/>
             <w:r>
               <w:rPr>
-                <w:rFonts w:ascii="Arial" w:hAnsi="Arial"/>
+                <w:rFonts w:ascii="Verdana" w:hAnsi="Verdana"/>
                 <w:b w:val="0"/>
                 <w:sz w:val="16"/>
               </w:rPr>
@@ -10119,7 +10292,7 @@
             <w:r/>
             <w:r>
               <w:rPr>
-                <w:rFonts w:ascii="Arial" w:hAnsi="Arial"/>
+                <w:rFonts w:ascii="Verdana" w:hAnsi="Verdana"/>
                 <w:b w:val="0"/>
                 <w:sz w:val="16"/>
               </w:rPr>
@@ -10135,7 +10308,7 @@
             <w:r/>
             <w:r>
               <w:rPr>
-                <w:rFonts w:ascii="Arial" w:hAnsi="Arial"/>
+                <w:rFonts w:ascii="Verdana" w:hAnsi="Verdana"/>
                 <w:b w:val="0"/>
                 <w:sz w:val="16"/>
               </w:rPr>
@@ -10151,7 +10324,7 @@
             <w:r/>
             <w:r>
               <w:rPr>
-                <w:rFonts w:ascii="Arial" w:hAnsi="Arial"/>
+                <w:rFonts w:ascii="Verdana" w:hAnsi="Verdana"/>
                 <w:b w:val="0"/>
                 <w:sz w:val="16"/>
               </w:rPr>
@@ -10167,7 +10340,7 @@
             <w:r/>
             <w:r>
               <w:rPr>
-                <w:rFonts w:ascii="Arial" w:hAnsi="Arial"/>
+                <w:rFonts w:ascii="Verdana" w:hAnsi="Verdana"/>
                 <w:b w:val="0"/>
                 <w:sz w:val="16"/>
               </w:rPr>
@@ -10183,7 +10356,7 @@
             <w:r/>
             <w:r>
               <w:rPr>
-                <w:rFonts w:ascii="Arial" w:hAnsi="Arial"/>
+                <w:rFonts w:ascii="Verdana" w:hAnsi="Verdana"/>
                 <w:b w:val="0"/>
                 <w:sz w:val="16"/>
               </w:rPr>
@@ -10199,7 +10372,7 @@
             <w:r/>
             <w:r>
               <w:rPr>
-                <w:rFonts w:ascii="Arial" w:hAnsi="Arial"/>
+                <w:rFonts w:ascii="Verdana" w:hAnsi="Verdana"/>
                 <w:b w:val="0"/>
                 <w:sz w:val="16"/>
               </w:rPr>
@@ -10215,7 +10388,7 @@
             <w:r/>
             <w:r>
               <w:rPr>
-                <w:rFonts w:ascii="Arial" w:hAnsi="Arial"/>
+                <w:rFonts w:ascii="Verdana" w:hAnsi="Verdana"/>
                 <w:b w:val="0"/>
                 <w:sz w:val="16"/>
               </w:rPr>
@@ -10224,15 +10397,18 @@
         </w:tc>
       </w:tr>
       <w:tr>
-        <w:tc>
-          <w:tcPr>
-            <w:tcW w:type="dxa" w:w="1514"/>
-          </w:tcPr>
-          <w:p>
-            <w:r/>
-            <w:r>
-              <w:rPr>
-                <w:rFonts w:ascii="Arial" w:hAnsi="Arial"/>
+        <w:trPr>
+          <w:cantSplit/>
+        </w:trPr>
+        <w:tc>
+          <w:tcPr>
+            <w:tcW w:type="dxa" w:w="1514"/>
+          </w:tcPr>
+          <w:p>
+            <w:r/>
+            <w:r>
+              <w:rPr>
+                <w:rFonts w:ascii="Verdana" w:hAnsi="Verdana"/>
                 <w:b w:val="0"/>
                 <w:sz w:val="16"/>
               </w:rPr>
@@ -10248,7 +10424,7 @@
             <w:r/>
             <w:r>
               <w:rPr>
-                <w:rFonts w:ascii="Arial" w:hAnsi="Arial"/>
+                <w:rFonts w:ascii="Verdana" w:hAnsi="Verdana"/>
                 <w:b w:val="0"/>
                 <w:sz w:val="16"/>
               </w:rPr>
@@ -10264,7 +10440,7 @@
             <w:r/>
             <w:r>
               <w:rPr>
-                <w:rFonts w:ascii="Arial" w:hAnsi="Arial"/>
+                <w:rFonts w:ascii="Verdana" w:hAnsi="Verdana"/>
                 <w:b w:val="0"/>
                 <w:sz w:val="16"/>
               </w:rPr>
@@ -10280,7 +10456,7 @@
             <w:r/>
             <w:r>
               <w:rPr>
-                <w:rFonts w:ascii="Arial" w:hAnsi="Arial"/>
+                <w:rFonts w:ascii="Verdana" w:hAnsi="Verdana"/>
                 <w:b w:val="0"/>
                 <w:sz w:val="16"/>
               </w:rPr>
@@ -10296,7 +10472,7 @@
             <w:r/>
             <w:r>
               <w:rPr>
-                <w:rFonts w:ascii="Arial" w:hAnsi="Arial"/>
+                <w:rFonts w:ascii="Verdana" w:hAnsi="Verdana"/>
                 <w:b w:val="0"/>
                 <w:sz w:val="16"/>
               </w:rPr>
@@ -10312,7 +10488,7 @@
             <w:r/>
             <w:r>
               <w:rPr>
-                <w:rFonts w:ascii="Arial" w:hAnsi="Arial"/>
+                <w:rFonts w:ascii="Verdana" w:hAnsi="Verdana"/>
                 <w:b w:val="0"/>
                 <w:sz w:val="16"/>
               </w:rPr>
@@ -10328,7 +10504,7 @@
             <w:r/>
             <w:r>
               <w:rPr>
-                <w:rFonts w:ascii="Arial" w:hAnsi="Arial"/>
+                <w:rFonts w:ascii="Verdana" w:hAnsi="Verdana"/>
                 <w:b w:val="0"/>
                 <w:sz w:val="16"/>
               </w:rPr>
@@ -10344,7 +10520,7 @@
             <w:r/>
             <w:r>
               <w:rPr>
-                <w:rFonts w:ascii="Arial" w:hAnsi="Arial"/>
+                <w:rFonts w:ascii="Verdana" w:hAnsi="Verdana"/>
                 <w:b w:val="0"/>
                 <w:sz w:val="16"/>
               </w:rPr>
@@ -10360,7 +10536,7 @@
             <w:r/>
             <w:r>
               <w:rPr>
-                <w:rFonts w:ascii="Arial" w:hAnsi="Arial"/>
+                <w:rFonts w:ascii="Verdana" w:hAnsi="Verdana"/>
                 <w:b w:val="0"/>
                 <w:sz w:val="16"/>
               </w:rPr>
@@ -10376,7 +10552,7 @@
             <w:r/>
             <w:r>
               <w:rPr>
-                <w:rFonts w:ascii="Arial" w:hAnsi="Arial"/>
+                <w:rFonts w:ascii="Verdana" w:hAnsi="Verdana"/>
                 <w:b w:val="0"/>
                 <w:sz w:val="16"/>
               </w:rPr>
@@ -10385,15 +10561,18 @@
         </w:tc>
       </w:tr>
       <w:tr>
-        <w:tc>
-          <w:tcPr>
-            <w:tcW w:type="dxa" w:w="1514"/>
-          </w:tcPr>
-          <w:p>
-            <w:r/>
-            <w:r>
-              <w:rPr>
-                <w:rFonts w:ascii="Arial" w:hAnsi="Arial"/>
+        <w:trPr>
+          <w:cantSplit/>
+        </w:trPr>
+        <w:tc>
+          <w:tcPr>
+            <w:tcW w:type="dxa" w:w="1514"/>
+          </w:tcPr>
+          <w:p>
+            <w:r/>
+            <w:r>
+              <w:rPr>
+                <w:rFonts w:ascii="Verdana" w:hAnsi="Verdana"/>
                 <w:b w:val="0"/>
                 <w:sz w:val="16"/>
               </w:rPr>
@@ -10409,7 +10588,7 @@
             <w:r/>
             <w:r>
               <w:rPr>
-                <w:rFonts w:ascii="Arial" w:hAnsi="Arial"/>
+                <w:rFonts w:ascii="Verdana" w:hAnsi="Verdana"/>
                 <w:b w:val="0"/>
                 <w:sz w:val="16"/>
               </w:rPr>
@@ -10425,7 +10604,7 @@
             <w:r/>
             <w:r>
               <w:rPr>
-                <w:rFonts w:ascii="Arial" w:hAnsi="Arial"/>
+                <w:rFonts w:ascii="Verdana" w:hAnsi="Verdana"/>
                 <w:b w:val="0"/>
                 <w:sz w:val="16"/>
               </w:rPr>
@@ -10441,7 +10620,7 @@
             <w:r/>
             <w:r>
               <w:rPr>
-                <w:rFonts w:ascii="Arial" w:hAnsi="Arial"/>
+                <w:rFonts w:ascii="Verdana" w:hAnsi="Verdana"/>
                 <w:b w:val="0"/>
                 <w:sz w:val="16"/>
               </w:rPr>
@@ -10457,7 +10636,7 @@
             <w:r/>
             <w:r>
               <w:rPr>
-                <w:rFonts w:ascii="Arial" w:hAnsi="Arial"/>
+                <w:rFonts w:ascii="Verdana" w:hAnsi="Verdana"/>
                 <w:b w:val="0"/>
                 <w:sz w:val="16"/>
               </w:rPr>
@@ -10473,7 +10652,7 @@
             <w:r/>
             <w:r>
               <w:rPr>
-                <w:rFonts w:ascii="Arial" w:hAnsi="Arial"/>
+                <w:rFonts w:ascii="Verdana" w:hAnsi="Verdana"/>
                 <w:b w:val="0"/>
                 <w:sz w:val="16"/>
               </w:rPr>
@@ -10489,7 +10668,7 @@
             <w:r/>
             <w:r>
               <w:rPr>
-                <w:rFonts w:ascii="Arial" w:hAnsi="Arial"/>
+                <w:rFonts w:ascii="Verdana" w:hAnsi="Verdana"/>
                 <w:b w:val="0"/>
                 <w:sz w:val="16"/>
               </w:rPr>
@@ -10505,7 +10684,7 @@
             <w:r/>
             <w:r>
               <w:rPr>
-                <w:rFonts w:ascii="Arial" w:hAnsi="Arial"/>
+                <w:rFonts w:ascii="Verdana" w:hAnsi="Verdana"/>
                 <w:b w:val="0"/>
                 <w:sz w:val="16"/>
               </w:rPr>
@@ -10521,7 +10700,7 @@
             <w:r/>
             <w:r>
               <w:rPr>
-                <w:rFonts w:ascii="Arial" w:hAnsi="Arial"/>
+                <w:rFonts w:ascii="Verdana" w:hAnsi="Verdana"/>
                 <w:b w:val="0"/>
                 <w:sz w:val="16"/>
               </w:rPr>
@@ -10537,7 +10716,7 @@
             <w:r/>
             <w:r>
               <w:rPr>
-                <w:rFonts w:ascii="Arial" w:hAnsi="Arial"/>
+                <w:rFonts w:ascii="Verdana" w:hAnsi="Verdana"/>
                 <w:b w:val="0"/>
                 <w:sz w:val="16"/>
               </w:rPr>
@@ -10546,15 +10725,18 @@
         </w:tc>
       </w:tr>
       <w:tr>
-        <w:tc>
-          <w:tcPr>
-            <w:tcW w:type="dxa" w:w="1514"/>
-          </w:tcPr>
-          <w:p>
-            <w:r/>
-            <w:r>
-              <w:rPr>
-                <w:rFonts w:ascii="Arial" w:hAnsi="Arial"/>
+        <w:trPr>
+          <w:cantSplit/>
+        </w:trPr>
+        <w:tc>
+          <w:tcPr>
+            <w:tcW w:type="dxa" w:w="1514"/>
+          </w:tcPr>
+          <w:p>
+            <w:r/>
+            <w:r>
+              <w:rPr>
+                <w:rFonts w:ascii="Verdana" w:hAnsi="Verdana"/>
                 <w:b w:val="0"/>
                 <w:sz w:val="16"/>
               </w:rPr>
@@ -10570,7 +10752,7 @@
             <w:r/>
             <w:r>
               <w:rPr>
-                <w:rFonts w:ascii="Arial" w:hAnsi="Arial"/>
+                <w:rFonts w:ascii="Verdana" w:hAnsi="Verdana"/>
                 <w:b w:val="0"/>
                 <w:sz w:val="16"/>
               </w:rPr>
@@ -10586,7 +10768,7 @@
             <w:r/>
             <w:r>
               <w:rPr>
-                <w:rFonts w:ascii="Arial" w:hAnsi="Arial"/>
+                <w:rFonts w:ascii="Verdana" w:hAnsi="Verdana"/>
                 <w:b w:val="0"/>
                 <w:sz w:val="16"/>
               </w:rPr>
@@ -10602,7 +10784,7 @@
             <w:r/>
             <w:r>
               <w:rPr>
-                <w:rFonts w:ascii="Arial" w:hAnsi="Arial"/>
+                <w:rFonts w:ascii="Verdana" w:hAnsi="Verdana"/>
                 <w:b w:val="0"/>
                 <w:sz w:val="16"/>
               </w:rPr>
@@ -10618,7 +10800,7 @@
             <w:r/>
             <w:r>
               <w:rPr>
-                <w:rFonts w:ascii="Arial" w:hAnsi="Arial"/>
+                <w:rFonts w:ascii="Verdana" w:hAnsi="Verdana"/>
                 <w:b w:val="0"/>
                 <w:sz w:val="16"/>
               </w:rPr>
@@ -10634,7 +10816,7 @@
             <w:r/>
             <w:r>
               <w:rPr>
-                <w:rFonts w:ascii="Arial" w:hAnsi="Arial"/>
+                <w:rFonts w:ascii="Verdana" w:hAnsi="Verdana"/>
                 <w:b w:val="0"/>
                 <w:sz w:val="16"/>
               </w:rPr>
@@ -10650,7 +10832,7 @@
             <w:r/>
             <w:r>
               <w:rPr>
-                <w:rFonts w:ascii="Arial" w:hAnsi="Arial"/>
+                <w:rFonts w:ascii="Verdana" w:hAnsi="Verdana"/>
                 <w:b w:val="0"/>
                 <w:sz w:val="16"/>
               </w:rPr>
@@ -10666,7 +10848,7 @@
             <w:r/>
             <w:r>
               <w:rPr>
-                <w:rFonts w:ascii="Arial" w:hAnsi="Arial"/>
+                <w:rFonts w:ascii="Verdana" w:hAnsi="Verdana"/>
                 <w:b w:val="0"/>
                 <w:sz w:val="16"/>
               </w:rPr>
@@ -10682,7 +10864,7 @@
             <w:r/>
             <w:r>
               <w:rPr>
-                <w:rFonts w:ascii="Arial" w:hAnsi="Arial"/>
+                <w:rFonts w:ascii="Verdana" w:hAnsi="Verdana"/>
                 <w:b w:val="0"/>
                 <w:sz w:val="16"/>
               </w:rPr>
@@ -10698,7 +10880,7 @@
             <w:r/>
             <w:r>
               <w:rPr>
-                <w:rFonts w:ascii="Arial" w:hAnsi="Arial"/>
+                <w:rFonts w:ascii="Verdana" w:hAnsi="Verdana"/>
                 <w:b w:val="0"/>
                 <w:sz w:val="16"/>
               </w:rPr>
@@ -10707,15 +10889,18 @@
         </w:tc>
       </w:tr>
       <w:tr>
-        <w:tc>
-          <w:tcPr>
-            <w:tcW w:type="dxa" w:w="1514"/>
-          </w:tcPr>
-          <w:p>
-            <w:r/>
-            <w:r>
-              <w:rPr>
-                <w:rFonts w:ascii="Arial" w:hAnsi="Arial"/>
+        <w:trPr>
+          <w:cantSplit/>
+        </w:trPr>
+        <w:tc>
+          <w:tcPr>
+            <w:tcW w:type="dxa" w:w="1514"/>
+          </w:tcPr>
+          <w:p>
+            <w:r/>
+            <w:r>
+              <w:rPr>
+                <w:rFonts w:ascii="Verdana" w:hAnsi="Verdana"/>
                 <w:b w:val="0"/>
                 <w:sz w:val="16"/>
               </w:rPr>
@@ -10731,7 +10916,7 @@
             <w:r/>
             <w:r>
               <w:rPr>
-                <w:rFonts w:ascii="Arial" w:hAnsi="Arial"/>
+                <w:rFonts w:ascii="Verdana" w:hAnsi="Verdana"/>
                 <w:b w:val="0"/>
                 <w:sz w:val="16"/>
               </w:rPr>
@@ -10747,7 +10932,7 @@
             <w:r/>
             <w:r>
               <w:rPr>
-                <w:rFonts w:ascii="Arial" w:hAnsi="Arial"/>
+                <w:rFonts w:ascii="Verdana" w:hAnsi="Verdana"/>
                 <w:b w:val="0"/>
                 <w:sz w:val="16"/>
               </w:rPr>
@@ -10763,7 +10948,7 @@
             <w:r/>
             <w:r>
               <w:rPr>
-                <w:rFonts w:ascii="Arial" w:hAnsi="Arial"/>
+                <w:rFonts w:ascii="Verdana" w:hAnsi="Verdana"/>
                 <w:b w:val="0"/>
                 <w:sz w:val="16"/>
               </w:rPr>
@@ -10779,7 +10964,7 @@
             <w:r/>
             <w:r>
               <w:rPr>
-                <w:rFonts w:ascii="Arial" w:hAnsi="Arial"/>
+                <w:rFonts w:ascii="Verdana" w:hAnsi="Verdana"/>
                 <w:b w:val="0"/>
                 <w:sz w:val="16"/>
               </w:rPr>
@@ -10795,7 +10980,7 @@
             <w:r/>
             <w:r>
               <w:rPr>
-                <w:rFonts w:ascii="Arial" w:hAnsi="Arial"/>
+                <w:rFonts w:ascii="Verdana" w:hAnsi="Verdana"/>
                 <w:b w:val="0"/>
                 <w:sz w:val="16"/>
               </w:rPr>
@@ -10811,7 +10996,7 @@
             <w:r/>
             <w:r>
               <w:rPr>
-                <w:rFonts w:ascii="Arial" w:hAnsi="Arial"/>
+                <w:rFonts w:ascii="Verdana" w:hAnsi="Verdana"/>
                 <w:b w:val="0"/>
                 <w:sz w:val="16"/>
               </w:rPr>
@@ -10827,7 +11012,7 @@
             <w:r/>
             <w:r>
               <w:rPr>
-                <w:rFonts w:ascii="Arial" w:hAnsi="Arial"/>
+                <w:rFonts w:ascii="Verdana" w:hAnsi="Verdana"/>
                 <w:b w:val="0"/>
                 <w:sz w:val="16"/>
               </w:rPr>
@@ -10843,7 +11028,7 @@
             <w:r/>
             <w:r>
               <w:rPr>
-                <w:rFonts w:ascii="Arial" w:hAnsi="Arial"/>
+                <w:rFonts w:ascii="Verdana" w:hAnsi="Verdana"/>
                 <w:b w:val="0"/>
                 <w:sz w:val="16"/>
               </w:rPr>
@@ -10859,7 +11044,7 @@
             <w:r/>
             <w:r>
               <w:rPr>
-                <w:rFonts w:ascii="Arial" w:hAnsi="Arial"/>
+                <w:rFonts w:ascii="Verdana" w:hAnsi="Verdana"/>
                 <w:b w:val="0"/>
                 <w:sz w:val="16"/>
               </w:rPr>
@@ -10868,15 +11053,18 @@
         </w:tc>
       </w:tr>
       <w:tr>
-        <w:tc>
-          <w:tcPr>
-            <w:tcW w:type="dxa" w:w="1514"/>
-          </w:tcPr>
-          <w:p>
-            <w:r/>
-            <w:r>
-              <w:rPr>
-                <w:rFonts w:ascii="Arial" w:hAnsi="Arial"/>
+        <w:trPr>
+          <w:cantSplit/>
+        </w:trPr>
+        <w:tc>
+          <w:tcPr>
+            <w:tcW w:type="dxa" w:w="1514"/>
+          </w:tcPr>
+          <w:p>
+            <w:r/>
+            <w:r>
+              <w:rPr>
+                <w:rFonts w:ascii="Verdana" w:hAnsi="Verdana"/>
                 <w:b w:val="0"/>
                 <w:sz w:val="16"/>
               </w:rPr>
@@ -10892,7 +11080,7 @@
             <w:r/>
             <w:r>
               <w:rPr>
-                <w:rFonts w:ascii="Arial" w:hAnsi="Arial"/>
+                <w:rFonts w:ascii="Verdana" w:hAnsi="Verdana"/>
                 <w:b w:val="0"/>
                 <w:sz w:val="16"/>
               </w:rPr>
@@ -10908,7 +11096,7 @@
             <w:r/>
             <w:r>
               <w:rPr>
-                <w:rFonts w:ascii="Arial" w:hAnsi="Arial"/>
+                <w:rFonts w:ascii="Verdana" w:hAnsi="Verdana"/>
                 <w:b w:val="0"/>
                 <w:sz w:val="16"/>
               </w:rPr>
@@ -10924,7 +11112,7 @@
             <w:r/>
             <w:r>
               <w:rPr>
-                <w:rFonts w:ascii="Arial" w:hAnsi="Arial"/>
+                <w:rFonts w:ascii="Verdana" w:hAnsi="Verdana"/>
                 <w:b w:val="0"/>
                 <w:sz w:val="16"/>
               </w:rPr>
@@ -10940,7 +11128,7 @@
             <w:r/>
             <w:r>
               <w:rPr>
-                <w:rFonts w:ascii="Arial" w:hAnsi="Arial"/>
+                <w:rFonts w:ascii="Verdana" w:hAnsi="Verdana"/>
                 <w:b w:val="0"/>
                 <w:sz w:val="16"/>
               </w:rPr>
@@ -10956,7 +11144,7 @@
             <w:r/>
             <w:r>
               <w:rPr>
-                <w:rFonts w:ascii="Arial" w:hAnsi="Arial"/>
+                <w:rFonts w:ascii="Verdana" w:hAnsi="Verdana"/>
                 <w:b w:val="0"/>
                 <w:sz w:val="16"/>
               </w:rPr>
@@ -10972,7 +11160,7 @@
             <w:r/>
             <w:r>
               <w:rPr>
-                <w:rFonts w:ascii="Arial" w:hAnsi="Arial"/>
+                <w:rFonts w:ascii="Verdana" w:hAnsi="Verdana"/>
                 <w:b w:val="0"/>
                 <w:sz w:val="16"/>
               </w:rPr>
@@ -10988,7 +11176,7 @@
             <w:r/>
             <w:r>
               <w:rPr>
-                <w:rFonts w:ascii="Arial" w:hAnsi="Arial"/>
+                <w:rFonts w:ascii="Verdana" w:hAnsi="Verdana"/>
                 <w:b w:val="0"/>
                 <w:sz w:val="16"/>
               </w:rPr>
@@ -11004,7 +11192,7 @@
             <w:r/>
             <w:r>
               <w:rPr>
-                <w:rFonts w:ascii="Arial" w:hAnsi="Arial"/>
+                <w:rFonts w:ascii="Verdana" w:hAnsi="Verdana"/>
                 <w:b w:val="0"/>
                 <w:sz w:val="16"/>
               </w:rPr>
@@ -11020,7 +11208,7 @@
             <w:r/>
             <w:r>
               <w:rPr>
-                <w:rFonts w:ascii="Arial" w:hAnsi="Arial"/>
+                <w:rFonts w:ascii="Verdana" w:hAnsi="Verdana"/>
                 <w:b w:val="0"/>
                 <w:sz w:val="16"/>
               </w:rPr>
@@ -11029,15 +11217,18 @@
         </w:tc>
       </w:tr>
       <w:tr>
-        <w:tc>
-          <w:tcPr>
-            <w:tcW w:type="dxa" w:w="1514"/>
-          </w:tcPr>
-          <w:p>
-            <w:r/>
-            <w:r>
-              <w:rPr>
-                <w:rFonts w:ascii="Arial" w:hAnsi="Arial"/>
+        <w:trPr>
+          <w:cantSplit/>
+        </w:trPr>
+        <w:tc>
+          <w:tcPr>
+            <w:tcW w:type="dxa" w:w="1514"/>
+          </w:tcPr>
+          <w:p>
+            <w:r/>
+            <w:r>
+              <w:rPr>
+                <w:rFonts w:ascii="Verdana" w:hAnsi="Verdana"/>
                 <w:b w:val="0"/>
                 <w:sz w:val="16"/>
               </w:rPr>
@@ -11053,7 +11244,7 @@
             <w:r/>
             <w:r>
               <w:rPr>
-                <w:rFonts w:ascii="Arial" w:hAnsi="Arial"/>
+                <w:rFonts w:ascii="Verdana" w:hAnsi="Verdana"/>
                 <w:b w:val="0"/>
                 <w:sz w:val="16"/>
               </w:rPr>
@@ -11069,7 +11260,7 @@
             <w:r/>
             <w:r>
               <w:rPr>
-                <w:rFonts w:ascii="Arial" w:hAnsi="Arial"/>
+                <w:rFonts w:ascii="Verdana" w:hAnsi="Verdana"/>
                 <w:b w:val="0"/>
                 <w:sz w:val="16"/>
               </w:rPr>
@@ -11085,7 +11276,7 @@
             <w:r/>
             <w:r>
               <w:rPr>
-                <w:rFonts w:ascii="Arial" w:hAnsi="Arial"/>
+                <w:rFonts w:ascii="Verdana" w:hAnsi="Verdana"/>
                 <w:b w:val="0"/>
                 <w:sz w:val="16"/>
               </w:rPr>
@@ -11101,7 +11292,7 @@
             <w:r/>
             <w:r>
               <w:rPr>
-                <w:rFonts w:ascii="Arial" w:hAnsi="Arial"/>
+                <w:rFonts w:ascii="Verdana" w:hAnsi="Verdana"/>
                 <w:b w:val="0"/>
                 <w:sz w:val="16"/>
               </w:rPr>
@@ -11117,7 +11308,7 @@
             <w:r/>
             <w:r>
               <w:rPr>
-                <w:rFonts w:ascii="Arial" w:hAnsi="Arial"/>
+                <w:rFonts w:ascii="Verdana" w:hAnsi="Verdana"/>
                 <w:b w:val="0"/>
                 <w:sz w:val="16"/>
               </w:rPr>
@@ -11133,7 +11324,7 @@
             <w:r/>
             <w:r>
               <w:rPr>
-                <w:rFonts w:ascii="Arial" w:hAnsi="Arial"/>
+                <w:rFonts w:ascii="Verdana" w:hAnsi="Verdana"/>
                 <w:b w:val="0"/>
                 <w:sz w:val="16"/>
               </w:rPr>
@@ -11149,7 +11340,7 @@
             <w:r/>
             <w:r>
               <w:rPr>
-                <w:rFonts w:ascii="Arial" w:hAnsi="Arial"/>
+                <w:rFonts w:ascii="Verdana" w:hAnsi="Verdana"/>
                 <w:b w:val="0"/>
                 <w:sz w:val="16"/>
               </w:rPr>
@@ -11165,7 +11356,7 @@
             <w:r/>
             <w:r>
               <w:rPr>
-                <w:rFonts w:ascii="Arial" w:hAnsi="Arial"/>
+                <w:rFonts w:ascii="Verdana" w:hAnsi="Verdana"/>
                 <w:b w:val="0"/>
                 <w:sz w:val="16"/>
               </w:rPr>
@@ -11181,25 +11372,28 @@
             <w:r/>
             <w:r>
               <w:rPr>
-                <w:rFonts w:ascii="Arial" w:hAnsi="Arial"/>
-                <w:b w:val="0"/>
-                <w:sz w:val="16"/>
-              </w:rPr>
-              <w:t>Note 51: Coincidiendo con la observación de trombas marinas o nubes con forma de embudo, en decir, a 3 km como máximo de la estación.</w:t>
+                <w:rFonts w:ascii="Verdana" w:hAnsi="Verdana"/>
+                <w:b w:val="0"/>
+                <w:sz w:val="16"/>
+              </w:rPr>
+              <w:t>Note 51: Se debería expresar, de estar disponible, el número de años faltantes del período de referencia del cálculo de la normal para la temperatura extrema media del aire, para el cálculo de las temperaturas máxima y mínima normal, además del número de años faltantes para las temperaturas extremas del aire que se comunican con la cifra 0 08 020 precedida de 0 08 050 en la que se utiliza la figura 3.</w:t>
             </w:r>
           </w:p>
         </w:tc>
       </w:tr>
       <w:tr>
-        <w:tc>
-          <w:tcPr>
-            <w:tcW w:type="dxa" w:w="1514"/>
-          </w:tcPr>
-          <w:p>
-            <w:r/>
-            <w:r>
-              <w:rPr>
-                <w:rFonts w:ascii="Arial" w:hAnsi="Arial"/>
+        <w:trPr>
+          <w:cantSplit/>
+        </w:trPr>
+        <w:tc>
+          <w:tcPr>
+            <w:tcW w:type="dxa" w:w="1514"/>
+          </w:tcPr>
+          <w:p>
+            <w:r/>
+            <w:r>
+              <w:rPr>
+                <w:rFonts w:ascii="Verdana" w:hAnsi="Verdana"/>
                 <w:b w:val="0"/>
                 <w:sz w:val="16"/>
               </w:rPr>
@@ -11215,7 +11409,7 @@
             <w:r/>
             <w:r>
               <w:rPr>
-                <w:rFonts w:ascii="Arial" w:hAnsi="Arial"/>
+                <w:rFonts w:ascii="Verdana" w:hAnsi="Verdana"/>
                 <w:b w:val="0"/>
                 <w:sz w:val="16"/>
               </w:rPr>
@@ -11231,7 +11425,7 @@
             <w:r/>
             <w:r>
               <w:rPr>
-                <w:rFonts w:ascii="Arial" w:hAnsi="Arial"/>
+                <w:rFonts w:ascii="Verdana" w:hAnsi="Verdana"/>
                 <w:b w:val="0"/>
                 <w:sz w:val="16"/>
               </w:rPr>
@@ -11247,7 +11441,7 @@
             <w:r/>
             <w:r>
               <w:rPr>
-                <w:rFonts w:ascii="Arial" w:hAnsi="Arial"/>
+                <w:rFonts w:ascii="Verdana" w:hAnsi="Verdana"/>
                 <w:b w:val="0"/>
                 <w:sz w:val="16"/>
               </w:rPr>
@@ -11263,7 +11457,7 @@
             <w:r/>
             <w:r>
               <w:rPr>
-                <w:rFonts w:ascii="Arial" w:hAnsi="Arial"/>
+                <w:rFonts w:ascii="Verdana" w:hAnsi="Verdana"/>
                 <w:b w:val="0"/>
                 <w:sz w:val="16"/>
               </w:rPr>
@@ -11279,7 +11473,7 @@
             <w:r/>
             <w:r>
               <w:rPr>
-                <w:rFonts w:ascii="Arial" w:hAnsi="Arial"/>
+                <w:rFonts w:ascii="Verdana" w:hAnsi="Verdana"/>
                 <w:b w:val="0"/>
                 <w:sz w:val="16"/>
               </w:rPr>
@@ -11295,7 +11489,7 @@
             <w:r/>
             <w:r>
               <w:rPr>
-                <w:rFonts w:ascii="Arial" w:hAnsi="Arial"/>
+                <w:rFonts w:ascii="Verdana" w:hAnsi="Verdana"/>
                 <w:b w:val="0"/>
                 <w:sz w:val="16"/>
               </w:rPr>
@@ -11311,7 +11505,7 @@
             <w:r/>
             <w:r>
               <w:rPr>
-                <w:rFonts w:ascii="Arial" w:hAnsi="Arial"/>
+                <w:rFonts w:ascii="Verdana" w:hAnsi="Verdana"/>
                 <w:b w:val="0"/>
                 <w:sz w:val="16"/>
               </w:rPr>
@@ -11327,7 +11521,7 @@
             <w:r/>
             <w:r>
               <w:rPr>
-                <w:rFonts w:ascii="Arial" w:hAnsi="Arial"/>
+                <w:rFonts w:ascii="Verdana" w:hAnsi="Verdana"/>
                 <w:b w:val="0"/>
                 <w:sz w:val="16"/>
               </w:rPr>
@@ -11343,7 +11537,7 @@
             <w:r/>
             <w:r>
               <w:rPr>
-                <w:rFonts w:ascii="Arial" w:hAnsi="Arial"/>
+                <w:rFonts w:ascii="Verdana" w:hAnsi="Verdana"/>
                 <w:b w:val="0"/>
                 <w:sz w:val="16"/>
               </w:rPr>
@@ -11352,15 +11546,18 @@
         </w:tc>
       </w:tr>
       <w:tr>
-        <w:tc>
-          <w:tcPr>
-            <w:tcW w:type="dxa" w:w="1514"/>
-          </w:tcPr>
-          <w:p>
-            <w:r/>
-            <w:r>
-              <w:rPr>
-                <w:rFonts w:ascii="Arial" w:hAnsi="Arial"/>
+        <w:trPr>
+          <w:cantSplit/>
+        </w:trPr>
+        <w:tc>
+          <w:tcPr>
+            <w:tcW w:type="dxa" w:w="1514"/>
+          </w:tcPr>
+          <w:p>
+            <w:r/>
+            <w:r>
+              <w:rPr>
+                <w:rFonts w:ascii="Verdana" w:hAnsi="Verdana"/>
                 <w:b w:val="0"/>
                 <w:sz w:val="16"/>
               </w:rPr>
@@ -11376,7 +11573,7 @@
             <w:r/>
             <w:r>
               <w:rPr>
-                <w:rFonts w:ascii="Arial" w:hAnsi="Arial"/>
+                <w:rFonts w:ascii="Verdana" w:hAnsi="Verdana"/>
                 <w:b w:val="0"/>
                 <w:sz w:val="16"/>
               </w:rPr>
@@ -11392,7 +11589,7 @@
             <w:r/>
             <w:r>
               <w:rPr>
-                <w:rFonts w:ascii="Arial" w:hAnsi="Arial"/>
+                <w:rFonts w:ascii="Verdana" w:hAnsi="Verdana"/>
                 <w:b w:val="0"/>
                 <w:sz w:val="16"/>
               </w:rPr>
@@ -11408,7 +11605,7 @@
             <w:r/>
             <w:r>
               <w:rPr>
-                <w:rFonts w:ascii="Arial" w:hAnsi="Arial"/>
+                <w:rFonts w:ascii="Verdana" w:hAnsi="Verdana"/>
                 <w:b w:val="0"/>
                 <w:sz w:val="16"/>
               </w:rPr>
@@ -11424,7 +11621,7 @@
             <w:r/>
             <w:r>
               <w:rPr>
-                <w:rFonts w:ascii="Arial" w:hAnsi="Arial"/>
+                <w:rFonts w:ascii="Verdana" w:hAnsi="Verdana"/>
                 <w:b w:val="0"/>
                 <w:sz w:val="16"/>
               </w:rPr>
@@ -11440,7 +11637,7 @@
             <w:r/>
             <w:r>
               <w:rPr>
-                <w:rFonts w:ascii="Arial" w:hAnsi="Arial"/>
+                <w:rFonts w:ascii="Verdana" w:hAnsi="Verdana"/>
                 <w:b w:val="0"/>
                 <w:sz w:val="16"/>
               </w:rPr>
@@ -11456,7 +11653,7 @@
             <w:r/>
             <w:r>
               <w:rPr>
-                <w:rFonts w:ascii="Arial" w:hAnsi="Arial"/>
+                <w:rFonts w:ascii="Verdana" w:hAnsi="Verdana"/>
                 <w:b w:val="0"/>
                 <w:sz w:val="16"/>
               </w:rPr>
@@ -11472,7 +11669,7 @@
             <w:r/>
             <w:r>
               <w:rPr>
-                <w:rFonts w:ascii="Arial" w:hAnsi="Arial"/>
+                <w:rFonts w:ascii="Verdana" w:hAnsi="Verdana"/>
                 <w:b w:val="0"/>
                 <w:sz w:val="16"/>
               </w:rPr>
@@ -11488,7 +11685,7 @@
             <w:r/>
             <w:r>
               <w:rPr>
-                <w:rFonts w:ascii="Arial" w:hAnsi="Arial"/>
+                <w:rFonts w:ascii="Verdana" w:hAnsi="Verdana"/>
                 <w:b w:val="0"/>
                 <w:sz w:val="16"/>
               </w:rPr>
@@ -11504,7 +11701,7 @@
             <w:r/>
             <w:r>
               <w:rPr>
-                <w:rFonts w:ascii="Arial" w:hAnsi="Arial"/>
+                <w:rFonts w:ascii="Verdana" w:hAnsi="Verdana"/>
                 <w:b w:val="0"/>
                 <w:sz w:val="16"/>
               </w:rPr>
@@ -11513,15 +11710,18 @@
         </w:tc>
       </w:tr>
       <w:tr>
-        <w:tc>
-          <w:tcPr>
-            <w:tcW w:type="dxa" w:w="1514"/>
-          </w:tcPr>
-          <w:p>
-            <w:r/>
-            <w:r>
-              <w:rPr>
-                <w:rFonts w:ascii="Arial" w:hAnsi="Arial"/>
+        <w:trPr>
+          <w:cantSplit/>
+        </w:trPr>
+        <w:tc>
+          <w:tcPr>
+            <w:tcW w:type="dxa" w:w="1514"/>
+          </w:tcPr>
+          <w:p>
+            <w:r/>
+            <w:r>
+              <w:rPr>
+                <w:rFonts w:ascii="Verdana" w:hAnsi="Verdana"/>
                 <w:b w:val="0"/>
                 <w:sz w:val="16"/>
               </w:rPr>
@@ -11537,7 +11737,7 @@
             <w:r/>
             <w:r>
               <w:rPr>
-                <w:rFonts w:ascii="Arial" w:hAnsi="Arial"/>
+                <w:rFonts w:ascii="Verdana" w:hAnsi="Verdana"/>
                 <w:b w:val="0"/>
                 <w:sz w:val="16"/>
               </w:rPr>
@@ -11553,7 +11753,7 @@
             <w:r/>
             <w:r>
               <w:rPr>
-                <w:rFonts w:ascii="Arial" w:hAnsi="Arial"/>
+                <w:rFonts w:ascii="Verdana" w:hAnsi="Verdana"/>
                 <w:b w:val="0"/>
                 <w:sz w:val="16"/>
               </w:rPr>
@@ -11569,7 +11769,7 @@
             <w:r/>
             <w:r>
               <w:rPr>
-                <w:rFonts w:ascii="Arial" w:hAnsi="Arial"/>
+                <w:rFonts w:ascii="Verdana" w:hAnsi="Verdana"/>
                 <w:b w:val="0"/>
                 <w:sz w:val="16"/>
               </w:rPr>
@@ -11585,7 +11785,7 @@
             <w:r/>
             <w:r>
               <w:rPr>
-                <w:rFonts w:ascii="Arial" w:hAnsi="Arial"/>
+                <w:rFonts w:ascii="Verdana" w:hAnsi="Verdana"/>
                 <w:b w:val="0"/>
                 <w:sz w:val="16"/>
               </w:rPr>
@@ -11601,7 +11801,7 @@
             <w:r/>
             <w:r>
               <w:rPr>
-                <w:rFonts w:ascii="Arial" w:hAnsi="Arial"/>
+                <w:rFonts w:ascii="Verdana" w:hAnsi="Verdana"/>
                 <w:b w:val="0"/>
                 <w:sz w:val="16"/>
               </w:rPr>
@@ -11617,7 +11817,7 @@
             <w:r/>
             <w:r>
               <w:rPr>
-                <w:rFonts w:ascii="Arial" w:hAnsi="Arial"/>
+                <w:rFonts w:ascii="Verdana" w:hAnsi="Verdana"/>
                 <w:b w:val="0"/>
                 <w:sz w:val="16"/>
               </w:rPr>
@@ -11633,7 +11833,7 @@
             <w:r/>
             <w:r>
               <w:rPr>
-                <w:rFonts w:ascii="Arial" w:hAnsi="Arial"/>
+                <w:rFonts w:ascii="Verdana" w:hAnsi="Verdana"/>
                 <w:b w:val="0"/>
                 <w:sz w:val="16"/>
               </w:rPr>
@@ -11649,7 +11849,7 @@
             <w:r/>
             <w:r>
               <w:rPr>
-                <w:rFonts w:ascii="Arial" w:hAnsi="Arial"/>
+                <w:rFonts w:ascii="Verdana" w:hAnsi="Verdana"/>
                 <w:b w:val="0"/>
                 <w:sz w:val="16"/>
               </w:rPr>
@@ -11665,7 +11865,7 @@
             <w:r/>
             <w:r>
               <w:rPr>
-                <w:rFonts w:ascii="Arial" w:hAnsi="Arial"/>
+                <w:rFonts w:ascii="Verdana" w:hAnsi="Verdana"/>
                 <w:b w:val="0"/>
                 <w:sz w:val="16"/>
               </w:rPr>

--- a/docx/es/BUFRCREX_TableB_es_08.docx
+++ b/docx/es/BUFRCREX_TableB_es_08.docx
@@ -239,7 +239,7 @@
                 <w:b w:val="0"/>
                 <w:sz w:val="16"/>
               </w:rPr>
-              <w:t>008001</w:t>
+              <w:t>0 08 001</w:t>
             </w:r>
           </w:p>
         </w:tc>
@@ -403,7 +403,7 @@
                 <w:b w:val="0"/>
                 <w:sz w:val="16"/>
               </w:rPr>
-              <w:t>008002</w:t>
+              <w:t>0 08 002</w:t>
             </w:r>
           </w:p>
         </w:tc>
@@ -567,7 +567,7 @@
                 <w:b w:val="0"/>
                 <w:sz w:val="16"/>
               </w:rPr>
-              <w:t>008003</w:t>
+              <w:t>0 08 003</w:t>
             </w:r>
           </w:p>
         </w:tc>
@@ -731,7 +731,7 @@
                 <w:b w:val="0"/>
                 <w:sz w:val="16"/>
               </w:rPr>
-              <w:t>008004</w:t>
+              <w:t>0 08 004</w:t>
             </w:r>
           </w:p>
         </w:tc>
@@ -895,7 +895,7 @@
                 <w:b w:val="0"/>
                 <w:sz w:val="16"/>
               </w:rPr>
-              <w:t>008005</w:t>
+              <w:t>0 08 005</w:t>
             </w:r>
           </w:p>
         </w:tc>
@@ -1059,7 +1059,7 @@
                 <w:b w:val="0"/>
                 <w:sz w:val="16"/>
               </w:rPr>
-              <w:t>008006</w:t>
+              <w:t>0 08 006</w:t>
             </w:r>
           </w:p>
         </w:tc>
@@ -1223,7 +1223,7 @@
                 <w:b w:val="0"/>
                 <w:sz w:val="16"/>
               </w:rPr>
-              <w:t>008007</w:t>
+              <w:t>0 08 007</w:t>
             </w:r>
           </w:p>
         </w:tc>
@@ -1387,7 +1387,7 @@
                 <w:b w:val="0"/>
                 <w:sz w:val="16"/>
               </w:rPr>
-              <w:t>008008</w:t>
+              <w:t>0 08 008</w:t>
             </w:r>
           </w:p>
         </w:tc>
@@ -1551,7 +1551,7 @@
                 <w:b w:val="0"/>
                 <w:sz w:val="16"/>
               </w:rPr>
-              <w:t>008009</w:t>
+              <w:t>0 08 009</w:t>
             </w:r>
           </w:p>
         </w:tc>
@@ -1715,7 +1715,7 @@
                 <w:b w:val="0"/>
                 <w:sz w:val="16"/>
               </w:rPr>
-              <w:t>008010</w:t>
+              <w:t>0 08 010</w:t>
             </w:r>
           </w:p>
         </w:tc>
@@ -1879,7 +1879,7 @@
                 <w:b w:val="0"/>
                 <w:sz w:val="16"/>
               </w:rPr>
-              <w:t>008011</w:t>
+              <w:t>0 08 011</w:t>
             </w:r>
           </w:p>
         </w:tc>
@@ -2043,7 +2043,7 @@
                 <w:b w:val="0"/>
                 <w:sz w:val="16"/>
               </w:rPr>
-              <w:t>008012</w:t>
+              <w:t>0 08 012</w:t>
             </w:r>
           </w:p>
         </w:tc>
@@ -2207,7 +2207,7 @@
                 <w:b w:val="0"/>
                 <w:sz w:val="16"/>
               </w:rPr>
-              <w:t>008013</w:t>
+              <w:t>0 08 013</w:t>
             </w:r>
           </w:p>
         </w:tc>
@@ -2371,7 +2371,7 @@
                 <w:b w:val="0"/>
                 <w:sz w:val="16"/>
               </w:rPr>
-              <w:t>008014</w:t>
+              <w:t>0 08 014</w:t>
             </w:r>
           </w:p>
         </w:tc>
@@ -2535,7 +2535,7 @@
                 <w:b w:val="0"/>
                 <w:sz w:val="16"/>
               </w:rPr>
-              <w:t>008015</w:t>
+              <w:t>0 08 015</w:t>
             </w:r>
           </w:p>
         </w:tc>
@@ -2699,7 +2699,7 @@
                 <w:b w:val="0"/>
                 <w:sz w:val="16"/>
               </w:rPr>
-              <w:t>008016</w:t>
+              <w:t>0 08 016</w:t>
             </w:r>
           </w:p>
         </w:tc>
@@ -2863,7 +2863,7 @@
                 <w:b w:val="0"/>
                 <w:sz w:val="16"/>
               </w:rPr>
-              <w:t>008017</w:t>
+              <w:t>0 08 017</w:t>
             </w:r>
           </w:p>
         </w:tc>
@@ -3027,7 +3027,7 @@
                 <w:b w:val="0"/>
                 <w:sz w:val="16"/>
               </w:rPr>
-              <w:t>008018</w:t>
+              <w:t>0 08 018</w:t>
             </w:r>
           </w:p>
         </w:tc>
@@ -3191,7 +3191,7 @@
                 <w:b w:val="0"/>
                 <w:sz w:val="16"/>
               </w:rPr>
-              <w:t>008019</w:t>
+              <w:t>0 08 019</w:t>
             </w:r>
           </w:p>
         </w:tc>
@@ -3355,7 +3355,7 @@
                 <w:b w:val="0"/>
                 <w:sz w:val="16"/>
               </w:rPr>
-              <w:t>008020</w:t>
+              <w:t>0 08 020</w:t>
             </w:r>
           </w:p>
         </w:tc>
@@ -3519,7 +3519,7 @@
                 <w:b w:val="0"/>
                 <w:sz w:val="16"/>
               </w:rPr>
-              <w:t>008021</w:t>
+              <w:t>0 08 021</w:t>
             </w:r>
           </w:p>
         </w:tc>
@@ -3683,7 +3683,7 @@
                 <w:b w:val="0"/>
                 <w:sz w:val="16"/>
               </w:rPr>
-              <w:t>008022</w:t>
+              <w:t>0 08 022</w:t>
             </w:r>
           </w:p>
         </w:tc>
@@ -3847,7 +3847,7 @@
                 <w:b w:val="0"/>
                 <w:sz w:val="16"/>
               </w:rPr>
-              <w:t>008023</w:t>
+              <w:t>0 08 023</w:t>
             </w:r>
           </w:p>
         </w:tc>
@@ -4012,7 +4012,7 @@
                 <w:b w:val="0"/>
                 <w:sz w:val="16"/>
               </w:rPr>
-              <w:t>008024</w:t>
+              <w:t>0 08 024</w:t>
             </w:r>
           </w:p>
         </w:tc>
@@ -4177,7 +4177,7 @@
                 <w:b w:val="0"/>
                 <w:sz w:val="16"/>
               </w:rPr>
-              <w:t>008025</w:t>
+              <w:t>0 08 025</w:t>
             </w:r>
           </w:p>
         </w:tc>
@@ -4342,7 +4342,7 @@
                 <w:b w:val="0"/>
                 <w:sz w:val="16"/>
               </w:rPr>
-              <w:t>008026</w:t>
+              <w:t>0 08 026</w:t>
             </w:r>
           </w:p>
         </w:tc>
@@ -4506,7 +4506,7 @@
                 <w:b w:val="0"/>
                 <w:sz w:val="16"/>
               </w:rPr>
-              <w:t>008029</w:t>
+              <w:t>0 08 029</w:t>
             </w:r>
           </w:p>
         </w:tc>
@@ -4670,7 +4670,7 @@
                 <w:b w:val="0"/>
                 <w:sz w:val="16"/>
               </w:rPr>
-              <w:t>008030</w:t>
+              <w:t>0 08 030</w:t>
             </w:r>
           </w:p>
         </w:tc>
@@ -4834,7 +4834,7 @@
                 <w:b w:val="0"/>
                 <w:sz w:val="16"/>
               </w:rPr>
-              <w:t>008031</w:t>
+              <w:t>0 08 031</w:t>
             </w:r>
           </w:p>
         </w:tc>
@@ -4998,7 +4998,7 @@
                 <w:b w:val="0"/>
                 <w:sz w:val="16"/>
               </w:rPr>
-              <w:t>008032</w:t>
+              <w:t>0 08 032</w:t>
             </w:r>
           </w:p>
         </w:tc>
@@ -5162,7 +5162,7 @@
                 <w:b w:val="0"/>
                 <w:sz w:val="16"/>
               </w:rPr>
-              <w:t>008033</w:t>
+              <w:t>0 08 033</w:t>
             </w:r>
           </w:p>
         </w:tc>
@@ -5327,7 +5327,7 @@
                 <w:b w:val="0"/>
                 <w:sz w:val="16"/>
               </w:rPr>
-              <w:t>008034</w:t>
+              <w:t>0 08 034</w:t>
             </w:r>
           </w:p>
         </w:tc>
@@ -5491,7 +5491,7 @@
                 <w:b w:val="0"/>
                 <w:sz w:val="16"/>
               </w:rPr>
-              <w:t>008035</w:t>
+              <w:t>0 08 035</w:t>
             </w:r>
           </w:p>
         </w:tc>
@@ -5655,7 +5655,7 @@
                 <w:b w:val="0"/>
                 <w:sz w:val="16"/>
               </w:rPr>
-              <w:t>008036</w:t>
+              <w:t>0 08 036</w:t>
             </w:r>
           </w:p>
         </w:tc>
@@ -5819,7 +5819,7 @@
                 <w:b w:val="0"/>
                 <w:sz w:val="16"/>
               </w:rPr>
-              <w:t>008037</w:t>
+              <w:t>0 08 037</w:t>
             </w:r>
           </w:p>
         </w:tc>
@@ -5983,7 +5983,7 @@
                 <w:b w:val="0"/>
                 <w:sz w:val="16"/>
               </w:rPr>
-              <w:t>008038</w:t>
+              <w:t>0 08 038</w:t>
             </w:r>
           </w:p>
         </w:tc>
@@ -6147,7 +6147,7 @@
                 <w:b w:val="0"/>
                 <w:sz w:val="16"/>
               </w:rPr>
-              <w:t>008039</w:t>
+              <w:t>0 08 039</w:t>
             </w:r>
           </w:p>
         </w:tc>
@@ -6311,7 +6311,7 @@
                 <w:b w:val="0"/>
                 <w:sz w:val="16"/>
               </w:rPr>
-              <w:t>008040</w:t>
+              <w:t>0 08 040</w:t>
             </w:r>
           </w:p>
         </w:tc>
@@ -6475,7 +6475,7 @@
                 <w:b w:val="0"/>
                 <w:sz w:val="16"/>
               </w:rPr>
-              <w:t>008041</w:t>
+              <w:t>0 08 041</w:t>
             </w:r>
           </w:p>
         </w:tc>
@@ -6639,7 +6639,7 @@
                 <w:b w:val="0"/>
                 <w:sz w:val="16"/>
               </w:rPr>
-              <w:t>008042</w:t>
+              <w:t>0 08 042</w:t>
             </w:r>
           </w:p>
         </w:tc>
@@ -6803,7 +6803,7 @@
                 <w:b w:val="0"/>
                 <w:sz w:val="16"/>
               </w:rPr>
-              <w:t>008043</w:t>
+              <w:t>0 08 043</w:t>
             </w:r>
           </w:p>
         </w:tc>
@@ -6968,7 +6968,7 @@
                 <w:b w:val="0"/>
                 <w:sz w:val="16"/>
               </w:rPr>
-              <w:t>008044</w:t>
+              <w:t>0 08 044</w:t>
             </w:r>
           </w:p>
         </w:tc>
@@ -7132,7 +7132,7 @@
                 <w:b w:val="0"/>
                 <w:sz w:val="16"/>
               </w:rPr>
-              <w:t>008046</w:t>
+              <w:t>0 08 046</w:t>
             </w:r>
           </w:p>
         </w:tc>
@@ -7296,7 +7296,7 @@
                 <w:b w:val="0"/>
                 <w:sz w:val="16"/>
               </w:rPr>
-              <w:t>008049</w:t>
+              <w:t>0 08 049</w:t>
             </w:r>
           </w:p>
         </w:tc>
@@ -7460,7 +7460,7 @@
                 <w:b w:val="0"/>
                 <w:sz w:val="16"/>
               </w:rPr>
-              <w:t>008050</w:t>
+              <w:t>0 08 050</w:t>
             </w:r>
           </w:p>
         </w:tc>
@@ -7624,7 +7624,7 @@
                 <w:b w:val="0"/>
                 <w:sz w:val="16"/>
               </w:rPr>
-              <w:t>008051</w:t>
+              <w:t>0 08 051</w:t>
             </w:r>
           </w:p>
         </w:tc>
@@ -7788,7 +7788,7 @@
                 <w:b w:val="0"/>
                 <w:sz w:val="16"/>
               </w:rPr>
-              <w:t>008052</w:t>
+              <w:t>0 08 052</w:t>
             </w:r>
           </w:p>
         </w:tc>
@@ -7952,7 +7952,7 @@
                 <w:b w:val="0"/>
                 <w:sz w:val="16"/>
               </w:rPr>
-              <w:t>008053</w:t>
+              <w:t>0 08 053</w:t>
             </w:r>
           </w:p>
         </w:tc>
@@ -8116,7 +8116,7 @@
                 <w:b w:val="0"/>
                 <w:sz w:val="16"/>
               </w:rPr>
-              <w:t>008054</w:t>
+              <w:t>0 08 054</w:t>
             </w:r>
           </w:p>
         </w:tc>
@@ -8280,7 +8280,7 @@
                 <w:b w:val="0"/>
                 <w:sz w:val="16"/>
               </w:rPr>
-              <w:t>008060</w:t>
+              <w:t>0 08 060</w:t>
             </w:r>
           </w:p>
         </w:tc>
@@ -8444,7 +8444,7 @@
                 <w:b w:val="0"/>
                 <w:sz w:val="16"/>
               </w:rPr>
-              <w:t>008065</w:t>
+              <w:t>0 08 065</w:t>
             </w:r>
           </w:p>
         </w:tc>
@@ -8608,7 +8608,7 @@
                 <w:b w:val="0"/>
                 <w:sz w:val="16"/>
               </w:rPr>
-              <w:t>008066</w:t>
+              <w:t>0 08 066</w:t>
             </w:r>
           </w:p>
         </w:tc>
@@ -8772,7 +8772,7 @@
                 <w:b w:val="0"/>
                 <w:sz w:val="16"/>
               </w:rPr>
-              <w:t>008070</w:t>
+              <w:t>0 08 070</w:t>
             </w:r>
           </w:p>
         </w:tc>
@@ -8936,7 +8936,7 @@
                 <w:b w:val="0"/>
                 <w:sz w:val="16"/>
               </w:rPr>
-              <w:t>008072</w:t>
+              <w:t>0 08 072</w:t>
             </w:r>
           </w:p>
         </w:tc>
@@ -9100,7 +9100,7 @@
                 <w:b w:val="0"/>
                 <w:sz w:val="16"/>
               </w:rPr>
-              <w:t>008074</w:t>
+              <w:t>0 08 074</w:t>
             </w:r>
           </w:p>
         </w:tc>
@@ -9264,7 +9264,7 @@
                 <w:b w:val="0"/>
                 <w:sz w:val="16"/>
               </w:rPr>
-              <w:t>008075</w:t>
+              <w:t>0 08 075</w:t>
             </w:r>
           </w:p>
         </w:tc>
@@ -9428,7 +9428,7 @@
                 <w:b w:val="0"/>
                 <w:sz w:val="16"/>
               </w:rPr>
-              <w:t>008076</w:t>
+              <w:t>0 08 076</w:t>
             </w:r>
           </w:p>
         </w:tc>
@@ -9592,7 +9592,7 @@
                 <w:b w:val="0"/>
                 <w:sz w:val="16"/>
               </w:rPr>
-              <w:t>008077</w:t>
+              <w:t>0 08 077</w:t>
             </w:r>
           </w:p>
         </w:tc>
@@ -9756,7 +9756,7 @@
                 <w:b w:val="0"/>
                 <w:sz w:val="16"/>
               </w:rPr>
-              <w:t>008079</w:t>
+              <w:t>0 08 079</w:t>
             </w:r>
           </w:p>
         </w:tc>
@@ -9920,7 +9920,7 @@
                 <w:b w:val="0"/>
                 <w:sz w:val="16"/>
               </w:rPr>
-              <w:t>008080</w:t>
+              <w:t>0 08 080</w:t>
             </w:r>
           </w:p>
         </w:tc>
@@ -10084,7 +10084,7 @@
                 <w:b w:val="0"/>
                 <w:sz w:val="16"/>
               </w:rPr>
-              <w:t>008081</w:t>
+              <w:t>0 08 081</w:t>
             </w:r>
           </w:p>
         </w:tc>
@@ -10248,7 +10248,7 @@
                 <w:b w:val="0"/>
                 <w:sz w:val="16"/>
               </w:rPr>
-              <w:t>008082</w:t>
+              <w:t>0 08 082</w:t>
             </w:r>
           </w:p>
         </w:tc>
@@ -10412,7 +10412,7 @@
                 <w:b w:val="0"/>
                 <w:sz w:val="16"/>
               </w:rPr>
-              <w:t>008083</w:t>
+              <w:t>0 08 083</w:t>
             </w:r>
           </w:p>
         </w:tc>
@@ -10576,7 +10576,7 @@
                 <w:b w:val="0"/>
                 <w:sz w:val="16"/>
               </w:rPr>
-              <w:t>008085</w:t>
+              <w:t>0 08 085</w:t>
             </w:r>
           </w:p>
         </w:tc>
@@ -10740,7 +10740,7 @@
                 <w:b w:val="0"/>
                 <w:sz w:val="16"/>
               </w:rPr>
-              <w:t>008086</w:t>
+              <w:t>0 08 086</w:t>
             </w:r>
           </w:p>
         </w:tc>
@@ -10904,7 +10904,7 @@
                 <w:b w:val="0"/>
                 <w:sz w:val="16"/>
               </w:rPr>
-              <w:t>008087</w:t>
+              <w:t>0 08 087</w:t>
             </w:r>
           </w:p>
         </w:tc>
@@ -11068,7 +11068,7 @@
                 <w:b w:val="0"/>
                 <w:sz w:val="16"/>
               </w:rPr>
-              <w:t>008088</w:t>
+              <w:t>0 08 088</w:t>
             </w:r>
           </w:p>
         </w:tc>
@@ -11232,7 +11232,7 @@
                 <w:b w:val="0"/>
                 <w:sz w:val="16"/>
               </w:rPr>
-              <w:t>008090</w:t>
+              <w:t>0 08 090</w:t>
             </w:r>
           </w:p>
         </w:tc>
@@ -11397,7 +11397,7 @@
                 <w:b w:val="0"/>
                 <w:sz w:val="16"/>
               </w:rPr>
-              <w:t>008091</w:t>
+              <w:t>0 08 091</w:t>
             </w:r>
           </w:p>
         </w:tc>
@@ -11561,7 +11561,7 @@
                 <w:b w:val="0"/>
                 <w:sz w:val="16"/>
               </w:rPr>
-              <w:t>008092</w:t>
+              <w:t>0 08 092</w:t>
             </w:r>
           </w:p>
         </w:tc>
@@ -11725,7 +11725,7 @@
                 <w:b w:val="0"/>
                 <w:sz w:val="16"/>
               </w:rPr>
-              <w:t>008093</w:t>
+              <w:t>0 08 093</w:t>
             </w:r>
           </w:p>
         </w:tc>

--- a/docx/es/BUFRCREX_TableB_es_08.docx
+++ b/docx/es/BUFRCREX_TableB_es_08.docx
@@ -13,6 +13,376 @@
           <w:sz w:val="22"/>
         </w:rPr>
         <w:t>Clase 08: Calificadores de significación</w:t>
+      </w:r>
+    </w:p>
+    <w:p>
+      <w:r>
+        <w:rPr>
+          <w:rFonts w:ascii="Verdana" w:hAnsi="Verdana"/>
+          <w:i/>
+          <w:sz w:val="14"/>
+        </w:rPr>
+        <w:t>Note 23: El valor –0,1 kg m–2 antes de la aplicación del factor de escala (–1 después de su aplicación o en la clave CREX) indicará “trazas” (no mensurable, menos de 0,05 kg m–2).</w:t>
+      </w:r>
+    </w:p>
+    <w:p>
+      <w:r>
+        <w:rPr>
+          <w:rFonts w:ascii="Verdana" w:hAnsi="Verdana"/>
+          <w:i/>
+          <w:sz w:val="14"/>
+        </w:rPr>
+        <w:t>Note 25: Una significación definida anteriormente puede anularse transmitiendo un “valor faltante” a partir de la tabla de cifrado o de banderines apropiada.</w:t>
+      </w:r>
+    </w:p>
+    <w:p>
+      <w:r>
+        <w:rPr>
+          <w:rFonts w:ascii="Verdana" w:hAnsi="Verdana"/>
+          <w:i/>
+          <w:sz w:val="14"/>
+        </w:rPr>
+        <w:t>Note 27: Todas las horas están expresadas en Tiempo Universal Coordinado (UTC), a menos que se indique lo contrario. I.2 – BUFR/CREX Tabla B/04 – 3</w:t>
+      </w:r>
+    </w:p>
+    <w:p>
+      <w:r>
+        <w:rPr>
+          <w:rFonts w:ascii="Verdana" w:hAnsi="Verdana"/>
+          <w:i/>
+          <w:sz w:val="14"/>
+        </w:rPr>
+        <w:t>Note 32: Solo se indicará el rumbo o azimut en relación con la localización comunicada que no volverá a especificarse.</w:t>
+      </w:r>
+    </w:p>
+    <w:p>
+      <w:r>
+        <w:rPr>
+          <w:rFonts w:ascii="Verdana" w:hAnsi="Verdana"/>
+          <w:i/>
+          <w:sz w:val="14"/>
+        </w:rPr>
+        <w:t>Note 62: Tan solo se indicará la distancia en relación con la localización comunicada y el rumbo, azimut o elevación y no se volverá a especificar esta localización.</w:t>
+      </w:r>
+    </w:p>
+    <w:p>
+      <w:r>
+        <w:rPr>
+          <w:rFonts w:ascii="Verdana" w:hAnsi="Verdana"/>
+          <w:i/>
+          <w:sz w:val="14"/>
+        </w:rPr>
+        <w:t>Note 63: Se asignarán valores positivos a la radiación descendente.</w:t>
+      </w:r>
+    </w:p>
+    <w:p>
+      <w:r>
+        <w:rPr>
+          <w:rFonts w:ascii="Verdana" w:hAnsi="Verdana"/>
+          <w:i/>
+          <w:sz w:val="14"/>
+        </w:rPr>
+        <w:t>Note 64: Se asignarán valores positivos a los componentes descendentes w cuando las unidades sean Pa s –1.</w:t>
+      </w:r>
+    </w:p>
+    <w:p>
+      <w:r>
+        <w:rPr>
+          <w:rFonts w:ascii="Verdana" w:hAnsi="Verdana"/>
+          <w:i/>
+          <w:sz w:val="14"/>
+        </w:rPr>
+        <w:t>Note 66: Se asignarán valores negativos a los incrementos este-oeste.</w:t>
+      </w:r>
+    </w:p>
+    <w:p>
+      <w:r>
+        <w:rPr>
+          <w:rFonts w:ascii="Verdana" w:hAnsi="Verdana"/>
+          <w:i/>
+          <w:sz w:val="14"/>
+        </w:rPr>
+        <w:t>Note 75: Para los descriptores CREX F = B, no 0.</w:t>
+      </w:r>
+    </w:p>
+    <w:p>
+      <w:r>
+        <w:rPr>
+          <w:rFonts w:ascii="Verdana" w:hAnsi="Verdana"/>
+          <w:i/>
+          <w:sz w:val="14"/>
+        </w:rPr>
+        <w:t>Note 92: Para distinguir claramente los casos de datos faltantes y de píxeles saturados, los datos de imagen de n bits deberían cifrarse utilizando una anchura de datos de n + 1. Si tal descriptor no está disponible ya en la Clase 30, debería utilizarse un descriptor de operación 2 01 YYY para modificar la anchura de datos de la entrada existente, si fuese necesario. I.2 – BUFR/CREX Tabla B/30 – 1</w:t>
+      </w:r>
+    </w:p>
+    <w:p>
+      <w:r>
+        <w:rPr>
+          <w:rFonts w:ascii="Verdana" w:hAnsi="Verdana"/>
+          <w:i/>
+          <w:sz w:val="14"/>
+        </w:rPr>
+        <w:t>Note 105: Para indicar períodos de tiempo o desplazamientos que preceden al tiempo definido actualmente se emplearán períodos de tiempo negativos o desplazamientos.</w:t>
+      </w:r>
+    </w:p>
+    <w:p>
+      <w:r>
+        <w:rPr>
+          <w:rFonts w:ascii="Verdana" w:hAnsi="Verdana"/>
+          <w:i/>
+          <w:sz w:val="14"/>
+        </w:rPr>
+        <w:t>Note 110: Se asignarán valores negativos a los incrementos norte-sur.</w:t>
+      </w:r>
+    </w:p>
+    <w:p>
+      <w:r>
+        <w:rPr>
+          <w:rFonts w:ascii="Verdana" w:hAnsi="Verdana"/>
+          <w:i/>
+          <w:sz w:val="14"/>
+        </w:rPr>
+        <w:t>Note 115: La anchura de datos de los píxeles puede cambiarse mediante el descriptor 2 01 YYY.</w:t>
+      </w:r>
+    </w:p>
+    <w:p>
+      <w:r>
+        <w:rPr>
+          <w:rFonts w:ascii="Verdana" w:hAnsi="Verdana"/>
+          <w:i/>
+          <w:sz w:val="14"/>
+        </w:rPr>
+        <w:t>Note 121: En relación con determinados elementos de esta clase, pueden consignarse algunas indicaciones sobre la precisión prevista.</w:t>
+      </w:r>
+    </w:p>
+    <w:p>
+      <w:r>
+        <w:rPr>
+          <w:rFonts w:ascii="Verdana" w:hAnsi="Verdana"/>
+          <w:i/>
+          <w:sz w:val="14"/>
+        </w:rPr>
+        <w:t>Note 122: Se asignarán valores negativos a la latitud sur.</w:t>
+      </w:r>
+    </w:p>
+    <w:p>
+      <w:r>
+        <w:rPr>
+          <w:rFonts w:ascii="Verdana" w:hAnsi="Verdana"/>
+          <w:i/>
+          <w:sz w:val="14"/>
+        </w:rPr>
+        <w:t>Note 123: Se asignarán valores positivos a los componentes v en sentido sur–norte.</w:t>
+      </w:r>
+    </w:p>
+    <w:p>
+      <w:r>
+        <w:rPr>
+          <w:rFonts w:ascii="Verdana" w:hAnsi="Verdana"/>
+          <w:i/>
+          <w:sz w:val="14"/>
+        </w:rPr>
+        <w:t>Note 126: Los informes sobre la dirección del viento de superficie resultantes de mediciones dentro del 1° del Polo Norte o del Polo Sur se notificarán de manera que el cero de su acimut esté alineado, coincidiendo con los 0° del meridiano de Greenwich. I.2 – BUFR/CREX Tabla B/11 – 6</w:t>
+      </w:r>
+    </w:p>
+    <w:p>
+      <w:r>
+        <w:rPr>
+          <w:rFonts w:ascii="Verdana" w:hAnsi="Verdana"/>
+          <w:i/>
+          <w:sz w:val="14"/>
+        </w:rPr>
+        <w:t>Note 140: El tamaño del píxel en la horizontal – 1 está dado por la posición donde el factor de escala del mapa es igual a la unidad.</w:t>
+      </w:r>
+    </w:p>
+    <w:p>
+      <w:r>
+        <w:rPr>
+          <w:rFonts w:ascii="Verdana" w:hAnsi="Verdana"/>
+          <w:i/>
+          <w:sz w:val="14"/>
+        </w:rPr>
+        <w:t>Note 141: El tamaño del píxel en la horizontal – 2 está dado por la posición donde el factor de escala del mapa es igual a la unidad.</w:t>
+      </w:r>
+    </w:p>
+    <w:p>
+      <w:r>
+        <w:rPr>
+          <w:rFonts w:ascii="Verdana" w:hAnsi="Verdana"/>
+          <w:i/>
+          <w:sz w:val="14"/>
+        </w:rPr>
+        <w:t>Note 145: La significación de los períodos o desplazamientos de tiempo se puede indicar utilizando la clave de significación del tiempo correspondiente a la referencia de tabla 0 08 021.</w:t>
+      </w:r>
+    </w:p>
+    <w:p>
+      <w:r>
+        <w:rPr>
+          <w:rFonts w:ascii="Verdana" w:hAnsi="Verdana"/>
+          <w:i/>
+          <w:sz w:val="14"/>
+        </w:rPr>
+        <w:t>Note 149: La localización del tiempo, cuando se utiliza con valores de predicción, indicará la hora del estado inicial de la predicción o el comienzo del período de predicción; cuando se utilice con promedios de conjunto de valores de predicción, la localización del tiempo indicará el estado inicial o el comienzo de la primera predicción de las que se obtienen los valores medios de conjunto</w:t>
+      </w:r>
+    </w:p>
+    <w:p>
+      <w:r>
+        <w:rPr>
+          <w:rFonts w:ascii="Verdana" w:hAnsi="Verdana"/>
+          <w:i/>
+          <w:sz w:val="14"/>
+        </w:rPr>
+        <w:t>Note 155: Esta clase también puede contener elementos relativos a los procedimientos de observación.</w:t>
+      </w:r>
+    </w:p>
+    <w:p>
+      <w:r>
+        <w:rPr>
+          <w:rFonts w:ascii="Verdana" w:hAnsi="Verdana"/>
+          <w:i/>
+          <w:sz w:val="14"/>
+        </w:rPr>
+        <w:t>Note 156: Esta clase incluirá elementos que describen los instrumentos que se utilizan para obtener los elementos meteorológicos transmitidos.</w:t>
+      </w:r>
+    </w:p>
+    <w:p>
+      <w:r>
+        <w:rPr>
+          <w:rFonts w:ascii="Verdana" w:hAnsi="Verdana"/>
+          <w:i/>
+          <w:sz w:val="14"/>
+        </w:rPr>
+        <w:t>Note 158: Respecto a los períodos o desplazamientos de tiempo, e incrementos de tiempo, será necesario determinar la localización inicial del tiempo antes de utilizarlos, y a continuación, según corresponda, se indicará la definición y significación del tiempo.</w:t>
+      </w:r>
+    </w:p>
+    <w:p>
+      <w:r>
+        <w:rPr>
+          <w:rFonts w:ascii="Verdana" w:hAnsi="Verdana"/>
+          <w:i/>
+          <w:sz w:val="14"/>
+        </w:rPr>
+        <w:t>Note 160: Se asignarán valores negativos a la radiación ascendente.</w:t>
+      </w:r>
+    </w:p>
+    <w:p>
+      <w:r>
+        <w:rPr>
+          <w:rFonts w:ascii="Verdana" w:hAnsi="Verdana"/>
+          <w:i/>
+          <w:sz w:val="14"/>
+        </w:rPr>
+        <w:t>Note 161: Se asignarán valores positivos a los componentes ascendentes w cuando las unidades sean m s–1.</w:t>
+      </w:r>
+    </w:p>
+    <w:p>
+      <w:r>
+        <w:rPr>
+          <w:rFonts w:ascii="Verdana" w:hAnsi="Verdana"/>
+          <w:i/>
+          <w:sz w:val="14"/>
+        </w:rPr>
+        <w:t>Note 162: Intervalos útiles utilizados: de 1011 Bq a 1019 Bq para emisiones; de 10–2 Bq a 107 Bq y de 10–2 mSv a 107 mSv para concentraciones y dosis.</w:t>
+      </w:r>
+    </w:p>
+    <w:p>
+      <w:r>
+        <w:rPr>
+          <w:rFonts w:ascii="Verdana" w:hAnsi="Verdana"/>
+          <w:i/>
+          <w:sz w:val="14"/>
+        </w:rPr>
+        <w:t>Note 163: Los valores de la latitud y de los incrementos de latitud quedan comprendidos entre –90 grados y +90 grados.</w:t>
+      </w:r>
+    </w:p>
+    <w:p>
+      <w:r>
+        <w:rPr>
+          <w:rFonts w:ascii="Verdana" w:hAnsi="Verdana"/>
+          <w:i/>
+          <w:sz w:val="14"/>
+        </w:rPr>
+        <w:t>Note 164: Los valores de longitud quedarán comprendidos entre –180 grados y +180 grados.</w:t>
+      </w:r>
+    </w:p>
+    <w:p>
+      <w:r>
+        <w:rPr>
+          <w:rFonts w:ascii="Verdana" w:hAnsi="Verdana"/>
+          <w:i/>
+          <w:sz w:val="14"/>
+        </w:rPr>
+        <w:t>Note 165: Se indicarán los elementos verticales y la presión para determinar los valores de estos elementos con independencia del elemento o variable que indique la coordenada vertical.</w:t>
+      </w:r>
+    </w:p>
+    <w:p>
+      <w:r>
+        <w:rPr>
+          <w:rFonts w:ascii="Verdana" w:hAnsi="Verdana"/>
+          <w:i/>
+          <w:sz w:val="14"/>
+        </w:rPr>
+        <w:t>Note 166: Se asignarán valores negativos a la longitud oeste.</w:t>
+      </w:r>
+    </w:p>
+    <w:p>
+      <w:r>
+        <w:rPr>
+          <w:rFonts w:ascii="Verdana" w:hAnsi="Verdana"/>
+          <w:i/>
+          <w:sz w:val="14"/>
+        </w:rPr>
+        <w:t>Note 167: Se asignarán valores positivos a los componentes u en sentido oeste–este.</w:t>
+      </w:r>
+    </w:p>
+    <w:p>
+      <w:r>
+        <w:rPr>
+          <w:rFonts w:ascii="Verdana" w:hAnsi="Verdana"/>
+          <w:i/>
+          <w:sz w:val="14"/>
+        </w:rPr>
+        <w:t>Note 176: Cuando sea necesario indicar más de un período o desplazamiento de tiempo para hacer indicaciones de tiempo complejas se definirán en sucesión inmediata en el siguiente orden: período conjunto (según corresponda), seguido por el período de predicción (según corresponda), seguido por el período de promedio o acumulación (según corresponda).</w:t>
+      </w:r>
+    </w:p>
+    <w:p>
+      <w:r>
+        <w:rPr>
+          <w:rFonts w:ascii="Verdana" w:hAnsi="Verdana"/>
+          <w:i/>
+          <w:sz w:val="14"/>
+        </w:rPr>
+        <w:t>Note 178: Cuando se indique la expresión “período determinado” en la columna “nombre del elemento”, deberá indicarse el período correspondiente, utilizando referencias de la Clase 04.</w:t>
+      </w:r>
+    </w:p>
+    <w:p>
+      <w:r>
+        <w:rPr>
+          <w:rFonts w:ascii="Verdana" w:hAnsi="Verdana"/>
+          <w:i/>
+          <w:sz w:val="14"/>
+        </w:rPr>
+        <w:t>Note 179: Cuando se acumulen o promedien los valores (por ejemplo en relación con un determinado período de tiempo), el número total de valores de los que se obtienen los valores acumulados o promediados podrán representarse utilizando la referencia 0 08 022.</w:t>
+      </w:r>
+    </w:p>
+    <w:p>
+      <w:r>
+        <w:rPr>
+          <w:rFonts w:ascii="Verdana" w:hAnsi="Verdana"/>
+          <w:i/>
+          <w:sz w:val="14"/>
+        </w:rPr>
+        <w:t>Note 180: Normas para la información sobre vientos: Velocidad Dirección Valor faltante Valor faltante Calma 0 0 Observación normal &gt;0 1°–360° Velocidad solamente &gt;0 Valor faltante Dirección solamente Valor faltante 1°–360° “Ligero y variable” &gt;0 0 No hay observaciones</w:t>
+      </w:r>
+    </w:p>
+    <w:p>
+      <w:r>
+        <w:rPr>
+          <w:rFonts w:ascii="Verdana" w:hAnsi="Verdana"/>
+          <w:i/>
+          <w:sz w:val="14"/>
+        </w:rPr>
+        <w:t>Note 181: Normas de notificación sobre mar de viento y olas: Observación Velocidad Dirección Ninguna observación faltante faltante Calma 0 0 Observación normal &gt;0 1–360 Velocidad únicamente &gt;0 faltante Dirección únicamente faltante 1–360 &gt;0 0 “Ligero y variable”</w:t>
       </w:r>
     </w:p>
     <w:tbl>
@@ -58,6 +428,9 @@
             <w:shd w:val="clear" w:color="auto" w:fill="D9D9D9"/>
           </w:tcPr>
           <w:p>
+            <w:pPr>
+              <w:spacing w:before="20" w:after="20"/>
+            </w:pPr>
             <w:r/>
             <w:r>
               <w:rPr>
@@ -75,6 +448,9 @@
             <w:shd w:val="clear" w:color="auto" w:fill="D9D9D9"/>
           </w:tcPr>
           <w:p>
+            <w:pPr>
+              <w:spacing w:before="20" w:after="20"/>
+            </w:pPr>
             <w:r/>
             <w:r>
               <w:rPr>
@@ -92,6 +468,9 @@
             <w:shd w:val="clear" w:color="auto" w:fill="D9D9D9"/>
           </w:tcPr>
           <w:p>
+            <w:pPr>
+              <w:spacing w:before="20" w:after="20"/>
+            </w:pPr>
             <w:r/>
             <w:r>
               <w:rPr>
@@ -109,6 +488,9 @@
             <w:shd w:val="clear" w:color="auto" w:fill="D9D9D9"/>
           </w:tcPr>
           <w:p>
+            <w:pPr>
+              <w:spacing w:before="20" w:after="20"/>
+            </w:pPr>
             <w:r/>
             <w:r>
               <w:rPr>
@@ -126,6 +508,9 @@
             <w:shd w:val="clear" w:color="auto" w:fill="D9D9D9"/>
           </w:tcPr>
           <w:p>
+            <w:pPr>
+              <w:spacing w:before="20" w:after="20"/>
+            </w:pPr>
             <w:r/>
             <w:r>
               <w:rPr>
@@ -143,6 +528,9 @@
             <w:shd w:val="clear" w:color="auto" w:fill="D9D9D9"/>
           </w:tcPr>
           <w:p>
+            <w:pPr>
+              <w:spacing w:before="20" w:after="20"/>
+            </w:pPr>
             <w:r/>
             <w:r>
               <w:rPr>
@@ -160,6 +548,9 @@
             <w:shd w:val="clear" w:color="auto" w:fill="D9D9D9"/>
           </w:tcPr>
           <w:p>
+            <w:pPr>
+              <w:spacing w:before="20" w:after="20"/>
+            </w:pPr>
             <w:r/>
             <w:r>
               <w:rPr>
@@ -177,6 +568,9 @@
             <w:shd w:val="clear" w:color="auto" w:fill="D9D9D9"/>
           </w:tcPr>
           <w:p>
+            <w:pPr>
+              <w:spacing w:before="20" w:after="20"/>
+            </w:pPr>
             <w:r/>
             <w:r>
               <w:rPr>
@@ -194,6 +588,9 @@
             <w:shd w:val="clear" w:color="auto" w:fill="D9D9D9"/>
           </w:tcPr>
           <w:p>
+            <w:pPr>
+              <w:spacing w:before="20" w:after="20"/>
+            </w:pPr>
             <w:r/>
             <w:r>
               <w:rPr>
@@ -211,6 +608,9 @@
             <w:shd w:val="clear" w:color="auto" w:fill="D9D9D9"/>
           </w:tcPr>
           <w:p>
+            <w:pPr>
+              <w:spacing w:before="20" w:after="20"/>
+            </w:pPr>
             <w:r/>
             <w:r>
               <w:rPr>
@@ -232,6 +632,9 @@
             <w:tcW w:type="dxa" w:w="1514"/>
           </w:tcPr>
           <w:p>
+            <w:pPr>
+              <w:spacing w:before="20" w:after="20"/>
+            </w:pPr>
             <w:r/>
             <w:r>
               <w:rPr>
@@ -248,6 +651,9 @@
             <w:tcW w:type="dxa" w:w="1514"/>
           </w:tcPr>
           <w:p>
+            <w:pPr>
+              <w:spacing w:before="20" w:after="20"/>
+            </w:pPr>
             <w:r/>
             <w:r>
               <w:rPr>
@@ -264,11 +670,13 @@
             <w:tcW w:type="dxa" w:w="1514"/>
           </w:tcPr>
           <w:p>
-            <w:r/>
-            <w:r>
-              <w:rPr>
-                <w:rFonts w:ascii="Verdana" w:hAnsi="Verdana"/>
-                <w:b w:val="0"/>
+            <w:pPr>
+              <w:spacing w:before="20" w:after="20"/>
+            </w:pPr>
+            <w:r/>
+            <w:r>
+              <w:rPr>
+                <w:rFonts w:ascii="Verdana" w:hAnsi="Verdana"/>
                 <w:sz w:val="16"/>
               </w:rPr>
               <w:t>Tabla de banderines</w:t>
@@ -280,6 +688,9 @@
             <w:tcW w:type="dxa" w:w="1514"/>
           </w:tcPr>
           <w:p>
+            <w:pPr>
+              <w:spacing w:before="20" w:after="20"/>
+            </w:pPr>
             <w:r/>
             <w:r>
               <w:rPr>
@@ -296,6 +707,9 @@
             <w:tcW w:type="dxa" w:w="1514"/>
           </w:tcPr>
           <w:p>
+            <w:pPr>
+              <w:spacing w:before="20" w:after="20"/>
+            </w:pPr>
             <w:r/>
             <w:r>
               <w:rPr>
@@ -312,6 +726,9 @@
             <w:tcW w:type="dxa" w:w="1514"/>
           </w:tcPr>
           <w:p>
+            <w:pPr>
+              <w:spacing w:before="20" w:after="20"/>
+            </w:pPr>
             <w:r/>
             <w:r>
               <w:rPr>
@@ -328,11 +745,13 @@
             <w:tcW w:type="dxa" w:w="1514"/>
           </w:tcPr>
           <w:p>
-            <w:r/>
-            <w:r>
-              <w:rPr>
-                <w:rFonts w:ascii="Verdana" w:hAnsi="Verdana"/>
-                <w:b w:val="0"/>
+            <w:pPr>
+              <w:spacing w:before="20" w:after="20"/>
+            </w:pPr>
+            <w:r/>
+            <w:r>
+              <w:rPr>
+                <w:rFonts w:ascii="Verdana" w:hAnsi="Verdana"/>
                 <w:sz w:val="16"/>
               </w:rPr>
               <w:t>Tabla de banderines</w:t>
@@ -344,6 +763,9 @@
             <w:tcW w:type="dxa" w:w="1514"/>
           </w:tcPr>
           <w:p>
+            <w:pPr>
+              <w:spacing w:before="20" w:after="20"/>
+            </w:pPr>
             <w:r/>
             <w:r>
               <w:rPr>
@@ -360,6 +782,9 @@
             <w:tcW w:type="dxa" w:w="1514"/>
           </w:tcPr>
           <w:p>
+            <w:pPr>
+              <w:spacing w:before="20" w:after="20"/>
+            </w:pPr>
             <w:r/>
             <w:r>
               <w:rPr>
@@ -376,6 +801,9 @@
             <w:tcW w:type="dxa" w:w="1514"/>
           </w:tcPr>
           <w:p>
+            <w:pPr>
+              <w:spacing w:before="20" w:after="20"/>
+            </w:pPr>
             <w:r/>
             <w:r>
               <w:rPr>
@@ -396,6 +824,9 @@
             <w:tcW w:type="dxa" w:w="1514"/>
           </w:tcPr>
           <w:p>
+            <w:pPr>
+              <w:spacing w:before="20" w:after="20"/>
+            </w:pPr>
             <w:r/>
             <w:r>
               <w:rPr>
@@ -412,6 +843,9 @@
             <w:tcW w:type="dxa" w:w="1514"/>
           </w:tcPr>
           <w:p>
+            <w:pPr>
+              <w:spacing w:before="20" w:after="20"/>
+            </w:pPr>
             <w:r/>
             <w:r>
               <w:rPr>
@@ -428,11 +862,13 @@
             <w:tcW w:type="dxa" w:w="1514"/>
           </w:tcPr>
           <w:p>
-            <w:r/>
-            <w:r>
-              <w:rPr>
-                <w:rFonts w:ascii="Verdana" w:hAnsi="Verdana"/>
-                <w:b w:val="0"/>
+            <w:pPr>
+              <w:spacing w:before="20" w:after="20"/>
+            </w:pPr>
+            <w:r/>
+            <w:r>
+              <w:rPr>
+                <w:rFonts w:ascii="Verdana" w:hAnsi="Verdana"/>
                 <w:sz w:val="16"/>
               </w:rPr>
               <w:t>Tabla de cifrado</w:t>
@@ -444,6 +880,9 @@
             <w:tcW w:type="dxa" w:w="1514"/>
           </w:tcPr>
           <w:p>
+            <w:pPr>
+              <w:spacing w:before="20" w:after="20"/>
+            </w:pPr>
             <w:r/>
             <w:r>
               <w:rPr>
@@ -460,6 +899,9 @@
             <w:tcW w:type="dxa" w:w="1514"/>
           </w:tcPr>
           <w:p>
+            <w:pPr>
+              <w:spacing w:before="20" w:after="20"/>
+            </w:pPr>
             <w:r/>
             <w:r>
               <w:rPr>
@@ -476,6 +918,9 @@
             <w:tcW w:type="dxa" w:w="1514"/>
           </w:tcPr>
           <w:p>
+            <w:pPr>
+              <w:spacing w:before="20" w:after="20"/>
+            </w:pPr>
             <w:r/>
             <w:r>
               <w:rPr>
@@ -492,11 +937,13 @@
             <w:tcW w:type="dxa" w:w="1514"/>
           </w:tcPr>
           <w:p>
-            <w:r/>
-            <w:r>
-              <w:rPr>
-                <w:rFonts w:ascii="Verdana" w:hAnsi="Verdana"/>
-                <w:b w:val="0"/>
+            <w:pPr>
+              <w:spacing w:before="20" w:after="20"/>
+            </w:pPr>
+            <w:r/>
+            <w:r>
+              <w:rPr>
+                <w:rFonts w:ascii="Verdana" w:hAnsi="Verdana"/>
                 <w:sz w:val="16"/>
               </w:rPr>
               <w:t>Tabla de cifrado</w:t>
@@ -508,6 +955,9 @@
             <w:tcW w:type="dxa" w:w="1514"/>
           </w:tcPr>
           <w:p>
+            <w:pPr>
+              <w:spacing w:before="20" w:after="20"/>
+            </w:pPr>
             <w:r/>
             <w:r>
               <w:rPr>
@@ -524,6 +974,9 @@
             <w:tcW w:type="dxa" w:w="1514"/>
           </w:tcPr>
           <w:p>
+            <w:pPr>
+              <w:spacing w:before="20" w:after="20"/>
+            </w:pPr>
             <w:r/>
             <w:r>
               <w:rPr>
@@ -540,6 +993,9 @@
             <w:tcW w:type="dxa" w:w="1514"/>
           </w:tcPr>
           <w:p>
+            <w:pPr>
+              <w:spacing w:before="20" w:after="20"/>
+            </w:pPr>
             <w:r/>
             <w:r>
               <w:rPr>
@@ -560,6 +1016,9 @@
             <w:tcW w:type="dxa" w:w="1514"/>
           </w:tcPr>
           <w:p>
+            <w:pPr>
+              <w:spacing w:before="20" w:after="20"/>
+            </w:pPr>
             <w:r/>
             <w:r>
               <w:rPr>
@@ -576,6 +1035,9 @@
             <w:tcW w:type="dxa" w:w="1514"/>
           </w:tcPr>
           <w:p>
+            <w:pPr>
+              <w:spacing w:before="20" w:after="20"/>
+            </w:pPr>
             <w:r/>
             <w:r>
               <w:rPr>
@@ -592,11 +1054,13 @@
             <w:tcW w:type="dxa" w:w="1514"/>
           </w:tcPr>
           <w:p>
-            <w:r/>
-            <w:r>
-              <w:rPr>
-                <w:rFonts w:ascii="Verdana" w:hAnsi="Verdana"/>
-                <w:b w:val="0"/>
+            <w:pPr>
+              <w:spacing w:before="20" w:after="20"/>
+            </w:pPr>
+            <w:r/>
+            <w:r>
+              <w:rPr>
+                <w:rFonts w:ascii="Verdana" w:hAnsi="Verdana"/>
                 <w:sz w:val="16"/>
               </w:rPr>
               <w:t>Tabla de cifrado</w:t>
@@ -608,6 +1072,9 @@
             <w:tcW w:type="dxa" w:w="1514"/>
           </w:tcPr>
           <w:p>
+            <w:pPr>
+              <w:spacing w:before="20" w:after="20"/>
+            </w:pPr>
             <w:r/>
             <w:r>
               <w:rPr>
@@ -624,6 +1091,9 @@
             <w:tcW w:type="dxa" w:w="1514"/>
           </w:tcPr>
           <w:p>
+            <w:pPr>
+              <w:spacing w:before="20" w:after="20"/>
+            </w:pPr>
             <w:r/>
             <w:r>
               <w:rPr>
@@ -640,6 +1110,9 @@
             <w:tcW w:type="dxa" w:w="1514"/>
           </w:tcPr>
           <w:p>
+            <w:pPr>
+              <w:spacing w:before="20" w:after="20"/>
+            </w:pPr>
             <w:r/>
             <w:r>
               <w:rPr>
@@ -656,11 +1129,13 @@
             <w:tcW w:type="dxa" w:w="1514"/>
           </w:tcPr>
           <w:p>
-            <w:r/>
-            <w:r>
-              <w:rPr>
-                <w:rFonts w:ascii="Verdana" w:hAnsi="Verdana"/>
-                <w:b w:val="0"/>
+            <w:pPr>
+              <w:spacing w:before="20" w:after="20"/>
+            </w:pPr>
+            <w:r/>
+            <w:r>
+              <w:rPr>
+                <w:rFonts w:ascii="Verdana" w:hAnsi="Verdana"/>
                 <w:sz w:val="16"/>
               </w:rPr>
               <w:t>Tabla de cifrado</w:t>
@@ -672,6 +1147,9 @@
             <w:tcW w:type="dxa" w:w="1514"/>
           </w:tcPr>
           <w:p>
+            <w:pPr>
+              <w:spacing w:before="20" w:after="20"/>
+            </w:pPr>
             <w:r/>
             <w:r>
               <w:rPr>
@@ -688,6 +1166,9 @@
             <w:tcW w:type="dxa" w:w="1514"/>
           </w:tcPr>
           <w:p>
+            <w:pPr>
+              <w:spacing w:before="20" w:after="20"/>
+            </w:pPr>
             <w:r/>
             <w:r>
               <w:rPr>
@@ -704,6 +1185,9 @@
             <w:tcW w:type="dxa" w:w="1514"/>
           </w:tcPr>
           <w:p>
+            <w:pPr>
+              <w:spacing w:before="20" w:after="20"/>
+            </w:pPr>
             <w:r/>
             <w:r>
               <w:rPr>
@@ -724,6 +1208,9 @@
             <w:tcW w:type="dxa" w:w="1514"/>
           </w:tcPr>
           <w:p>
+            <w:pPr>
+              <w:spacing w:before="20" w:after="20"/>
+            </w:pPr>
             <w:r/>
             <w:r>
               <w:rPr>
@@ -740,6 +1227,9 @@
             <w:tcW w:type="dxa" w:w="1514"/>
           </w:tcPr>
           <w:p>
+            <w:pPr>
+              <w:spacing w:before="20" w:after="20"/>
+            </w:pPr>
             <w:r/>
             <w:r>
               <w:rPr>
@@ -756,11 +1246,13 @@
             <w:tcW w:type="dxa" w:w="1514"/>
           </w:tcPr>
           <w:p>
-            <w:r/>
-            <w:r>
-              <w:rPr>
-                <w:rFonts w:ascii="Verdana" w:hAnsi="Verdana"/>
-                <w:b w:val="0"/>
+            <w:pPr>
+              <w:spacing w:before="20" w:after="20"/>
+            </w:pPr>
+            <w:r/>
+            <w:r>
+              <w:rPr>
+                <w:rFonts w:ascii="Verdana" w:hAnsi="Verdana"/>
                 <w:sz w:val="16"/>
               </w:rPr>
               <w:t>Tabla de cifrado</w:t>
@@ -772,6 +1264,9 @@
             <w:tcW w:type="dxa" w:w="1514"/>
           </w:tcPr>
           <w:p>
+            <w:pPr>
+              <w:spacing w:before="20" w:after="20"/>
+            </w:pPr>
             <w:r/>
             <w:r>
               <w:rPr>
@@ -788,6 +1283,9 @@
             <w:tcW w:type="dxa" w:w="1514"/>
           </w:tcPr>
           <w:p>
+            <w:pPr>
+              <w:spacing w:before="20" w:after="20"/>
+            </w:pPr>
             <w:r/>
             <w:r>
               <w:rPr>
@@ -804,6 +1302,9 @@
             <w:tcW w:type="dxa" w:w="1514"/>
           </w:tcPr>
           <w:p>
+            <w:pPr>
+              <w:spacing w:before="20" w:after="20"/>
+            </w:pPr>
             <w:r/>
             <w:r>
               <w:rPr>
@@ -820,11 +1321,13 @@
             <w:tcW w:type="dxa" w:w="1514"/>
           </w:tcPr>
           <w:p>
-            <w:r/>
-            <w:r>
-              <w:rPr>
-                <w:rFonts w:ascii="Verdana" w:hAnsi="Verdana"/>
-                <w:b w:val="0"/>
+            <w:pPr>
+              <w:spacing w:before="20" w:after="20"/>
+            </w:pPr>
+            <w:r/>
+            <w:r>
+              <w:rPr>
+                <w:rFonts w:ascii="Verdana" w:hAnsi="Verdana"/>
                 <w:sz w:val="16"/>
               </w:rPr>
               <w:t>Tabla de cifrado</w:t>
@@ -836,6 +1339,9 @@
             <w:tcW w:type="dxa" w:w="1514"/>
           </w:tcPr>
           <w:p>
+            <w:pPr>
+              <w:spacing w:before="20" w:after="20"/>
+            </w:pPr>
             <w:r/>
             <w:r>
               <w:rPr>
@@ -852,6 +1358,9 @@
             <w:tcW w:type="dxa" w:w="1514"/>
           </w:tcPr>
           <w:p>
+            <w:pPr>
+              <w:spacing w:before="20" w:after="20"/>
+            </w:pPr>
             <w:r/>
             <w:r>
               <w:rPr>
@@ -868,6 +1377,9 @@
             <w:tcW w:type="dxa" w:w="1514"/>
           </w:tcPr>
           <w:p>
+            <w:pPr>
+              <w:spacing w:before="20" w:after="20"/>
+            </w:pPr>
             <w:r/>
             <w:r>
               <w:rPr>
@@ -888,6 +1400,9 @@
             <w:tcW w:type="dxa" w:w="1514"/>
           </w:tcPr>
           <w:p>
+            <w:pPr>
+              <w:spacing w:before="20" w:after="20"/>
+            </w:pPr>
             <w:r/>
             <w:r>
               <w:rPr>
@@ -904,6 +1419,9 @@
             <w:tcW w:type="dxa" w:w="1514"/>
           </w:tcPr>
           <w:p>
+            <w:pPr>
+              <w:spacing w:before="20" w:after="20"/>
+            </w:pPr>
             <w:r/>
             <w:r>
               <w:rPr>
@@ -920,11 +1438,13 @@
             <w:tcW w:type="dxa" w:w="1514"/>
           </w:tcPr>
           <w:p>
-            <w:r/>
-            <w:r>
-              <w:rPr>
-                <w:rFonts w:ascii="Verdana" w:hAnsi="Verdana"/>
-                <w:b w:val="0"/>
+            <w:pPr>
+              <w:spacing w:before="20" w:after="20"/>
+            </w:pPr>
+            <w:r/>
+            <w:r>
+              <w:rPr>
+                <w:rFonts w:ascii="Verdana" w:hAnsi="Verdana"/>
                 <w:sz w:val="16"/>
               </w:rPr>
               <w:t>Tabla de cifrado</w:t>
@@ -936,6 +1456,9 @@
             <w:tcW w:type="dxa" w:w="1514"/>
           </w:tcPr>
           <w:p>
+            <w:pPr>
+              <w:spacing w:before="20" w:after="20"/>
+            </w:pPr>
             <w:r/>
             <w:r>
               <w:rPr>
@@ -952,6 +1475,9 @@
             <w:tcW w:type="dxa" w:w="1514"/>
           </w:tcPr>
           <w:p>
+            <w:pPr>
+              <w:spacing w:before="20" w:after="20"/>
+            </w:pPr>
             <w:r/>
             <w:r>
               <w:rPr>
@@ -968,6 +1494,9 @@
             <w:tcW w:type="dxa" w:w="1514"/>
           </w:tcPr>
           <w:p>
+            <w:pPr>
+              <w:spacing w:before="20" w:after="20"/>
+            </w:pPr>
             <w:r/>
             <w:r>
               <w:rPr>
@@ -984,11 +1513,13 @@
             <w:tcW w:type="dxa" w:w="1514"/>
           </w:tcPr>
           <w:p>
-            <w:r/>
-            <w:r>
-              <w:rPr>
-                <w:rFonts w:ascii="Verdana" w:hAnsi="Verdana"/>
-                <w:b w:val="0"/>
+            <w:pPr>
+              <w:spacing w:before="20" w:after="20"/>
+            </w:pPr>
+            <w:r/>
+            <w:r>
+              <w:rPr>
+                <w:rFonts w:ascii="Verdana" w:hAnsi="Verdana"/>
                 <w:sz w:val="16"/>
               </w:rPr>
               <w:t>Tabla de cifrado</w:t>
@@ -1000,6 +1531,9 @@
             <w:tcW w:type="dxa" w:w="1514"/>
           </w:tcPr>
           <w:p>
+            <w:pPr>
+              <w:spacing w:before="20" w:after="20"/>
+            </w:pPr>
             <w:r/>
             <w:r>
               <w:rPr>
@@ -1016,6 +1550,9 @@
             <w:tcW w:type="dxa" w:w="1514"/>
           </w:tcPr>
           <w:p>
+            <w:pPr>
+              <w:spacing w:before="20" w:after="20"/>
+            </w:pPr>
             <w:r/>
             <w:r>
               <w:rPr>
@@ -1032,6 +1569,9 @@
             <w:tcW w:type="dxa" w:w="1514"/>
           </w:tcPr>
           <w:p>
+            <w:pPr>
+              <w:spacing w:before="20" w:after="20"/>
+            </w:pPr>
             <w:r/>
             <w:r>
               <w:rPr>
@@ -1052,6 +1592,9 @@
             <w:tcW w:type="dxa" w:w="1514"/>
           </w:tcPr>
           <w:p>
+            <w:pPr>
+              <w:spacing w:before="20" w:after="20"/>
+            </w:pPr>
             <w:r/>
             <w:r>
               <w:rPr>
@@ -1068,6 +1611,9 @@
             <w:tcW w:type="dxa" w:w="1514"/>
           </w:tcPr>
           <w:p>
+            <w:pPr>
+              <w:spacing w:before="20" w:after="20"/>
+            </w:pPr>
             <w:r/>
             <w:r>
               <w:rPr>
@@ -1084,11 +1630,13 @@
             <w:tcW w:type="dxa" w:w="1514"/>
           </w:tcPr>
           <w:p>
-            <w:r/>
-            <w:r>
-              <w:rPr>
-                <w:rFonts w:ascii="Verdana" w:hAnsi="Verdana"/>
-                <w:b w:val="0"/>
+            <w:pPr>
+              <w:spacing w:before="20" w:after="20"/>
+            </w:pPr>
+            <w:r/>
+            <w:r>
+              <w:rPr>
+                <w:rFonts w:ascii="Verdana" w:hAnsi="Verdana"/>
                 <w:sz w:val="16"/>
               </w:rPr>
               <w:t>Tabla de banderines</w:t>
@@ -1100,6 +1648,9 @@
             <w:tcW w:type="dxa" w:w="1514"/>
           </w:tcPr>
           <w:p>
+            <w:pPr>
+              <w:spacing w:before="20" w:after="20"/>
+            </w:pPr>
             <w:r/>
             <w:r>
               <w:rPr>
@@ -1116,6 +1667,9 @@
             <w:tcW w:type="dxa" w:w="1514"/>
           </w:tcPr>
           <w:p>
+            <w:pPr>
+              <w:spacing w:before="20" w:after="20"/>
+            </w:pPr>
             <w:r/>
             <w:r>
               <w:rPr>
@@ -1132,6 +1686,9 @@
             <w:tcW w:type="dxa" w:w="1514"/>
           </w:tcPr>
           <w:p>
+            <w:pPr>
+              <w:spacing w:before="20" w:after="20"/>
+            </w:pPr>
             <w:r/>
             <w:r>
               <w:rPr>
@@ -1148,11 +1705,13 @@
             <w:tcW w:type="dxa" w:w="1514"/>
           </w:tcPr>
           <w:p>
-            <w:r/>
-            <w:r>
-              <w:rPr>
-                <w:rFonts w:ascii="Verdana" w:hAnsi="Verdana"/>
-                <w:b w:val="0"/>
+            <w:pPr>
+              <w:spacing w:before="20" w:after="20"/>
+            </w:pPr>
+            <w:r/>
+            <w:r>
+              <w:rPr>
+                <w:rFonts w:ascii="Verdana" w:hAnsi="Verdana"/>
                 <w:sz w:val="16"/>
               </w:rPr>
               <w:t>Tabla de banderines</w:t>
@@ -1164,6 +1723,9 @@
             <w:tcW w:type="dxa" w:w="1514"/>
           </w:tcPr>
           <w:p>
+            <w:pPr>
+              <w:spacing w:before="20" w:after="20"/>
+            </w:pPr>
             <w:r/>
             <w:r>
               <w:rPr>
@@ -1180,6 +1742,9 @@
             <w:tcW w:type="dxa" w:w="1514"/>
           </w:tcPr>
           <w:p>
+            <w:pPr>
+              <w:spacing w:before="20" w:after="20"/>
+            </w:pPr>
             <w:r/>
             <w:r>
               <w:rPr>
@@ -1196,6 +1761,9 @@
             <w:tcW w:type="dxa" w:w="1514"/>
           </w:tcPr>
           <w:p>
+            <w:pPr>
+              <w:spacing w:before="20" w:after="20"/>
+            </w:pPr>
             <w:r/>
             <w:r>
               <w:rPr>
@@ -1216,6 +1784,9 @@
             <w:tcW w:type="dxa" w:w="1514"/>
           </w:tcPr>
           <w:p>
+            <w:pPr>
+              <w:spacing w:before="20" w:after="20"/>
+            </w:pPr>
             <w:r/>
             <w:r>
               <w:rPr>
@@ -1232,6 +1803,9 @@
             <w:tcW w:type="dxa" w:w="1514"/>
           </w:tcPr>
           <w:p>
+            <w:pPr>
+              <w:spacing w:before="20" w:after="20"/>
+            </w:pPr>
             <w:r/>
             <w:r>
               <w:rPr>
@@ -1248,11 +1822,13 @@
             <w:tcW w:type="dxa" w:w="1514"/>
           </w:tcPr>
           <w:p>
-            <w:r/>
-            <w:r>
-              <w:rPr>
-                <w:rFonts w:ascii="Verdana" w:hAnsi="Verdana"/>
-                <w:b w:val="0"/>
+            <w:pPr>
+              <w:spacing w:before="20" w:after="20"/>
+            </w:pPr>
+            <w:r/>
+            <w:r>
+              <w:rPr>
+                <w:rFonts w:ascii="Verdana" w:hAnsi="Verdana"/>
                 <w:sz w:val="16"/>
               </w:rPr>
               <w:t>Tabla de cifrado</w:t>
@@ -1264,6 +1840,9 @@
             <w:tcW w:type="dxa" w:w="1514"/>
           </w:tcPr>
           <w:p>
+            <w:pPr>
+              <w:spacing w:before="20" w:after="20"/>
+            </w:pPr>
             <w:r/>
             <w:r>
               <w:rPr>
@@ -1280,6 +1859,9 @@
             <w:tcW w:type="dxa" w:w="1514"/>
           </w:tcPr>
           <w:p>
+            <w:pPr>
+              <w:spacing w:before="20" w:after="20"/>
+            </w:pPr>
             <w:r/>
             <w:r>
               <w:rPr>
@@ -1296,6 +1878,9 @@
             <w:tcW w:type="dxa" w:w="1514"/>
           </w:tcPr>
           <w:p>
+            <w:pPr>
+              <w:spacing w:before="20" w:after="20"/>
+            </w:pPr>
             <w:r/>
             <w:r>
               <w:rPr>
@@ -1312,11 +1897,13 @@
             <w:tcW w:type="dxa" w:w="1514"/>
           </w:tcPr>
           <w:p>
-            <w:r/>
-            <w:r>
-              <w:rPr>
-                <w:rFonts w:ascii="Verdana" w:hAnsi="Verdana"/>
-                <w:b w:val="0"/>
+            <w:pPr>
+              <w:spacing w:before="20" w:after="20"/>
+            </w:pPr>
+            <w:r/>
+            <w:r>
+              <w:rPr>
+                <w:rFonts w:ascii="Verdana" w:hAnsi="Verdana"/>
                 <w:sz w:val="16"/>
               </w:rPr>
               <w:t>Tabla de cifrado</w:t>
@@ -1328,6 +1915,9 @@
             <w:tcW w:type="dxa" w:w="1514"/>
           </w:tcPr>
           <w:p>
+            <w:pPr>
+              <w:spacing w:before="20" w:after="20"/>
+            </w:pPr>
             <w:r/>
             <w:r>
               <w:rPr>
@@ -1344,6 +1934,9 @@
             <w:tcW w:type="dxa" w:w="1514"/>
           </w:tcPr>
           <w:p>
+            <w:pPr>
+              <w:spacing w:before="20" w:after="20"/>
+            </w:pPr>
             <w:r/>
             <w:r>
               <w:rPr>
@@ -1360,6 +1953,9 @@
             <w:tcW w:type="dxa" w:w="1514"/>
           </w:tcPr>
           <w:p>
+            <w:pPr>
+              <w:spacing w:before="20" w:after="20"/>
+            </w:pPr>
             <w:r/>
             <w:r>
               <w:rPr>
@@ -1380,6 +1976,9 @@
             <w:tcW w:type="dxa" w:w="1514"/>
           </w:tcPr>
           <w:p>
+            <w:pPr>
+              <w:spacing w:before="20" w:after="20"/>
+            </w:pPr>
             <w:r/>
             <w:r>
               <w:rPr>
@@ -1396,6 +1995,9 @@
             <w:tcW w:type="dxa" w:w="1514"/>
           </w:tcPr>
           <w:p>
+            <w:pPr>
+              <w:spacing w:before="20" w:after="20"/>
+            </w:pPr>
             <w:r/>
             <w:r>
               <w:rPr>
@@ -1412,11 +2014,13 @@
             <w:tcW w:type="dxa" w:w="1514"/>
           </w:tcPr>
           <w:p>
-            <w:r/>
-            <w:r>
-              <w:rPr>
-                <w:rFonts w:ascii="Verdana" w:hAnsi="Verdana"/>
-                <w:b w:val="0"/>
+            <w:pPr>
+              <w:spacing w:before="20" w:after="20"/>
+            </w:pPr>
+            <w:r/>
+            <w:r>
+              <w:rPr>
+                <w:rFonts w:ascii="Verdana" w:hAnsi="Verdana"/>
                 <w:sz w:val="16"/>
               </w:rPr>
               <w:t>Tabla de banderines</w:t>
@@ -1428,6 +2032,9 @@
             <w:tcW w:type="dxa" w:w="1514"/>
           </w:tcPr>
           <w:p>
+            <w:pPr>
+              <w:spacing w:before="20" w:after="20"/>
+            </w:pPr>
             <w:r/>
             <w:r>
               <w:rPr>
@@ -1444,6 +2051,9 @@
             <w:tcW w:type="dxa" w:w="1514"/>
           </w:tcPr>
           <w:p>
+            <w:pPr>
+              <w:spacing w:before="20" w:after="20"/>
+            </w:pPr>
             <w:r/>
             <w:r>
               <w:rPr>
@@ -1460,6 +2070,9 @@
             <w:tcW w:type="dxa" w:w="1514"/>
           </w:tcPr>
           <w:p>
+            <w:pPr>
+              <w:spacing w:before="20" w:after="20"/>
+            </w:pPr>
             <w:r/>
             <w:r>
               <w:rPr>
@@ -1476,11 +2089,13 @@
             <w:tcW w:type="dxa" w:w="1514"/>
           </w:tcPr>
           <w:p>
-            <w:r/>
-            <w:r>
-              <w:rPr>
-                <w:rFonts w:ascii="Verdana" w:hAnsi="Verdana"/>
-                <w:b w:val="0"/>
+            <w:pPr>
+              <w:spacing w:before="20" w:after="20"/>
+            </w:pPr>
+            <w:r/>
+            <w:r>
+              <w:rPr>
+                <w:rFonts w:ascii="Verdana" w:hAnsi="Verdana"/>
                 <w:sz w:val="16"/>
               </w:rPr>
               <w:t>Tabla de banderines</w:t>
@@ -1492,6 +2107,9 @@
             <w:tcW w:type="dxa" w:w="1514"/>
           </w:tcPr>
           <w:p>
+            <w:pPr>
+              <w:spacing w:before="20" w:after="20"/>
+            </w:pPr>
             <w:r/>
             <w:r>
               <w:rPr>
@@ -1508,6 +2126,9 @@
             <w:tcW w:type="dxa" w:w="1514"/>
           </w:tcPr>
           <w:p>
+            <w:pPr>
+              <w:spacing w:before="20" w:after="20"/>
+            </w:pPr>
             <w:r/>
             <w:r>
               <w:rPr>
@@ -1524,6 +2145,9 @@
             <w:tcW w:type="dxa" w:w="1514"/>
           </w:tcPr>
           <w:p>
+            <w:pPr>
+              <w:spacing w:before="20" w:after="20"/>
+            </w:pPr>
             <w:r/>
             <w:r>
               <w:rPr>
@@ -1544,6 +2168,9 @@
             <w:tcW w:type="dxa" w:w="1514"/>
           </w:tcPr>
           <w:p>
+            <w:pPr>
+              <w:spacing w:before="20" w:after="20"/>
+            </w:pPr>
             <w:r/>
             <w:r>
               <w:rPr>
@@ -1560,6 +2187,9 @@
             <w:tcW w:type="dxa" w:w="1514"/>
           </w:tcPr>
           <w:p>
+            <w:pPr>
+              <w:spacing w:before="20" w:after="20"/>
+            </w:pPr>
             <w:r/>
             <w:r>
               <w:rPr>
@@ -1576,11 +2206,13 @@
             <w:tcW w:type="dxa" w:w="1514"/>
           </w:tcPr>
           <w:p>
-            <w:r/>
-            <w:r>
-              <w:rPr>
-                <w:rFonts w:ascii="Verdana" w:hAnsi="Verdana"/>
-                <w:b w:val="0"/>
+            <w:pPr>
+              <w:spacing w:before="20" w:after="20"/>
+            </w:pPr>
+            <w:r/>
+            <w:r>
+              <w:rPr>
+                <w:rFonts w:ascii="Verdana" w:hAnsi="Verdana"/>
                 <w:sz w:val="16"/>
               </w:rPr>
               <w:t>Tabla de cifrado</w:t>
@@ -1592,6 +2224,9 @@
             <w:tcW w:type="dxa" w:w="1514"/>
           </w:tcPr>
           <w:p>
+            <w:pPr>
+              <w:spacing w:before="20" w:after="20"/>
+            </w:pPr>
             <w:r/>
             <w:r>
               <w:rPr>
@@ -1608,6 +2243,9 @@
             <w:tcW w:type="dxa" w:w="1514"/>
           </w:tcPr>
           <w:p>
+            <w:pPr>
+              <w:spacing w:before="20" w:after="20"/>
+            </w:pPr>
             <w:r/>
             <w:r>
               <w:rPr>
@@ -1624,6 +2262,9 @@
             <w:tcW w:type="dxa" w:w="1514"/>
           </w:tcPr>
           <w:p>
+            <w:pPr>
+              <w:spacing w:before="20" w:after="20"/>
+            </w:pPr>
             <w:r/>
             <w:r>
               <w:rPr>
@@ -1640,11 +2281,13 @@
             <w:tcW w:type="dxa" w:w="1514"/>
           </w:tcPr>
           <w:p>
-            <w:r/>
-            <w:r>
-              <w:rPr>
-                <w:rFonts w:ascii="Verdana" w:hAnsi="Verdana"/>
-                <w:b w:val="0"/>
+            <w:pPr>
+              <w:spacing w:before="20" w:after="20"/>
+            </w:pPr>
+            <w:r/>
+            <w:r>
+              <w:rPr>
+                <w:rFonts w:ascii="Verdana" w:hAnsi="Verdana"/>
                 <w:sz w:val="16"/>
               </w:rPr>
               <w:t>Tabla de cifrado</w:t>
@@ -1656,6 +2299,9 @@
             <w:tcW w:type="dxa" w:w="1514"/>
           </w:tcPr>
           <w:p>
+            <w:pPr>
+              <w:spacing w:before="20" w:after="20"/>
+            </w:pPr>
             <w:r/>
             <w:r>
               <w:rPr>
@@ -1672,6 +2318,9 @@
             <w:tcW w:type="dxa" w:w="1514"/>
           </w:tcPr>
           <w:p>
+            <w:pPr>
+              <w:spacing w:before="20" w:after="20"/>
+            </w:pPr>
             <w:r/>
             <w:r>
               <w:rPr>
@@ -1688,6 +2337,9 @@
             <w:tcW w:type="dxa" w:w="1514"/>
           </w:tcPr>
           <w:p>
+            <w:pPr>
+              <w:spacing w:before="20" w:after="20"/>
+            </w:pPr>
             <w:r/>
             <w:r>
               <w:rPr>
@@ -1708,6 +2360,9 @@
             <w:tcW w:type="dxa" w:w="1514"/>
           </w:tcPr>
           <w:p>
+            <w:pPr>
+              <w:spacing w:before="20" w:after="20"/>
+            </w:pPr>
             <w:r/>
             <w:r>
               <w:rPr>
@@ -1724,6 +2379,9 @@
             <w:tcW w:type="dxa" w:w="1514"/>
           </w:tcPr>
           <w:p>
+            <w:pPr>
+              <w:spacing w:before="20" w:after="20"/>
+            </w:pPr>
             <w:r/>
             <w:r>
               <w:rPr>
@@ -1740,11 +2398,13 @@
             <w:tcW w:type="dxa" w:w="1514"/>
           </w:tcPr>
           <w:p>
-            <w:r/>
-            <w:r>
-              <w:rPr>
-                <w:rFonts w:ascii="Verdana" w:hAnsi="Verdana"/>
-                <w:b w:val="0"/>
+            <w:pPr>
+              <w:spacing w:before="20" w:after="20"/>
+            </w:pPr>
+            <w:r/>
+            <w:r>
+              <w:rPr>
+                <w:rFonts w:ascii="Verdana" w:hAnsi="Verdana"/>
                 <w:sz w:val="16"/>
               </w:rPr>
               <w:t>Tabla de cifrado</w:t>
@@ -1756,6 +2416,9 @@
             <w:tcW w:type="dxa" w:w="1514"/>
           </w:tcPr>
           <w:p>
+            <w:pPr>
+              <w:spacing w:before="20" w:after="20"/>
+            </w:pPr>
             <w:r/>
             <w:r>
               <w:rPr>
@@ -1772,6 +2435,9 @@
             <w:tcW w:type="dxa" w:w="1514"/>
           </w:tcPr>
           <w:p>
+            <w:pPr>
+              <w:spacing w:before="20" w:after="20"/>
+            </w:pPr>
             <w:r/>
             <w:r>
               <w:rPr>
@@ -1788,6 +2454,9 @@
             <w:tcW w:type="dxa" w:w="1514"/>
           </w:tcPr>
           <w:p>
+            <w:pPr>
+              <w:spacing w:before="20" w:after="20"/>
+            </w:pPr>
             <w:r/>
             <w:r>
               <w:rPr>
@@ -1804,11 +2473,13 @@
             <w:tcW w:type="dxa" w:w="1514"/>
           </w:tcPr>
           <w:p>
-            <w:r/>
-            <w:r>
-              <w:rPr>
-                <w:rFonts w:ascii="Verdana" w:hAnsi="Verdana"/>
-                <w:b w:val="0"/>
+            <w:pPr>
+              <w:spacing w:before="20" w:after="20"/>
+            </w:pPr>
+            <w:r/>
+            <w:r>
+              <w:rPr>
+                <w:rFonts w:ascii="Verdana" w:hAnsi="Verdana"/>
                 <w:sz w:val="16"/>
               </w:rPr>
               <w:t>Tabla de cifrado</w:t>
@@ -1820,6 +2491,9 @@
             <w:tcW w:type="dxa" w:w="1514"/>
           </w:tcPr>
           <w:p>
+            <w:pPr>
+              <w:spacing w:before="20" w:after="20"/>
+            </w:pPr>
             <w:r/>
             <w:r>
               <w:rPr>
@@ -1836,6 +2510,9 @@
             <w:tcW w:type="dxa" w:w="1514"/>
           </w:tcPr>
           <w:p>
+            <w:pPr>
+              <w:spacing w:before="20" w:after="20"/>
+            </w:pPr>
             <w:r/>
             <w:r>
               <w:rPr>
@@ -1852,6 +2529,9 @@
             <w:tcW w:type="dxa" w:w="1514"/>
           </w:tcPr>
           <w:p>
+            <w:pPr>
+              <w:spacing w:before="20" w:after="20"/>
+            </w:pPr>
             <w:r/>
             <w:r>
               <w:rPr>
@@ -1872,6 +2552,9 @@
             <w:tcW w:type="dxa" w:w="1514"/>
           </w:tcPr>
           <w:p>
+            <w:pPr>
+              <w:spacing w:before="20" w:after="20"/>
+            </w:pPr>
             <w:r/>
             <w:r>
               <w:rPr>
@@ -1888,6 +2571,9 @@
             <w:tcW w:type="dxa" w:w="1514"/>
           </w:tcPr>
           <w:p>
+            <w:pPr>
+              <w:spacing w:before="20" w:after="20"/>
+            </w:pPr>
             <w:r/>
             <w:r>
               <w:rPr>
@@ -1904,11 +2590,13 @@
             <w:tcW w:type="dxa" w:w="1514"/>
           </w:tcPr>
           <w:p>
-            <w:r/>
-            <w:r>
-              <w:rPr>
-                <w:rFonts w:ascii="Verdana" w:hAnsi="Verdana"/>
-                <w:b w:val="0"/>
+            <w:pPr>
+              <w:spacing w:before="20" w:after="20"/>
+            </w:pPr>
+            <w:r/>
+            <w:r>
+              <w:rPr>
+                <w:rFonts w:ascii="Verdana" w:hAnsi="Verdana"/>
                 <w:sz w:val="16"/>
               </w:rPr>
               <w:t>Tabla de cifrado</w:t>
@@ -1920,6 +2608,9 @@
             <w:tcW w:type="dxa" w:w="1514"/>
           </w:tcPr>
           <w:p>
+            <w:pPr>
+              <w:spacing w:before="20" w:after="20"/>
+            </w:pPr>
             <w:r/>
             <w:r>
               <w:rPr>
@@ -1936,6 +2627,9 @@
             <w:tcW w:type="dxa" w:w="1514"/>
           </w:tcPr>
           <w:p>
+            <w:pPr>
+              <w:spacing w:before="20" w:after="20"/>
+            </w:pPr>
             <w:r/>
             <w:r>
               <w:rPr>
@@ -1952,6 +2646,9 @@
             <w:tcW w:type="dxa" w:w="1514"/>
           </w:tcPr>
           <w:p>
+            <w:pPr>
+              <w:spacing w:before="20" w:after="20"/>
+            </w:pPr>
             <w:r/>
             <w:r>
               <w:rPr>
@@ -1968,11 +2665,13 @@
             <w:tcW w:type="dxa" w:w="1514"/>
           </w:tcPr>
           <w:p>
-            <w:r/>
-            <w:r>
-              <w:rPr>
-                <w:rFonts w:ascii="Verdana" w:hAnsi="Verdana"/>
-                <w:b w:val="0"/>
+            <w:pPr>
+              <w:spacing w:before="20" w:after="20"/>
+            </w:pPr>
+            <w:r/>
+            <w:r>
+              <w:rPr>
+                <w:rFonts w:ascii="Verdana" w:hAnsi="Verdana"/>
                 <w:sz w:val="16"/>
               </w:rPr>
               <w:t>Tabla de cifrado</w:t>
@@ -1984,6 +2683,9 @@
             <w:tcW w:type="dxa" w:w="1514"/>
           </w:tcPr>
           <w:p>
+            <w:pPr>
+              <w:spacing w:before="20" w:after="20"/>
+            </w:pPr>
             <w:r/>
             <w:r>
               <w:rPr>
@@ -2000,6 +2702,9 @@
             <w:tcW w:type="dxa" w:w="1514"/>
           </w:tcPr>
           <w:p>
+            <w:pPr>
+              <w:spacing w:before="20" w:after="20"/>
+            </w:pPr>
             <w:r/>
             <w:r>
               <w:rPr>
@@ -2016,6 +2721,9 @@
             <w:tcW w:type="dxa" w:w="1514"/>
           </w:tcPr>
           <w:p>
+            <w:pPr>
+              <w:spacing w:before="20" w:after="20"/>
+            </w:pPr>
             <w:r/>
             <w:r>
               <w:rPr>
@@ -2036,6 +2744,9 @@
             <w:tcW w:type="dxa" w:w="1514"/>
           </w:tcPr>
           <w:p>
+            <w:pPr>
+              <w:spacing w:before="20" w:after="20"/>
+            </w:pPr>
             <w:r/>
             <w:r>
               <w:rPr>
@@ -2052,6 +2763,9 @@
             <w:tcW w:type="dxa" w:w="1514"/>
           </w:tcPr>
           <w:p>
+            <w:pPr>
+              <w:spacing w:before="20" w:after="20"/>
+            </w:pPr>
             <w:r/>
             <w:r>
               <w:rPr>
@@ -2068,11 +2782,13 @@
             <w:tcW w:type="dxa" w:w="1514"/>
           </w:tcPr>
           <w:p>
-            <w:r/>
-            <w:r>
-              <w:rPr>
-                <w:rFonts w:ascii="Verdana" w:hAnsi="Verdana"/>
-                <w:b w:val="0"/>
+            <w:pPr>
+              <w:spacing w:before="20" w:after="20"/>
+            </w:pPr>
+            <w:r/>
+            <w:r>
+              <w:rPr>
+                <w:rFonts w:ascii="Verdana" w:hAnsi="Verdana"/>
                 <w:sz w:val="16"/>
               </w:rPr>
               <w:t>Tabla de cifrado</w:t>
@@ -2084,6 +2800,9 @@
             <w:tcW w:type="dxa" w:w="1514"/>
           </w:tcPr>
           <w:p>
+            <w:pPr>
+              <w:spacing w:before="20" w:after="20"/>
+            </w:pPr>
             <w:r/>
             <w:r>
               <w:rPr>
@@ -2100,6 +2819,9 @@
             <w:tcW w:type="dxa" w:w="1514"/>
           </w:tcPr>
           <w:p>
+            <w:pPr>
+              <w:spacing w:before="20" w:after="20"/>
+            </w:pPr>
             <w:r/>
             <w:r>
               <w:rPr>
@@ -2116,6 +2838,9 @@
             <w:tcW w:type="dxa" w:w="1514"/>
           </w:tcPr>
           <w:p>
+            <w:pPr>
+              <w:spacing w:before="20" w:after="20"/>
+            </w:pPr>
             <w:r/>
             <w:r>
               <w:rPr>
@@ -2132,11 +2857,13 @@
             <w:tcW w:type="dxa" w:w="1514"/>
           </w:tcPr>
           <w:p>
-            <w:r/>
-            <w:r>
-              <w:rPr>
-                <w:rFonts w:ascii="Verdana" w:hAnsi="Verdana"/>
-                <w:b w:val="0"/>
+            <w:pPr>
+              <w:spacing w:before="20" w:after="20"/>
+            </w:pPr>
+            <w:r/>
+            <w:r>
+              <w:rPr>
+                <w:rFonts w:ascii="Verdana" w:hAnsi="Verdana"/>
                 <w:sz w:val="16"/>
               </w:rPr>
               <w:t>Tabla de cifrado</w:t>
@@ -2148,6 +2875,9 @@
             <w:tcW w:type="dxa" w:w="1514"/>
           </w:tcPr>
           <w:p>
+            <w:pPr>
+              <w:spacing w:before="20" w:after="20"/>
+            </w:pPr>
             <w:r/>
             <w:r>
               <w:rPr>
@@ -2164,6 +2894,9 @@
             <w:tcW w:type="dxa" w:w="1514"/>
           </w:tcPr>
           <w:p>
+            <w:pPr>
+              <w:spacing w:before="20" w:after="20"/>
+            </w:pPr>
             <w:r/>
             <w:r>
               <w:rPr>
@@ -2180,6 +2913,9 @@
             <w:tcW w:type="dxa" w:w="1514"/>
           </w:tcPr>
           <w:p>
+            <w:pPr>
+              <w:spacing w:before="20" w:after="20"/>
+            </w:pPr>
             <w:r/>
             <w:r>
               <w:rPr>
@@ -2200,6 +2936,9 @@
             <w:tcW w:type="dxa" w:w="1514"/>
           </w:tcPr>
           <w:p>
+            <w:pPr>
+              <w:spacing w:before="20" w:after="20"/>
+            </w:pPr>
             <w:r/>
             <w:r>
               <w:rPr>
@@ -2216,6 +2955,9 @@
             <w:tcW w:type="dxa" w:w="1514"/>
           </w:tcPr>
           <w:p>
+            <w:pPr>
+              <w:spacing w:before="20" w:after="20"/>
+            </w:pPr>
             <w:r/>
             <w:r>
               <w:rPr>
@@ -2232,11 +2974,13 @@
             <w:tcW w:type="dxa" w:w="1514"/>
           </w:tcPr>
           <w:p>
-            <w:r/>
-            <w:r>
-              <w:rPr>
-                <w:rFonts w:ascii="Verdana" w:hAnsi="Verdana"/>
-                <w:b w:val="0"/>
+            <w:pPr>
+              <w:spacing w:before="20" w:after="20"/>
+            </w:pPr>
+            <w:r/>
+            <w:r>
+              <w:rPr>
+                <w:rFonts w:ascii="Verdana" w:hAnsi="Verdana"/>
                 <w:sz w:val="16"/>
               </w:rPr>
               <w:t>Tabla de cifrado</w:t>
@@ -2248,6 +2992,9 @@
             <w:tcW w:type="dxa" w:w="1514"/>
           </w:tcPr>
           <w:p>
+            <w:pPr>
+              <w:spacing w:before="20" w:after="20"/>
+            </w:pPr>
             <w:r/>
             <w:r>
               <w:rPr>
@@ -2264,6 +3011,9 @@
             <w:tcW w:type="dxa" w:w="1514"/>
           </w:tcPr>
           <w:p>
+            <w:pPr>
+              <w:spacing w:before="20" w:after="20"/>
+            </w:pPr>
             <w:r/>
             <w:r>
               <w:rPr>
@@ -2280,6 +3030,9 @@
             <w:tcW w:type="dxa" w:w="1514"/>
           </w:tcPr>
           <w:p>
+            <w:pPr>
+              <w:spacing w:before="20" w:after="20"/>
+            </w:pPr>
             <w:r/>
             <w:r>
               <w:rPr>
@@ -2296,11 +3049,13 @@
             <w:tcW w:type="dxa" w:w="1514"/>
           </w:tcPr>
           <w:p>
-            <w:r/>
-            <w:r>
-              <w:rPr>
-                <w:rFonts w:ascii="Verdana" w:hAnsi="Verdana"/>
-                <w:b w:val="0"/>
+            <w:pPr>
+              <w:spacing w:before="20" w:after="20"/>
+            </w:pPr>
+            <w:r/>
+            <w:r>
+              <w:rPr>
+                <w:rFonts w:ascii="Verdana" w:hAnsi="Verdana"/>
                 <w:sz w:val="16"/>
               </w:rPr>
               <w:t>Tabla de cifrado</w:t>
@@ -2312,6 +3067,9 @@
             <w:tcW w:type="dxa" w:w="1514"/>
           </w:tcPr>
           <w:p>
+            <w:pPr>
+              <w:spacing w:before="20" w:after="20"/>
+            </w:pPr>
             <w:r/>
             <w:r>
               <w:rPr>
@@ -2328,6 +3086,9 @@
             <w:tcW w:type="dxa" w:w="1514"/>
           </w:tcPr>
           <w:p>
+            <w:pPr>
+              <w:spacing w:before="20" w:after="20"/>
+            </w:pPr>
             <w:r/>
             <w:r>
               <w:rPr>
@@ -2344,6 +3105,9 @@
             <w:tcW w:type="dxa" w:w="1514"/>
           </w:tcPr>
           <w:p>
+            <w:pPr>
+              <w:spacing w:before="20" w:after="20"/>
+            </w:pPr>
             <w:r/>
             <w:r>
               <w:rPr>
@@ -2364,6 +3128,9 @@
             <w:tcW w:type="dxa" w:w="1514"/>
           </w:tcPr>
           <w:p>
+            <w:pPr>
+              <w:spacing w:before="20" w:after="20"/>
+            </w:pPr>
             <w:r/>
             <w:r>
               <w:rPr>
@@ -2380,6 +3147,9 @@
             <w:tcW w:type="dxa" w:w="1514"/>
           </w:tcPr>
           <w:p>
+            <w:pPr>
+              <w:spacing w:before="20" w:after="20"/>
+            </w:pPr>
             <w:r/>
             <w:r>
               <w:rPr>
@@ -2396,11 +3166,13 @@
             <w:tcW w:type="dxa" w:w="1514"/>
           </w:tcPr>
           <w:p>
-            <w:r/>
-            <w:r>
-              <w:rPr>
-                <w:rFonts w:ascii="Verdana" w:hAnsi="Verdana"/>
-                <w:b w:val="0"/>
+            <w:pPr>
+              <w:spacing w:before="20" w:after="20"/>
+            </w:pPr>
+            <w:r/>
+            <w:r>
+              <w:rPr>
+                <w:rFonts w:ascii="Verdana" w:hAnsi="Verdana"/>
                 <w:sz w:val="16"/>
               </w:rPr>
               <w:t>Tabla de cifrado</w:t>
@@ -2412,6 +3184,9 @@
             <w:tcW w:type="dxa" w:w="1514"/>
           </w:tcPr>
           <w:p>
+            <w:pPr>
+              <w:spacing w:before="20" w:after="20"/>
+            </w:pPr>
             <w:r/>
             <w:r>
               <w:rPr>
@@ -2428,6 +3203,9 @@
             <w:tcW w:type="dxa" w:w="1514"/>
           </w:tcPr>
           <w:p>
+            <w:pPr>
+              <w:spacing w:before="20" w:after="20"/>
+            </w:pPr>
             <w:r/>
             <w:r>
               <w:rPr>
@@ -2444,6 +3222,9 @@
             <w:tcW w:type="dxa" w:w="1514"/>
           </w:tcPr>
           <w:p>
+            <w:pPr>
+              <w:spacing w:before="20" w:after="20"/>
+            </w:pPr>
             <w:r/>
             <w:r>
               <w:rPr>
@@ -2460,11 +3241,13 @@
             <w:tcW w:type="dxa" w:w="1514"/>
           </w:tcPr>
           <w:p>
-            <w:r/>
-            <w:r>
-              <w:rPr>
-                <w:rFonts w:ascii="Verdana" w:hAnsi="Verdana"/>
-                <w:b w:val="0"/>
+            <w:pPr>
+              <w:spacing w:before="20" w:after="20"/>
+            </w:pPr>
+            <w:r/>
+            <w:r>
+              <w:rPr>
+                <w:rFonts w:ascii="Verdana" w:hAnsi="Verdana"/>
                 <w:sz w:val="16"/>
               </w:rPr>
               <w:t>Tabla de cifrado</w:t>
@@ -2476,6 +3259,9 @@
             <w:tcW w:type="dxa" w:w="1514"/>
           </w:tcPr>
           <w:p>
+            <w:pPr>
+              <w:spacing w:before="20" w:after="20"/>
+            </w:pPr>
             <w:r/>
             <w:r>
               <w:rPr>
@@ -2492,6 +3278,9 @@
             <w:tcW w:type="dxa" w:w="1514"/>
           </w:tcPr>
           <w:p>
+            <w:pPr>
+              <w:spacing w:before="20" w:after="20"/>
+            </w:pPr>
             <w:r/>
             <w:r>
               <w:rPr>
@@ -2508,6 +3297,9 @@
             <w:tcW w:type="dxa" w:w="1514"/>
           </w:tcPr>
           <w:p>
+            <w:pPr>
+              <w:spacing w:before="20" w:after="20"/>
+            </w:pPr>
             <w:r/>
             <w:r>
               <w:rPr>
@@ -2528,6 +3320,9 @@
             <w:tcW w:type="dxa" w:w="1514"/>
           </w:tcPr>
           <w:p>
+            <w:pPr>
+              <w:spacing w:before="20" w:after="20"/>
+            </w:pPr>
             <w:r/>
             <w:r>
               <w:rPr>
@@ -2544,6 +3339,9 @@
             <w:tcW w:type="dxa" w:w="1514"/>
           </w:tcPr>
           <w:p>
+            <w:pPr>
+              <w:spacing w:before="20" w:after="20"/>
+            </w:pPr>
             <w:r/>
             <w:r>
               <w:rPr>
@@ -2560,11 +3358,13 @@
             <w:tcW w:type="dxa" w:w="1514"/>
           </w:tcPr>
           <w:p>
-            <w:r/>
-            <w:r>
-              <w:rPr>
-                <w:rFonts w:ascii="Verdana" w:hAnsi="Verdana"/>
-                <w:b w:val="0"/>
+            <w:pPr>
+              <w:spacing w:before="20" w:after="20"/>
+            </w:pPr>
+            <w:r/>
+            <w:r>
+              <w:rPr>
+                <w:rFonts w:ascii="Verdana" w:hAnsi="Verdana"/>
                 <w:sz w:val="16"/>
               </w:rPr>
               <w:t>Tabla de cifrado</w:t>
@@ -2576,6 +3376,9 @@
             <w:tcW w:type="dxa" w:w="1514"/>
           </w:tcPr>
           <w:p>
+            <w:pPr>
+              <w:spacing w:before="20" w:after="20"/>
+            </w:pPr>
             <w:r/>
             <w:r>
               <w:rPr>
@@ -2592,6 +3395,9 @@
             <w:tcW w:type="dxa" w:w="1514"/>
           </w:tcPr>
           <w:p>
+            <w:pPr>
+              <w:spacing w:before="20" w:after="20"/>
+            </w:pPr>
             <w:r/>
             <w:r>
               <w:rPr>
@@ -2608,6 +3414,9 @@
             <w:tcW w:type="dxa" w:w="1514"/>
           </w:tcPr>
           <w:p>
+            <w:pPr>
+              <w:spacing w:before="20" w:after="20"/>
+            </w:pPr>
             <w:r/>
             <w:r>
               <w:rPr>
@@ -2624,11 +3433,13 @@
             <w:tcW w:type="dxa" w:w="1514"/>
           </w:tcPr>
           <w:p>
-            <w:r/>
-            <w:r>
-              <w:rPr>
-                <w:rFonts w:ascii="Verdana" w:hAnsi="Verdana"/>
-                <w:b w:val="0"/>
+            <w:pPr>
+              <w:spacing w:before="20" w:after="20"/>
+            </w:pPr>
+            <w:r/>
+            <w:r>
+              <w:rPr>
+                <w:rFonts w:ascii="Verdana" w:hAnsi="Verdana"/>
                 <w:sz w:val="16"/>
               </w:rPr>
               <w:t>Tabla de cifrado</w:t>
@@ -2640,6 +3451,9 @@
             <w:tcW w:type="dxa" w:w="1514"/>
           </w:tcPr>
           <w:p>
+            <w:pPr>
+              <w:spacing w:before="20" w:after="20"/>
+            </w:pPr>
             <w:r/>
             <w:r>
               <w:rPr>
@@ -2656,6 +3470,9 @@
             <w:tcW w:type="dxa" w:w="1514"/>
           </w:tcPr>
           <w:p>
+            <w:pPr>
+              <w:spacing w:before="20" w:after="20"/>
+            </w:pPr>
             <w:r/>
             <w:r>
               <w:rPr>
@@ -2672,6 +3489,9 @@
             <w:tcW w:type="dxa" w:w="1514"/>
           </w:tcPr>
           <w:p>
+            <w:pPr>
+              <w:spacing w:before="20" w:after="20"/>
+            </w:pPr>
             <w:r/>
             <w:r>
               <w:rPr>
@@ -2692,6 +3512,9 @@
             <w:tcW w:type="dxa" w:w="1514"/>
           </w:tcPr>
           <w:p>
+            <w:pPr>
+              <w:spacing w:before="20" w:after="20"/>
+            </w:pPr>
             <w:r/>
             <w:r>
               <w:rPr>
@@ -2708,6 +3531,9 @@
             <w:tcW w:type="dxa" w:w="1514"/>
           </w:tcPr>
           <w:p>
+            <w:pPr>
+              <w:spacing w:before="20" w:after="20"/>
+            </w:pPr>
             <w:r/>
             <w:r>
               <w:rPr>
@@ -2724,11 +3550,13 @@
             <w:tcW w:type="dxa" w:w="1514"/>
           </w:tcPr>
           <w:p>
-            <w:r/>
-            <w:r>
-              <w:rPr>
-                <w:rFonts w:ascii="Verdana" w:hAnsi="Verdana"/>
-                <w:b w:val="0"/>
+            <w:pPr>
+              <w:spacing w:before="20" w:after="20"/>
+            </w:pPr>
+            <w:r/>
+            <w:r>
+              <w:rPr>
+                <w:rFonts w:ascii="Verdana" w:hAnsi="Verdana"/>
                 <w:sz w:val="16"/>
               </w:rPr>
               <w:t>Tabla de cifrado</w:t>
@@ -2740,6 +3568,9 @@
             <w:tcW w:type="dxa" w:w="1514"/>
           </w:tcPr>
           <w:p>
+            <w:pPr>
+              <w:spacing w:before="20" w:after="20"/>
+            </w:pPr>
             <w:r/>
             <w:r>
               <w:rPr>
@@ -2756,6 +3587,9 @@
             <w:tcW w:type="dxa" w:w="1514"/>
           </w:tcPr>
           <w:p>
+            <w:pPr>
+              <w:spacing w:before="20" w:after="20"/>
+            </w:pPr>
             <w:r/>
             <w:r>
               <w:rPr>
@@ -2772,6 +3606,9 @@
             <w:tcW w:type="dxa" w:w="1514"/>
           </w:tcPr>
           <w:p>
+            <w:pPr>
+              <w:spacing w:before="20" w:after="20"/>
+            </w:pPr>
             <w:r/>
             <w:r>
               <w:rPr>
@@ -2788,11 +3625,13 @@
             <w:tcW w:type="dxa" w:w="1514"/>
           </w:tcPr>
           <w:p>
-            <w:r/>
-            <w:r>
-              <w:rPr>
-                <w:rFonts w:ascii="Verdana" w:hAnsi="Verdana"/>
-                <w:b w:val="0"/>
+            <w:pPr>
+              <w:spacing w:before="20" w:after="20"/>
+            </w:pPr>
+            <w:r/>
+            <w:r>
+              <w:rPr>
+                <w:rFonts w:ascii="Verdana" w:hAnsi="Verdana"/>
                 <w:sz w:val="16"/>
               </w:rPr>
               <w:t>Tabla de cifrado</w:t>
@@ -2804,6 +3643,9 @@
             <w:tcW w:type="dxa" w:w="1514"/>
           </w:tcPr>
           <w:p>
+            <w:pPr>
+              <w:spacing w:before="20" w:after="20"/>
+            </w:pPr>
             <w:r/>
             <w:r>
               <w:rPr>
@@ -2820,6 +3662,9 @@
             <w:tcW w:type="dxa" w:w="1514"/>
           </w:tcPr>
           <w:p>
+            <w:pPr>
+              <w:spacing w:before="20" w:after="20"/>
+            </w:pPr>
             <w:r/>
             <w:r>
               <w:rPr>
@@ -2836,6 +3681,9 @@
             <w:tcW w:type="dxa" w:w="1514"/>
           </w:tcPr>
           <w:p>
+            <w:pPr>
+              <w:spacing w:before="20" w:after="20"/>
+            </w:pPr>
             <w:r/>
             <w:r>
               <w:rPr>
@@ -2856,6 +3704,9 @@
             <w:tcW w:type="dxa" w:w="1514"/>
           </w:tcPr>
           <w:p>
+            <w:pPr>
+              <w:spacing w:before="20" w:after="20"/>
+            </w:pPr>
             <w:r/>
             <w:r>
               <w:rPr>
@@ -2872,6 +3723,9 @@
             <w:tcW w:type="dxa" w:w="1514"/>
           </w:tcPr>
           <w:p>
+            <w:pPr>
+              <w:spacing w:before="20" w:after="20"/>
+            </w:pPr>
             <w:r/>
             <w:r>
               <w:rPr>
@@ -2888,11 +3742,13 @@
             <w:tcW w:type="dxa" w:w="1514"/>
           </w:tcPr>
           <w:p>
-            <w:r/>
-            <w:r>
-              <w:rPr>
-                <w:rFonts w:ascii="Verdana" w:hAnsi="Verdana"/>
-                <w:b w:val="0"/>
+            <w:pPr>
+              <w:spacing w:before="20" w:after="20"/>
+            </w:pPr>
+            <w:r/>
+            <w:r>
+              <w:rPr>
+                <w:rFonts w:ascii="Verdana" w:hAnsi="Verdana"/>
                 <w:sz w:val="16"/>
               </w:rPr>
               <w:t>Tabla de cifrado</w:t>
@@ -2904,6 +3760,9 @@
             <w:tcW w:type="dxa" w:w="1514"/>
           </w:tcPr>
           <w:p>
+            <w:pPr>
+              <w:spacing w:before="20" w:after="20"/>
+            </w:pPr>
             <w:r/>
             <w:r>
               <w:rPr>
@@ -2920,6 +3779,9 @@
             <w:tcW w:type="dxa" w:w="1514"/>
           </w:tcPr>
           <w:p>
+            <w:pPr>
+              <w:spacing w:before="20" w:after="20"/>
+            </w:pPr>
             <w:r/>
             <w:r>
               <w:rPr>
@@ -2936,6 +3798,9 @@
             <w:tcW w:type="dxa" w:w="1514"/>
           </w:tcPr>
           <w:p>
+            <w:pPr>
+              <w:spacing w:before="20" w:after="20"/>
+            </w:pPr>
             <w:r/>
             <w:r>
               <w:rPr>
@@ -2952,11 +3817,13 @@
             <w:tcW w:type="dxa" w:w="1514"/>
           </w:tcPr>
           <w:p>
-            <w:r/>
-            <w:r>
-              <w:rPr>
-                <w:rFonts w:ascii="Verdana" w:hAnsi="Verdana"/>
-                <w:b w:val="0"/>
+            <w:pPr>
+              <w:spacing w:before="20" w:after="20"/>
+            </w:pPr>
+            <w:r/>
+            <w:r>
+              <w:rPr>
+                <w:rFonts w:ascii="Verdana" w:hAnsi="Verdana"/>
                 <w:sz w:val="16"/>
               </w:rPr>
               <w:t>Tabla de cifrado</w:t>
@@ -2968,6 +3835,9 @@
             <w:tcW w:type="dxa" w:w="1514"/>
           </w:tcPr>
           <w:p>
+            <w:pPr>
+              <w:spacing w:before="20" w:after="20"/>
+            </w:pPr>
             <w:r/>
             <w:r>
               <w:rPr>
@@ -2984,6 +3854,9 @@
             <w:tcW w:type="dxa" w:w="1514"/>
           </w:tcPr>
           <w:p>
+            <w:pPr>
+              <w:spacing w:before="20" w:after="20"/>
+            </w:pPr>
             <w:r/>
             <w:r>
               <w:rPr>
@@ -3000,6 +3873,9 @@
             <w:tcW w:type="dxa" w:w="1514"/>
           </w:tcPr>
           <w:p>
+            <w:pPr>
+              <w:spacing w:before="20" w:after="20"/>
+            </w:pPr>
             <w:r/>
             <w:r>
               <w:rPr>
@@ -3020,6 +3896,9 @@
             <w:tcW w:type="dxa" w:w="1514"/>
           </w:tcPr>
           <w:p>
+            <w:pPr>
+              <w:spacing w:before="20" w:after="20"/>
+            </w:pPr>
             <w:r/>
             <w:r>
               <w:rPr>
@@ -3036,6 +3915,9 @@
             <w:tcW w:type="dxa" w:w="1514"/>
           </w:tcPr>
           <w:p>
+            <w:pPr>
+              <w:spacing w:before="20" w:after="20"/>
+            </w:pPr>
             <w:r/>
             <w:r>
               <w:rPr>
@@ -3052,11 +3934,13 @@
             <w:tcW w:type="dxa" w:w="1514"/>
           </w:tcPr>
           <w:p>
-            <w:r/>
-            <w:r>
-              <w:rPr>
-                <w:rFonts w:ascii="Verdana" w:hAnsi="Verdana"/>
-                <w:b w:val="0"/>
+            <w:pPr>
+              <w:spacing w:before="20" w:after="20"/>
+            </w:pPr>
+            <w:r/>
+            <w:r>
+              <w:rPr>
+                <w:rFonts w:ascii="Verdana" w:hAnsi="Verdana"/>
                 <w:sz w:val="16"/>
               </w:rPr>
               <w:t>Tabla de banderines</w:t>
@@ -3068,6 +3952,9 @@
             <w:tcW w:type="dxa" w:w="1514"/>
           </w:tcPr>
           <w:p>
+            <w:pPr>
+              <w:spacing w:before="20" w:after="20"/>
+            </w:pPr>
             <w:r/>
             <w:r>
               <w:rPr>
@@ -3084,6 +3971,9 @@
             <w:tcW w:type="dxa" w:w="1514"/>
           </w:tcPr>
           <w:p>
+            <w:pPr>
+              <w:spacing w:before="20" w:after="20"/>
+            </w:pPr>
             <w:r/>
             <w:r>
               <w:rPr>
@@ -3100,6 +3990,9 @@
             <w:tcW w:type="dxa" w:w="1514"/>
           </w:tcPr>
           <w:p>
+            <w:pPr>
+              <w:spacing w:before="20" w:after="20"/>
+            </w:pPr>
             <w:r/>
             <w:r>
               <w:rPr>
@@ -3116,11 +4009,13 @@
             <w:tcW w:type="dxa" w:w="1514"/>
           </w:tcPr>
           <w:p>
-            <w:r/>
-            <w:r>
-              <w:rPr>
-                <w:rFonts w:ascii="Verdana" w:hAnsi="Verdana"/>
-                <w:b w:val="0"/>
+            <w:pPr>
+              <w:spacing w:before="20" w:after="20"/>
+            </w:pPr>
+            <w:r/>
+            <w:r>
+              <w:rPr>
+                <w:rFonts w:ascii="Verdana" w:hAnsi="Verdana"/>
                 <w:sz w:val="16"/>
               </w:rPr>
               <w:t>Tabla de banderines</w:t>
@@ -3132,6 +4027,9 @@
             <w:tcW w:type="dxa" w:w="1514"/>
           </w:tcPr>
           <w:p>
+            <w:pPr>
+              <w:spacing w:before="20" w:after="20"/>
+            </w:pPr>
             <w:r/>
             <w:r>
               <w:rPr>
@@ -3148,6 +4046,9 @@
             <w:tcW w:type="dxa" w:w="1514"/>
           </w:tcPr>
           <w:p>
+            <w:pPr>
+              <w:spacing w:before="20" w:after="20"/>
+            </w:pPr>
             <w:r/>
             <w:r>
               <w:rPr>
@@ -3164,6 +4065,9 @@
             <w:tcW w:type="dxa" w:w="1514"/>
           </w:tcPr>
           <w:p>
+            <w:pPr>
+              <w:spacing w:before="20" w:after="20"/>
+            </w:pPr>
             <w:r/>
             <w:r>
               <w:rPr>
@@ -3184,6 +4088,9 @@
             <w:tcW w:type="dxa" w:w="1514"/>
           </w:tcPr>
           <w:p>
+            <w:pPr>
+              <w:spacing w:before="20" w:after="20"/>
+            </w:pPr>
             <w:r/>
             <w:r>
               <w:rPr>
@@ -3200,6 +4107,9 @@
             <w:tcW w:type="dxa" w:w="1514"/>
           </w:tcPr>
           <w:p>
+            <w:pPr>
+              <w:spacing w:before="20" w:after="20"/>
+            </w:pPr>
             <w:r/>
             <w:r>
               <w:rPr>
@@ -3216,11 +4126,13 @@
             <w:tcW w:type="dxa" w:w="1514"/>
           </w:tcPr>
           <w:p>
-            <w:r/>
-            <w:r>
-              <w:rPr>
-                <w:rFonts w:ascii="Verdana" w:hAnsi="Verdana"/>
-                <w:b w:val="0"/>
+            <w:pPr>
+              <w:spacing w:before="20" w:after="20"/>
+            </w:pPr>
+            <w:r/>
+            <w:r>
+              <w:rPr>
+                <w:rFonts w:ascii="Verdana" w:hAnsi="Verdana"/>
                 <w:sz w:val="16"/>
               </w:rPr>
               <w:t>Tabla de cifrado</w:t>
@@ -3232,6 +4144,9 @@
             <w:tcW w:type="dxa" w:w="1514"/>
           </w:tcPr>
           <w:p>
+            <w:pPr>
+              <w:spacing w:before="20" w:after="20"/>
+            </w:pPr>
             <w:r/>
             <w:r>
               <w:rPr>
@@ -3248,6 +4163,9 @@
             <w:tcW w:type="dxa" w:w="1514"/>
           </w:tcPr>
           <w:p>
+            <w:pPr>
+              <w:spacing w:before="20" w:after="20"/>
+            </w:pPr>
             <w:r/>
             <w:r>
               <w:rPr>
@@ -3264,6 +4182,9 @@
             <w:tcW w:type="dxa" w:w="1514"/>
           </w:tcPr>
           <w:p>
+            <w:pPr>
+              <w:spacing w:before="20" w:after="20"/>
+            </w:pPr>
             <w:r/>
             <w:r>
               <w:rPr>
@@ -3280,11 +4201,13 @@
             <w:tcW w:type="dxa" w:w="1514"/>
           </w:tcPr>
           <w:p>
-            <w:r/>
-            <w:r>
-              <w:rPr>
-                <w:rFonts w:ascii="Verdana" w:hAnsi="Verdana"/>
-                <w:b w:val="0"/>
+            <w:pPr>
+              <w:spacing w:before="20" w:after="20"/>
+            </w:pPr>
+            <w:r/>
+            <w:r>
+              <w:rPr>
+                <w:rFonts w:ascii="Verdana" w:hAnsi="Verdana"/>
                 <w:sz w:val="16"/>
               </w:rPr>
               <w:t>Tabla de cifrado</w:t>
@@ -3296,6 +4219,9 @@
             <w:tcW w:type="dxa" w:w="1514"/>
           </w:tcPr>
           <w:p>
+            <w:pPr>
+              <w:spacing w:before="20" w:after="20"/>
+            </w:pPr>
             <w:r/>
             <w:r>
               <w:rPr>
@@ -3312,6 +4238,9 @@
             <w:tcW w:type="dxa" w:w="1514"/>
           </w:tcPr>
           <w:p>
+            <w:pPr>
+              <w:spacing w:before="20" w:after="20"/>
+            </w:pPr>
             <w:r/>
             <w:r>
               <w:rPr>
@@ -3328,6 +4257,9 @@
             <w:tcW w:type="dxa" w:w="1514"/>
           </w:tcPr>
           <w:p>
+            <w:pPr>
+              <w:spacing w:before="20" w:after="20"/>
+            </w:pPr>
             <w:r/>
             <w:r>
               <w:rPr>
@@ -3348,6 +4280,9 @@
             <w:tcW w:type="dxa" w:w="1514"/>
           </w:tcPr>
           <w:p>
+            <w:pPr>
+              <w:spacing w:before="20" w:after="20"/>
+            </w:pPr>
             <w:r/>
             <w:r>
               <w:rPr>
@@ -3364,6 +4299,9 @@
             <w:tcW w:type="dxa" w:w="1514"/>
           </w:tcPr>
           <w:p>
+            <w:pPr>
+              <w:spacing w:before="20" w:after="20"/>
+            </w:pPr>
             <w:r/>
             <w:r>
               <w:rPr>
@@ -3380,11 +4318,13 @@
             <w:tcW w:type="dxa" w:w="1514"/>
           </w:tcPr>
           <w:p>
-            <w:r/>
-            <w:r>
-              <w:rPr>
-                <w:rFonts w:ascii="Verdana" w:hAnsi="Verdana"/>
-                <w:b w:val="0"/>
+            <w:pPr>
+              <w:spacing w:before="20" w:after="20"/>
+            </w:pPr>
+            <w:r/>
+            <w:r>
+              <w:rPr>
+                <w:rFonts w:ascii="Verdana" w:hAnsi="Verdana"/>
                 <w:sz w:val="16"/>
               </w:rPr>
               <w:t>Numérica</w:t>
@@ -3396,6 +4336,9 @@
             <w:tcW w:type="dxa" w:w="1514"/>
           </w:tcPr>
           <w:p>
+            <w:pPr>
+              <w:spacing w:before="20" w:after="20"/>
+            </w:pPr>
             <w:r/>
             <w:r>
               <w:rPr>
@@ -3412,6 +4355,9 @@
             <w:tcW w:type="dxa" w:w="1514"/>
           </w:tcPr>
           <w:p>
+            <w:pPr>
+              <w:spacing w:before="20" w:after="20"/>
+            </w:pPr>
             <w:r/>
             <w:r>
               <w:rPr>
@@ -3428,6 +4374,9 @@
             <w:tcW w:type="dxa" w:w="1514"/>
           </w:tcPr>
           <w:p>
+            <w:pPr>
+              <w:spacing w:before="20" w:after="20"/>
+            </w:pPr>
             <w:r/>
             <w:r>
               <w:rPr>
@@ -3444,11 +4393,13 @@
             <w:tcW w:type="dxa" w:w="1514"/>
           </w:tcPr>
           <w:p>
-            <w:r/>
-            <w:r>
-              <w:rPr>
-                <w:rFonts w:ascii="Verdana" w:hAnsi="Verdana"/>
-                <w:b w:val="0"/>
+            <w:pPr>
+              <w:spacing w:before="20" w:after="20"/>
+            </w:pPr>
+            <w:r/>
+            <w:r>
+              <w:rPr>
+                <w:rFonts w:ascii="Verdana" w:hAnsi="Verdana"/>
                 <w:sz w:val="16"/>
               </w:rPr>
               <w:t>Numérica</w:t>
@@ -3460,6 +4411,9 @@
             <w:tcW w:type="dxa" w:w="1514"/>
           </w:tcPr>
           <w:p>
+            <w:pPr>
+              <w:spacing w:before="20" w:after="20"/>
+            </w:pPr>
             <w:r/>
             <w:r>
               <w:rPr>
@@ -3476,6 +4430,9 @@
             <w:tcW w:type="dxa" w:w="1514"/>
           </w:tcPr>
           <w:p>
+            <w:pPr>
+              <w:spacing w:before="20" w:after="20"/>
+            </w:pPr>
             <w:r/>
             <w:r>
               <w:rPr>
@@ -3492,6 +4449,9 @@
             <w:tcW w:type="dxa" w:w="1514"/>
           </w:tcPr>
           <w:p>
+            <w:pPr>
+              <w:spacing w:before="20" w:after="20"/>
+            </w:pPr>
             <w:r/>
             <w:r>
               <w:rPr>
@@ -3512,6 +4472,9 @@
             <w:tcW w:type="dxa" w:w="1514"/>
           </w:tcPr>
           <w:p>
+            <w:pPr>
+              <w:spacing w:before="20" w:after="20"/>
+            </w:pPr>
             <w:r/>
             <w:r>
               <w:rPr>
@@ -3528,6 +4491,9 @@
             <w:tcW w:type="dxa" w:w="1514"/>
           </w:tcPr>
           <w:p>
+            <w:pPr>
+              <w:spacing w:before="20" w:after="20"/>
+            </w:pPr>
             <w:r/>
             <w:r>
               <w:rPr>
@@ -3544,11 +4510,13 @@
             <w:tcW w:type="dxa" w:w="1514"/>
           </w:tcPr>
           <w:p>
-            <w:r/>
-            <w:r>
-              <w:rPr>
-                <w:rFonts w:ascii="Verdana" w:hAnsi="Verdana"/>
-                <w:b w:val="0"/>
+            <w:pPr>
+              <w:spacing w:before="20" w:after="20"/>
+            </w:pPr>
+            <w:r/>
+            <w:r>
+              <w:rPr>
+                <w:rFonts w:ascii="Verdana" w:hAnsi="Verdana"/>
                 <w:sz w:val="16"/>
               </w:rPr>
               <w:t>Tabla de cifrado</w:t>
@@ -3560,6 +4528,9 @@
             <w:tcW w:type="dxa" w:w="1514"/>
           </w:tcPr>
           <w:p>
+            <w:pPr>
+              <w:spacing w:before="20" w:after="20"/>
+            </w:pPr>
             <w:r/>
             <w:r>
               <w:rPr>
@@ -3576,6 +4547,9 @@
             <w:tcW w:type="dxa" w:w="1514"/>
           </w:tcPr>
           <w:p>
+            <w:pPr>
+              <w:spacing w:before="20" w:after="20"/>
+            </w:pPr>
             <w:r/>
             <w:r>
               <w:rPr>
@@ -3592,6 +4566,9 @@
             <w:tcW w:type="dxa" w:w="1514"/>
           </w:tcPr>
           <w:p>
+            <w:pPr>
+              <w:spacing w:before="20" w:after="20"/>
+            </w:pPr>
             <w:r/>
             <w:r>
               <w:rPr>
@@ -3608,11 +4585,13 @@
             <w:tcW w:type="dxa" w:w="1514"/>
           </w:tcPr>
           <w:p>
-            <w:r/>
-            <w:r>
-              <w:rPr>
-                <w:rFonts w:ascii="Verdana" w:hAnsi="Verdana"/>
-                <w:b w:val="0"/>
+            <w:pPr>
+              <w:spacing w:before="20" w:after="20"/>
+            </w:pPr>
+            <w:r/>
+            <w:r>
+              <w:rPr>
+                <w:rFonts w:ascii="Verdana" w:hAnsi="Verdana"/>
                 <w:sz w:val="16"/>
               </w:rPr>
               <w:t>Tabla de cifrado</w:t>
@@ -3624,6 +4603,9 @@
             <w:tcW w:type="dxa" w:w="1514"/>
           </w:tcPr>
           <w:p>
+            <w:pPr>
+              <w:spacing w:before="20" w:after="20"/>
+            </w:pPr>
             <w:r/>
             <w:r>
               <w:rPr>
@@ -3640,6 +4622,9 @@
             <w:tcW w:type="dxa" w:w="1514"/>
           </w:tcPr>
           <w:p>
+            <w:pPr>
+              <w:spacing w:before="20" w:after="20"/>
+            </w:pPr>
             <w:r/>
             <w:r>
               <w:rPr>
@@ -3656,6 +4641,9 @@
             <w:tcW w:type="dxa" w:w="1514"/>
           </w:tcPr>
           <w:p>
+            <w:pPr>
+              <w:spacing w:before="20" w:after="20"/>
+            </w:pPr>
             <w:r/>
             <w:r>
               <w:rPr>
@@ -3676,6 +4664,9 @@
             <w:tcW w:type="dxa" w:w="1514"/>
           </w:tcPr>
           <w:p>
+            <w:pPr>
+              <w:spacing w:before="20" w:after="20"/>
+            </w:pPr>
             <w:r/>
             <w:r>
               <w:rPr>
@@ -3692,6 +4683,9 @@
             <w:tcW w:type="dxa" w:w="1514"/>
           </w:tcPr>
           <w:p>
+            <w:pPr>
+              <w:spacing w:before="20" w:after="20"/>
+            </w:pPr>
             <w:r/>
             <w:r>
               <w:rPr>
@@ -3708,11 +4702,13 @@
             <w:tcW w:type="dxa" w:w="1514"/>
           </w:tcPr>
           <w:p>
-            <w:r/>
-            <w:r>
-              <w:rPr>
-                <w:rFonts w:ascii="Verdana" w:hAnsi="Verdana"/>
-                <w:b w:val="0"/>
+            <w:pPr>
+              <w:spacing w:before="20" w:after="20"/>
+            </w:pPr>
+            <w:r/>
+            <w:r>
+              <w:rPr>
+                <w:rFonts w:ascii="Verdana" w:hAnsi="Verdana"/>
                 <w:sz w:val="16"/>
               </w:rPr>
               <w:t>Numérica</w:t>
@@ -3724,6 +4720,9 @@
             <w:tcW w:type="dxa" w:w="1514"/>
           </w:tcPr>
           <w:p>
+            <w:pPr>
+              <w:spacing w:before="20" w:after="20"/>
+            </w:pPr>
             <w:r/>
             <w:r>
               <w:rPr>
@@ -3740,6 +4739,9 @@
             <w:tcW w:type="dxa" w:w="1514"/>
           </w:tcPr>
           <w:p>
+            <w:pPr>
+              <w:spacing w:before="20" w:after="20"/>
+            </w:pPr>
             <w:r/>
             <w:r>
               <w:rPr>
@@ -3756,6 +4758,9 @@
             <w:tcW w:type="dxa" w:w="1514"/>
           </w:tcPr>
           <w:p>
+            <w:pPr>
+              <w:spacing w:before="20" w:after="20"/>
+            </w:pPr>
             <w:r/>
             <w:r>
               <w:rPr>
@@ -3772,11 +4777,13 @@
             <w:tcW w:type="dxa" w:w="1514"/>
           </w:tcPr>
           <w:p>
-            <w:r/>
-            <w:r>
-              <w:rPr>
-                <w:rFonts w:ascii="Verdana" w:hAnsi="Verdana"/>
-                <w:b w:val="0"/>
+            <w:pPr>
+              <w:spacing w:before="20" w:after="20"/>
+            </w:pPr>
+            <w:r/>
+            <w:r>
+              <w:rPr>
+                <w:rFonts w:ascii="Verdana" w:hAnsi="Verdana"/>
                 <w:sz w:val="16"/>
               </w:rPr>
               <w:t>Numérica</w:t>
@@ -3788,6 +4795,9 @@
             <w:tcW w:type="dxa" w:w="1514"/>
           </w:tcPr>
           <w:p>
+            <w:pPr>
+              <w:spacing w:before="20" w:after="20"/>
+            </w:pPr>
             <w:r/>
             <w:r>
               <w:rPr>
@@ -3804,6 +4814,9 @@
             <w:tcW w:type="dxa" w:w="1514"/>
           </w:tcPr>
           <w:p>
+            <w:pPr>
+              <w:spacing w:before="20" w:after="20"/>
+            </w:pPr>
             <w:r/>
             <w:r>
               <w:rPr>
@@ -3820,6 +4833,9 @@
             <w:tcW w:type="dxa" w:w="1514"/>
           </w:tcPr>
           <w:p>
+            <w:pPr>
+              <w:spacing w:before="20" w:after="20"/>
+            </w:pPr>
             <w:r/>
             <w:r>
               <w:rPr>
@@ -3840,6 +4856,9 @@
             <w:tcW w:type="dxa" w:w="1514"/>
           </w:tcPr>
           <w:p>
+            <w:pPr>
+              <w:spacing w:before="20" w:after="20"/>
+            </w:pPr>
             <w:r/>
             <w:r>
               <w:rPr>
@@ -3856,6 +4875,9 @@
             <w:tcW w:type="dxa" w:w="1514"/>
           </w:tcPr>
           <w:p>
+            <w:pPr>
+              <w:spacing w:before="20" w:after="20"/>
+            </w:pPr>
             <w:r/>
             <w:r>
               <w:rPr>
@@ -3872,11 +4894,13 @@
             <w:tcW w:type="dxa" w:w="1514"/>
           </w:tcPr>
           <w:p>
-            <w:r/>
-            <w:r>
-              <w:rPr>
-                <w:rFonts w:ascii="Verdana" w:hAnsi="Verdana"/>
-                <w:b w:val="0"/>
+            <w:pPr>
+              <w:spacing w:before="20" w:after="20"/>
+            </w:pPr>
+            <w:r/>
+            <w:r>
+              <w:rPr>
+                <w:rFonts w:ascii="Verdana" w:hAnsi="Verdana"/>
                 <w:sz w:val="16"/>
               </w:rPr>
               <w:t>Tabla de cifrado</w:t>
@@ -3888,6 +4912,9 @@
             <w:tcW w:type="dxa" w:w="1514"/>
           </w:tcPr>
           <w:p>
+            <w:pPr>
+              <w:spacing w:before="20" w:after="20"/>
+            </w:pPr>
             <w:r/>
             <w:r>
               <w:rPr>
@@ -3904,6 +4931,9 @@
             <w:tcW w:type="dxa" w:w="1514"/>
           </w:tcPr>
           <w:p>
+            <w:pPr>
+              <w:spacing w:before="20" w:after="20"/>
+            </w:pPr>
             <w:r/>
             <w:r>
               <w:rPr>
@@ -3920,6 +4950,9 @@
             <w:tcW w:type="dxa" w:w="1514"/>
           </w:tcPr>
           <w:p>
+            <w:pPr>
+              <w:spacing w:before="20" w:after="20"/>
+            </w:pPr>
             <w:r/>
             <w:r>
               <w:rPr>
@@ -3936,11 +4969,13 @@
             <w:tcW w:type="dxa" w:w="1514"/>
           </w:tcPr>
           <w:p>
-            <w:r/>
-            <w:r>
-              <w:rPr>
-                <w:rFonts w:ascii="Verdana" w:hAnsi="Verdana"/>
-                <w:b w:val="0"/>
+            <w:pPr>
+              <w:spacing w:before="20" w:after="20"/>
+            </w:pPr>
+            <w:r/>
+            <w:r>
+              <w:rPr>
+                <w:rFonts w:ascii="Verdana" w:hAnsi="Verdana"/>
                 <w:sz w:val="16"/>
               </w:rPr>
               <w:t>Tabla de cifrado</w:t>
@@ -3952,6 +4987,9 @@
             <w:tcW w:type="dxa" w:w="1514"/>
           </w:tcPr>
           <w:p>
+            <w:pPr>
+              <w:spacing w:before="20" w:after="20"/>
+            </w:pPr>
             <w:r/>
             <w:r>
               <w:rPr>
@@ -3968,6 +5006,9 @@
             <w:tcW w:type="dxa" w:w="1514"/>
           </w:tcPr>
           <w:p>
+            <w:pPr>
+              <w:spacing w:before="20" w:after="20"/>
+            </w:pPr>
             <w:r/>
             <w:r>
               <w:rPr>
@@ -3984,6 +5025,9 @@
             <w:tcW w:type="dxa" w:w="1514"/>
           </w:tcPr>
           <w:p>
+            <w:pPr>
+              <w:spacing w:before="20" w:after="20"/>
+            </w:pPr>
             <w:r/>
             <w:r>
               <w:rPr>
@@ -4005,6 +5049,9 @@
             <w:tcW w:type="dxa" w:w="1514"/>
           </w:tcPr>
           <w:p>
+            <w:pPr>
+              <w:spacing w:before="20" w:after="20"/>
+            </w:pPr>
             <w:r/>
             <w:r>
               <w:rPr>
@@ -4021,6 +5068,9 @@
             <w:tcW w:type="dxa" w:w="1514"/>
           </w:tcPr>
           <w:p>
+            <w:pPr>
+              <w:spacing w:before="20" w:after="20"/>
+            </w:pPr>
             <w:r/>
             <w:r>
               <w:rPr>
@@ -4037,11 +5087,13 @@
             <w:tcW w:type="dxa" w:w="1514"/>
           </w:tcPr>
           <w:p>
-            <w:r/>
-            <w:r>
-              <w:rPr>
-                <w:rFonts w:ascii="Verdana" w:hAnsi="Verdana"/>
-                <w:b w:val="0"/>
+            <w:pPr>
+              <w:spacing w:before="20" w:after="20"/>
+            </w:pPr>
+            <w:r/>
+            <w:r>
+              <w:rPr>
+                <w:rFonts w:ascii="Verdana" w:hAnsi="Verdana"/>
                 <w:sz w:val="16"/>
               </w:rPr>
               <w:t>Tabla de cifrado</w:t>
@@ -4053,6 +5105,9 @@
             <w:tcW w:type="dxa" w:w="1514"/>
           </w:tcPr>
           <w:p>
+            <w:pPr>
+              <w:spacing w:before="20" w:after="20"/>
+            </w:pPr>
             <w:r/>
             <w:r>
               <w:rPr>
@@ -4069,6 +5124,9 @@
             <w:tcW w:type="dxa" w:w="1514"/>
           </w:tcPr>
           <w:p>
+            <w:pPr>
+              <w:spacing w:before="20" w:after="20"/>
+            </w:pPr>
             <w:r/>
             <w:r>
               <w:rPr>
@@ -4085,6 +5143,9 @@
             <w:tcW w:type="dxa" w:w="1514"/>
           </w:tcPr>
           <w:p>
+            <w:pPr>
+              <w:spacing w:before="20" w:after="20"/>
+            </w:pPr>
             <w:r/>
             <w:r>
               <w:rPr>
@@ -4101,11 +5162,13 @@
             <w:tcW w:type="dxa" w:w="1514"/>
           </w:tcPr>
           <w:p>
-            <w:r/>
-            <w:r>
-              <w:rPr>
-                <w:rFonts w:ascii="Verdana" w:hAnsi="Verdana"/>
-                <w:b w:val="0"/>
+            <w:pPr>
+              <w:spacing w:before="20" w:after="20"/>
+            </w:pPr>
+            <w:r/>
+            <w:r>
+              <w:rPr>
+                <w:rFonts w:ascii="Verdana" w:hAnsi="Verdana"/>
                 <w:sz w:val="16"/>
               </w:rPr>
               <w:t>Tabla de cifrado</w:t>
@@ -4117,6 +5180,9 @@
             <w:tcW w:type="dxa" w:w="1514"/>
           </w:tcPr>
           <w:p>
+            <w:pPr>
+              <w:spacing w:before="20" w:after="20"/>
+            </w:pPr>
             <w:r/>
             <w:r>
               <w:rPr>
@@ -4133,6 +5199,9 @@
             <w:tcW w:type="dxa" w:w="1514"/>
           </w:tcPr>
           <w:p>
+            <w:pPr>
+              <w:spacing w:before="20" w:after="20"/>
+            </w:pPr>
             <w:r/>
             <w:r>
               <w:rPr>
@@ -4149,6 +5218,9 @@
             <w:tcW w:type="dxa" w:w="1514"/>
           </w:tcPr>
           <w:p>
+            <w:pPr>
+              <w:spacing w:before="20" w:after="20"/>
+            </w:pPr>
             <w:r/>
             <w:r>
               <w:rPr>
@@ -4170,6 +5242,9 @@
             <w:tcW w:type="dxa" w:w="1514"/>
           </w:tcPr>
           <w:p>
+            <w:pPr>
+              <w:spacing w:before="20" w:after="20"/>
+            </w:pPr>
             <w:r/>
             <w:r>
               <w:rPr>
@@ -4186,6 +5261,9 @@
             <w:tcW w:type="dxa" w:w="1514"/>
           </w:tcPr>
           <w:p>
+            <w:pPr>
+              <w:spacing w:before="20" w:after="20"/>
+            </w:pPr>
             <w:r/>
             <w:r>
               <w:rPr>
@@ -4202,11 +5280,13 @@
             <w:tcW w:type="dxa" w:w="1514"/>
           </w:tcPr>
           <w:p>
-            <w:r/>
-            <w:r>
-              <w:rPr>
-                <w:rFonts w:ascii="Verdana" w:hAnsi="Verdana"/>
-                <w:b w:val="0"/>
+            <w:pPr>
+              <w:spacing w:before="20" w:after="20"/>
+            </w:pPr>
+            <w:r/>
+            <w:r>
+              <w:rPr>
+                <w:rFonts w:ascii="Verdana" w:hAnsi="Verdana"/>
                 <w:sz w:val="16"/>
               </w:rPr>
               <w:t>Tabla de cifrado</w:t>
@@ -4218,6 +5298,9 @@
             <w:tcW w:type="dxa" w:w="1514"/>
           </w:tcPr>
           <w:p>
+            <w:pPr>
+              <w:spacing w:before="20" w:after="20"/>
+            </w:pPr>
             <w:r/>
             <w:r>
               <w:rPr>
@@ -4234,6 +5317,9 @@
             <w:tcW w:type="dxa" w:w="1514"/>
           </w:tcPr>
           <w:p>
+            <w:pPr>
+              <w:spacing w:before="20" w:after="20"/>
+            </w:pPr>
             <w:r/>
             <w:r>
               <w:rPr>
@@ -4250,6 +5336,9 @@
             <w:tcW w:type="dxa" w:w="1514"/>
           </w:tcPr>
           <w:p>
+            <w:pPr>
+              <w:spacing w:before="20" w:after="20"/>
+            </w:pPr>
             <w:r/>
             <w:r>
               <w:rPr>
@@ -4266,11 +5355,13 @@
             <w:tcW w:type="dxa" w:w="1514"/>
           </w:tcPr>
           <w:p>
-            <w:r/>
-            <w:r>
-              <w:rPr>
-                <w:rFonts w:ascii="Verdana" w:hAnsi="Verdana"/>
-                <w:b w:val="0"/>
+            <w:pPr>
+              <w:spacing w:before="20" w:after="20"/>
+            </w:pPr>
+            <w:r/>
+            <w:r>
+              <w:rPr>
+                <w:rFonts w:ascii="Verdana" w:hAnsi="Verdana"/>
                 <w:sz w:val="16"/>
               </w:rPr>
               <w:t>Tabla de cifrado</w:t>
@@ -4282,6 +5373,9 @@
             <w:tcW w:type="dxa" w:w="1514"/>
           </w:tcPr>
           <w:p>
+            <w:pPr>
+              <w:spacing w:before="20" w:after="20"/>
+            </w:pPr>
             <w:r/>
             <w:r>
               <w:rPr>
@@ -4298,6 +5392,9 @@
             <w:tcW w:type="dxa" w:w="1514"/>
           </w:tcPr>
           <w:p>
+            <w:pPr>
+              <w:spacing w:before="20" w:after="20"/>
+            </w:pPr>
             <w:r/>
             <w:r>
               <w:rPr>
@@ -4314,6 +5411,9 @@
             <w:tcW w:type="dxa" w:w="1514"/>
           </w:tcPr>
           <w:p>
+            <w:pPr>
+              <w:spacing w:before="20" w:after="20"/>
+            </w:pPr>
             <w:r/>
             <w:r>
               <w:rPr>
@@ -4335,6 +5435,9 @@
             <w:tcW w:type="dxa" w:w="1514"/>
           </w:tcPr>
           <w:p>
+            <w:pPr>
+              <w:spacing w:before="20" w:after="20"/>
+            </w:pPr>
             <w:r/>
             <w:r>
               <w:rPr>
@@ -4351,6 +5454,9 @@
             <w:tcW w:type="dxa" w:w="1514"/>
           </w:tcPr>
           <w:p>
+            <w:pPr>
+              <w:spacing w:before="20" w:after="20"/>
+            </w:pPr>
             <w:r/>
             <w:r>
               <w:rPr>
@@ -4367,11 +5473,13 @@
             <w:tcW w:type="dxa" w:w="1514"/>
           </w:tcPr>
           <w:p>
-            <w:r/>
-            <w:r>
-              <w:rPr>
-                <w:rFonts w:ascii="Verdana" w:hAnsi="Verdana"/>
-                <w:b w:val="0"/>
+            <w:pPr>
+              <w:spacing w:before="20" w:after="20"/>
+            </w:pPr>
+            <w:r/>
+            <w:r>
+              <w:rPr>
+                <w:rFonts w:ascii="Verdana" w:hAnsi="Verdana"/>
                 <w:sz w:val="16"/>
               </w:rPr>
               <w:t>Tabla de cifrado</w:t>
@@ -4383,6 +5491,9 @@
             <w:tcW w:type="dxa" w:w="1514"/>
           </w:tcPr>
           <w:p>
+            <w:pPr>
+              <w:spacing w:before="20" w:after="20"/>
+            </w:pPr>
             <w:r/>
             <w:r>
               <w:rPr>
@@ -4399,6 +5510,9 @@
             <w:tcW w:type="dxa" w:w="1514"/>
           </w:tcPr>
           <w:p>
+            <w:pPr>
+              <w:spacing w:before="20" w:after="20"/>
+            </w:pPr>
             <w:r/>
             <w:r>
               <w:rPr>
@@ -4415,6 +5529,9 @@
             <w:tcW w:type="dxa" w:w="1514"/>
           </w:tcPr>
           <w:p>
+            <w:pPr>
+              <w:spacing w:before="20" w:after="20"/>
+            </w:pPr>
             <w:r/>
             <w:r>
               <w:rPr>
@@ -4431,11 +5548,13 @@
             <w:tcW w:type="dxa" w:w="1514"/>
           </w:tcPr>
           <w:p>
-            <w:r/>
-            <w:r>
-              <w:rPr>
-                <w:rFonts w:ascii="Verdana" w:hAnsi="Verdana"/>
-                <w:b w:val="0"/>
+            <w:pPr>
+              <w:spacing w:before="20" w:after="20"/>
+            </w:pPr>
+            <w:r/>
+            <w:r>
+              <w:rPr>
+                <w:rFonts w:ascii="Verdana" w:hAnsi="Verdana"/>
                 <w:sz w:val="16"/>
               </w:rPr>
               <w:t>Tabla de cifrado</w:t>
@@ -4447,6 +5566,9 @@
             <w:tcW w:type="dxa" w:w="1514"/>
           </w:tcPr>
           <w:p>
+            <w:pPr>
+              <w:spacing w:before="20" w:after="20"/>
+            </w:pPr>
             <w:r/>
             <w:r>
               <w:rPr>
@@ -4463,6 +5585,9 @@
             <w:tcW w:type="dxa" w:w="1514"/>
           </w:tcPr>
           <w:p>
+            <w:pPr>
+              <w:spacing w:before="20" w:after="20"/>
+            </w:pPr>
             <w:r/>
             <w:r>
               <w:rPr>
@@ -4479,6 +5604,9 @@
             <w:tcW w:type="dxa" w:w="1514"/>
           </w:tcPr>
           <w:p>
+            <w:pPr>
+              <w:spacing w:before="20" w:after="20"/>
+            </w:pPr>
             <w:r/>
             <w:r>
               <w:rPr>
@@ -4499,6 +5627,9 @@
             <w:tcW w:type="dxa" w:w="1514"/>
           </w:tcPr>
           <w:p>
+            <w:pPr>
+              <w:spacing w:before="20" w:after="20"/>
+            </w:pPr>
             <w:r/>
             <w:r>
               <w:rPr>
@@ -4515,6 +5646,9 @@
             <w:tcW w:type="dxa" w:w="1514"/>
           </w:tcPr>
           <w:p>
+            <w:pPr>
+              <w:spacing w:before="20" w:after="20"/>
+            </w:pPr>
             <w:r/>
             <w:r>
               <w:rPr>
@@ -4531,11 +5665,13 @@
             <w:tcW w:type="dxa" w:w="1514"/>
           </w:tcPr>
           <w:p>
-            <w:r/>
-            <w:r>
-              <w:rPr>
-                <w:rFonts w:ascii="Verdana" w:hAnsi="Verdana"/>
-                <w:b w:val="0"/>
+            <w:pPr>
+              <w:spacing w:before="20" w:after="20"/>
+            </w:pPr>
+            <w:r/>
+            <w:r>
+              <w:rPr>
+                <w:rFonts w:ascii="Verdana" w:hAnsi="Verdana"/>
                 <w:sz w:val="16"/>
               </w:rPr>
               <w:t>Tabla de cifrado</w:t>
@@ -4547,6 +5683,9 @@
             <w:tcW w:type="dxa" w:w="1514"/>
           </w:tcPr>
           <w:p>
+            <w:pPr>
+              <w:spacing w:before="20" w:after="20"/>
+            </w:pPr>
             <w:r/>
             <w:r>
               <w:rPr>
@@ -4563,6 +5702,9 @@
             <w:tcW w:type="dxa" w:w="1514"/>
           </w:tcPr>
           <w:p>
+            <w:pPr>
+              <w:spacing w:before="20" w:after="20"/>
+            </w:pPr>
             <w:r/>
             <w:r>
               <w:rPr>
@@ -4579,6 +5721,9 @@
             <w:tcW w:type="dxa" w:w="1514"/>
           </w:tcPr>
           <w:p>
+            <w:pPr>
+              <w:spacing w:before="20" w:after="20"/>
+            </w:pPr>
             <w:r/>
             <w:r>
               <w:rPr>
@@ -4595,11 +5740,13 @@
             <w:tcW w:type="dxa" w:w="1514"/>
           </w:tcPr>
           <w:p>
-            <w:r/>
-            <w:r>
-              <w:rPr>
-                <w:rFonts w:ascii="Verdana" w:hAnsi="Verdana"/>
-                <w:b w:val="0"/>
+            <w:pPr>
+              <w:spacing w:before="20" w:after="20"/>
+            </w:pPr>
+            <w:r/>
+            <w:r>
+              <w:rPr>
+                <w:rFonts w:ascii="Verdana" w:hAnsi="Verdana"/>
                 <w:sz w:val="16"/>
               </w:rPr>
               <w:t>Tabla de cifrado</w:t>
@@ -4611,6 +5758,9 @@
             <w:tcW w:type="dxa" w:w="1514"/>
           </w:tcPr>
           <w:p>
+            <w:pPr>
+              <w:spacing w:before="20" w:after="20"/>
+            </w:pPr>
             <w:r/>
             <w:r>
               <w:rPr>
@@ -4627,6 +5777,9 @@
             <w:tcW w:type="dxa" w:w="1514"/>
           </w:tcPr>
           <w:p>
+            <w:pPr>
+              <w:spacing w:before="20" w:after="20"/>
+            </w:pPr>
             <w:r/>
             <w:r>
               <w:rPr>
@@ -4643,6 +5796,9 @@
             <w:tcW w:type="dxa" w:w="1514"/>
           </w:tcPr>
           <w:p>
+            <w:pPr>
+              <w:spacing w:before="20" w:after="20"/>
+            </w:pPr>
             <w:r/>
             <w:r>
               <w:rPr>
@@ -4663,6 +5819,9 @@
             <w:tcW w:type="dxa" w:w="1514"/>
           </w:tcPr>
           <w:p>
+            <w:pPr>
+              <w:spacing w:before="20" w:after="20"/>
+            </w:pPr>
             <w:r/>
             <w:r>
               <w:rPr>
@@ -4679,6 +5838,9 @@
             <w:tcW w:type="dxa" w:w="1514"/>
           </w:tcPr>
           <w:p>
+            <w:pPr>
+              <w:spacing w:before="20" w:after="20"/>
+            </w:pPr>
             <w:r/>
             <w:r>
               <w:rPr>
@@ -4695,11 +5857,13 @@
             <w:tcW w:type="dxa" w:w="1514"/>
           </w:tcPr>
           <w:p>
-            <w:r/>
-            <w:r>
-              <w:rPr>
-                <w:rFonts w:ascii="Verdana" w:hAnsi="Verdana"/>
-                <w:b w:val="0"/>
+            <w:pPr>
+              <w:spacing w:before="20" w:after="20"/>
+            </w:pPr>
+            <w:r/>
+            <w:r>
+              <w:rPr>
+                <w:rFonts w:ascii="Verdana" w:hAnsi="Verdana"/>
                 <w:sz w:val="16"/>
               </w:rPr>
               <w:t>Numérica</w:t>
@@ -4711,6 +5875,9 @@
             <w:tcW w:type="dxa" w:w="1514"/>
           </w:tcPr>
           <w:p>
+            <w:pPr>
+              <w:spacing w:before="20" w:after="20"/>
+            </w:pPr>
             <w:r/>
             <w:r>
               <w:rPr>
@@ -4727,6 +5894,9 @@
             <w:tcW w:type="dxa" w:w="1514"/>
           </w:tcPr>
           <w:p>
+            <w:pPr>
+              <w:spacing w:before="20" w:after="20"/>
+            </w:pPr>
             <w:r/>
             <w:r>
               <w:rPr>
@@ -4743,6 +5913,9 @@
             <w:tcW w:type="dxa" w:w="1514"/>
           </w:tcPr>
           <w:p>
+            <w:pPr>
+              <w:spacing w:before="20" w:after="20"/>
+            </w:pPr>
             <w:r/>
             <w:r>
               <w:rPr>
@@ -4759,11 +5932,13 @@
             <w:tcW w:type="dxa" w:w="1514"/>
           </w:tcPr>
           <w:p>
-            <w:r/>
-            <w:r>
-              <w:rPr>
-                <w:rFonts w:ascii="Verdana" w:hAnsi="Verdana"/>
-                <w:b w:val="0"/>
+            <w:pPr>
+              <w:spacing w:before="20" w:after="20"/>
+            </w:pPr>
+            <w:r/>
+            <w:r>
+              <w:rPr>
+                <w:rFonts w:ascii="Verdana" w:hAnsi="Verdana"/>
                 <w:sz w:val="16"/>
               </w:rPr>
               <w:t>Numérica</w:t>
@@ -4775,6 +5950,9 @@
             <w:tcW w:type="dxa" w:w="1514"/>
           </w:tcPr>
           <w:p>
+            <w:pPr>
+              <w:spacing w:before="20" w:after="20"/>
+            </w:pPr>
             <w:r/>
             <w:r>
               <w:rPr>
@@ -4791,6 +5969,9 @@
             <w:tcW w:type="dxa" w:w="1514"/>
           </w:tcPr>
           <w:p>
+            <w:pPr>
+              <w:spacing w:before="20" w:after="20"/>
+            </w:pPr>
             <w:r/>
             <w:r>
               <w:rPr>
@@ -4807,6 +5988,9 @@
             <w:tcW w:type="dxa" w:w="1514"/>
           </w:tcPr>
           <w:p>
+            <w:pPr>
+              <w:spacing w:before="20" w:after="20"/>
+            </w:pPr>
             <w:r/>
             <w:r>
               <w:rPr>
@@ -4827,6 +6011,9 @@
             <w:tcW w:type="dxa" w:w="1514"/>
           </w:tcPr>
           <w:p>
+            <w:pPr>
+              <w:spacing w:before="20" w:after="20"/>
+            </w:pPr>
             <w:r/>
             <w:r>
               <w:rPr>
@@ -4843,6 +6030,9 @@
             <w:tcW w:type="dxa" w:w="1514"/>
           </w:tcPr>
           <w:p>
+            <w:pPr>
+              <w:spacing w:before="20" w:after="20"/>
+            </w:pPr>
             <w:r/>
             <w:r>
               <w:rPr>
@@ -4859,11 +6049,13 @@
             <w:tcW w:type="dxa" w:w="1514"/>
           </w:tcPr>
           <w:p>
-            <w:r/>
-            <w:r>
-              <w:rPr>
-                <w:rFonts w:ascii="Verdana" w:hAnsi="Verdana"/>
-                <w:b w:val="0"/>
+            <w:pPr>
+              <w:spacing w:before="20" w:after="20"/>
+            </w:pPr>
+            <w:r/>
+            <w:r>
+              <w:rPr>
+                <w:rFonts w:ascii="Verdana" w:hAnsi="Verdana"/>
                 <w:sz w:val="16"/>
               </w:rPr>
               <w:t>Numérica</w:t>
@@ -4875,6 +6067,9 @@
             <w:tcW w:type="dxa" w:w="1514"/>
           </w:tcPr>
           <w:p>
+            <w:pPr>
+              <w:spacing w:before="20" w:after="20"/>
+            </w:pPr>
             <w:r/>
             <w:r>
               <w:rPr>
@@ -4891,6 +6086,9 @@
             <w:tcW w:type="dxa" w:w="1514"/>
           </w:tcPr>
           <w:p>
+            <w:pPr>
+              <w:spacing w:before="20" w:after="20"/>
+            </w:pPr>
             <w:r/>
             <w:r>
               <w:rPr>
@@ -4907,6 +6105,9 @@
             <w:tcW w:type="dxa" w:w="1514"/>
           </w:tcPr>
           <w:p>
+            <w:pPr>
+              <w:spacing w:before="20" w:after="20"/>
+            </w:pPr>
             <w:r/>
             <w:r>
               <w:rPr>
@@ -4923,11 +6124,13 @@
             <w:tcW w:type="dxa" w:w="1514"/>
           </w:tcPr>
           <w:p>
-            <w:r/>
-            <w:r>
-              <w:rPr>
-                <w:rFonts w:ascii="Verdana" w:hAnsi="Verdana"/>
-                <w:b w:val="0"/>
+            <w:pPr>
+              <w:spacing w:before="20" w:after="20"/>
+            </w:pPr>
+            <w:r/>
+            <w:r>
+              <w:rPr>
+                <w:rFonts w:ascii="Verdana" w:hAnsi="Verdana"/>
                 <w:sz w:val="16"/>
               </w:rPr>
               <w:t>Numérica</w:t>
@@ -4939,6 +6142,9 @@
             <w:tcW w:type="dxa" w:w="1514"/>
           </w:tcPr>
           <w:p>
+            <w:pPr>
+              <w:spacing w:before="20" w:after="20"/>
+            </w:pPr>
             <w:r/>
             <w:r>
               <w:rPr>
@@ -4955,6 +6161,9 @@
             <w:tcW w:type="dxa" w:w="1514"/>
           </w:tcPr>
           <w:p>
+            <w:pPr>
+              <w:spacing w:before="20" w:after="20"/>
+            </w:pPr>
             <w:r/>
             <w:r>
               <w:rPr>
@@ -4971,6 +6180,9 @@
             <w:tcW w:type="dxa" w:w="1514"/>
           </w:tcPr>
           <w:p>
+            <w:pPr>
+              <w:spacing w:before="20" w:after="20"/>
+            </w:pPr>
             <w:r/>
             <w:r>
               <w:rPr>
@@ -4991,6 +6203,9 @@
             <w:tcW w:type="dxa" w:w="1514"/>
           </w:tcPr>
           <w:p>
+            <w:pPr>
+              <w:spacing w:before="20" w:after="20"/>
+            </w:pPr>
             <w:r/>
             <w:r>
               <w:rPr>
@@ -5007,6 +6222,9 @@
             <w:tcW w:type="dxa" w:w="1514"/>
           </w:tcPr>
           <w:p>
+            <w:pPr>
+              <w:spacing w:before="20" w:after="20"/>
+            </w:pPr>
             <w:r/>
             <w:r>
               <w:rPr>
@@ -5023,11 +6241,13 @@
             <w:tcW w:type="dxa" w:w="1514"/>
           </w:tcPr>
           <w:p>
-            <w:r/>
-            <w:r>
-              <w:rPr>
-                <w:rFonts w:ascii="Verdana" w:hAnsi="Verdana"/>
-                <w:b w:val="0"/>
+            <w:pPr>
+              <w:spacing w:before="20" w:after="20"/>
+            </w:pPr>
+            <w:r/>
+            <w:r>
+              <w:rPr>
+                <w:rFonts w:ascii="Verdana" w:hAnsi="Verdana"/>
                 <w:sz w:val="16"/>
               </w:rPr>
               <w:t>Tabla de cifrado</w:t>
@@ -5039,6 +6259,9 @@
             <w:tcW w:type="dxa" w:w="1514"/>
           </w:tcPr>
           <w:p>
+            <w:pPr>
+              <w:spacing w:before="20" w:after="20"/>
+            </w:pPr>
             <w:r/>
             <w:r>
               <w:rPr>
@@ -5055,6 +6278,9 @@
             <w:tcW w:type="dxa" w:w="1514"/>
           </w:tcPr>
           <w:p>
+            <w:pPr>
+              <w:spacing w:before="20" w:after="20"/>
+            </w:pPr>
             <w:r/>
             <w:r>
               <w:rPr>
@@ -5071,6 +6297,9 @@
             <w:tcW w:type="dxa" w:w="1514"/>
           </w:tcPr>
           <w:p>
+            <w:pPr>
+              <w:spacing w:before="20" w:after="20"/>
+            </w:pPr>
             <w:r/>
             <w:r>
               <w:rPr>
@@ -5087,11 +6316,13 @@
             <w:tcW w:type="dxa" w:w="1514"/>
           </w:tcPr>
           <w:p>
-            <w:r/>
-            <w:r>
-              <w:rPr>
-                <w:rFonts w:ascii="Verdana" w:hAnsi="Verdana"/>
-                <w:b w:val="0"/>
+            <w:pPr>
+              <w:spacing w:before="20" w:after="20"/>
+            </w:pPr>
+            <w:r/>
+            <w:r>
+              <w:rPr>
+                <w:rFonts w:ascii="Verdana" w:hAnsi="Verdana"/>
                 <w:sz w:val="16"/>
               </w:rPr>
               <w:t>Tabla de cifrado</w:t>
@@ -5103,6 +6334,9 @@
             <w:tcW w:type="dxa" w:w="1514"/>
           </w:tcPr>
           <w:p>
+            <w:pPr>
+              <w:spacing w:before="20" w:after="20"/>
+            </w:pPr>
             <w:r/>
             <w:r>
               <w:rPr>
@@ -5119,6 +6353,9 @@
             <w:tcW w:type="dxa" w:w="1514"/>
           </w:tcPr>
           <w:p>
+            <w:pPr>
+              <w:spacing w:before="20" w:after="20"/>
+            </w:pPr>
             <w:r/>
             <w:r>
               <w:rPr>
@@ -5135,6 +6372,9 @@
             <w:tcW w:type="dxa" w:w="1514"/>
           </w:tcPr>
           <w:p>
+            <w:pPr>
+              <w:spacing w:before="20" w:after="20"/>
+            </w:pPr>
             <w:r/>
             <w:r>
               <w:rPr>
@@ -5155,6 +6395,9 @@
             <w:tcW w:type="dxa" w:w="1514"/>
           </w:tcPr>
           <w:p>
+            <w:pPr>
+              <w:spacing w:before="20" w:after="20"/>
+            </w:pPr>
             <w:r/>
             <w:r>
               <w:rPr>
@@ -5171,6 +6414,9 @@
             <w:tcW w:type="dxa" w:w="1514"/>
           </w:tcPr>
           <w:p>
+            <w:pPr>
+              <w:spacing w:before="20" w:after="20"/>
+            </w:pPr>
             <w:r/>
             <w:r>
               <w:rPr>
@@ -5187,11 +6433,13 @@
             <w:tcW w:type="dxa" w:w="1514"/>
           </w:tcPr>
           <w:p>
-            <w:r/>
-            <w:r>
-              <w:rPr>
-                <w:rFonts w:ascii="Verdana" w:hAnsi="Verdana"/>
-                <w:b w:val="0"/>
+            <w:pPr>
+              <w:spacing w:before="20" w:after="20"/>
+            </w:pPr>
+            <w:r/>
+            <w:r>
+              <w:rPr>
+                <w:rFonts w:ascii="Verdana" w:hAnsi="Verdana"/>
                 <w:sz w:val="16"/>
               </w:rPr>
               <w:t>Tabla de cifrado</w:t>
@@ -5203,6 +6451,9 @@
             <w:tcW w:type="dxa" w:w="1514"/>
           </w:tcPr>
           <w:p>
+            <w:pPr>
+              <w:spacing w:before="20" w:after="20"/>
+            </w:pPr>
             <w:r/>
             <w:r>
               <w:rPr>
@@ -5219,6 +6470,9 @@
             <w:tcW w:type="dxa" w:w="1514"/>
           </w:tcPr>
           <w:p>
+            <w:pPr>
+              <w:spacing w:before="20" w:after="20"/>
+            </w:pPr>
             <w:r/>
             <w:r>
               <w:rPr>
@@ -5235,6 +6489,9 @@
             <w:tcW w:type="dxa" w:w="1514"/>
           </w:tcPr>
           <w:p>
+            <w:pPr>
+              <w:spacing w:before="20" w:after="20"/>
+            </w:pPr>
             <w:r/>
             <w:r>
               <w:rPr>
@@ -5251,11 +6508,13 @@
             <w:tcW w:type="dxa" w:w="1514"/>
           </w:tcPr>
           <w:p>
-            <w:r/>
-            <w:r>
-              <w:rPr>
-                <w:rFonts w:ascii="Verdana" w:hAnsi="Verdana"/>
-                <w:b w:val="0"/>
+            <w:pPr>
+              <w:spacing w:before="20" w:after="20"/>
+            </w:pPr>
+            <w:r/>
+            <w:r>
+              <w:rPr>
+                <w:rFonts w:ascii="Verdana" w:hAnsi="Verdana"/>
                 <w:sz w:val="16"/>
               </w:rPr>
               <w:t>Tabla de cifrado</w:t>
@@ -5267,6 +6526,9 @@
             <w:tcW w:type="dxa" w:w="1514"/>
           </w:tcPr>
           <w:p>
+            <w:pPr>
+              <w:spacing w:before="20" w:after="20"/>
+            </w:pPr>
             <w:r/>
             <w:r>
               <w:rPr>
@@ -5283,6 +6545,9 @@
             <w:tcW w:type="dxa" w:w="1514"/>
           </w:tcPr>
           <w:p>
+            <w:pPr>
+              <w:spacing w:before="20" w:after="20"/>
+            </w:pPr>
             <w:r/>
             <w:r>
               <w:rPr>
@@ -5299,6 +6564,9 @@
             <w:tcW w:type="dxa" w:w="1514"/>
           </w:tcPr>
           <w:p>
+            <w:pPr>
+              <w:spacing w:before="20" w:after="20"/>
+            </w:pPr>
             <w:r/>
             <w:r>
               <w:rPr>
@@ -5320,6 +6588,9 @@
             <w:tcW w:type="dxa" w:w="1514"/>
           </w:tcPr>
           <w:p>
+            <w:pPr>
+              <w:spacing w:before="20" w:after="20"/>
+            </w:pPr>
             <w:r/>
             <w:r>
               <w:rPr>
@@ -5336,6 +6607,9 @@
             <w:tcW w:type="dxa" w:w="1514"/>
           </w:tcPr>
           <w:p>
+            <w:pPr>
+              <w:spacing w:before="20" w:after="20"/>
+            </w:pPr>
             <w:r/>
             <w:r>
               <w:rPr>
@@ -5352,11 +6626,13 @@
             <w:tcW w:type="dxa" w:w="1514"/>
           </w:tcPr>
           <w:p>
-            <w:r/>
-            <w:r>
-              <w:rPr>
-                <w:rFonts w:ascii="Verdana" w:hAnsi="Verdana"/>
-                <w:b w:val="0"/>
+            <w:pPr>
+              <w:spacing w:before="20" w:after="20"/>
+            </w:pPr>
+            <w:r/>
+            <w:r>
+              <w:rPr>
+                <w:rFonts w:ascii="Verdana" w:hAnsi="Verdana"/>
                 <w:sz w:val="16"/>
               </w:rPr>
               <w:t>Tabla de cifrado</w:t>
@@ -5368,6 +6644,9 @@
             <w:tcW w:type="dxa" w:w="1514"/>
           </w:tcPr>
           <w:p>
+            <w:pPr>
+              <w:spacing w:before="20" w:after="20"/>
+            </w:pPr>
             <w:r/>
             <w:r>
               <w:rPr>
@@ -5384,6 +6663,9 @@
             <w:tcW w:type="dxa" w:w="1514"/>
           </w:tcPr>
           <w:p>
+            <w:pPr>
+              <w:spacing w:before="20" w:after="20"/>
+            </w:pPr>
             <w:r/>
             <w:r>
               <w:rPr>
@@ -5400,6 +6682,9 @@
             <w:tcW w:type="dxa" w:w="1514"/>
           </w:tcPr>
           <w:p>
+            <w:pPr>
+              <w:spacing w:before="20" w:after="20"/>
+            </w:pPr>
             <w:r/>
             <w:r>
               <w:rPr>
@@ -5416,11 +6701,13 @@
             <w:tcW w:type="dxa" w:w="1514"/>
           </w:tcPr>
           <w:p>
-            <w:r/>
-            <w:r>
-              <w:rPr>
-                <w:rFonts w:ascii="Verdana" w:hAnsi="Verdana"/>
-                <w:b w:val="0"/>
+            <w:pPr>
+              <w:spacing w:before="20" w:after="20"/>
+            </w:pPr>
+            <w:r/>
+            <w:r>
+              <w:rPr>
+                <w:rFonts w:ascii="Verdana" w:hAnsi="Verdana"/>
                 <w:sz w:val="16"/>
               </w:rPr>
               <w:t>Tabla de cifrado</w:t>
@@ -5432,6 +6719,9 @@
             <w:tcW w:type="dxa" w:w="1514"/>
           </w:tcPr>
           <w:p>
+            <w:pPr>
+              <w:spacing w:before="20" w:after="20"/>
+            </w:pPr>
             <w:r/>
             <w:r>
               <w:rPr>
@@ -5448,6 +6738,9 @@
             <w:tcW w:type="dxa" w:w="1514"/>
           </w:tcPr>
           <w:p>
+            <w:pPr>
+              <w:spacing w:before="20" w:after="20"/>
+            </w:pPr>
             <w:r/>
             <w:r>
               <w:rPr>
@@ -5464,6 +6757,9 @@
             <w:tcW w:type="dxa" w:w="1514"/>
           </w:tcPr>
           <w:p>
+            <w:pPr>
+              <w:spacing w:before="20" w:after="20"/>
+            </w:pPr>
             <w:r/>
             <w:r>
               <w:rPr>
@@ -5484,6 +6780,9 @@
             <w:tcW w:type="dxa" w:w="1514"/>
           </w:tcPr>
           <w:p>
+            <w:pPr>
+              <w:spacing w:before="20" w:after="20"/>
+            </w:pPr>
             <w:r/>
             <w:r>
               <w:rPr>
@@ -5500,6 +6799,9 @@
             <w:tcW w:type="dxa" w:w="1514"/>
           </w:tcPr>
           <w:p>
+            <w:pPr>
+              <w:spacing w:before="20" w:after="20"/>
+            </w:pPr>
             <w:r/>
             <w:r>
               <w:rPr>
@@ -5516,11 +6818,13 @@
             <w:tcW w:type="dxa" w:w="1514"/>
           </w:tcPr>
           <w:p>
-            <w:r/>
-            <w:r>
-              <w:rPr>
-                <w:rFonts w:ascii="Verdana" w:hAnsi="Verdana"/>
-                <w:b w:val="0"/>
+            <w:pPr>
+              <w:spacing w:before="20" w:after="20"/>
+            </w:pPr>
+            <w:r/>
+            <w:r>
+              <w:rPr>
+                <w:rFonts w:ascii="Verdana" w:hAnsi="Verdana"/>
                 <w:sz w:val="16"/>
               </w:rPr>
               <w:t>Tabla de cifrado</w:t>
@@ -5532,6 +6836,9 @@
             <w:tcW w:type="dxa" w:w="1514"/>
           </w:tcPr>
           <w:p>
+            <w:pPr>
+              <w:spacing w:before="20" w:after="20"/>
+            </w:pPr>
             <w:r/>
             <w:r>
               <w:rPr>
@@ -5548,6 +6855,9 @@
             <w:tcW w:type="dxa" w:w="1514"/>
           </w:tcPr>
           <w:p>
+            <w:pPr>
+              <w:spacing w:before="20" w:after="20"/>
+            </w:pPr>
             <w:r/>
             <w:r>
               <w:rPr>
@@ -5564,6 +6874,9 @@
             <w:tcW w:type="dxa" w:w="1514"/>
           </w:tcPr>
           <w:p>
+            <w:pPr>
+              <w:spacing w:before="20" w:after="20"/>
+            </w:pPr>
             <w:r/>
             <w:r>
               <w:rPr>
@@ -5580,11 +6893,13 @@
             <w:tcW w:type="dxa" w:w="1514"/>
           </w:tcPr>
           <w:p>
-            <w:r/>
-            <w:r>
-              <w:rPr>
-                <w:rFonts w:ascii="Verdana" w:hAnsi="Verdana"/>
-                <w:b w:val="0"/>
+            <w:pPr>
+              <w:spacing w:before="20" w:after="20"/>
+            </w:pPr>
+            <w:r/>
+            <w:r>
+              <w:rPr>
+                <w:rFonts w:ascii="Verdana" w:hAnsi="Verdana"/>
                 <w:sz w:val="16"/>
               </w:rPr>
               <w:t>Tabla de cifrado</w:t>
@@ -5596,6 +6911,9 @@
             <w:tcW w:type="dxa" w:w="1514"/>
           </w:tcPr>
           <w:p>
+            <w:pPr>
+              <w:spacing w:before="20" w:after="20"/>
+            </w:pPr>
             <w:r/>
             <w:r>
               <w:rPr>
@@ -5612,6 +6930,9 @@
             <w:tcW w:type="dxa" w:w="1514"/>
           </w:tcPr>
           <w:p>
+            <w:pPr>
+              <w:spacing w:before="20" w:after="20"/>
+            </w:pPr>
             <w:r/>
             <w:r>
               <w:rPr>
@@ -5628,6 +6949,9 @@
             <w:tcW w:type="dxa" w:w="1514"/>
           </w:tcPr>
           <w:p>
+            <w:pPr>
+              <w:spacing w:before="20" w:after="20"/>
+            </w:pPr>
             <w:r/>
             <w:r>
               <w:rPr>
@@ -5648,6 +6972,9 @@
             <w:tcW w:type="dxa" w:w="1514"/>
           </w:tcPr>
           <w:p>
+            <w:pPr>
+              <w:spacing w:before="20" w:after="20"/>
+            </w:pPr>
             <w:r/>
             <w:r>
               <w:rPr>
@@ -5664,6 +6991,9 @@
             <w:tcW w:type="dxa" w:w="1514"/>
           </w:tcPr>
           <w:p>
+            <w:pPr>
+              <w:spacing w:before="20" w:after="20"/>
+            </w:pPr>
             <w:r/>
             <w:r>
               <w:rPr>
@@ -5680,11 +7010,13 @@
             <w:tcW w:type="dxa" w:w="1514"/>
           </w:tcPr>
           <w:p>
-            <w:r/>
-            <w:r>
-              <w:rPr>
-                <w:rFonts w:ascii="Verdana" w:hAnsi="Verdana"/>
-                <w:b w:val="0"/>
+            <w:pPr>
+              <w:spacing w:before="20" w:after="20"/>
+            </w:pPr>
+            <w:r/>
+            <w:r>
+              <w:rPr>
+                <w:rFonts w:ascii="Verdana" w:hAnsi="Verdana"/>
                 <w:sz w:val="16"/>
               </w:rPr>
               <w:t>Tabla de cifrado</w:t>
@@ -5696,6 +7028,9 @@
             <w:tcW w:type="dxa" w:w="1514"/>
           </w:tcPr>
           <w:p>
+            <w:pPr>
+              <w:spacing w:before="20" w:after="20"/>
+            </w:pPr>
             <w:r/>
             <w:r>
               <w:rPr>
@@ -5712,6 +7047,9 @@
             <w:tcW w:type="dxa" w:w="1514"/>
           </w:tcPr>
           <w:p>
+            <w:pPr>
+              <w:spacing w:before="20" w:after="20"/>
+            </w:pPr>
             <w:r/>
             <w:r>
               <w:rPr>
@@ -5728,6 +7066,9 @@
             <w:tcW w:type="dxa" w:w="1514"/>
           </w:tcPr>
           <w:p>
+            <w:pPr>
+              <w:spacing w:before="20" w:after="20"/>
+            </w:pPr>
             <w:r/>
             <w:r>
               <w:rPr>
@@ -5744,11 +7085,13 @@
             <w:tcW w:type="dxa" w:w="1514"/>
           </w:tcPr>
           <w:p>
-            <w:r/>
-            <w:r>
-              <w:rPr>
-                <w:rFonts w:ascii="Verdana" w:hAnsi="Verdana"/>
-                <w:b w:val="0"/>
+            <w:pPr>
+              <w:spacing w:before="20" w:after="20"/>
+            </w:pPr>
+            <w:r/>
+            <w:r>
+              <w:rPr>
+                <w:rFonts w:ascii="Verdana" w:hAnsi="Verdana"/>
                 <w:sz w:val="16"/>
               </w:rPr>
               <w:t>Tabla de cifrado</w:t>
@@ -5760,6 +7103,9 @@
             <w:tcW w:type="dxa" w:w="1514"/>
           </w:tcPr>
           <w:p>
+            <w:pPr>
+              <w:spacing w:before="20" w:after="20"/>
+            </w:pPr>
             <w:r/>
             <w:r>
               <w:rPr>
@@ -5776,6 +7122,9 @@
             <w:tcW w:type="dxa" w:w="1514"/>
           </w:tcPr>
           <w:p>
+            <w:pPr>
+              <w:spacing w:before="20" w:after="20"/>
+            </w:pPr>
             <w:r/>
             <w:r>
               <w:rPr>
@@ -5792,6 +7141,9 @@
             <w:tcW w:type="dxa" w:w="1514"/>
           </w:tcPr>
           <w:p>
+            <w:pPr>
+              <w:spacing w:before="20" w:after="20"/>
+            </w:pPr>
             <w:r/>
             <w:r>
               <w:rPr>
@@ -5812,6 +7164,9 @@
             <w:tcW w:type="dxa" w:w="1514"/>
           </w:tcPr>
           <w:p>
+            <w:pPr>
+              <w:spacing w:before="20" w:after="20"/>
+            </w:pPr>
             <w:r/>
             <w:r>
               <w:rPr>
@@ -5828,6 +7183,9 @@
             <w:tcW w:type="dxa" w:w="1514"/>
           </w:tcPr>
           <w:p>
+            <w:pPr>
+              <w:spacing w:before="20" w:after="20"/>
+            </w:pPr>
             <w:r/>
             <w:r>
               <w:rPr>
@@ -5844,11 +7202,13 @@
             <w:tcW w:type="dxa" w:w="1514"/>
           </w:tcPr>
           <w:p>
-            <w:r/>
-            <w:r>
-              <w:rPr>
-                <w:rFonts w:ascii="Verdana" w:hAnsi="Verdana"/>
-                <w:b w:val="0"/>
+            <w:pPr>
+              <w:spacing w:before="20" w:after="20"/>
+            </w:pPr>
+            <w:r/>
+            <w:r>
+              <w:rPr>
+                <w:rFonts w:ascii="Verdana" w:hAnsi="Verdana"/>
                 <w:sz w:val="16"/>
               </w:rPr>
               <w:t>Tabla de cifrado</w:t>
@@ -5860,6 +7220,9 @@
             <w:tcW w:type="dxa" w:w="1514"/>
           </w:tcPr>
           <w:p>
+            <w:pPr>
+              <w:spacing w:before="20" w:after="20"/>
+            </w:pPr>
             <w:r/>
             <w:r>
               <w:rPr>
@@ -5876,6 +7239,9 @@
             <w:tcW w:type="dxa" w:w="1514"/>
           </w:tcPr>
           <w:p>
+            <w:pPr>
+              <w:spacing w:before="20" w:after="20"/>
+            </w:pPr>
             <w:r/>
             <w:r>
               <w:rPr>
@@ -5892,6 +7258,9 @@
             <w:tcW w:type="dxa" w:w="1514"/>
           </w:tcPr>
           <w:p>
+            <w:pPr>
+              <w:spacing w:before="20" w:after="20"/>
+            </w:pPr>
             <w:r/>
             <w:r>
               <w:rPr>
@@ -5908,11 +7277,13 @@
             <w:tcW w:type="dxa" w:w="1514"/>
           </w:tcPr>
           <w:p>
-            <w:r/>
-            <w:r>
-              <w:rPr>
-                <w:rFonts w:ascii="Verdana" w:hAnsi="Verdana"/>
-                <w:b w:val="0"/>
+            <w:pPr>
+              <w:spacing w:before="20" w:after="20"/>
+            </w:pPr>
+            <w:r/>
+            <w:r>
+              <w:rPr>
+                <w:rFonts w:ascii="Verdana" w:hAnsi="Verdana"/>
                 <w:sz w:val="16"/>
               </w:rPr>
               <w:t>Tabla de cifrado</w:t>
@@ -5924,6 +7295,9 @@
             <w:tcW w:type="dxa" w:w="1514"/>
           </w:tcPr>
           <w:p>
+            <w:pPr>
+              <w:spacing w:before="20" w:after="20"/>
+            </w:pPr>
             <w:r/>
             <w:r>
               <w:rPr>
@@ -5940,6 +7314,9 @@
             <w:tcW w:type="dxa" w:w="1514"/>
           </w:tcPr>
           <w:p>
+            <w:pPr>
+              <w:spacing w:before="20" w:after="20"/>
+            </w:pPr>
             <w:r/>
             <w:r>
               <w:rPr>
@@ -5956,6 +7333,9 @@
             <w:tcW w:type="dxa" w:w="1514"/>
           </w:tcPr>
           <w:p>
+            <w:pPr>
+              <w:spacing w:before="20" w:after="20"/>
+            </w:pPr>
             <w:r/>
             <w:r>
               <w:rPr>
@@ -5976,6 +7356,9 @@
             <w:tcW w:type="dxa" w:w="1514"/>
           </w:tcPr>
           <w:p>
+            <w:pPr>
+              <w:spacing w:before="20" w:after="20"/>
+            </w:pPr>
             <w:r/>
             <w:r>
               <w:rPr>
@@ -5992,6 +7375,9 @@
             <w:tcW w:type="dxa" w:w="1514"/>
           </w:tcPr>
           <w:p>
+            <w:pPr>
+              <w:spacing w:before="20" w:after="20"/>
+            </w:pPr>
             <w:r/>
             <w:r>
               <w:rPr>
@@ -6008,11 +7394,13 @@
             <w:tcW w:type="dxa" w:w="1514"/>
           </w:tcPr>
           <w:p>
-            <w:r/>
-            <w:r>
-              <w:rPr>
-                <w:rFonts w:ascii="Verdana" w:hAnsi="Verdana"/>
-                <w:b w:val="0"/>
+            <w:pPr>
+              <w:spacing w:before="20" w:after="20"/>
+            </w:pPr>
+            <w:r/>
+            <w:r>
+              <w:rPr>
+                <w:rFonts w:ascii="Verdana" w:hAnsi="Verdana"/>
                 <w:sz w:val="16"/>
               </w:rPr>
               <w:t>Tabla de cifrado</w:t>
@@ -6024,6 +7412,9 @@
             <w:tcW w:type="dxa" w:w="1514"/>
           </w:tcPr>
           <w:p>
+            <w:pPr>
+              <w:spacing w:before="20" w:after="20"/>
+            </w:pPr>
             <w:r/>
             <w:r>
               <w:rPr>
@@ -6040,6 +7431,9 @@
             <w:tcW w:type="dxa" w:w="1514"/>
           </w:tcPr>
           <w:p>
+            <w:pPr>
+              <w:spacing w:before="20" w:after="20"/>
+            </w:pPr>
             <w:r/>
             <w:r>
               <w:rPr>
@@ -6056,6 +7450,9 @@
             <w:tcW w:type="dxa" w:w="1514"/>
           </w:tcPr>
           <w:p>
+            <w:pPr>
+              <w:spacing w:before="20" w:after="20"/>
+            </w:pPr>
             <w:r/>
             <w:r>
               <w:rPr>
@@ -6072,11 +7469,13 @@
             <w:tcW w:type="dxa" w:w="1514"/>
           </w:tcPr>
           <w:p>
-            <w:r/>
-            <w:r>
-              <w:rPr>
-                <w:rFonts w:ascii="Verdana" w:hAnsi="Verdana"/>
-                <w:b w:val="0"/>
+            <w:pPr>
+              <w:spacing w:before="20" w:after="20"/>
+            </w:pPr>
+            <w:r/>
+            <w:r>
+              <w:rPr>
+                <w:rFonts w:ascii="Verdana" w:hAnsi="Verdana"/>
                 <w:sz w:val="16"/>
               </w:rPr>
               <w:t>Tabla de cifrado</w:t>
@@ -6088,6 +7487,9 @@
             <w:tcW w:type="dxa" w:w="1514"/>
           </w:tcPr>
           <w:p>
+            <w:pPr>
+              <w:spacing w:before="20" w:after="20"/>
+            </w:pPr>
             <w:r/>
             <w:r>
               <w:rPr>
@@ -6104,6 +7506,9 @@
             <w:tcW w:type="dxa" w:w="1514"/>
           </w:tcPr>
           <w:p>
+            <w:pPr>
+              <w:spacing w:before="20" w:after="20"/>
+            </w:pPr>
             <w:r/>
             <w:r>
               <w:rPr>
@@ -6120,6 +7525,9 @@
             <w:tcW w:type="dxa" w:w="1514"/>
           </w:tcPr>
           <w:p>
+            <w:pPr>
+              <w:spacing w:before="20" w:after="20"/>
+            </w:pPr>
             <w:r/>
             <w:r>
               <w:rPr>
@@ -6140,6 +7548,9 @@
             <w:tcW w:type="dxa" w:w="1514"/>
           </w:tcPr>
           <w:p>
+            <w:pPr>
+              <w:spacing w:before="20" w:after="20"/>
+            </w:pPr>
             <w:r/>
             <w:r>
               <w:rPr>
@@ -6156,6 +7567,9 @@
             <w:tcW w:type="dxa" w:w="1514"/>
           </w:tcPr>
           <w:p>
+            <w:pPr>
+              <w:spacing w:before="20" w:after="20"/>
+            </w:pPr>
             <w:r/>
             <w:r>
               <w:rPr>
@@ -6172,11 +7586,13 @@
             <w:tcW w:type="dxa" w:w="1514"/>
           </w:tcPr>
           <w:p>
-            <w:r/>
-            <w:r>
-              <w:rPr>
-                <w:rFonts w:ascii="Verdana" w:hAnsi="Verdana"/>
-                <w:b w:val="0"/>
+            <w:pPr>
+              <w:spacing w:before="20" w:after="20"/>
+            </w:pPr>
+            <w:r/>
+            <w:r>
+              <w:rPr>
+                <w:rFonts w:ascii="Verdana" w:hAnsi="Verdana"/>
                 <w:sz w:val="16"/>
               </w:rPr>
               <w:t>Tabla de cifrado</w:t>
@@ -6188,6 +7604,9 @@
             <w:tcW w:type="dxa" w:w="1514"/>
           </w:tcPr>
           <w:p>
+            <w:pPr>
+              <w:spacing w:before="20" w:after="20"/>
+            </w:pPr>
             <w:r/>
             <w:r>
               <w:rPr>
@@ -6204,6 +7623,9 @@
             <w:tcW w:type="dxa" w:w="1514"/>
           </w:tcPr>
           <w:p>
+            <w:pPr>
+              <w:spacing w:before="20" w:after="20"/>
+            </w:pPr>
             <w:r/>
             <w:r>
               <w:rPr>
@@ -6220,6 +7642,9 @@
             <w:tcW w:type="dxa" w:w="1514"/>
           </w:tcPr>
           <w:p>
+            <w:pPr>
+              <w:spacing w:before="20" w:after="20"/>
+            </w:pPr>
             <w:r/>
             <w:r>
               <w:rPr>
@@ -6236,11 +7661,13 @@
             <w:tcW w:type="dxa" w:w="1514"/>
           </w:tcPr>
           <w:p>
-            <w:r/>
-            <w:r>
-              <w:rPr>
-                <w:rFonts w:ascii="Verdana" w:hAnsi="Verdana"/>
-                <w:b w:val="0"/>
+            <w:pPr>
+              <w:spacing w:before="20" w:after="20"/>
+            </w:pPr>
+            <w:r/>
+            <w:r>
+              <w:rPr>
+                <w:rFonts w:ascii="Verdana" w:hAnsi="Verdana"/>
                 <w:sz w:val="16"/>
               </w:rPr>
               <w:t>Tabla de cifrado</w:t>
@@ -6252,6 +7679,9 @@
             <w:tcW w:type="dxa" w:w="1514"/>
           </w:tcPr>
           <w:p>
+            <w:pPr>
+              <w:spacing w:before="20" w:after="20"/>
+            </w:pPr>
             <w:r/>
             <w:r>
               <w:rPr>
@@ -6268,6 +7698,9 @@
             <w:tcW w:type="dxa" w:w="1514"/>
           </w:tcPr>
           <w:p>
+            <w:pPr>
+              <w:spacing w:before="20" w:after="20"/>
+            </w:pPr>
             <w:r/>
             <w:r>
               <w:rPr>
@@ -6284,6 +7717,9 @@
             <w:tcW w:type="dxa" w:w="1514"/>
           </w:tcPr>
           <w:p>
+            <w:pPr>
+              <w:spacing w:before="20" w:after="20"/>
+            </w:pPr>
             <w:r/>
             <w:r>
               <w:rPr>
@@ -6304,6 +7740,9 @@
             <w:tcW w:type="dxa" w:w="1514"/>
           </w:tcPr>
           <w:p>
+            <w:pPr>
+              <w:spacing w:before="20" w:after="20"/>
+            </w:pPr>
             <w:r/>
             <w:r>
               <w:rPr>
@@ -6320,6 +7759,9 @@
             <w:tcW w:type="dxa" w:w="1514"/>
           </w:tcPr>
           <w:p>
+            <w:pPr>
+              <w:spacing w:before="20" w:after="20"/>
+            </w:pPr>
             <w:r/>
             <w:r>
               <w:rPr>
@@ -6336,11 +7778,13 @@
             <w:tcW w:type="dxa" w:w="1514"/>
           </w:tcPr>
           <w:p>
-            <w:r/>
-            <w:r>
-              <w:rPr>
-                <w:rFonts w:ascii="Verdana" w:hAnsi="Verdana"/>
-                <w:b w:val="0"/>
+            <w:pPr>
+              <w:spacing w:before="20" w:after="20"/>
+            </w:pPr>
+            <w:r/>
+            <w:r>
+              <w:rPr>
+                <w:rFonts w:ascii="Verdana" w:hAnsi="Verdana"/>
                 <w:sz w:val="16"/>
               </w:rPr>
               <w:t>Tabla de cifrado</w:t>
@@ -6352,6 +7796,9 @@
             <w:tcW w:type="dxa" w:w="1514"/>
           </w:tcPr>
           <w:p>
+            <w:pPr>
+              <w:spacing w:before="20" w:after="20"/>
+            </w:pPr>
             <w:r/>
             <w:r>
               <w:rPr>
@@ -6368,6 +7815,9 @@
             <w:tcW w:type="dxa" w:w="1514"/>
           </w:tcPr>
           <w:p>
+            <w:pPr>
+              <w:spacing w:before="20" w:after="20"/>
+            </w:pPr>
             <w:r/>
             <w:r>
               <w:rPr>
@@ -6384,6 +7834,9 @@
             <w:tcW w:type="dxa" w:w="1514"/>
           </w:tcPr>
           <w:p>
+            <w:pPr>
+              <w:spacing w:before="20" w:after="20"/>
+            </w:pPr>
             <w:r/>
             <w:r>
               <w:rPr>
@@ -6400,11 +7853,13 @@
             <w:tcW w:type="dxa" w:w="1514"/>
           </w:tcPr>
           <w:p>
-            <w:r/>
-            <w:r>
-              <w:rPr>
-                <w:rFonts w:ascii="Verdana" w:hAnsi="Verdana"/>
-                <w:b w:val="0"/>
+            <w:pPr>
+              <w:spacing w:before="20" w:after="20"/>
+            </w:pPr>
+            <w:r/>
+            <w:r>
+              <w:rPr>
+                <w:rFonts w:ascii="Verdana" w:hAnsi="Verdana"/>
                 <w:sz w:val="16"/>
               </w:rPr>
               <w:t>Tabla de cifrado</w:t>
@@ -6416,6 +7871,9 @@
             <w:tcW w:type="dxa" w:w="1514"/>
           </w:tcPr>
           <w:p>
+            <w:pPr>
+              <w:spacing w:before="20" w:after="20"/>
+            </w:pPr>
             <w:r/>
             <w:r>
               <w:rPr>
@@ -6432,6 +7890,9 @@
             <w:tcW w:type="dxa" w:w="1514"/>
           </w:tcPr>
           <w:p>
+            <w:pPr>
+              <w:spacing w:before="20" w:after="20"/>
+            </w:pPr>
             <w:r/>
             <w:r>
               <w:rPr>
@@ -6448,6 +7909,9 @@
             <w:tcW w:type="dxa" w:w="1514"/>
           </w:tcPr>
           <w:p>
+            <w:pPr>
+              <w:spacing w:before="20" w:after="20"/>
+            </w:pPr>
             <w:r/>
             <w:r>
               <w:rPr>
@@ -6468,6 +7932,9 @@
             <w:tcW w:type="dxa" w:w="1514"/>
           </w:tcPr>
           <w:p>
+            <w:pPr>
+              <w:spacing w:before="20" w:after="20"/>
+            </w:pPr>
             <w:r/>
             <w:r>
               <w:rPr>
@@ -6484,6 +7951,9 @@
             <w:tcW w:type="dxa" w:w="1514"/>
           </w:tcPr>
           <w:p>
+            <w:pPr>
+              <w:spacing w:before="20" w:after="20"/>
+            </w:pPr>
             <w:r/>
             <w:r>
               <w:rPr>
@@ -6500,11 +7970,13 @@
             <w:tcW w:type="dxa" w:w="1514"/>
           </w:tcPr>
           <w:p>
-            <w:r/>
-            <w:r>
-              <w:rPr>
-                <w:rFonts w:ascii="Verdana" w:hAnsi="Verdana"/>
-                <w:b w:val="0"/>
+            <w:pPr>
+              <w:spacing w:before="20" w:after="20"/>
+            </w:pPr>
+            <w:r/>
+            <w:r>
+              <w:rPr>
+                <w:rFonts w:ascii="Verdana" w:hAnsi="Verdana"/>
                 <w:sz w:val="16"/>
               </w:rPr>
               <w:t>Tabla de cifrado</w:t>
@@ -6516,6 +7988,9 @@
             <w:tcW w:type="dxa" w:w="1514"/>
           </w:tcPr>
           <w:p>
+            <w:pPr>
+              <w:spacing w:before="20" w:after="20"/>
+            </w:pPr>
             <w:r/>
             <w:r>
               <w:rPr>
@@ -6532,6 +8007,9 @@
             <w:tcW w:type="dxa" w:w="1514"/>
           </w:tcPr>
           <w:p>
+            <w:pPr>
+              <w:spacing w:before="20" w:after="20"/>
+            </w:pPr>
             <w:r/>
             <w:r>
               <w:rPr>
@@ -6548,6 +8026,9 @@
             <w:tcW w:type="dxa" w:w="1514"/>
           </w:tcPr>
           <w:p>
+            <w:pPr>
+              <w:spacing w:before="20" w:after="20"/>
+            </w:pPr>
             <w:r/>
             <w:r>
               <w:rPr>
@@ -6564,11 +8045,13 @@
             <w:tcW w:type="dxa" w:w="1514"/>
           </w:tcPr>
           <w:p>
-            <w:r/>
-            <w:r>
-              <w:rPr>
-                <w:rFonts w:ascii="Verdana" w:hAnsi="Verdana"/>
-                <w:b w:val="0"/>
+            <w:pPr>
+              <w:spacing w:before="20" w:after="20"/>
+            </w:pPr>
+            <w:r/>
+            <w:r>
+              <w:rPr>
+                <w:rFonts w:ascii="Verdana" w:hAnsi="Verdana"/>
                 <w:sz w:val="16"/>
               </w:rPr>
               <w:t>Tabla de cifrado</w:t>
@@ -6580,6 +8063,9 @@
             <w:tcW w:type="dxa" w:w="1514"/>
           </w:tcPr>
           <w:p>
+            <w:pPr>
+              <w:spacing w:before="20" w:after="20"/>
+            </w:pPr>
             <w:r/>
             <w:r>
               <w:rPr>
@@ -6596,6 +8082,9 @@
             <w:tcW w:type="dxa" w:w="1514"/>
           </w:tcPr>
           <w:p>
+            <w:pPr>
+              <w:spacing w:before="20" w:after="20"/>
+            </w:pPr>
             <w:r/>
             <w:r>
               <w:rPr>
@@ -6612,6 +8101,9 @@
             <w:tcW w:type="dxa" w:w="1514"/>
           </w:tcPr>
           <w:p>
+            <w:pPr>
+              <w:spacing w:before="20" w:after="20"/>
+            </w:pPr>
             <w:r/>
             <w:r>
               <w:rPr>
@@ -6632,6 +8124,9 @@
             <w:tcW w:type="dxa" w:w="1514"/>
           </w:tcPr>
           <w:p>
+            <w:pPr>
+              <w:spacing w:before="20" w:after="20"/>
+            </w:pPr>
             <w:r/>
             <w:r>
               <w:rPr>
@@ -6648,6 +8143,9 @@
             <w:tcW w:type="dxa" w:w="1514"/>
           </w:tcPr>
           <w:p>
+            <w:pPr>
+              <w:spacing w:before="20" w:after="20"/>
+            </w:pPr>
             <w:r/>
             <w:r>
               <w:rPr>
@@ -6664,11 +8162,13 @@
             <w:tcW w:type="dxa" w:w="1514"/>
           </w:tcPr>
           <w:p>
-            <w:r/>
-            <w:r>
-              <w:rPr>
-                <w:rFonts w:ascii="Verdana" w:hAnsi="Verdana"/>
-                <w:b w:val="0"/>
+            <w:pPr>
+              <w:spacing w:before="20" w:after="20"/>
+            </w:pPr>
+            <w:r/>
+            <w:r>
+              <w:rPr>
+                <w:rFonts w:ascii="Verdana" w:hAnsi="Verdana"/>
                 <w:sz w:val="16"/>
               </w:rPr>
               <w:t>Tabla de banderines</w:t>
@@ -6680,6 +8180,9 @@
             <w:tcW w:type="dxa" w:w="1514"/>
           </w:tcPr>
           <w:p>
+            <w:pPr>
+              <w:spacing w:before="20" w:after="20"/>
+            </w:pPr>
             <w:r/>
             <w:r>
               <w:rPr>
@@ -6696,6 +8199,9 @@
             <w:tcW w:type="dxa" w:w="1514"/>
           </w:tcPr>
           <w:p>
+            <w:pPr>
+              <w:spacing w:before="20" w:after="20"/>
+            </w:pPr>
             <w:r/>
             <w:r>
               <w:rPr>
@@ -6712,6 +8218,9 @@
             <w:tcW w:type="dxa" w:w="1514"/>
           </w:tcPr>
           <w:p>
+            <w:pPr>
+              <w:spacing w:before="20" w:after="20"/>
+            </w:pPr>
             <w:r/>
             <w:r>
               <w:rPr>
@@ -6728,11 +8237,13 @@
             <w:tcW w:type="dxa" w:w="1514"/>
           </w:tcPr>
           <w:p>
-            <w:r/>
-            <w:r>
-              <w:rPr>
-                <w:rFonts w:ascii="Verdana" w:hAnsi="Verdana"/>
-                <w:b w:val="0"/>
+            <w:pPr>
+              <w:spacing w:before="20" w:after="20"/>
+            </w:pPr>
+            <w:r/>
+            <w:r>
+              <w:rPr>
+                <w:rFonts w:ascii="Verdana" w:hAnsi="Verdana"/>
                 <w:sz w:val="16"/>
               </w:rPr>
               <w:t>Tabla de banderines</w:t>
@@ -6744,6 +8255,9 @@
             <w:tcW w:type="dxa" w:w="1514"/>
           </w:tcPr>
           <w:p>
+            <w:pPr>
+              <w:spacing w:before="20" w:after="20"/>
+            </w:pPr>
             <w:r/>
             <w:r>
               <w:rPr>
@@ -6760,6 +8274,9 @@
             <w:tcW w:type="dxa" w:w="1514"/>
           </w:tcPr>
           <w:p>
+            <w:pPr>
+              <w:spacing w:before="20" w:after="20"/>
+            </w:pPr>
             <w:r/>
             <w:r>
               <w:rPr>
@@ -6776,6 +8293,9 @@
             <w:tcW w:type="dxa" w:w="1514"/>
           </w:tcPr>
           <w:p>
+            <w:pPr>
+              <w:spacing w:before="20" w:after="20"/>
+            </w:pPr>
             <w:r/>
             <w:r>
               <w:rPr>
@@ -6796,6 +8316,9 @@
             <w:tcW w:type="dxa" w:w="1514"/>
           </w:tcPr>
           <w:p>
+            <w:pPr>
+              <w:spacing w:before="20" w:after="20"/>
+            </w:pPr>
             <w:r/>
             <w:r>
               <w:rPr>
@@ -6812,6 +8335,9 @@
             <w:tcW w:type="dxa" w:w="1514"/>
           </w:tcPr>
           <w:p>
+            <w:pPr>
+              <w:spacing w:before="20" w:after="20"/>
+            </w:pPr>
             <w:r/>
             <w:r>
               <w:rPr>
@@ -6828,11 +8354,13 @@
             <w:tcW w:type="dxa" w:w="1514"/>
           </w:tcPr>
           <w:p>
-            <w:r/>
-            <w:r>
-              <w:rPr>
-                <w:rFonts w:ascii="Verdana" w:hAnsi="Verdana"/>
-                <w:b w:val="0"/>
+            <w:pPr>
+              <w:spacing w:before="20" w:after="20"/>
+            </w:pPr>
+            <w:r/>
+            <w:r>
+              <w:rPr>
+                <w:rFonts w:ascii="Verdana" w:hAnsi="Verdana"/>
                 <w:sz w:val="16"/>
               </w:rPr>
               <w:t>Tabla de cifrado</w:t>
@@ -6844,6 +8372,9 @@
             <w:tcW w:type="dxa" w:w="1514"/>
           </w:tcPr>
           <w:p>
+            <w:pPr>
+              <w:spacing w:before="20" w:after="20"/>
+            </w:pPr>
             <w:r/>
             <w:r>
               <w:rPr>
@@ -6860,6 +8391,9 @@
             <w:tcW w:type="dxa" w:w="1514"/>
           </w:tcPr>
           <w:p>
+            <w:pPr>
+              <w:spacing w:before="20" w:after="20"/>
+            </w:pPr>
             <w:r/>
             <w:r>
               <w:rPr>
@@ -6876,6 +8410,9 @@
             <w:tcW w:type="dxa" w:w="1514"/>
           </w:tcPr>
           <w:p>
+            <w:pPr>
+              <w:spacing w:before="20" w:after="20"/>
+            </w:pPr>
             <w:r/>
             <w:r>
               <w:rPr>
@@ -6892,11 +8429,13 @@
             <w:tcW w:type="dxa" w:w="1514"/>
           </w:tcPr>
           <w:p>
-            <w:r/>
-            <w:r>
-              <w:rPr>
-                <w:rFonts w:ascii="Verdana" w:hAnsi="Verdana"/>
-                <w:b w:val="0"/>
+            <w:pPr>
+              <w:spacing w:before="20" w:after="20"/>
+            </w:pPr>
+            <w:r/>
+            <w:r>
+              <w:rPr>
+                <w:rFonts w:ascii="Verdana" w:hAnsi="Verdana"/>
                 <w:sz w:val="16"/>
               </w:rPr>
               <w:t>Tabla de cifrado</w:t>
@@ -6908,6 +8447,9 @@
             <w:tcW w:type="dxa" w:w="1514"/>
           </w:tcPr>
           <w:p>
+            <w:pPr>
+              <w:spacing w:before="20" w:after="20"/>
+            </w:pPr>
             <w:r/>
             <w:r>
               <w:rPr>
@@ -6924,6 +8466,9 @@
             <w:tcW w:type="dxa" w:w="1514"/>
           </w:tcPr>
           <w:p>
+            <w:pPr>
+              <w:spacing w:before="20" w:after="20"/>
+            </w:pPr>
             <w:r/>
             <w:r>
               <w:rPr>
@@ -6940,6 +8485,9 @@
             <w:tcW w:type="dxa" w:w="1514"/>
           </w:tcPr>
           <w:p>
+            <w:pPr>
+              <w:spacing w:before="20" w:after="20"/>
+            </w:pPr>
             <w:r/>
             <w:r>
               <w:rPr>
@@ -6961,6 +8509,9 @@
             <w:tcW w:type="dxa" w:w="1514"/>
           </w:tcPr>
           <w:p>
+            <w:pPr>
+              <w:spacing w:before="20" w:after="20"/>
+            </w:pPr>
             <w:r/>
             <w:r>
               <w:rPr>
@@ -6977,6 +8528,9 @@
             <w:tcW w:type="dxa" w:w="1514"/>
           </w:tcPr>
           <w:p>
+            <w:pPr>
+              <w:spacing w:before="20" w:after="20"/>
+            </w:pPr>
             <w:r/>
             <w:r>
               <w:rPr>
@@ -6993,11 +8547,13 @@
             <w:tcW w:type="dxa" w:w="1514"/>
           </w:tcPr>
           <w:p>
-            <w:r/>
-            <w:r>
-              <w:rPr>
-                <w:rFonts w:ascii="Verdana" w:hAnsi="Verdana"/>
-                <w:b w:val="0"/>
+            <w:pPr>
+              <w:spacing w:before="20" w:after="20"/>
+            </w:pPr>
+            <w:r/>
+            <w:r>
+              <w:rPr>
+                <w:rFonts w:ascii="Verdana" w:hAnsi="Verdana"/>
                 <w:sz w:val="16"/>
               </w:rPr>
               <w:t>CCITT IA5</w:t>
@@ -7009,6 +8565,9 @@
             <w:tcW w:type="dxa" w:w="1514"/>
           </w:tcPr>
           <w:p>
+            <w:pPr>
+              <w:spacing w:before="20" w:after="20"/>
+            </w:pPr>
             <w:r/>
             <w:r>
               <w:rPr>
@@ -7025,6 +8584,9 @@
             <w:tcW w:type="dxa" w:w="1514"/>
           </w:tcPr>
           <w:p>
+            <w:pPr>
+              <w:spacing w:before="20" w:after="20"/>
+            </w:pPr>
             <w:r/>
             <w:r>
               <w:rPr>
@@ -7041,6 +8603,9 @@
             <w:tcW w:type="dxa" w:w="1514"/>
           </w:tcPr>
           <w:p>
+            <w:pPr>
+              <w:spacing w:before="20" w:after="20"/>
+            </w:pPr>
             <w:r/>
             <w:r>
               <w:rPr>
@@ -7057,11 +8622,13 @@
             <w:tcW w:type="dxa" w:w="1514"/>
           </w:tcPr>
           <w:p>
-            <w:r/>
-            <w:r>
-              <w:rPr>
-                <w:rFonts w:ascii="Verdana" w:hAnsi="Verdana"/>
-                <w:b w:val="0"/>
+            <w:pPr>
+              <w:spacing w:before="20" w:after="20"/>
+            </w:pPr>
+            <w:r/>
+            <w:r>
+              <w:rPr>
+                <w:rFonts w:ascii="Verdana" w:hAnsi="Verdana"/>
                 <w:sz w:val="16"/>
               </w:rPr>
               <w:t>Caracteres</w:t>
@@ -7073,6 +8640,9 @@
             <w:tcW w:type="dxa" w:w="1514"/>
           </w:tcPr>
           <w:p>
+            <w:pPr>
+              <w:spacing w:before="20" w:after="20"/>
+            </w:pPr>
             <w:r/>
             <w:r>
               <w:rPr>
@@ -7089,6 +8659,9 @@
             <w:tcW w:type="dxa" w:w="1514"/>
           </w:tcPr>
           <w:p>
+            <w:pPr>
+              <w:spacing w:before="20" w:after="20"/>
+            </w:pPr>
             <w:r/>
             <w:r>
               <w:rPr>
@@ -7105,6 +8678,9 @@
             <w:tcW w:type="dxa" w:w="1514"/>
           </w:tcPr>
           <w:p>
+            <w:pPr>
+              <w:spacing w:before="20" w:after="20"/>
+            </w:pPr>
             <w:r/>
             <w:r>
               <w:rPr>
@@ -7125,6 +8701,9 @@
             <w:tcW w:type="dxa" w:w="1514"/>
           </w:tcPr>
           <w:p>
+            <w:pPr>
+              <w:spacing w:before="20" w:after="20"/>
+            </w:pPr>
             <w:r/>
             <w:r>
               <w:rPr>
@@ -7141,6 +8720,9 @@
             <w:tcW w:type="dxa" w:w="1514"/>
           </w:tcPr>
           <w:p>
+            <w:pPr>
+              <w:spacing w:before="20" w:after="20"/>
+            </w:pPr>
             <w:r/>
             <w:r>
               <w:rPr>
@@ -7157,11 +8739,13 @@
             <w:tcW w:type="dxa" w:w="1514"/>
           </w:tcPr>
           <w:p>
-            <w:r/>
-            <w:r>
-              <w:rPr>
-                <w:rFonts w:ascii="Verdana" w:hAnsi="Verdana"/>
-                <w:b w:val="0"/>
+            <w:pPr>
+              <w:spacing w:before="20" w:after="20"/>
+            </w:pPr>
+            <w:r/>
+            <w:r>
+              <w:rPr>
+                <w:rFonts w:ascii="Verdana" w:hAnsi="Verdana"/>
                 <w:sz w:val="16"/>
               </w:rPr>
               <w:t>Tabla de cifrado común C-14</w:t>
@@ -7173,6 +8757,9 @@
             <w:tcW w:type="dxa" w:w="1514"/>
           </w:tcPr>
           <w:p>
+            <w:pPr>
+              <w:spacing w:before="20" w:after="20"/>
+            </w:pPr>
             <w:r/>
             <w:r>
               <w:rPr>
@@ -7189,6 +8776,9 @@
             <w:tcW w:type="dxa" w:w="1514"/>
           </w:tcPr>
           <w:p>
+            <w:pPr>
+              <w:spacing w:before="20" w:after="20"/>
+            </w:pPr>
             <w:r/>
             <w:r>
               <w:rPr>
@@ -7205,6 +8795,9 @@
             <w:tcW w:type="dxa" w:w="1514"/>
           </w:tcPr>
           <w:p>
+            <w:pPr>
+              <w:spacing w:before="20" w:after="20"/>
+            </w:pPr>
             <w:r/>
             <w:r>
               <w:rPr>
@@ -7221,11 +8814,13 @@
             <w:tcW w:type="dxa" w:w="1514"/>
           </w:tcPr>
           <w:p>
-            <w:r/>
-            <w:r>
-              <w:rPr>
-                <w:rFonts w:ascii="Verdana" w:hAnsi="Verdana"/>
-                <w:b w:val="0"/>
+            <w:pPr>
+              <w:spacing w:before="20" w:after="20"/>
+            </w:pPr>
+            <w:r/>
+            <w:r>
+              <w:rPr>
+                <w:rFonts w:ascii="Verdana" w:hAnsi="Verdana"/>
                 <w:sz w:val="16"/>
               </w:rPr>
               <w:t>Tabla de cifrado común C-14</w:t>
@@ -7237,6 +8832,9 @@
             <w:tcW w:type="dxa" w:w="1514"/>
           </w:tcPr>
           <w:p>
+            <w:pPr>
+              <w:spacing w:before="20" w:after="20"/>
+            </w:pPr>
             <w:r/>
             <w:r>
               <w:rPr>
@@ -7253,6 +8851,9 @@
             <w:tcW w:type="dxa" w:w="1514"/>
           </w:tcPr>
           <w:p>
+            <w:pPr>
+              <w:spacing w:before="20" w:after="20"/>
+            </w:pPr>
             <w:r/>
             <w:r>
               <w:rPr>
@@ -7269,6 +8870,9 @@
             <w:tcW w:type="dxa" w:w="1514"/>
           </w:tcPr>
           <w:p>
+            <w:pPr>
+              <w:spacing w:before="20" w:after="20"/>
+            </w:pPr>
             <w:r/>
             <w:r>
               <w:rPr>
@@ -7289,6 +8893,9 @@
             <w:tcW w:type="dxa" w:w="1514"/>
           </w:tcPr>
           <w:p>
+            <w:pPr>
+              <w:spacing w:before="20" w:after="20"/>
+            </w:pPr>
             <w:r/>
             <w:r>
               <w:rPr>
@@ -7305,6 +8912,9 @@
             <w:tcW w:type="dxa" w:w="1514"/>
           </w:tcPr>
           <w:p>
+            <w:pPr>
+              <w:spacing w:before="20" w:after="20"/>
+            </w:pPr>
             <w:r/>
             <w:r>
               <w:rPr>
@@ -7321,11 +8931,13 @@
             <w:tcW w:type="dxa" w:w="1514"/>
           </w:tcPr>
           <w:p>
-            <w:r/>
-            <w:r>
-              <w:rPr>
-                <w:rFonts w:ascii="Verdana" w:hAnsi="Verdana"/>
-                <w:b w:val="0"/>
+            <w:pPr>
+              <w:spacing w:before="20" w:after="20"/>
+            </w:pPr>
+            <w:r/>
+            <w:r>
+              <w:rPr>
+                <w:rFonts w:ascii="Verdana" w:hAnsi="Verdana"/>
                 <w:sz w:val="16"/>
               </w:rPr>
               <w:t>Numérica</w:t>
@@ -7337,6 +8949,9 @@
             <w:tcW w:type="dxa" w:w="1514"/>
           </w:tcPr>
           <w:p>
+            <w:pPr>
+              <w:spacing w:before="20" w:after="20"/>
+            </w:pPr>
             <w:r/>
             <w:r>
               <w:rPr>
@@ -7353,6 +8968,9 @@
             <w:tcW w:type="dxa" w:w="1514"/>
           </w:tcPr>
           <w:p>
+            <w:pPr>
+              <w:spacing w:before="20" w:after="20"/>
+            </w:pPr>
             <w:r/>
             <w:r>
               <w:rPr>
@@ -7369,6 +8987,9 @@
             <w:tcW w:type="dxa" w:w="1514"/>
           </w:tcPr>
           <w:p>
+            <w:pPr>
+              <w:spacing w:before="20" w:after="20"/>
+            </w:pPr>
             <w:r/>
             <w:r>
               <w:rPr>
@@ -7385,11 +9006,13 @@
             <w:tcW w:type="dxa" w:w="1514"/>
           </w:tcPr>
           <w:p>
-            <w:r/>
-            <w:r>
-              <w:rPr>
-                <w:rFonts w:ascii="Verdana" w:hAnsi="Verdana"/>
-                <w:b w:val="0"/>
+            <w:pPr>
+              <w:spacing w:before="20" w:after="20"/>
+            </w:pPr>
+            <w:r/>
+            <w:r>
+              <w:rPr>
+                <w:rFonts w:ascii="Verdana" w:hAnsi="Verdana"/>
                 <w:sz w:val="16"/>
               </w:rPr>
               <w:t>Numérica</w:t>
@@ -7401,6 +9024,9 @@
             <w:tcW w:type="dxa" w:w="1514"/>
           </w:tcPr>
           <w:p>
+            <w:pPr>
+              <w:spacing w:before="20" w:after="20"/>
+            </w:pPr>
             <w:r/>
             <w:r>
               <w:rPr>
@@ -7417,6 +9043,9 @@
             <w:tcW w:type="dxa" w:w="1514"/>
           </w:tcPr>
           <w:p>
+            <w:pPr>
+              <w:spacing w:before="20" w:after="20"/>
+            </w:pPr>
             <w:r/>
             <w:r>
               <w:rPr>
@@ -7433,6 +9062,9 @@
             <w:tcW w:type="dxa" w:w="1514"/>
           </w:tcPr>
           <w:p>
+            <w:pPr>
+              <w:spacing w:before="20" w:after="20"/>
+            </w:pPr>
             <w:r/>
             <w:r>
               <w:rPr>
@@ -7453,6 +9085,9 @@
             <w:tcW w:type="dxa" w:w="1514"/>
           </w:tcPr>
           <w:p>
+            <w:pPr>
+              <w:spacing w:before="20" w:after="20"/>
+            </w:pPr>
             <w:r/>
             <w:r>
               <w:rPr>
@@ -7469,6 +9104,9 @@
             <w:tcW w:type="dxa" w:w="1514"/>
           </w:tcPr>
           <w:p>
+            <w:pPr>
+              <w:spacing w:before="20" w:after="20"/>
+            </w:pPr>
             <w:r/>
             <w:r>
               <w:rPr>
@@ -7485,11 +9123,13 @@
             <w:tcW w:type="dxa" w:w="1514"/>
           </w:tcPr>
           <w:p>
-            <w:r/>
-            <w:r>
-              <w:rPr>
-                <w:rFonts w:ascii="Verdana" w:hAnsi="Verdana"/>
-                <w:b w:val="0"/>
+            <w:pPr>
+              <w:spacing w:before="20" w:after="20"/>
+            </w:pPr>
+            <w:r/>
+            <w:r>
+              <w:rPr>
+                <w:rFonts w:ascii="Verdana" w:hAnsi="Verdana"/>
                 <w:sz w:val="16"/>
               </w:rPr>
               <w:t>Tabla de cifrado</w:t>
@@ -7501,6 +9141,9 @@
             <w:tcW w:type="dxa" w:w="1514"/>
           </w:tcPr>
           <w:p>
+            <w:pPr>
+              <w:spacing w:before="20" w:after="20"/>
+            </w:pPr>
             <w:r/>
             <w:r>
               <w:rPr>
@@ -7517,6 +9160,9 @@
             <w:tcW w:type="dxa" w:w="1514"/>
           </w:tcPr>
           <w:p>
+            <w:pPr>
+              <w:spacing w:before="20" w:after="20"/>
+            </w:pPr>
             <w:r/>
             <w:r>
               <w:rPr>
@@ -7533,6 +9179,9 @@
             <w:tcW w:type="dxa" w:w="1514"/>
           </w:tcPr>
           <w:p>
+            <w:pPr>
+              <w:spacing w:before="20" w:after="20"/>
+            </w:pPr>
             <w:r/>
             <w:r>
               <w:rPr>
@@ -7549,11 +9198,13 @@
             <w:tcW w:type="dxa" w:w="1514"/>
           </w:tcPr>
           <w:p>
-            <w:r/>
-            <w:r>
-              <w:rPr>
-                <w:rFonts w:ascii="Verdana" w:hAnsi="Verdana"/>
-                <w:b w:val="0"/>
+            <w:pPr>
+              <w:spacing w:before="20" w:after="20"/>
+            </w:pPr>
+            <w:r/>
+            <w:r>
+              <w:rPr>
+                <w:rFonts w:ascii="Verdana" w:hAnsi="Verdana"/>
                 <w:sz w:val="16"/>
               </w:rPr>
               <w:t>Tabla de cifrado</w:t>
@@ -7565,6 +9216,9 @@
             <w:tcW w:type="dxa" w:w="1514"/>
           </w:tcPr>
           <w:p>
+            <w:pPr>
+              <w:spacing w:before="20" w:after="20"/>
+            </w:pPr>
             <w:r/>
             <w:r>
               <w:rPr>
@@ -7581,6 +9235,9 @@
             <w:tcW w:type="dxa" w:w="1514"/>
           </w:tcPr>
           <w:p>
+            <w:pPr>
+              <w:spacing w:before="20" w:after="20"/>
+            </w:pPr>
             <w:r/>
             <w:r>
               <w:rPr>
@@ -7597,6 +9254,9 @@
             <w:tcW w:type="dxa" w:w="1514"/>
           </w:tcPr>
           <w:p>
+            <w:pPr>
+              <w:spacing w:before="20" w:after="20"/>
+            </w:pPr>
             <w:r/>
             <w:r>
               <w:rPr>
@@ -7617,6 +9277,9 @@
             <w:tcW w:type="dxa" w:w="1514"/>
           </w:tcPr>
           <w:p>
+            <w:pPr>
+              <w:spacing w:before="20" w:after="20"/>
+            </w:pPr>
             <w:r/>
             <w:r>
               <w:rPr>
@@ -7633,6 +9296,9 @@
             <w:tcW w:type="dxa" w:w="1514"/>
           </w:tcPr>
           <w:p>
+            <w:pPr>
+              <w:spacing w:before="20" w:after="20"/>
+            </w:pPr>
             <w:r/>
             <w:r>
               <w:rPr>
@@ -7649,11 +9315,13 @@
             <w:tcW w:type="dxa" w:w="1514"/>
           </w:tcPr>
           <w:p>
-            <w:r/>
-            <w:r>
-              <w:rPr>
-                <w:rFonts w:ascii="Verdana" w:hAnsi="Verdana"/>
-                <w:b w:val="0"/>
+            <w:pPr>
+              <w:spacing w:before="20" w:after="20"/>
+            </w:pPr>
+            <w:r/>
+            <w:r>
+              <w:rPr>
+                <w:rFonts w:ascii="Verdana" w:hAnsi="Verdana"/>
                 <w:sz w:val="16"/>
               </w:rPr>
               <w:t>Tabla de cifrado</w:t>
@@ -7665,6 +9333,9 @@
             <w:tcW w:type="dxa" w:w="1514"/>
           </w:tcPr>
           <w:p>
+            <w:pPr>
+              <w:spacing w:before="20" w:after="20"/>
+            </w:pPr>
             <w:r/>
             <w:r>
               <w:rPr>
@@ -7681,6 +9352,9 @@
             <w:tcW w:type="dxa" w:w="1514"/>
           </w:tcPr>
           <w:p>
+            <w:pPr>
+              <w:spacing w:before="20" w:after="20"/>
+            </w:pPr>
             <w:r/>
             <w:r>
               <w:rPr>
@@ -7697,6 +9371,9 @@
             <w:tcW w:type="dxa" w:w="1514"/>
           </w:tcPr>
           <w:p>
+            <w:pPr>
+              <w:spacing w:before="20" w:after="20"/>
+            </w:pPr>
             <w:r/>
             <w:r>
               <w:rPr>
@@ -7713,11 +9390,13 @@
             <w:tcW w:type="dxa" w:w="1514"/>
           </w:tcPr>
           <w:p>
-            <w:r/>
-            <w:r>
-              <w:rPr>
-                <w:rFonts w:ascii="Verdana" w:hAnsi="Verdana"/>
-                <w:b w:val="0"/>
+            <w:pPr>
+              <w:spacing w:before="20" w:after="20"/>
+            </w:pPr>
+            <w:r/>
+            <w:r>
+              <w:rPr>
+                <w:rFonts w:ascii="Verdana" w:hAnsi="Verdana"/>
                 <w:sz w:val="16"/>
               </w:rPr>
               <w:t>Tabla de cifrado</w:t>
@@ -7729,6 +9408,9 @@
             <w:tcW w:type="dxa" w:w="1514"/>
           </w:tcPr>
           <w:p>
+            <w:pPr>
+              <w:spacing w:before="20" w:after="20"/>
+            </w:pPr>
             <w:r/>
             <w:r>
               <w:rPr>
@@ -7745,6 +9427,9 @@
             <w:tcW w:type="dxa" w:w="1514"/>
           </w:tcPr>
           <w:p>
+            <w:pPr>
+              <w:spacing w:before="20" w:after="20"/>
+            </w:pPr>
             <w:r/>
             <w:r>
               <w:rPr>
@@ -7761,6 +9446,9 @@
             <w:tcW w:type="dxa" w:w="1514"/>
           </w:tcPr>
           <w:p>
+            <w:pPr>
+              <w:spacing w:before="20" w:after="20"/>
+            </w:pPr>
             <w:r/>
             <w:r>
               <w:rPr>
@@ -7781,6 +9469,9 @@
             <w:tcW w:type="dxa" w:w="1514"/>
           </w:tcPr>
           <w:p>
+            <w:pPr>
+              <w:spacing w:before="20" w:after="20"/>
+            </w:pPr>
             <w:r/>
             <w:r>
               <w:rPr>
@@ -7797,6 +9488,9 @@
             <w:tcW w:type="dxa" w:w="1514"/>
           </w:tcPr>
           <w:p>
+            <w:pPr>
+              <w:spacing w:before="20" w:after="20"/>
+            </w:pPr>
             <w:r/>
             <w:r>
               <w:rPr>
@@ -7813,11 +9507,13 @@
             <w:tcW w:type="dxa" w:w="1514"/>
           </w:tcPr>
           <w:p>
-            <w:r/>
-            <w:r>
-              <w:rPr>
-                <w:rFonts w:ascii="Verdana" w:hAnsi="Verdana"/>
-                <w:b w:val="0"/>
+            <w:pPr>
+              <w:spacing w:before="20" w:after="20"/>
+            </w:pPr>
+            <w:r/>
+            <w:r>
+              <w:rPr>
+                <w:rFonts w:ascii="Verdana" w:hAnsi="Verdana"/>
                 <w:sz w:val="16"/>
               </w:rPr>
               <w:t>Tabla de cifrado</w:t>
@@ -7829,6 +9525,9 @@
             <w:tcW w:type="dxa" w:w="1514"/>
           </w:tcPr>
           <w:p>
+            <w:pPr>
+              <w:spacing w:before="20" w:after="20"/>
+            </w:pPr>
             <w:r/>
             <w:r>
               <w:rPr>
@@ -7845,6 +9544,9 @@
             <w:tcW w:type="dxa" w:w="1514"/>
           </w:tcPr>
           <w:p>
+            <w:pPr>
+              <w:spacing w:before="20" w:after="20"/>
+            </w:pPr>
             <w:r/>
             <w:r>
               <w:rPr>
@@ -7861,6 +9563,9 @@
             <w:tcW w:type="dxa" w:w="1514"/>
           </w:tcPr>
           <w:p>
+            <w:pPr>
+              <w:spacing w:before="20" w:after="20"/>
+            </w:pPr>
             <w:r/>
             <w:r>
               <w:rPr>
@@ -7877,11 +9582,13 @@
             <w:tcW w:type="dxa" w:w="1514"/>
           </w:tcPr>
           <w:p>
-            <w:r/>
-            <w:r>
-              <w:rPr>
-                <w:rFonts w:ascii="Verdana" w:hAnsi="Verdana"/>
-                <w:b w:val="0"/>
+            <w:pPr>
+              <w:spacing w:before="20" w:after="20"/>
+            </w:pPr>
+            <w:r/>
+            <w:r>
+              <w:rPr>
+                <w:rFonts w:ascii="Verdana" w:hAnsi="Verdana"/>
                 <w:sz w:val="16"/>
               </w:rPr>
               <w:t>Tabla de cifrado</w:t>
@@ -7893,6 +9600,9 @@
             <w:tcW w:type="dxa" w:w="1514"/>
           </w:tcPr>
           <w:p>
+            <w:pPr>
+              <w:spacing w:before="20" w:after="20"/>
+            </w:pPr>
             <w:r/>
             <w:r>
               <w:rPr>
@@ -7909,6 +9619,9 @@
             <w:tcW w:type="dxa" w:w="1514"/>
           </w:tcPr>
           <w:p>
+            <w:pPr>
+              <w:spacing w:before="20" w:after="20"/>
+            </w:pPr>
             <w:r/>
             <w:r>
               <w:rPr>
@@ -7925,6 +9638,9 @@
             <w:tcW w:type="dxa" w:w="1514"/>
           </w:tcPr>
           <w:p>
+            <w:pPr>
+              <w:spacing w:before="20" w:after="20"/>
+            </w:pPr>
             <w:r/>
             <w:r>
               <w:rPr>
@@ -7945,6 +9661,9 @@
             <w:tcW w:type="dxa" w:w="1514"/>
           </w:tcPr>
           <w:p>
+            <w:pPr>
+              <w:spacing w:before="20" w:after="20"/>
+            </w:pPr>
             <w:r/>
             <w:r>
               <w:rPr>
@@ -7961,6 +9680,9 @@
             <w:tcW w:type="dxa" w:w="1514"/>
           </w:tcPr>
           <w:p>
+            <w:pPr>
+              <w:spacing w:before="20" w:after="20"/>
+            </w:pPr>
             <w:r/>
             <w:r>
               <w:rPr>
@@ -7977,11 +9699,13 @@
             <w:tcW w:type="dxa" w:w="1514"/>
           </w:tcPr>
           <w:p>
-            <w:r/>
-            <w:r>
-              <w:rPr>
-                <w:rFonts w:ascii="Verdana" w:hAnsi="Verdana"/>
-                <w:b w:val="0"/>
+            <w:pPr>
+              <w:spacing w:before="20" w:after="20"/>
+            </w:pPr>
+            <w:r/>
+            <w:r>
+              <w:rPr>
+                <w:rFonts w:ascii="Verdana" w:hAnsi="Verdana"/>
                 <w:sz w:val="16"/>
               </w:rPr>
               <w:t>Tabla de cifrado</w:t>
@@ -7993,6 +9717,9 @@
             <w:tcW w:type="dxa" w:w="1514"/>
           </w:tcPr>
           <w:p>
+            <w:pPr>
+              <w:spacing w:before="20" w:after="20"/>
+            </w:pPr>
             <w:r/>
             <w:r>
               <w:rPr>
@@ -8009,6 +9736,9 @@
             <w:tcW w:type="dxa" w:w="1514"/>
           </w:tcPr>
           <w:p>
+            <w:pPr>
+              <w:spacing w:before="20" w:after="20"/>
+            </w:pPr>
             <w:r/>
             <w:r>
               <w:rPr>
@@ -8025,6 +9755,9 @@
             <w:tcW w:type="dxa" w:w="1514"/>
           </w:tcPr>
           <w:p>
+            <w:pPr>
+              <w:spacing w:before="20" w:after="20"/>
+            </w:pPr>
             <w:r/>
             <w:r>
               <w:rPr>
@@ -8041,11 +9774,13 @@
             <w:tcW w:type="dxa" w:w="1514"/>
           </w:tcPr>
           <w:p>
-            <w:r/>
-            <w:r>
-              <w:rPr>
-                <w:rFonts w:ascii="Verdana" w:hAnsi="Verdana"/>
-                <w:b w:val="0"/>
+            <w:pPr>
+              <w:spacing w:before="20" w:after="20"/>
+            </w:pPr>
+            <w:r/>
+            <w:r>
+              <w:rPr>
+                <w:rFonts w:ascii="Verdana" w:hAnsi="Verdana"/>
                 <w:sz w:val="16"/>
               </w:rPr>
               <w:t>Tabla de cifrado</w:t>
@@ -8057,6 +9792,9 @@
             <w:tcW w:type="dxa" w:w="1514"/>
           </w:tcPr>
           <w:p>
+            <w:pPr>
+              <w:spacing w:before="20" w:after="20"/>
+            </w:pPr>
             <w:r/>
             <w:r>
               <w:rPr>
@@ -8073,6 +9811,9 @@
             <w:tcW w:type="dxa" w:w="1514"/>
           </w:tcPr>
           <w:p>
+            <w:pPr>
+              <w:spacing w:before="20" w:after="20"/>
+            </w:pPr>
             <w:r/>
             <w:r>
               <w:rPr>
@@ -8089,6 +9830,9 @@
             <w:tcW w:type="dxa" w:w="1514"/>
           </w:tcPr>
           <w:p>
+            <w:pPr>
+              <w:spacing w:before="20" w:after="20"/>
+            </w:pPr>
             <w:r/>
             <w:r>
               <w:rPr>
@@ -8109,6 +9853,9 @@
             <w:tcW w:type="dxa" w:w="1514"/>
           </w:tcPr>
           <w:p>
+            <w:pPr>
+              <w:spacing w:before="20" w:after="20"/>
+            </w:pPr>
             <w:r/>
             <w:r>
               <w:rPr>
@@ -8125,6 +9872,9 @@
             <w:tcW w:type="dxa" w:w="1514"/>
           </w:tcPr>
           <w:p>
+            <w:pPr>
+              <w:spacing w:before="20" w:after="20"/>
+            </w:pPr>
             <w:r/>
             <w:r>
               <w:rPr>
@@ -8141,11 +9891,13 @@
             <w:tcW w:type="dxa" w:w="1514"/>
           </w:tcPr>
           <w:p>
-            <w:r/>
-            <w:r>
-              <w:rPr>
-                <w:rFonts w:ascii="Verdana" w:hAnsi="Verdana"/>
-                <w:b w:val="0"/>
+            <w:pPr>
+              <w:spacing w:before="20" w:after="20"/>
+            </w:pPr>
+            <w:r/>
+            <w:r>
+              <w:rPr>
+                <w:rFonts w:ascii="Verdana" w:hAnsi="Verdana"/>
                 <w:sz w:val="16"/>
               </w:rPr>
               <w:t>Tabla de cifrado</w:t>
@@ -8157,6 +9909,9 @@
             <w:tcW w:type="dxa" w:w="1514"/>
           </w:tcPr>
           <w:p>
+            <w:pPr>
+              <w:spacing w:before="20" w:after="20"/>
+            </w:pPr>
             <w:r/>
             <w:r>
               <w:rPr>
@@ -8173,6 +9928,9 @@
             <w:tcW w:type="dxa" w:w="1514"/>
           </w:tcPr>
           <w:p>
+            <w:pPr>
+              <w:spacing w:before="20" w:after="20"/>
+            </w:pPr>
             <w:r/>
             <w:r>
               <w:rPr>
@@ -8189,6 +9947,9 @@
             <w:tcW w:type="dxa" w:w="1514"/>
           </w:tcPr>
           <w:p>
+            <w:pPr>
+              <w:spacing w:before="20" w:after="20"/>
+            </w:pPr>
             <w:r/>
             <w:r>
               <w:rPr>
@@ -8205,11 +9966,13 @@
             <w:tcW w:type="dxa" w:w="1514"/>
           </w:tcPr>
           <w:p>
-            <w:r/>
-            <w:r>
-              <w:rPr>
-                <w:rFonts w:ascii="Verdana" w:hAnsi="Verdana"/>
-                <w:b w:val="0"/>
+            <w:pPr>
+              <w:spacing w:before="20" w:after="20"/>
+            </w:pPr>
+            <w:r/>
+            <w:r>
+              <w:rPr>
+                <w:rFonts w:ascii="Verdana" w:hAnsi="Verdana"/>
                 <w:sz w:val="16"/>
               </w:rPr>
               <w:t>Tabla de cifrado</w:t>
@@ -8221,6 +9984,9 @@
             <w:tcW w:type="dxa" w:w="1514"/>
           </w:tcPr>
           <w:p>
+            <w:pPr>
+              <w:spacing w:before="20" w:after="20"/>
+            </w:pPr>
             <w:r/>
             <w:r>
               <w:rPr>
@@ -8237,6 +10003,9 @@
             <w:tcW w:type="dxa" w:w="1514"/>
           </w:tcPr>
           <w:p>
+            <w:pPr>
+              <w:spacing w:before="20" w:after="20"/>
+            </w:pPr>
             <w:r/>
             <w:r>
               <w:rPr>
@@ -8253,6 +10022,9 @@
             <w:tcW w:type="dxa" w:w="1514"/>
           </w:tcPr>
           <w:p>
+            <w:pPr>
+              <w:spacing w:before="20" w:after="20"/>
+            </w:pPr>
             <w:r/>
             <w:r>
               <w:rPr>
@@ -8273,6 +10045,9 @@
             <w:tcW w:type="dxa" w:w="1514"/>
           </w:tcPr>
           <w:p>
+            <w:pPr>
+              <w:spacing w:before="20" w:after="20"/>
+            </w:pPr>
             <w:r/>
             <w:r>
               <w:rPr>
@@ -8289,6 +10064,9 @@
             <w:tcW w:type="dxa" w:w="1514"/>
           </w:tcPr>
           <w:p>
+            <w:pPr>
+              <w:spacing w:before="20" w:after="20"/>
+            </w:pPr>
             <w:r/>
             <w:r>
               <w:rPr>
@@ -8305,11 +10083,13 @@
             <w:tcW w:type="dxa" w:w="1514"/>
           </w:tcPr>
           <w:p>
-            <w:r/>
-            <w:r>
-              <w:rPr>
-                <w:rFonts w:ascii="Verdana" w:hAnsi="Verdana"/>
-                <w:b w:val="0"/>
+            <w:pPr>
+              <w:spacing w:before="20" w:after="20"/>
+            </w:pPr>
+            <w:r/>
+            <w:r>
+              <w:rPr>
+                <w:rFonts w:ascii="Verdana" w:hAnsi="Verdana"/>
                 <w:sz w:val="16"/>
               </w:rPr>
               <w:t>Tabla de cifrado</w:t>
@@ -8321,6 +10101,9 @@
             <w:tcW w:type="dxa" w:w="1514"/>
           </w:tcPr>
           <w:p>
+            <w:pPr>
+              <w:spacing w:before="20" w:after="20"/>
+            </w:pPr>
             <w:r/>
             <w:r>
               <w:rPr>
@@ -8337,6 +10120,9 @@
             <w:tcW w:type="dxa" w:w="1514"/>
           </w:tcPr>
           <w:p>
+            <w:pPr>
+              <w:spacing w:before="20" w:after="20"/>
+            </w:pPr>
             <w:r/>
             <w:r>
               <w:rPr>
@@ -8353,6 +10139,9 @@
             <w:tcW w:type="dxa" w:w="1514"/>
           </w:tcPr>
           <w:p>
+            <w:pPr>
+              <w:spacing w:before="20" w:after="20"/>
+            </w:pPr>
             <w:r/>
             <w:r>
               <w:rPr>
@@ -8369,11 +10158,13 @@
             <w:tcW w:type="dxa" w:w="1514"/>
           </w:tcPr>
           <w:p>
-            <w:r/>
-            <w:r>
-              <w:rPr>
-                <w:rFonts w:ascii="Verdana" w:hAnsi="Verdana"/>
-                <w:b w:val="0"/>
+            <w:pPr>
+              <w:spacing w:before="20" w:after="20"/>
+            </w:pPr>
+            <w:r/>
+            <w:r>
+              <w:rPr>
+                <w:rFonts w:ascii="Verdana" w:hAnsi="Verdana"/>
                 <w:sz w:val="16"/>
               </w:rPr>
               <w:t>Tabla de cifrado</w:t>
@@ -8385,6 +10176,9 @@
             <w:tcW w:type="dxa" w:w="1514"/>
           </w:tcPr>
           <w:p>
+            <w:pPr>
+              <w:spacing w:before="20" w:after="20"/>
+            </w:pPr>
             <w:r/>
             <w:r>
               <w:rPr>
@@ -8401,6 +10195,9 @@
             <w:tcW w:type="dxa" w:w="1514"/>
           </w:tcPr>
           <w:p>
+            <w:pPr>
+              <w:spacing w:before="20" w:after="20"/>
+            </w:pPr>
             <w:r/>
             <w:r>
               <w:rPr>
@@ -8417,6 +10214,9 @@
             <w:tcW w:type="dxa" w:w="1514"/>
           </w:tcPr>
           <w:p>
+            <w:pPr>
+              <w:spacing w:before="20" w:after="20"/>
+            </w:pPr>
             <w:r/>
             <w:r>
               <w:rPr>
@@ -8437,6 +10237,9 @@
             <w:tcW w:type="dxa" w:w="1514"/>
           </w:tcPr>
           <w:p>
+            <w:pPr>
+              <w:spacing w:before="20" w:after="20"/>
+            </w:pPr>
             <w:r/>
             <w:r>
               <w:rPr>
@@ -8453,6 +10256,9 @@
             <w:tcW w:type="dxa" w:w="1514"/>
           </w:tcPr>
           <w:p>
+            <w:pPr>
+              <w:spacing w:before="20" w:after="20"/>
+            </w:pPr>
             <w:r/>
             <w:r>
               <w:rPr>
@@ -8469,11 +10275,13 @@
             <w:tcW w:type="dxa" w:w="1514"/>
           </w:tcPr>
           <w:p>
-            <w:r/>
-            <w:r>
-              <w:rPr>
-                <w:rFonts w:ascii="Verdana" w:hAnsi="Verdana"/>
-                <w:b w:val="0"/>
+            <w:pPr>
+              <w:spacing w:before="20" w:after="20"/>
+            </w:pPr>
+            <w:r/>
+            <w:r>
+              <w:rPr>
+                <w:rFonts w:ascii="Verdana" w:hAnsi="Verdana"/>
                 <w:sz w:val="16"/>
               </w:rPr>
               <w:t>Tabla de cifrado</w:t>
@@ -8485,6 +10293,9 @@
             <w:tcW w:type="dxa" w:w="1514"/>
           </w:tcPr>
           <w:p>
+            <w:pPr>
+              <w:spacing w:before="20" w:after="20"/>
+            </w:pPr>
             <w:r/>
             <w:r>
               <w:rPr>
@@ -8501,6 +10312,9 @@
             <w:tcW w:type="dxa" w:w="1514"/>
           </w:tcPr>
           <w:p>
+            <w:pPr>
+              <w:spacing w:before="20" w:after="20"/>
+            </w:pPr>
             <w:r/>
             <w:r>
               <w:rPr>
@@ -8517,6 +10331,9 @@
             <w:tcW w:type="dxa" w:w="1514"/>
           </w:tcPr>
           <w:p>
+            <w:pPr>
+              <w:spacing w:before="20" w:after="20"/>
+            </w:pPr>
             <w:r/>
             <w:r>
               <w:rPr>
@@ -8533,11 +10350,13 @@
             <w:tcW w:type="dxa" w:w="1514"/>
           </w:tcPr>
           <w:p>
-            <w:r/>
-            <w:r>
-              <w:rPr>
-                <w:rFonts w:ascii="Verdana" w:hAnsi="Verdana"/>
-                <w:b w:val="0"/>
+            <w:pPr>
+              <w:spacing w:before="20" w:after="20"/>
+            </w:pPr>
+            <w:r/>
+            <w:r>
+              <w:rPr>
+                <w:rFonts w:ascii="Verdana" w:hAnsi="Verdana"/>
                 <w:sz w:val="16"/>
               </w:rPr>
               <w:t>Tabla de cifrado</w:t>
@@ -8549,6 +10368,9 @@
             <w:tcW w:type="dxa" w:w="1514"/>
           </w:tcPr>
           <w:p>
+            <w:pPr>
+              <w:spacing w:before="20" w:after="20"/>
+            </w:pPr>
             <w:r/>
             <w:r>
               <w:rPr>
@@ -8565,6 +10387,9 @@
             <w:tcW w:type="dxa" w:w="1514"/>
           </w:tcPr>
           <w:p>
+            <w:pPr>
+              <w:spacing w:before="20" w:after="20"/>
+            </w:pPr>
             <w:r/>
             <w:r>
               <w:rPr>
@@ -8581,6 +10406,9 @@
             <w:tcW w:type="dxa" w:w="1514"/>
           </w:tcPr>
           <w:p>
+            <w:pPr>
+              <w:spacing w:before="20" w:after="20"/>
+            </w:pPr>
             <w:r/>
             <w:r>
               <w:rPr>
@@ -8601,6 +10429,9 @@
             <w:tcW w:type="dxa" w:w="1514"/>
           </w:tcPr>
           <w:p>
+            <w:pPr>
+              <w:spacing w:before="20" w:after="20"/>
+            </w:pPr>
             <w:r/>
             <w:r>
               <w:rPr>
@@ -8617,6 +10448,9 @@
             <w:tcW w:type="dxa" w:w="1514"/>
           </w:tcPr>
           <w:p>
+            <w:pPr>
+              <w:spacing w:before="20" w:after="20"/>
+            </w:pPr>
             <w:r/>
             <w:r>
               <w:rPr>
@@ -8633,11 +10467,13 @@
             <w:tcW w:type="dxa" w:w="1514"/>
           </w:tcPr>
           <w:p>
-            <w:r/>
-            <w:r>
-              <w:rPr>
-                <w:rFonts w:ascii="Verdana" w:hAnsi="Verdana"/>
-                <w:b w:val="0"/>
+            <w:pPr>
+              <w:spacing w:before="20" w:after="20"/>
+            </w:pPr>
+            <w:r/>
+            <w:r>
+              <w:rPr>
+                <w:rFonts w:ascii="Verdana" w:hAnsi="Verdana"/>
                 <w:sz w:val="16"/>
               </w:rPr>
               <w:t>Tabla de cifrado</w:t>
@@ -8649,6 +10485,9 @@
             <w:tcW w:type="dxa" w:w="1514"/>
           </w:tcPr>
           <w:p>
+            <w:pPr>
+              <w:spacing w:before="20" w:after="20"/>
+            </w:pPr>
             <w:r/>
             <w:r>
               <w:rPr>
@@ -8665,6 +10504,9 @@
             <w:tcW w:type="dxa" w:w="1514"/>
           </w:tcPr>
           <w:p>
+            <w:pPr>
+              <w:spacing w:before="20" w:after="20"/>
+            </w:pPr>
             <w:r/>
             <w:r>
               <w:rPr>
@@ -8681,6 +10523,9 @@
             <w:tcW w:type="dxa" w:w="1514"/>
           </w:tcPr>
           <w:p>
+            <w:pPr>
+              <w:spacing w:before="20" w:after="20"/>
+            </w:pPr>
             <w:r/>
             <w:r>
               <w:rPr>
@@ -8697,11 +10542,13 @@
             <w:tcW w:type="dxa" w:w="1514"/>
           </w:tcPr>
           <w:p>
-            <w:r/>
-            <w:r>
-              <w:rPr>
-                <w:rFonts w:ascii="Verdana" w:hAnsi="Verdana"/>
-                <w:b w:val="0"/>
+            <w:pPr>
+              <w:spacing w:before="20" w:after="20"/>
+            </w:pPr>
+            <w:r/>
+            <w:r>
+              <w:rPr>
+                <w:rFonts w:ascii="Verdana" w:hAnsi="Verdana"/>
                 <w:sz w:val="16"/>
               </w:rPr>
               <w:t>Tabla de cifrado</w:t>
@@ -8713,6 +10560,9 @@
             <w:tcW w:type="dxa" w:w="1514"/>
           </w:tcPr>
           <w:p>
+            <w:pPr>
+              <w:spacing w:before="20" w:after="20"/>
+            </w:pPr>
             <w:r/>
             <w:r>
               <w:rPr>
@@ -8729,6 +10579,9 @@
             <w:tcW w:type="dxa" w:w="1514"/>
           </w:tcPr>
           <w:p>
+            <w:pPr>
+              <w:spacing w:before="20" w:after="20"/>
+            </w:pPr>
             <w:r/>
             <w:r>
               <w:rPr>
@@ -8745,6 +10598,9 @@
             <w:tcW w:type="dxa" w:w="1514"/>
           </w:tcPr>
           <w:p>
+            <w:pPr>
+              <w:spacing w:before="20" w:after="20"/>
+            </w:pPr>
             <w:r/>
             <w:r>
               <w:rPr>
@@ -8765,6 +10621,9 @@
             <w:tcW w:type="dxa" w:w="1514"/>
           </w:tcPr>
           <w:p>
+            <w:pPr>
+              <w:spacing w:before="20" w:after="20"/>
+            </w:pPr>
             <w:r/>
             <w:r>
               <w:rPr>
@@ -8781,6 +10640,9 @@
             <w:tcW w:type="dxa" w:w="1514"/>
           </w:tcPr>
           <w:p>
+            <w:pPr>
+              <w:spacing w:before="20" w:after="20"/>
+            </w:pPr>
             <w:r/>
             <w:r>
               <w:rPr>
@@ -8797,11 +10659,13 @@
             <w:tcW w:type="dxa" w:w="1514"/>
           </w:tcPr>
           <w:p>
-            <w:r/>
-            <w:r>
-              <w:rPr>
-                <w:rFonts w:ascii="Verdana" w:hAnsi="Verdana"/>
-                <w:b w:val="0"/>
+            <w:pPr>
+              <w:spacing w:before="20" w:after="20"/>
+            </w:pPr>
+            <w:r/>
+            <w:r>
+              <w:rPr>
+                <w:rFonts w:ascii="Verdana" w:hAnsi="Verdana"/>
                 <w:sz w:val="16"/>
               </w:rPr>
               <w:t>Tabla de cifrado</w:t>
@@ -8813,6 +10677,9 @@
             <w:tcW w:type="dxa" w:w="1514"/>
           </w:tcPr>
           <w:p>
+            <w:pPr>
+              <w:spacing w:before="20" w:after="20"/>
+            </w:pPr>
             <w:r/>
             <w:r>
               <w:rPr>
@@ -8829,6 +10696,9 @@
             <w:tcW w:type="dxa" w:w="1514"/>
           </w:tcPr>
           <w:p>
+            <w:pPr>
+              <w:spacing w:before="20" w:after="20"/>
+            </w:pPr>
             <w:r/>
             <w:r>
               <w:rPr>
@@ -8845,6 +10715,9 @@
             <w:tcW w:type="dxa" w:w="1514"/>
           </w:tcPr>
           <w:p>
+            <w:pPr>
+              <w:spacing w:before="20" w:after="20"/>
+            </w:pPr>
             <w:r/>
             <w:r>
               <w:rPr>
@@ -8861,11 +10734,13 @@
             <w:tcW w:type="dxa" w:w="1514"/>
           </w:tcPr>
           <w:p>
-            <w:r/>
-            <w:r>
-              <w:rPr>
-                <w:rFonts w:ascii="Verdana" w:hAnsi="Verdana"/>
-                <w:b w:val="0"/>
+            <w:pPr>
+              <w:spacing w:before="20" w:after="20"/>
+            </w:pPr>
+            <w:r/>
+            <w:r>
+              <w:rPr>
+                <w:rFonts w:ascii="Verdana" w:hAnsi="Verdana"/>
                 <w:sz w:val="16"/>
               </w:rPr>
               <w:t>Tabla de cifrado</w:t>
@@ -8877,6 +10752,9 @@
             <w:tcW w:type="dxa" w:w="1514"/>
           </w:tcPr>
           <w:p>
+            <w:pPr>
+              <w:spacing w:before="20" w:after="20"/>
+            </w:pPr>
             <w:r/>
             <w:r>
               <w:rPr>
@@ -8893,6 +10771,9 @@
             <w:tcW w:type="dxa" w:w="1514"/>
           </w:tcPr>
           <w:p>
+            <w:pPr>
+              <w:spacing w:before="20" w:after="20"/>
+            </w:pPr>
             <w:r/>
             <w:r>
               <w:rPr>
@@ -8909,6 +10790,9 @@
             <w:tcW w:type="dxa" w:w="1514"/>
           </w:tcPr>
           <w:p>
+            <w:pPr>
+              <w:spacing w:before="20" w:after="20"/>
+            </w:pPr>
             <w:r/>
             <w:r>
               <w:rPr>
@@ -8929,6 +10813,9 @@
             <w:tcW w:type="dxa" w:w="1514"/>
           </w:tcPr>
           <w:p>
+            <w:pPr>
+              <w:spacing w:before="20" w:after="20"/>
+            </w:pPr>
             <w:r/>
             <w:r>
               <w:rPr>
@@ -8945,6 +10832,9 @@
             <w:tcW w:type="dxa" w:w="1514"/>
           </w:tcPr>
           <w:p>
+            <w:pPr>
+              <w:spacing w:before="20" w:after="20"/>
+            </w:pPr>
             <w:r/>
             <w:r>
               <w:rPr>
@@ -8961,11 +10851,13 @@
             <w:tcW w:type="dxa" w:w="1514"/>
           </w:tcPr>
           <w:p>
-            <w:r/>
-            <w:r>
-              <w:rPr>
-                <w:rFonts w:ascii="Verdana" w:hAnsi="Verdana"/>
-                <w:b w:val="0"/>
+            <w:pPr>
+              <w:spacing w:before="20" w:after="20"/>
+            </w:pPr>
+            <w:r/>
+            <w:r>
+              <w:rPr>
+                <w:rFonts w:ascii="Verdana" w:hAnsi="Verdana"/>
                 <w:sz w:val="16"/>
               </w:rPr>
               <w:t>Tabla de cifrado</w:t>
@@ -8977,6 +10869,9 @@
             <w:tcW w:type="dxa" w:w="1514"/>
           </w:tcPr>
           <w:p>
+            <w:pPr>
+              <w:spacing w:before="20" w:after="20"/>
+            </w:pPr>
             <w:r/>
             <w:r>
               <w:rPr>
@@ -8993,6 +10888,9 @@
             <w:tcW w:type="dxa" w:w="1514"/>
           </w:tcPr>
           <w:p>
+            <w:pPr>
+              <w:spacing w:before="20" w:after="20"/>
+            </w:pPr>
             <w:r/>
             <w:r>
               <w:rPr>
@@ -9009,6 +10907,9 @@
             <w:tcW w:type="dxa" w:w="1514"/>
           </w:tcPr>
           <w:p>
+            <w:pPr>
+              <w:spacing w:before="20" w:after="20"/>
+            </w:pPr>
             <w:r/>
             <w:r>
               <w:rPr>
@@ -9025,11 +10926,13 @@
             <w:tcW w:type="dxa" w:w="1514"/>
           </w:tcPr>
           <w:p>
-            <w:r/>
-            <w:r>
-              <w:rPr>
-                <w:rFonts w:ascii="Verdana" w:hAnsi="Verdana"/>
-                <w:b w:val="0"/>
+            <w:pPr>
+              <w:spacing w:before="20" w:after="20"/>
+            </w:pPr>
+            <w:r/>
+            <w:r>
+              <w:rPr>
+                <w:rFonts w:ascii="Verdana" w:hAnsi="Verdana"/>
                 <w:sz w:val="16"/>
               </w:rPr>
               <w:t>Tabla de cifrado</w:t>
@@ -9041,6 +10944,9 @@
             <w:tcW w:type="dxa" w:w="1514"/>
           </w:tcPr>
           <w:p>
+            <w:pPr>
+              <w:spacing w:before="20" w:after="20"/>
+            </w:pPr>
             <w:r/>
             <w:r>
               <w:rPr>
@@ -9057,6 +10963,9 @@
             <w:tcW w:type="dxa" w:w="1514"/>
           </w:tcPr>
           <w:p>
+            <w:pPr>
+              <w:spacing w:before="20" w:after="20"/>
+            </w:pPr>
             <w:r/>
             <w:r>
               <w:rPr>
@@ -9073,6 +10982,9 @@
             <w:tcW w:type="dxa" w:w="1514"/>
           </w:tcPr>
           <w:p>
+            <w:pPr>
+              <w:spacing w:before="20" w:after="20"/>
+            </w:pPr>
             <w:r/>
             <w:r>
               <w:rPr>
@@ -9093,6 +11005,9 @@
             <w:tcW w:type="dxa" w:w="1514"/>
           </w:tcPr>
           <w:p>
+            <w:pPr>
+              <w:spacing w:before="20" w:after="20"/>
+            </w:pPr>
             <w:r/>
             <w:r>
               <w:rPr>
@@ -9109,6 +11024,9 @@
             <w:tcW w:type="dxa" w:w="1514"/>
           </w:tcPr>
           <w:p>
+            <w:pPr>
+              <w:spacing w:before="20" w:after="20"/>
+            </w:pPr>
             <w:r/>
             <w:r>
               <w:rPr>
@@ -9125,11 +11043,13 @@
             <w:tcW w:type="dxa" w:w="1514"/>
           </w:tcPr>
           <w:p>
-            <w:r/>
-            <w:r>
-              <w:rPr>
-                <w:rFonts w:ascii="Verdana" w:hAnsi="Verdana"/>
-                <w:b w:val="0"/>
+            <w:pPr>
+              <w:spacing w:before="20" w:after="20"/>
+            </w:pPr>
+            <w:r/>
+            <w:r>
+              <w:rPr>
+                <w:rFonts w:ascii="Verdana" w:hAnsi="Verdana"/>
                 <w:sz w:val="16"/>
               </w:rPr>
               <w:t>Tabla de cifrado</w:t>
@@ -9141,6 +11061,9 @@
             <w:tcW w:type="dxa" w:w="1514"/>
           </w:tcPr>
           <w:p>
+            <w:pPr>
+              <w:spacing w:before="20" w:after="20"/>
+            </w:pPr>
             <w:r/>
             <w:r>
               <w:rPr>
@@ -9157,6 +11080,9 @@
             <w:tcW w:type="dxa" w:w="1514"/>
           </w:tcPr>
           <w:p>
+            <w:pPr>
+              <w:spacing w:before="20" w:after="20"/>
+            </w:pPr>
             <w:r/>
             <w:r>
               <w:rPr>
@@ -9173,6 +11099,9 @@
             <w:tcW w:type="dxa" w:w="1514"/>
           </w:tcPr>
           <w:p>
+            <w:pPr>
+              <w:spacing w:before="20" w:after="20"/>
+            </w:pPr>
             <w:r/>
             <w:r>
               <w:rPr>
@@ -9189,11 +11118,13 @@
             <w:tcW w:type="dxa" w:w="1514"/>
           </w:tcPr>
           <w:p>
-            <w:r/>
-            <w:r>
-              <w:rPr>
-                <w:rFonts w:ascii="Verdana" w:hAnsi="Verdana"/>
-                <w:b w:val="0"/>
+            <w:pPr>
+              <w:spacing w:before="20" w:after="20"/>
+            </w:pPr>
+            <w:r/>
+            <w:r>
+              <w:rPr>
+                <w:rFonts w:ascii="Verdana" w:hAnsi="Verdana"/>
                 <w:sz w:val="16"/>
               </w:rPr>
               <w:t>Tabla de cifrado</w:t>
@@ -9205,6 +11136,9 @@
             <w:tcW w:type="dxa" w:w="1514"/>
           </w:tcPr>
           <w:p>
+            <w:pPr>
+              <w:spacing w:before="20" w:after="20"/>
+            </w:pPr>
             <w:r/>
             <w:r>
               <w:rPr>
@@ -9221,6 +11155,9 @@
             <w:tcW w:type="dxa" w:w="1514"/>
           </w:tcPr>
           <w:p>
+            <w:pPr>
+              <w:spacing w:before="20" w:after="20"/>
+            </w:pPr>
             <w:r/>
             <w:r>
               <w:rPr>
@@ -9237,6 +11174,9 @@
             <w:tcW w:type="dxa" w:w="1514"/>
           </w:tcPr>
           <w:p>
+            <w:pPr>
+              <w:spacing w:before="20" w:after="20"/>
+            </w:pPr>
             <w:r/>
             <w:r>
               <w:rPr>
@@ -9257,6 +11197,9 @@
             <w:tcW w:type="dxa" w:w="1514"/>
           </w:tcPr>
           <w:p>
+            <w:pPr>
+              <w:spacing w:before="20" w:after="20"/>
+            </w:pPr>
             <w:r/>
             <w:r>
               <w:rPr>
@@ -9273,6 +11216,9 @@
             <w:tcW w:type="dxa" w:w="1514"/>
           </w:tcPr>
           <w:p>
+            <w:pPr>
+              <w:spacing w:before="20" w:after="20"/>
+            </w:pPr>
             <w:r/>
             <w:r>
               <w:rPr>
@@ -9289,11 +11235,13 @@
             <w:tcW w:type="dxa" w:w="1514"/>
           </w:tcPr>
           <w:p>
-            <w:r/>
-            <w:r>
-              <w:rPr>
-                <w:rFonts w:ascii="Verdana" w:hAnsi="Verdana"/>
-                <w:b w:val="0"/>
+            <w:pPr>
+              <w:spacing w:before="20" w:after="20"/>
+            </w:pPr>
+            <w:r/>
+            <w:r>
+              <w:rPr>
+                <w:rFonts w:ascii="Verdana" w:hAnsi="Verdana"/>
                 <w:sz w:val="16"/>
               </w:rPr>
               <w:t>Tabla de cifrado</w:t>
@@ -9305,6 +11253,9 @@
             <w:tcW w:type="dxa" w:w="1514"/>
           </w:tcPr>
           <w:p>
+            <w:pPr>
+              <w:spacing w:before="20" w:after="20"/>
+            </w:pPr>
             <w:r/>
             <w:r>
               <w:rPr>
@@ -9321,6 +11272,9 @@
             <w:tcW w:type="dxa" w:w="1514"/>
           </w:tcPr>
           <w:p>
+            <w:pPr>
+              <w:spacing w:before="20" w:after="20"/>
+            </w:pPr>
             <w:r/>
             <w:r>
               <w:rPr>
@@ -9337,6 +11291,9 @@
             <w:tcW w:type="dxa" w:w="1514"/>
           </w:tcPr>
           <w:p>
+            <w:pPr>
+              <w:spacing w:before="20" w:after="20"/>
+            </w:pPr>
             <w:r/>
             <w:r>
               <w:rPr>
@@ -9353,11 +11310,13 @@
             <w:tcW w:type="dxa" w:w="1514"/>
           </w:tcPr>
           <w:p>
-            <w:r/>
-            <w:r>
-              <w:rPr>
-                <w:rFonts w:ascii="Verdana" w:hAnsi="Verdana"/>
-                <w:b w:val="0"/>
+            <w:pPr>
+              <w:spacing w:before="20" w:after="20"/>
+            </w:pPr>
+            <w:r/>
+            <w:r>
+              <w:rPr>
+                <w:rFonts w:ascii="Verdana" w:hAnsi="Verdana"/>
                 <w:sz w:val="16"/>
               </w:rPr>
               <w:t>Tabla de cifrado</w:t>
@@ -9369,6 +11328,9 @@
             <w:tcW w:type="dxa" w:w="1514"/>
           </w:tcPr>
           <w:p>
+            <w:pPr>
+              <w:spacing w:before="20" w:after="20"/>
+            </w:pPr>
             <w:r/>
             <w:r>
               <w:rPr>
@@ -9385,6 +11347,9 @@
             <w:tcW w:type="dxa" w:w="1514"/>
           </w:tcPr>
           <w:p>
+            <w:pPr>
+              <w:spacing w:before="20" w:after="20"/>
+            </w:pPr>
             <w:r/>
             <w:r>
               <w:rPr>
@@ -9401,6 +11366,9 @@
             <w:tcW w:type="dxa" w:w="1514"/>
           </w:tcPr>
           <w:p>
+            <w:pPr>
+              <w:spacing w:before="20" w:after="20"/>
+            </w:pPr>
             <w:r/>
             <w:r>
               <w:rPr>
@@ -9421,6 +11389,9 @@
             <w:tcW w:type="dxa" w:w="1514"/>
           </w:tcPr>
           <w:p>
+            <w:pPr>
+              <w:spacing w:before="20" w:after="20"/>
+            </w:pPr>
             <w:r/>
             <w:r>
               <w:rPr>
@@ -9437,6 +11408,9 @@
             <w:tcW w:type="dxa" w:w="1514"/>
           </w:tcPr>
           <w:p>
+            <w:pPr>
+              <w:spacing w:before="20" w:after="20"/>
+            </w:pPr>
             <w:r/>
             <w:r>
               <w:rPr>
@@ -9453,11 +11427,13 @@
             <w:tcW w:type="dxa" w:w="1514"/>
           </w:tcPr>
           <w:p>
-            <w:r/>
-            <w:r>
-              <w:rPr>
-                <w:rFonts w:ascii="Verdana" w:hAnsi="Verdana"/>
-                <w:b w:val="0"/>
+            <w:pPr>
+              <w:spacing w:before="20" w:after="20"/>
+            </w:pPr>
+            <w:r/>
+            <w:r>
+              <w:rPr>
+                <w:rFonts w:ascii="Verdana" w:hAnsi="Verdana"/>
                 <w:sz w:val="16"/>
               </w:rPr>
               <w:t>Tabla de cifrado</w:t>
@@ -9469,6 +11445,9 @@
             <w:tcW w:type="dxa" w:w="1514"/>
           </w:tcPr>
           <w:p>
+            <w:pPr>
+              <w:spacing w:before="20" w:after="20"/>
+            </w:pPr>
             <w:r/>
             <w:r>
               <w:rPr>
@@ -9485,6 +11464,9 @@
             <w:tcW w:type="dxa" w:w="1514"/>
           </w:tcPr>
           <w:p>
+            <w:pPr>
+              <w:spacing w:before="20" w:after="20"/>
+            </w:pPr>
             <w:r/>
             <w:r>
               <w:rPr>
@@ -9501,6 +11483,9 @@
             <w:tcW w:type="dxa" w:w="1514"/>
           </w:tcPr>
           <w:p>
+            <w:pPr>
+              <w:spacing w:before="20" w:after="20"/>
+            </w:pPr>
             <w:r/>
             <w:r>
               <w:rPr>
@@ -9517,11 +11502,13 @@
             <w:tcW w:type="dxa" w:w="1514"/>
           </w:tcPr>
           <w:p>
-            <w:r/>
-            <w:r>
-              <w:rPr>
-                <w:rFonts w:ascii="Verdana" w:hAnsi="Verdana"/>
-                <w:b w:val="0"/>
+            <w:pPr>
+              <w:spacing w:before="20" w:after="20"/>
+            </w:pPr>
+            <w:r/>
+            <w:r>
+              <w:rPr>
+                <w:rFonts w:ascii="Verdana" w:hAnsi="Verdana"/>
                 <w:sz w:val="16"/>
               </w:rPr>
               <w:t>Tabla de cifrado</w:t>
@@ -9533,6 +11520,9 @@
             <w:tcW w:type="dxa" w:w="1514"/>
           </w:tcPr>
           <w:p>
+            <w:pPr>
+              <w:spacing w:before="20" w:after="20"/>
+            </w:pPr>
             <w:r/>
             <w:r>
               <w:rPr>
@@ -9549,6 +11539,9 @@
             <w:tcW w:type="dxa" w:w="1514"/>
           </w:tcPr>
           <w:p>
+            <w:pPr>
+              <w:spacing w:before="20" w:after="20"/>
+            </w:pPr>
             <w:r/>
             <w:r>
               <w:rPr>
@@ -9565,6 +11558,9 @@
             <w:tcW w:type="dxa" w:w="1514"/>
           </w:tcPr>
           <w:p>
+            <w:pPr>
+              <w:spacing w:before="20" w:after="20"/>
+            </w:pPr>
             <w:r/>
             <w:r>
               <w:rPr>
@@ -9585,6 +11581,9 @@
             <w:tcW w:type="dxa" w:w="1514"/>
           </w:tcPr>
           <w:p>
+            <w:pPr>
+              <w:spacing w:before="20" w:after="20"/>
+            </w:pPr>
             <w:r/>
             <w:r>
               <w:rPr>
@@ -9601,6 +11600,9 @@
             <w:tcW w:type="dxa" w:w="1514"/>
           </w:tcPr>
           <w:p>
+            <w:pPr>
+              <w:spacing w:before="20" w:after="20"/>
+            </w:pPr>
             <w:r/>
             <w:r>
               <w:rPr>
@@ -9617,11 +11619,13 @@
             <w:tcW w:type="dxa" w:w="1514"/>
           </w:tcPr>
           <w:p>
-            <w:r/>
-            <w:r>
-              <w:rPr>
-                <w:rFonts w:ascii="Verdana" w:hAnsi="Verdana"/>
-                <w:b w:val="0"/>
+            <w:pPr>
+              <w:spacing w:before="20" w:after="20"/>
+            </w:pPr>
+            <w:r/>
+            <w:r>
+              <w:rPr>
+                <w:rFonts w:ascii="Verdana" w:hAnsi="Verdana"/>
                 <w:sz w:val="16"/>
               </w:rPr>
               <w:t>Tabla de cifrado</w:t>
@@ -9633,6 +11637,9 @@
             <w:tcW w:type="dxa" w:w="1514"/>
           </w:tcPr>
           <w:p>
+            <w:pPr>
+              <w:spacing w:before="20" w:after="20"/>
+            </w:pPr>
             <w:r/>
             <w:r>
               <w:rPr>
@@ -9649,6 +11656,9 @@
             <w:tcW w:type="dxa" w:w="1514"/>
           </w:tcPr>
           <w:p>
+            <w:pPr>
+              <w:spacing w:before="20" w:after="20"/>
+            </w:pPr>
             <w:r/>
             <w:r>
               <w:rPr>
@@ -9665,6 +11675,9 @@
             <w:tcW w:type="dxa" w:w="1514"/>
           </w:tcPr>
           <w:p>
+            <w:pPr>
+              <w:spacing w:before="20" w:after="20"/>
+            </w:pPr>
             <w:r/>
             <w:r>
               <w:rPr>
@@ -9681,11 +11694,13 @@
             <w:tcW w:type="dxa" w:w="1514"/>
           </w:tcPr>
           <w:p>
-            <w:r/>
-            <w:r>
-              <w:rPr>
-                <w:rFonts w:ascii="Verdana" w:hAnsi="Verdana"/>
-                <w:b w:val="0"/>
+            <w:pPr>
+              <w:spacing w:before="20" w:after="20"/>
+            </w:pPr>
+            <w:r/>
+            <w:r>
+              <w:rPr>
+                <w:rFonts w:ascii="Verdana" w:hAnsi="Verdana"/>
                 <w:sz w:val="16"/>
               </w:rPr>
               <w:t>Tabla de cifrado</w:t>
@@ -9697,6 +11712,9 @@
             <w:tcW w:type="dxa" w:w="1514"/>
           </w:tcPr>
           <w:p>
+            <w:pPr>
+              <w:spacing w:before="20" w:after="20"/>
+            </w:pPr>
             <w:r/>
             <w:r>
               <w:rPr>
@@ -9713,6 +11731,9 @@
             <w:tcW w:type="dxa" w:w="1514"/>
           </w:tcPr>
           <w:p>
+            <w:pPr>
+              <w:spacing w:before="20" w:after="20"/>
+            </w:pPr>
             <w:r/>
             <w:r>
               <w:rPr>
@@ -9729,6 +11750,9 @@
             <w:tcW w:type="dxa" w:w="1514"/>
           </w:tcPr>
           <w:p>
+            <w:pPr>
+              <w:spacing w:before="20" w:after="20"/>
+            </w:pPr>
             <w:r/>
             <w:r>
               <w:rPr>
@@ -9749,6 +11773,9 @@
             <w:tcW w:type="dxa" w:w="1514"/>
           </w:tcPr>
           <w:p>
+            <w:pPr>
+              <w:spacing w:before="20" w:after="20"/>
+            </w:pPr>
             <w:r/>
             <w:r>
               <w:rPr>
@@ -9765,6 +11792,9 @@
             <w:tcW w:type="dxa" w:w="1514"/>
           </w:tcPr>
           <w:p>
+            <w:pPr>
+              <w:spacing w:before="20" w:after="20"/>
+            </w:pPr>
             <w:r/>
             <w:r>
               <w:rPr>
@@ -9781,11 +11811,13 @@
             <w:tcW w:type="dxa" w:w="1514"/>
           </w:tcPr>
           <w:p>
-            <w:r/>
-            <w:r>
-              <w:rPr>
-                <w:rFonts w:ascii="Verdana" w:hAnsi="Verdana"/>
-                <w:b w:val="0"/>
+            <w:pPr>
+              <w:spacing w:before="20" w:after="20"/>
+            </w:pPr>
+            <w:r/>
+            <w:r>
+              <w:rPr>
+                <w:rFonts w:ascii="Verdana" w:hAnsi="Verdana"/>
                 <w:sz w:val="16"/>
               </w:rPr>
               <w:t>Tabla de cifrado</w:t>
@@ -9797,6 +11829,9 @@
             <w:tcW w:type="dxa" w:w="1514"/>
           </w:tcPr>
           <w:p>
+            <w:pPr>
+              <w:spacing w:before="20" w:after="20"/>
+            </w:pPr>
             <w:r/>
             <w:r>
               <w:rPr>
@@ -9813,6 +11848,9 @@
             <w:tcW w:type="dxa" w:w="1514"/>
           </w:tcPr>
           <w:p>
+            <w:pPr>
+              <w:spacing w:before="20" w:after="20"/>
+            </w:pPr>
             <w:r/>
             <w:r>
               <w:rPr>
@@ -9829,6 +11867,9 @@
             <w:tcW w:type="dxa" w:w="1514"/>
           </w:tcPr>
           <w:p>
+            <w:pPr>
+              <w:spacing w:before="20" w:after="20"/>
+            </w:pPr>
             <w:r/>
             <w:r>
               <w:rPr>
@@ -9845,11 +11886,13 @@
             <w:tcW w:type="dxa" w:w="1514"/>
           </w:tcPr>
           <w:p>
-            <w:r/>
-            <w:r>
-              <w:rPr>
-                <w:rFonts w:ascii="Verdana" w:hAnsi="Verdana"/>
-                <w:b w:val="0"/>
+            <w:pPr>
+              <w:spacing w:before="20" w:after="20"/>
+            </w:pPr>
+            <w:r/>
+            <w:r>
+              <w:rPr>
+                <w:rFonts w:ascii="Verdana" w:hAnsi="Verdana"/>
                 <w:sz w:val="16"/>
               </w:rPr>
               <w:t>Tabla de cifrado</w:t>
@@ -9861,6 +11904,9 @@
             <w:tcW w:type="dxa" w:w="1514"/>
           </w:tcPr>
           <w:p>
+            <w:pPr>
+              <w:spacing w:before="20" w:after="20"/>
+            </w:pPr>
             <w:r/>
             <w:r>
               <w:rPr>
@@ -9877,6 +11923,9 @@
             <w:tcW w:type="dxa" w:w="1514"/>
           </w:tcPr>
           <w:p>
+            <w:pPr>
+              <w:spacing w:before="20" w:after="20"/>
+            </w:pPr>
             <w:r/>
             <w:r>
               <w:rPr>
@@ -9893,6 +11942,9 @@
             <w:tcW w:type="dxa" w:w="1514"/>
           </w:tcPr>
           <w:p>
+            <w:pPr>
+              <w:spacing w:before="20" w:after="20"/>
+            </w:pPr>
             <w:r/>
             <w:r>
               <w:rPr>
@@ -9913,6 +11965,9 @@
             <w:tcW w:type="dxa" w:w="1514"/>
           </w:tcPr>
           <w:p>
+            <w:pPr>
+              <w:spacing w:before="20" w:after="20"/>
+            </w:pPr>
             <w:r/>
             <w:r>
               <w:rPr>
@@ -9929,6 +11984,9 @@
             <w:tcW w:type="dxa" w:w="1514"/>
           </w:tcPr>
           <w:p>
+            <w:pPr>
+              <w:spacing w:before="20" w:after="20"/>
+            </w:pPr>
             <w:r/>
             <w:r>
               <w:rPr>
@@ -9945,11 +12003,13 @@
             <w:tcW w:type="dxa" w:w="1514"/>
           </w:tcPr>
           <w:p>
-            <w:r/>
-            <w:r>
-              <w:rPr>
-                <w:rFonts w:ascii="Verdana" w:hAnsi="Verdana"/>
-                <w:b w:val="0"/>
+            <w:pPr>
+              <w:spacing w:before="20" w:after="20"/>
+            </w:pPr>
+            <w:r/>
+            <w:r>
+              <w:rPr>
+                <w:rFonts w:ascii="Verdana" w:hAnsi="Verdana"/>
                 <w:sz w:val="16"/>
               </w:rPr>
               <w:t>Tabla de cifrado</w:t>
@@ -9961,6 +12021,9 @@
             <w:tcW w:type="dxa" w:w="1514"/>
           </w:tcPr>
           <w:p>
+            <w:pPr>
+              <w:spacing w:before="20" w:after="20"/>
+            </w:pPr>
             <w:r/>
             <w:r>
               <w:rPr>
@@ -9977,6 +12040,9 @@
             <w:tcW w:type="dxa" w:w="1514"/>
           </w:tcPr>
           <w:p>
+            <w:pPr>
+              <w:spacing w:before="20" w:after="20"/>
+            </w:pPr>
             <w:r/>
             <w:r>
               <w:rPr>
@@ -9993,6 +12059,9 @@
             <w:tcW w:type="dxa" w:w="1514"/>
           </w:tcPr>
           <w:p>
+            <w:pPr>
+              <w:spacing w:before="20" w:after="20"/>
+            </w:pPr>
             <w:r/>
             <w:r>
               <w:rPr>
@@ -10009,11 +12078,13 @@
             <w:tcW w:type="dxa" w:w="1514"/>
           </w:tcPr>
           <w:p>
-            <w:r/>
-            <w:r>
-              <w:rPr>
-                <w:rFonts w:ascii="Verdana" w:hAnsi="Verdana"/>
-                <w:b w:val="0"/>
+            <w:pPr>
+              <w:spacing w:before="20" w:after="20"/>
+            </w:pPr>
+            <w:r/>
+            <w:r>
+              <w:rPr>
+                <w:rFonts w:ascii="Verdana" w:hAnsi="Verdana"/>
                 <w:sz w:val="16"/>
               </w:rPr>
               <w:t>Tabla de cifrado</w:t>
@@ -10025,6 +12096,9 @@
             <w:tcW w:type="dxa" w:w="1514"/>
           </w:tcPr>
           <w:p>
+            <w:pPr>
+              <w:spacing w:before="20" w:after="20"/>
+            </w:pPr>
             <w:r/>
             <w:r>
               <w:rPr>
@@ -10041,6 +12115,9 @@
             <w:tcW w:type="dxa" w:w="1514"/>
           </w:tcPr>
           <w:p>
+            <w:pPr>
+              <w:spacing w:before="20" w:after="20"/>
+            </w:pPr>
             <w:r/>
             <w:r>
               <w:rPr>
@@ -10057,6 +12134,9 @@
             <w:tcW w:type="dxa" w:w="1514"/>
           </w:tcPr>
           <w:p>
+            <w:pPr>
+              <w:spacing w:before="20" w:after="20"/>
+            </w:pPr>
             <w:r/>
             <w:r>
               <w:rPr>
@@ -10077,6 +12157,9 @@
             <w:tcW w:type="dxa" w:w="1514"/>
           </w:tcPr>
           <w:p>
+            <w:pPr>
+              <w:spacing w:before="20" w:after="20"/>
+            </w:pPr>
             <w:r/>
             <w:r>
               <w:rPr>
@@ -10093,6 +12176,9 @@
             <w:tcW w:type="dxa" w:w="1514"/>
           </w:tcPr>
           <w:p>
+            <w:pPr>
+              <w:spacing w:before="20" w:after="20"/>
+            </w:pPr>
             <w:r/>
             <w:r>
               <w:rPr>
@@ -10109,11 +12195,13 @@
             <w:tcW w:type="dxa" w:w="1514"/>
           </w:tcPr>
           <w:p>
-            <w:r/>
-            <w:r>
-              <w:rPr>
-                <w:rFonts w:ascii="Verdana" w:hAnsi="Verdana"/>
-                <w:b w:val="0"/>
+            <w:pPr>
+              <w:spacing w:before="20" w:after="20"/>
+            </w:pPr>
+            <w:r/>
+            <w:r>
+              <w:rPr>
+                <w:rFonts w:ascii="Verdana" w:hAnsi="Verdana"/>
                 <w:sz w:val="16"/>
               </w:rPr>
               <w:t>Tabla de cifrado</w:t>
@@ -10125,6 +12213,9 @@
             <w:tcW w:type="dxa" w:w="1514"/>
           </w:tcPr>
           <w:p>
+            <w:pPr>
+              <w:spacing w:before="20" w:after="20"/>
+            </w:pPr>
             <w:r/>
             <w:r>
               <w:rPr>
@@ -10141,6 +12232,9 @@
             <w:tcW w:type="dxa" w:w="1514"/>
           </w:tcPr>
           <w:p>
+            <w:pPr>
+              <w:spacing w:before="20" w:after="20"/>
+            </w:pPr>
             <w:r/>
             <w:r>
               <w:rPr>
@@ -10157,6 +12251,9 @@
             <w:tcW w:type="dxa" w:w="1514"/>
           </w:tcPr>
           <w:p>
+            <w:pPr>
+              <w:spacing w:before="20" w:after="20"/>
+            </w:pPr>
             <w:r/>
             <w:r>
               <w:rPr>
@@ -10173,11 +12270,13 @@
             <w:tcW w:type="dxa" w:w="1514"/>
           </w:tcPr>
           <w:p>
-            <w:r/>
-            <w:r>
-              <w:rPr>
-                <w:rFonts w:ascii="Verdana" w:hAnsi="Verdana"/>
-                <w:b w:val="0"/>
+            <w:pPr>
+              <w:spacing w:before="20" w:after="20"/>
+            </w:pPr>
+            <w:r/>
+            <w:r>
+              <w:rPr>
+                <w:rFonts w:ascii="Verdana" w:hAnsi="Verdana"/>
                 <w:sz w:val="16"/>
               </w:rPr>
               <w:t>Tabla de cifrado</w:t>
@@ -10189,6 +12288,9 @@
             <w:tcW w:type="dxa" w:w="1514"/>
           </w:tcPr>
           <w:p>
+            <w:pPr>
+              <w:spacing w:before="20" w:after="20"/>
+            </w:pPr>
             <w:r/>
             <w:r>
               <w:rPr>
@@ -10205,6 +12307,9 @@
             <w:tcW w:type="dxa" w:w="1514"/>
           </w:tcPr>
           <w:p>
+            <w:pPr>
+              <w:spacing w:before="20" w:after="20"/>
+            </w:pPr>
             <w:r/>
             <w:r>
               <w:rPr>
@@ -10221,6 +12326,9 @@
             <w:tcW w:type="dxa" w:w="1514"/>
           </w:tcPr>
           <w:p>
+            <w:pPr>
+              <w:spacing w:before="20" w:after="20"/>
+            </w:pPr>
             <w:r/>
             <w:r>
               <w:rPr>
@@ -10241,6 +12349,9 @@
             <w:tcW w:type="dxa" w:w="1514"/>
           </w:tcPr>
           <w:p>
+            <w:pPr>
+              <w:spacing w:before="20" w:after="20"/>
+            </w:pPr>
             <w:r/>
             <w:r>
               <w:rPr>
@@ -10257,6 +12368,9 @@
             <w:tcW w:type="dxa" w:w="1514"/>
           </w:tcPr>
           <w:p>
+            <w:pPr>
+              <w:spacing w:before="20" w:after="20"/>
+            </w:pPr>
             <w:r/>
             <w:r>
               <w:rPr>
@@ -10273,11 +12387,13 @@
             <w:tcW w:type="dxa" w:w="1514"/>
           </w:tcPr>
           <w:p>
-            <w:r/>
-            <w:r>
-              <w:rPr>
-                <w:rFonts w:ascii="Verdana" w:hAnsi="Verdana"/>
-                <w:b w:val="0"/>
+            <w:pPr>
+              <w:spacing w:before="20" w:after="20"/>
+            </w:pPr>
+            <w:r/>
+            <w:r>
+              <w:rPr>
+                <w:rFonts w:ascii="Verdana" w:hAnsi="Verdana"/>
                 <w:sz w:val="16"/>
               </w:rPr>
               <w:t>Tabla de cifrado</w:t>
@@ -10289,6 +12405,9 @@
             <w:tcW w:type="dxa" w:w="1514"/>
           </w:tcPr>
           <w:p>
+            <w:pPr>
+              <w:spacing w:before="20" w:after="20"/>
+            </w:pPr>
             <w:r/>
             <w:r>
               <w:rPr>
@@ -10305,6 +12424,9 @@
             <w:tcW w:type="dxa" w:w="1514"/>
           </w:tcPr>
           <w:p>
+            <w:pPr>
+              <w:spacing w:before="20" w:after="20"/>
+            </w:pPr>
             <w:r/>
             <w:r>
               <w:rPr>
@@ -10321,6 +12443,9 @@
             <w:tcW w:type="dxa" w:w="1514"/>
           </w:tcPr>
           <w:p>
+            <w:pPr>
+              <w:spacing w:before="20" w:after="20"/>
+            </w:pPr>
             <w:r/>
             <w:r>
               <w:rPr>
@@ -10337,11 +12462,13 @@
             <w:tcW w:type="dxa" w:w="1514"/>
           </w:tcPr>
           <w:p>
-            <w:r/>
-            <w:r>
-              <w:rPr>
-                <w:rFonts w:ascii="Verdana" w:hAnsi="Verdana"/>
-                <w:b w:val="0"/>
+            <w:pPr>
+              <w:spacing w:before="20" w:after="20"/>
+            </w:pPr>
+            <w:r/>
+            <w:r>
+              <w:rPr>
+                <w:rFonts w:ascii="Verdana" w:hAnsi="Verdana"/>
                 <w:sz w:val="16"/>
               </w:rPr>
               <w:t>Tabla de cifrado</w:t>
@@ -10353,6 +12480,9 @@
             <w:tcW w:type="dxa" w:w="1514"/>
           </w:tcPr>
           <w:p>
+            <w:pPr>
+              <w:spacing w:before="20" w:after="20"/>
+            </w:pPr>
             <w:r/>
             <w:r>
               <w:rPr>
@@ -10369,6 +12499,9 @@
             <w:tcW w:type="dxa" w:w="1514"/>
           </w:tcPr>
           <w:p>
+            <w:pPr>
+              <w:spacing w:before="20" w:after="20"/>
+            </w:pPr>
             <w:r/>
             <w:r>
               <w:rPr>
@@ -10385,6 +12518,9 @@
             <w:tcW w:type="dxa" w:w="1514"/>
           </w:tcPr>
           <w:p>
+            <w:pPr>
+              <w:spacing w:before="20" w:after="20"/>
+            </w:pPr>
             <w:r/>
             <w:r>
               <w:rPr>
@@ -10405,6 +12541,9 @@
             <w:tcW w:type="dxa" w:w="1514"/>
           </w:tcPr>
           <w:p>
+            <w:pPr>
+              <w:spacing w:before="20" w:after="20"/>
+            </w:pPr>
             <w:r/>
             <w:r>
               <w:rPr>
@@ -10421,6 +12560,9 @@
             <w:tcW w:type="dxa" w:w="1514"/>
           </w:tcPr>
           <w:p>
+            <w:pPr>
+              <w:spacing w:before="20" w:after="20"/>
+            </w:pPr>
             <w:r/>
             <w:r>
               <w:rPr>
@@ -10437,11 +12579,13 @@
             <w:tcW w:type="dxa" w:w="1514"/>
           </w:tcPr>
           <w:p>
-            <w:r/>
-            <w:r>
-              <w:rPr>
-                <w:rFonts w:ascii="Verdana" w:hAnsi="Verdana"/>
-                <w:b w:val="0"/>
+            <w:pPr>
+              <w:spacing w:before="20" w:after="20"/>
+            </w:pPr>
+            <w:r/>
+            <w:r>
+              <w:rPr>
+                <w:rFonts w:ascii="Verdana" w:hAnsi="Verdana"/>
                 <w:sz w:val="16"/>
               </w:rPr>
               <w:t>Tabla de banderines</w:t>
@@ -10453,6 +12597,9 @@
             <w:tcW w:type="dxa" w:w="1514"/>
           </w:tcPr>
           <w:p>
+            <w:pPr>
+              <w:spacing w:before="20" w:after="20"/>
+            </w:pPr>
             <w:r/>
             <w:r>
               <w:rPr>
@@ -10469,6 +12616,9 @@
             <w:tcW w:type="dxa" w:w="1514"/>
           </w:tcPr>
           <w:p>
+            <w:pPr>
+              <w:spacing w:before="20" w:after="20"/>
+            </w:pPr>
             <w:r/>
             <w:r>
               <w:rPr>
@@ -10485,6 +12635,9 @@
             <w:tcW w:type="dxa" w:w="1514"/>
           </w:tcPr>
           <w:p>
+            <w:pPr>
+              <w:spacing w:before="20" w:after="20"/>
+            </w:pPr>
             <w:r/>
             <w:r>
               <w:rPr>
@@ -10501,11 +12654,13 @@
             <w:tcW w:type="dxa" w:w="1514"/>
           </w:tcPr>
           <w:p>
-            <w:r/>
-            <w:r>
-              <w:rPr>
-                <w:rFonts w:ascii="Verdana" w:hAnsi="Verdana"/>
-                <w:b w:val="0"/>
+            <w:pPr>
+              <w:spacing w:before="20" w:after="20"/>
+            </w:pPr>
+            <w:r/>
+            <w:r>
+              <w:rPr>
+                <w:rFonts w:ascii="Verdana" w:hAnsi="Verdana"/>
                 <w:sz w:val="16"/>
               </w:rPr>
               <w:t>Tabla de banderines</w:t>
@@ -10517,6 +12672,9 @@
             <w:tcW w:type="dxa" w:w="1514"/>
           </w:tcPr>
           <w:p>
+            <w:pPr>
+              <w:spacing w:before="20" w:after="20"/>
+            </w:pPr>
             <w:r/>
             <w:r>
               <w:rPr>
@@ -10533,6 +12691,9 @@
             <w:tcW w:type="dxa" w:w="1514"/>
           </w:tcPr>
           <w:p>
+            <w:pPr>
+              <w:spacing w:before="20" w:after="20"/>
+            </w:pPr>
             <w:r/>
             <w:r>
               <w:rPr>
@@ -10549,6 +12710,9 @@
             <w:tcW w:type="dxa" w:w="1514"/>
           </w:tcPr>
           <w:p>
+            <w:pPr>
+              <w:spacing w:before="20" w:after="20"/>
+            </w:pPr>
             <w:r/>
             <w:r>
               <w:rPr>
@@ -10569,6 +12733,9 @@
             <w:tcW w:type="dxa" w:w="1514"/>
           </w:tcPr>
           <w:p>
+            <w:pPr>
+              <w:spacing w:before="20" w:after="20"/>
+            </w:pPr>
             <w:r/>
             <w:r>
               <w:rPr>
@@ -10585,6 +12752,9 @@
             <w:tcW w:type="dxa" w:w="1514"/>
           </w:tcPr>
           <w:p>
+            <w:pPr>
+              <w:spacing w:before="20" w:after="20"/>
+            </w:pPr>
             <w:r/>
             <w:r>
               <w:rPr>
@@ -10601,11 +12771,13 @@
             <w:tcW w:type="dxa" w:w="1514"/>
           </w:tcPr>
           <w:p>
-            <w:r/>
-            <w:r>
-              <w:rPr>
-                <w:rFonts w:ascii="Verdana" w:hAnsi="Verdana"/>
-                <w:b w:val="0"/>
+            <w:pPr>
+              <w:spacing w:before="20" w:after="20"/>
+            </w:pPr>
+            <w:r/>
+            <w:r>
+              <w:rPr>
+                <w:rFonts w:ascii="Verdana" w:hAnsi="Verdana"/>
                 <w:sz w:val="16"/>
               </w:rPr>
               <w:t>Tabla de cifrado</w:t>
@@ -10617,6 +12789,9 @@
             <w:tcW w:type="dxa" w:w="1514"/>
           </w:tcPr>
           <w:p>
+            <w:pPr>
+              <w:spacing w:before="20" w:after="20"/>
+            </w:pPr>
             <w:r/>
             <w:r>
               <w:rPr>
@@ -10633,6 +12808,9 @@
             <w:tcW w:type="dxa" w:w="1514"/>
           </w:tcPr>
           <w:p>
+            <w:pPr>
+              <w:spacing w:before="20" w:after="20"/>
+            </w:pPr>
             <w:r/>
             <w:r>
               <w:rPr>
@@ -10649,6 +12827,9 @@
             <w:tcW w:type="dxa" w:w="1514"/>
           </w:tcPr>
           <w:p>
+            <w:pPr>
+              <w:spacing w:before="20" w:after="20"/>
+            </w:pPr>
             <w:r/>
             <w:r>
               <w:rPr>
@@ -10665,11 +12846,13 @@
             <w:tcW w:type="dxa" w:w="1514"/>
           </w:tcPr>
           <w:p>
-            <w:r/>
-            <w:r>
-              <w:rPr>
-                <w:rFonts w:ascii="Verdana" w:hAnsi="Verdana"/>
-                <w:b w:val="0"/>
+            <w:pPr>
+              <w:spacing w:before="20" w:after="20"/>
+            </w:pPr>
+            <w:r/>
+            <w:r>
+              <w:rPr>
+                <w:rFonts w:ascii="Verdana" w:hAnsi="Verdana"/>
                 <w:sz w:val="16"/>
               </w:rPr>
               <w:t>Tabla de cifrado</w:t>
@@ -10681,6 +12864,9 @@
             <w:tcW w:type="dxa" w:w="1514"/>
           </w:tcPr>
           <w:p>
+            <w:pPr>
+              <w:spacing w:before="20" w:after="20"/>
+            </w:pPr>
             <w:r/>
             <w:r>
               <w:rPr>
@@ -10697,6 +12883,9 @@
             <w:tcW w:type="dxa" w:w="1514"/>
           </w:tcPr>
           <w:p>
+            <w:pPr>
+              <w:spacing w:before="20" w:after="20"/>
+            </w:pPr>
             <w:r/>
             <w:r>
               <w:rPr>
@@ -10713,6 +12902,9 @@
             <w:tcW w:type="dxa" w:w="1514"/>
           </w:tcPr>
           <w:p>
+            <w:pPr>
+              <w:spacing w:before="20" w:after="20"/>
+            </w:pPr>
             <w:r/>
             <w:r>
               <w:rPr>
@@ -10733,6 +12925,9 @@
             <w:tcW w:type="dxa" w:w="1514"/>
           </w:tcPr>
           <w:p>
+            <w:pPr>
+              <w:spacing w:before="20" w:after="20"/>
+            </w:pPr>
             <w:r/>
             <w:r>
               <w:rPr>
@@ -10749,6 +12944,9 @@
             <w:tcW w:type="dxa" w:w="1514"/>
           </w:tcPr>
           <w:p>
+            <w:pPr>
+              <w:spacing w:before="20" w:after="20"/>
+            </w:pPr>
             <w:r/>
             <w:r>
               <w:rPr>
@@ -10765,11 +12963,13 @@
             <w:tcW w:type="dxa" w:w="1514"/>
           </w:tcPr>
           <w:p>
-            <w:r/>
-            <w:r>
-              <w:rPr>
-                <w:rFonts w:ascii="Verdana" w:hAnsi="Verdana"/>
-                <w:b w:val="0"/>
+            <w:pPr>
+              <w:spacing w:before="20" w:after="20"/>
+            </w:pPr>
+            <w:r/>
+            <w:r>
+              <w:rPr>
+                <w:rFonts w:ascii="Verdana" w:hAnsi="Verdana"/>
                 <w:sz w:val="16"/>
               </w:rPr>
               <w:t>Tabla de banderines</w:t>
@@ -10781,6 +12981,9 @@
             <w:tcW w:type="dxa" w:w="1514"/>
           </w:tcPr>
           <w:p>
+            <w:pPr>
+              <w:spacing w:before="20" w:after="20"/>
+            </w:pPr>
             <w:r/>
             <w:r>
               <w:rPr>
@@ -10797,6 +13000,9 @@
             <w:tcW w:type="dxa" w:w="1514"/>
           </w:tcPr>
           <w:p>
+            <w:pPr>
+              <w:spacing w:before="20" w:after="20"/>
+            </w:pPr>
             <w:r/>
             <w:r>
               <w:rPr>
@@ -10813,6 +13019,9 @@
             <w:tcW w:type="dxa" w:w="1514"/>
           </w:tcPr>
           <w:p>
+            <w:pPr>
+              <w:spacing w:before="20" w:after="20"/>
+            </w:pPr>
             <w:r/>
             <w:r>
               <w:rPr>
@@ -10829,11 +13038,13 @@
             <w:tcW w:type="dxa" w:w="1514"/>
           </w:tcPr>
           <w:p>
-            <w:r/>
-            <w:r>
-              <w:rPr>
-                <w:rFonts w:ascii="Verdana" w:hAnsi="Verdana"/>
-                <w:b w:val="0"/>
+            <w:pPr>
+              <w:spacing w:before="20" w:after="20"/>
+            </w:pPr>
+            <w:r/>
+            <w:r>
+              <w:rPr>
+                <w:rFonts w:ascii="Verdana" w:hAnsi="Verdana"/>
                 <w:sz w:val="16"/>
               </w:rPr>
               <w:t>Tabla de banderines</w:t>
@@ -10845,6 +13056,9 @@
             <w:tcW w:type="dxa" w:w="1514"/>
           </w:tcPr>
           <w:p>
+            <w:pPr>
+              <w:spacing w:before="20" w:after="20"/>
+            </w:pPr>
             <w:r/>
             <w:r>
               <w:rPr>
@@ -10861,6 +13075,9 @@
             <w:tcW w:type="dxa" w:w="1514"/>
           </w:tcPr>
           <w:p>
+            <w:pPr>
+              <w:spacing w:before="20" w:after="20"/>
+            </w:pPr>
             <w:r/>
             <w:r>
               <w:rPr>
@@ -10877,6 +13094,9 @@
             <w:tcW w:type="dxa" w:w="1514"/>
           </w:tcPr>
           <w:p>
+            <w:pPr>
+              <w:spacing w:before="20" w:after="20"/>
+            </w:pPr>
             <w:r/>
             <w:r>
               <w:rPr>
@@ -10897,6 +13117,9 @@
             <w:tcW w:type="dxa" w:w="1514"/>
           </w:tcPr>
           <w:p>
+            <w:pPr>
+              <w:spacing w:before="20" w:after="20"/>
+            </w:pPr>
             <w:r/>
             <w:r>
               <w:rPr>
@@ -10913,6 +13136,9 @@
             <w:tcW w:type="dxa" w:w="1514"/>
           </w:tcPr>
           <w:p>
+            <w:pPr>
+              <w:spacing w:before="20" w:after="20"/>
+            </w:pPr>
             <w:r/>
             <w:r>
               <w:rPr>
@@ -10929,11 +13155,13 @@
             <w:tcW w:type="dxa" w:w="1514"/>
           </w:tcPr>
           <w:p>
-            <w:r/>
-            <w:r>
-              <w:rPr>
-                <w:rFonts w:ascii="Verdana" w:hAnsi="Verdana"/>
-                <w:b w:val="0"/>
+            <w:pPr>
+              <w:spacing w:before="20" w:after="20"/>
+            </w:pPr>
+            <w:r/>
+            <w:r>
+              <w:rPr>
+                <w:rFonts w:ascii="Verdana" w:hAnsi="Verdana"/>
                 <w:sz w:val="16"/>
               </w:rPr>
               <w:t>Tabla de cifrado</w:t>
@@ -10945,6 +13173,9 @@
             <w:tcW w:type="dxa" w:w="1514"/>
           </w:tcPr>
           <w:p>
+            <w:pPr>
+              <w:spacing w:before="20" w:after="20"/>
+            </w:pPr>
             <w:r/>
             <w:r>
               <w:rPr>
@@ -10961,6 +13192,9 @@
             <w:tcW w:type="dxa" w:w="1514"/>
           </w:tcPr>
           <w:p>
+            <w:pPr>
+              <w:spacing w:before="20" w:after="20"/>
+            </w:pPr>
             <w:r/>
             <w:r>
               <w:rPr>
@@ -10977,6 +13211,9 @@
             <w:tcW w:type="dxa" w:w="1514"/>
           </w:tcPr>
           <w:p>
+            <w:pPr>
+              <w:spacing w:before="20" w:after="20"/>
+            </w:pPr>
             <w:r/>
             <w:r>
               <w:rPr>
@@ -10993,11 +13230,13 @@
             <w:tcW w:type="dxa" w:w="1514"/>
           </w:tcPr>
           <w:p>
-            <w:r/>
-            <w:r>
-              <w:rPr>
-                <w:rFonts w:ascii="Verdana" w:hAnsi="Verdana"/>
-                <w:b w:val="0"/>
+            <w:pPr>
+              <w:spacing w:before="20" w:after="20"/>
+            </w:pPr>
+            <w:r/>
+            <w:r>
+              <w:rPr>
+                <w:rFonts w:ascii="Verdana" w:hAnsi="Verdana"/>
                 <w:sz w:val="16"/>
               </w:rPr>
               <w:t>Tabla de cifrado</w:t>
@@ -11009,6 +13248,9 @@
             <w:tcW w:type="dxa" w:w="1514"/>
           </w:tcPr>
           <w:p>
+            <w:pPr>
+              <w:spacing w:before="20" w:after="20"/>
+            </w:pPr>
             <w:r/>
             <w:r>
               <w:rPr>
@@ -11025,6 +13267,9 @@
             <w:tcW w:type="dxa" w:w="1514"/>
           </w:tcPr>
           <w:p>
+            <w:pPr>
+              <w:spacing w:before="20" w:after="20"/>
+            </w:pPr>
             <w:r/>
             <w:r>
               <w:rPr>
@@ -11041,6 +13286,9 @@
             <w:tcW w:type="dxa" w:w="1514"/>
           </w:tcPr>
           <w:p>
+            <w:pPr>
+              <w:spacing w:before="20" w:after="20"/>
+            </w:pPr>
             <w:r/>
             <w:r>
               <w:rPr>
@@ -11061,6 +13309,9 @@
             <w:tcW w:type="dxa" w:w="1514"/>
           </w:tcPr>
           <w:p>
+            <w:pPr>
+              <w:spacing w:before="20" w:after="20"/>
+            </w:pPr>
             <w:r/>
             <w:r>
               <w:rPr>
@@ -11077,6 +13328,9 @@
             <w:tcW w:type="dxa" w:w="1514"/>
           </w:tcPr>
           <w:p>
+            <w:pPr>
+              <w:spacing w:before="20" w:after="20"/>
+            </w:pPr>
             <w:r/>
             <w:r>
               <w:rPr>
@@ -11093,11 +13347,13 @@
             <w:tcW w:type="dxa" w:w="1514"/>
           </w:tcPr>
           <w:p>
-            <w:r/>
-            <w:r>
-              <w:rPr>
-                <w:rFonts w:ascii="Verdana" w:hAnsi="Verdana"/>
-                <w:b w:val="0"/>
+            <w:pPr>
+              <w:spacing w:before="20" w:after="20"/>
+            </w:pPr>
+            <w:r/>
+            <w:r>
+              <w:rPr>
+                <w:rFonts w:ascii="Verdana" w:hAnsi="Verdana"/>
                 <w:sz w:val="16"/>
               </w:rPr>
               <w:t>Tabla de cifrado</w:t>
@@ -11109,6 +13365,9 @@
             <w:tcW w:type="dxa" w:w="1514"/>
           </w:tcPr>
           <w:p>
+            <w:pPr>
+              <w:spacing w:before="20" w:after="20"/>
+            </w:pPr>
             <w:r/>
             <w:r>
               <w:rPr>
@@ -11125,6 +13384,9 @@
             <w:tcW w:type="dxa" w:w="1514"/>
           </w:tcPr>
           <w:p>
+            <w:pPr>
+              <w:spacing w:before="20" w:after="20"/>
+            </w:pPr>
             <w:r/>
             <w:r>
               <w:rPr>
@@ -11141,6 +13403,9 @@
             <w:tcW w:type="dxa" w:w="1514"/>
           </w:tcPr>
           <w:p>
+            <w:pPr>
+              <w:spacing w:before="20" w:after="20"/>
+            </w:pPr>
             <w:r/>
             <w:r>
               <w:rPr>
@@ -11157,11 +13422,13 @@
             <w:tcW w:type="dxa" w:w="1514"/>
           </w:tcPr>
           <w:p>
-            <w:r/>
-            <w:r>
-              <w:rPr>
-                <w:rFonts w:ascii="Verdana" w:hAnsi="Verdana"/>
-                <w:b w:val="0"/>
+            <w:pPr>
+              <w:spacing w:before="20" w:after="20"/>
+            </w:pPr>
+            <w:r/>
+            <w:r>
+              <w:rPr>
+                <w:rFonts w:ascii="Verdana" w:hAnsi="Verdana"/>
                 <w:sz w:val="16"/>
               </w:rPr>
               <w:t>Tabla de cifrado</w:t>
@@ -11173,6 +13440,9 @@
             <w:tcW w:type="dxa" w:w="1514"/>
           </w:tcPr>
           <w:p>
+            <w:pPr>
+              <w:spacing w:before="20" w:after="20"/>
+            </w:pPr>
             <w:r/>
             <w:r>
               <w:rPr>
@@ -11189,6 +13459,9 @@
             <w:tcW w:type="dxa" w:w="1514"/>
           </w:tcPr>
           <w:p>
+            <w:pPr>
+              <w:spacing w:before="20" w:after="20"/>
+            </w:pPr>
             <w:r/>
             <w:r>
               <w:rPr>
@@ -11205,6 +13478,9 @@
             <w:tcW w:type="dxa" w:w="1514"/>
           </w:tcPr>
           <w:p>
+            <w:pPr>
+              <w:spacing w:before="20" w:after="20"/>
+            </w:pPr>
             <w:r/>
             <w:r>
               <w:rPr>
@@ -11225,6 +13501,9 @@
             <w:tcW w:type="dxa" w:w="1514"/>
           </w:tcPr>
           <w:p>
+            <w:pPr>
+              <w:spacing w:before="20" w:after="20"/>
+            </w:pPr>
             <w:r/>
             <w:r>
               <w:rPr>
@@ -11241,6 +13520,9 @@
             <w:tcW w:type="dxa" w:w="1514"/>
           </w:tcPr>
           <w:p>
+            <w:pPr>
+              <w:spacing w:before="20" w:after="20"/>
+            </w:pPr>
             <w:r/>
             <w:r>
               <w:rPr>
@@ -11257,11 +13539,13 @@
             <w:tcW w:type="dxa" w:w="1514"/>
           </w:tcPr>
           <w:p>
-            <w:r/>
-            <w:r>
-              <w:rPr>
-                <w:rFonts w:ascii="Verdana" w:hAnsi="Verdana"/>
-                <w:b w:val="0"/>
+            <w:pPr>
+              <w:spacing w:before="20" w:after="20"/>
+            </w:pPr>
+            <w:r/>
+            <w:r>
+              <w:rPr>
+                <w:rFonts w:ascii="Verdana" w:hAnsi="Verdana"/>
                 <w:sz w:val="16"/>
               </w:rPr>
               <w:t>Numérica</w:t>
@@ -11273,6 +13557,9 @@
             <w:tcW w:type="dxa" w:w="1514"/>
           </w:tcPr>
           <w:p>
+            <w:pPr>
+              <w:spacing w:before="20" w:after="20"/>
+            </w:pPr>
             <w:r/>
             <w:r>
               <w:rPr>
@@ -11289,6 +13576,9 @@
             <w:tcW w:type="dxa" w:w="1514"/>
           </w:tcPr>
           <w:p>
+            <w:pPr>
+              <w:spacing w:before="20" w:after="20"/>
+            </w:pPr>
             <w:r/>
             <w:r>
               <w:rPr>
@@ -11305,6 +13595,9 @@
             <w:tcW w:type="dxa" w:w="1514"/>
           </w:tcPr>
           <w:p>
+            <w:pPr>
+              <w:spacing w:before="20" w:after="20"/>
+            </w:pPr>
             <w:r/>
             <w:r>
               <w:rPr>
@@ -11321,11 +13614,13 @@
             <w:tcW w:type="dxa" w:w="1514"/>
           </w:tcPr>
           <w:p>
-            <w:r/>
-            <w:r>
-              <w:rPr>
-                <w:rFonts w:ascii="Verdana" w:hAnsi="Verdana"/>
-                <w:b w:val="0"/>
+            <w:pPr>
+              <w:spacing w:before="20" w:after="20"/>
+            </w:pPr>
+            <w:r/>
+            <w:r>
+              <w:rPr>
+                <w:rFonts w:ascii="Verdana" w:hAnsi="Verdana"/>
                 <w:sz w:val="16"/>
               </w:rPr>
               <w:t>Numérica</w:t>
@@ -11337,6 +13632,9 @@
             <w:tcW w:type="dxa" w:w="1514"/>
           </w:tcPr>
           <w:p>
+            <w:pPr>
+              <w:spacing w:before="20" w:after="20"/>
+            </w:pPr>
             <w:r/>
             <w:r>
               <w:rPr>
@@ -11353,6 +13651,9 @@
             <w:tcW w:type="dxa" w:w="1514"/>
           </w:tcPr>
           <w:p>
+            <w:pPr>
+              <w:spacing w:before="20" w:after="20"/>
+            </w:pPr>
             <w:r/>
             <w:r>
               <w:rPr>
@@ -11369,6 +13670,9 @@
             <w:tcW w:type="dxa" w:w="1514"/>
           </w:tcPr>
           <w:p>
+            <w:pPr>
+              <w:spacing w:before="20" w:after="20"/>
+            </w:pPr>
             <w:r/>
             <w:r>
               <w:rPr>
@@ -11390,6 +13694,9 @@
             <w:tcW w:type="dxa" w:w="1514"/>
           </w:tcPr>
           <w:p>
+            <w:pPr>
+              <w:spacing w:before="20" w:after="20"/>
+            </w:pPr>
             <w:r/>
             <w:r>
               <w:rPr>
@@ -11406,6 +13713,9 @@
             <w:tcW w:type="dxa" w:w="1514"/>
           </w:tcPr>
           <w:p>
+            <w:pPr>
+              <w:spacing w:before="20" w:after="20"/>
+            </w:pPr>
             <w:r/>
             <w:r>
               <w:rPr>
@@ -11422,11 +13732,13 @@
             <w:tcW w:type="dxa" w:w="1514"/>
           </w:tcPr>
           <w:p>
-            <w:r/>
-            <w:r>
-              <w:rPr>
-                <w:rFonts w:ascii="Verdana" w:hAnsi="Verdana"/>
-                <w:b w:val="0"/>
+            <w:pPr>
+              <w:spacing w:before="20" w:after="20"/>
+            </w:pPr>
+            <w:r/>
+            <w:r>
+              <w:rPr>
+                <w:rFonts w:ascii="Verdana" w:hAnsi="Verdana"/>
                 <w:sz w:val="16"/>
               </w:rPr>
               <w:t>Tabla de cifrado</w:t>
@@ -11438,6 +13750,9 @@
             <w:tcW w:type="dxa" w:w="1514"/>
           </w:tcPr>
           <w:p>
+            <w:pPr>
+              <w:spacing w:before="20" w:after="20"/>
+            </w:pPr>
             <w:r/>
             <w:r>
               <w:rPr>
@@ -11454,6 +13769,9 @@
             <w:tcW w:type="dxa" w:w="1514"/>
           </w:tcPr>
           <w:p>
+            <w:pPr>
+              <w:spacing w:before="20" w:after="20"/>
+            </w:pPr>
             <w:r/>
             <w:r>
               <w:rPr>
@@ -11470,6 +13788,9 @@
             <w:tcW w:type="dxa" w:w="1514"/>
           </w:tcPr>
           <w:p>
+            <w:pPr>
+              <w:spacing w:before="20" w:after="20"/>
+            </w:pPr>
             <w:r/>
             <w:r>
               <w:rPr>
@@ -11486,11 +13807,13 @@
             <w:tcW w:type="dxa" w:w="1514"/>
           </w:tcPr>
           <w:p>
-            <w:r/>
-            <w:r>
-              <w:rPr>
-                <w:rFonts w:ascii="Verdana" w:hAnsi="Verdana"/>
-                <w:b w:val="0"/>
+            <w:pPr>
+              <w:spacing w:before="20" w:after="20"/>
+            </w:pPr>
+            <w:r/>
+            <w:r>
+              <w:rPr>
+                <w:rFonts w:ascii="Verdana" w:hAnsi="Verdana"/>
                 <w:sz w:val="16"/>
               </w:rPr>
               <w:t>Tabla de cifrado</w:t>
@@ -11502,6 +13825,9 @@
             <w:tcW w:type="dxa" w:w="1514"/>
           </w:tcPr>
           <w:p>
+            <w:pPr>
+              <w:spacing w:before="20" w:after="20"/>
+            </w:pPr>
             <w:r/>
             <w:r>
               <w:rPr>
@@ -11518,6 +13844,9 @@
             <w:tcW w:type="dxa" w:w="1514"/>
           </w:tcPr>
           <w:p>
+            <w:pPr>
+              <w:spacing w:before="20" w:after="20"/>
+            </w:pPr>
             <w:r/>
             <w:r>
               <w:rPr>
@@ -11534,6 +13863,9 @@
             <w:tcW w:type="dxa" w:w="1514"/>
           </w:tcPr>
           <w:p>
+            <w:pPr>
+              <w:spacing w:before="20" w:after="20"/>
+            </w:pPr>
             <w:r/>
             <w:r>
               <w:rPr>
@@ -11554,6 +13886,9 @@
             <w:tcW w:type="dxa" w:w="1514"/>
           </w:tcPr>
           <w:p>
+            <w:pPr>
+              <w:spacing w:before="20" w:after="20"/>
+            </w:pPr>
             <w:r/>
             <w:r>
               <w:rPr>
@@ -11570,6 +13905,9 @@
             <w:tcW w:type="dxa" w:w="1514"/>
           </w:tcPr>
           <w:p>
+            <w:pPr>
+              <w:spacing w:before="20" w:after="20"/>
+            </w:pPr>
             <w:r/>
             <w:r>
               <w:rPr>
@@ -11586,11 +13924,13 @@
             <w:tcW w:type="dxa" w:w="1514"/>
           </w:tcPr>
           <w:p>
-            <w:r/>
-            <w:r>
-              <w:rPr>
-                <w:rFonts w:ascii="Verdana" w:hAnsi="Verdana"/>
-                <w:b w:val="0"/>
+            <w:pPr>
+              <w:spacing w:before="20" w:after="20"/>
+            </w:pPr>
+            <w:r/>
+            <w:r>
+              <w:rPr>
+                <w:rFonts w:ascii="Verdana" w:hAnsi="Verdana"/>
                 <w:sz w:val="16"/>
               </w:rPr>
               <w:t>Tabla de cifrado</w:t>
@@ -11602,6 +13942,9 @@
             <w:tcW w:type="dxa" w:w="1514"/>
           </w:tcPr>
           <w:p>
+            <w:pPr>
+              <w:spacing w:before="20" w:after="20"/>
+            </w:pPr>
             <w:r/>
             <w:r>
               <w:rPr>
@@ -11618,6 +13961,9 @@
             <w:tcW w:type="dxa" w:w="1514"/>
           </w:tcPr>
           <w:p>
+            <w:pPr>
+              <w:spacing w:before="20" w:after="20"/>
+            </w:pPr>
             <w:r/>
             <w:r>
               <w:rPr>
@@ -11634,6 +13980,9 @@
             <w:tcW w:type="dxa" w:w="1514"/>
           </w:tcPr>
           <w:p>
+            <w:pPr>
+              <w:spacing w:before="20" w:after="20"/>
+            </w:pPr>
             <w:r/>
             <w:r>
               <w:rPr>
@@ -11650,11 +13999,13 @@
             <w:tcW w:type="dxa" w:w="1514"/>
           </w:tcPr>
           <w:p>
-            <w:r/>
-            <w:r>
-              <w:rPr>
-                <w:rFonts w:ascii="Verdana" w:hAnsi="Verdana"/>
-                <w:b w:val="0"/>
+            <w:pPr>
+              <w:spacing w:before="20" w:after="20"/>
+            </w:pPr>
+            <w:r/>
+            <w:r>
+              <w:rPr>
+                <w:rFonts w:ascii="Verdana" w:hAnsi="Verdana"/>
                 <w:sz w:val="16"/>
               </w:rPr>
               <w:t>Tabla de cifrado</w:t>
@@ -11666,6 +14017,9 @@
             <w:tcW w:type="dxa" w:w="1514"/>
           </w:tcPr>
           <w:p>
+            <w:pPr>
+              <w:spacing w:before="20" w:after="20"/>
+            </w:pPr>
             <w:r/>
             <w:r>
               <w:rPr>
@@ -11682,6 +14036,9 @@
             <w:tcW w:type="dxa" w:w="1514"/>
           </w:tcPr>
           <w:p>
+            <w:pPr>
+              <w:spacing w:before="20" w:after="20"/>
+            </w:pPr>
             <w:r/>
             <w:r>
               <w:rPr>
@@ -11698,6 +14055,9 @@
             <w:tcW w:type="dxa" w:w="1514"/>
           </w:tcPr>
           <w:p>
+            <w:pPr>
+              <w:spacing w:before="20" w:after="20"/>
+            </w:pPr>
             <w:r/>
             <w:r>
               <w:rPr>
@@ -11718,6 +14078,9 @@
             <w:tcW w:type="dxa" w:w="1514"/>
           </w:tcPr>
           <w:p>
+            <w:pPr>
+              <w:spacing w:before="20" w:after="20"/>
+            </w:pPr>
             <w:r/>
             <w:r>
               <w:rPr>
@@ -11734,6 +14097,9 @@
             <w:tcW w:type="dxa" w:w="1514"/>
           </w:tcPr>
           <w:p>
+            <w:pPr>
+              <w:spacing w:before="20" w:after="20"/>
+            </w:pPr>
             <w:r/>
             <w:r>
               <w:rPr>
@@ -11750,11 +14116,13 @@
             <w:tcW w:type="dxa" w:w="1514"/>
           </w:tcPr>
           <w:p>
-            <w:r/>
-            <w:r>
-              <w:rPr>
-                <w:rFonts w:ascii="Verdana" w:hAnsi="Verdana"/>
-                <w:b w:val="0"/>
+            <w:pPr>
+              <w:spacing w:before="20" w:after="20"/>
+            </w:pPr>
+            <w:r/>
+            <w:r>
+              <w:rPr>
+                <w:rFonts w:ascii="Verdana" w:hAnsi="Verdana"/>
                 <w:sz w:val="16"/>
               </w:rPr>
               <w:t>Tabla de cifrado</w:t>
@@ -11766,6 +14134,9 @@
             <w:tcW w:type="dxa" w:w="1514"/>
           </w:tcPr>
           <w:p>
+            <w:pPr>
+              <w:spacing w:before="20" w:after="20"/>
+            </w:pPr>
             <w:r/>
             <w:r>
               <w:rPr>
@@ -11782,6 +14153,9 @@
             <w:tcW w:type="dxa" w:w="1514"/>
           </w:tcPr>
           <w:p>
+            <w:pPr>
+              <w:spacing w:before="20" w:after="20"/>
+            </w:pPr>
             <w:r/>
             <w:r>
               <w:rPr>
@@ -11798,6 +14172,9 @@
             <w:tcW w:type="dxa" w:w="1514"/>
           </w:tcPr>
           <w:p>
+            <w:pPr>
+              <w:spacing w:before="20" w:after="20"/>
+            </w:pPr>
             <w:r/>
             <w:r>
               <w:rPr>
@@ -11814,11 +14191,13 @@
             <w:tcW w:type="dxa" w:w="1514"/>
           </w:tcPr>
           <w:p>
-            <w:r/>
-            <w:r>
-              <w:rPr>
-                <w:rFonts w:ascii="Verdana" w:hAnsi="Verdana"/>
-                <w:b w:val="0"/>
+            <w:pPr>
+              <w:spacing w:before="20" w:after="20"/>
+            </w:pPr>
+            <w:r/>
+            <w:r>
+              <w:rPr>
+                <w:rFonts w:ascii="Verdana" w:hAnsi="Verdana"/>
                 <w:sz w:val="16"/>
               </w:rPr>
               <w:t>Tabla de cifrado</w:t>
@@ -11830,6 +14209,9 @@
             <w:tcW w:type="dxa" w:w="1514"/>
           </w:tcPr>
           <w:p>
+            <w:pPr>
+              <w:spacing w:before="20" w:after="20"/>
+            </w:pPr>
             <w:r/>
             <w:r>
               <w:rPr>
@@ -11846,6 +14228,9 @@
             <w:tcW w:type="dxa" w:w="1514"/>
           </w:tcPr>
           <w:p>
+            <w:pPr>
+              <w:spacing w:before="20" w:after="20"/>
+            </w:pPr>
             <w:r/>
             <w:r>
               <w:rPr>
@@ -11862,6 +14247,9 @@
             <w:tcW w:type="dxa" w:w="1514"/>
           </w:tcPr>
           <w:p>
+            <w:pPr>
+              <w:spacing w:before="20" w:after="20"/>
+            </w:pPr>
             <w:r/>
             <w:r>
               <w:rPr>

--- a/docx/es/BUFRCREX_TableB_es_08.docx
+++ b/docx/es/BUFRCREX_TableB_es_08.docx
@@ -13900,16 +13900,6 @@
           <w:i/>
           <w:sz w:val="14"/>
         </w:rPr>
-        <w:t>Note 23: El valor –0,1 kg m–2 antes de la aplicación del factor de escala (–1 después de su aplicación o en la clave CREX) indicará “trazas” (no mensurable, menos de 0,05 kg m–2).</w:t>
-      </w:r>
-    </w:p>
-    <w:p>
-      <w:r>
-        <w:rPr>
-          <w:rFonts w:ascii="Verdana" w:hAnsi="Verdana"/>
-          <w:i/>
-          <w:sz w:val="14"/>
-        </w:rPr>
         <w:t>Note 25: Una significación definida anteriormente puede anularse transmitiendo un “valor faltante” a partir de la tabla de cifrado o de banderines apropiada.</w:t>
       </w:r>
     </w:p>
@@ -13920,347 +13910,7 @@
           <w:i/>
           <w:sz w:val="14"/>
         </w:rPr>
-        <w:t>Note 27: Todas las horas están expresadas en Tiempo Universal Coordinado (UTC), a menos que se indique lo contrario. I.2 – BUFR/CREX Tabla B/04 – 3</w:t>
-      </w:r>
-    </w:p>
-    <w:p>
-      <w:r>
-        <w:rPr>
-          <w:rFonts w:ascii="Verdana" w:hAnsi="Verdana"/>
-          <w:i/>
-          <w:sz w:val="14"/>
-        </w:rPr>
-        <w:t>Note 32: Solo se indicará el rumbo o azimut en relación con la localización comunicada que no volverá a especificarse.</w:t>
-      </w:r>
-    </w:p>
-    <w:p>
-      <w:r>
-        <w:rPr>
-          <w:rFonts w:ascii="Verdana" w:hAnsi="Verdana"/>
-          <w:i/>
-          <w:sz w:val="14"/>
-        </w:rPr>
-        <w:t>Note 62: Tan solo se indicará la distancia en relación con la localización comunicada y el rumbo, azimut o elevación y no se volverá a especificar esta localización.</w:t>
-      </w:r>
-    </w:p>
-    <w:p>
-      <w:r>
-        <w:rPr>
-          <w:rFonts w:ascii="Verdana" w:hAnsi="Verdana"/>
-          <w:i/>
-          <w:sz w:val="14"/>
-        </w:rPr>
-        <w:t>Note 63: Se asignarán valores positivos a la radiación descendente.</w:t>
-      </w:r>
-    </w:p>
-    <w:p>
-      <w:r>
-        <w:rPr>
-          <w:rFonts w:ascii="Verdana" w:hAnsi="Verdana"/>
-          <w:i/>
-          <w:sz w:val="14"/>
-        </w:rPr>
-        <w:t>Note 64: Se asignarán valores positivos a los componentes descendentes w cuando las unidades sean Pa s –1.</w:t>
-      </w:r>
-    </w:p>
-    <w:p>
-      <w:r>
-        <w:rPr>
-          <w:rFonts w:ascii="Verdana" w:hAnsi="Verdana"/>
-          <w:i/>
-          <w:sz w:val="14"/>
-        </w:rPr>
-        <w:t>Note 66: Se asignarán valores negativos a los incrementos este-oeste.</w:t>
-      </w:r>
-    </w:p>
-    <w:p>
-      <w:r>
-        <w:rPr>
-          <w:rFonts w:ascii="Verdana" w:hAnsi="Verdana"/>
-          <w:i/>
-          <w:sz w:val="14"/>
-        </w:rPr>
-        <w:t>Note 75: Para los descriptores CREX F = B, no 0.</w:t>
-      </w:r>
-    </w:p>
-    <w:p>
-      <w:r>
-        <w:rPr>
-          <w:rFonts w:ascii="Verdana" w:hAnsi="Verdana"/>
-          <w:i/>
-          <w:sz w:val="14"/>
-        </w:rPr>
-        <w:t>Note 92: Para distinguir claramente los casos de datos faltantes y de píxeles saturados, los datos de imagen de n bits deberían cifrarse utilizando una anchura de datos de n + 1. Si tal descriptor no está disponible ya en la Clase 30, debería utilizarse un descriptor de operación 2 01 YYY para modificar la anchura de datos de la entrada existente, si fuese necesario. I.2 – BUFR/CREX Tabla B/30 – 1</w:t>
-      </w:r>
-    </w:p>
-    <w:p>
-      <w:r>
-        <w:rPr>
-          <w:rFonts w:ascii="Verdana" w:hAnsi="Verdana"/>
-          <w:i/>
-          <w:sz w:val="14"/>
-        </w:rPr>
-        <w:t>Note 105: Para indicar períodos de tiempo o desplazamientos que preceden al tiempo definido actualmente se emplearán períodos de tiempo negativos o desplazamientos.</w:t>
-      </w:r>
-    </w:p>
-    <w:p>
-      <w:r>
-        <w:rPr>
-          <w:rFonts w:ascii="Verdana" w:hAnsi="Verdana"/>
-          <w:i/>
-          <w:sz w:val="14"/>
-        </w:rPr>
-        <w:t>Note 110: Se asignarán valores negativos a los incrementos norte-sur.</w:t>
-      </w:r>
-    </w:p>
-    <w:p>
-      <w:r>
-        <w:rPr>
-          <w:rFonts w:ascii="Verdana" w:hAnsi="Verdana"/>
-          <w:i/>
-          <w:sz w:val="14"/>
-        </w:rPr>
-        <w:t>Note 115: La anchura de datos de los píxeles puede cambiarse mediante el descriptor 2 01 YYY.</w:t>
-      </w:r>
-    </w:p>
-    <w:p>
-      <w:r>
-        <w:rPr>
-          <w:rFonts w:ascii="Verdana" w:hAnsi="Verdana"/>
-          <w:i/>
-          <w:sz w:val="14"/>
-        </w:rPr>
-        <w:t>Note 121: En relación con determinados elementos de esta clase, pueden consignarse algunas indicaciones sobre la precisión prevista.</w:t>
-      </w:r>
-    </w:p>
-    <w:p>
-      <w:r>
-        <w:rPr>
-          <w:rFonts w:ascii="Verdana" w:hAnsi="Verdana"/>
-          <w:i/>
-          <w:sz w:val="14"/>
-        </w:rPr>
-        <w:t>Note 122: Se asignarán valores negativos a la latitud sur.</w:t>
-      </w:r>
-    </w:p>
-    <w:p>
-      <w:r>
-        <w:rPr>
-          <w:rFonts w:ascii="Verdana" w:hAnsi="Verdana"/>
-          <w:i/>
-          <w:sz w:val="14"/>
-        </w:rPr>
-        <w:t>Note 123: Se asignarán valores positivos a los componentes v en sentido sur–norte.</w:t>
-      </w:r>
-    </w:p>
-    <w:p>
-      <w:r>
-        <w:rPr>
-          <w:rFonts w:ascii="Verdana" w:hAnsi="Verdana"/>
-          <w:i/>
-          <w:sz w:val="14"/>
-        </w:rPr>
-        <w:t>Note 126: Los informes sobre la dirección del viento de superficie resultantes de mediciones dentro del 1° del Polo Norte o del Polo Sur se notificarán de manera que el cero de su acimut esté alineado, coincidiendo con los 0° del meridiano de Greenwich. I.2 – BUFR/CREX Tabla B/11 – 6</w:t>
-      </w:r>
-    </w:p>
-    <w:p>
-      <w:r>
-        <w:rPr>
-          <w:rFonts w:ascii="Verdana" w:hAnsi="Verdana"/>
-          <w:i/>
-          <w:sz w:val="14"/>
-        </w:rPr>
-        <w:t>Note 140: El tamaño del píxel en la horizontal – 1 está dado por la posición donde el factor de escala del mapa es igual a la unidad.</w:t>
-      </w:r>
-    </w:p>
-    <w:p>
-      <w:r>
-        <w:rPr>
-          <w:rFonts w:ascii="Verdana" w:hAnsi="Verdana"/>
-          <w:i/>
-          <w:sz w:val="14"/>
-        </w:rPr>
-        <w:t>Note 141: El tamaño del píxel en la horizontal – 2 está dado por la posición donde el factor de escala del mapa es igual a la unidad.</w:t>
-      </w:r>
-    </w:p>
-    <w:p>
-      <w:r>
-        <w:rPr>
-          <w:rFonts w:ascii="Verdana" w:hAnsi="Verdana"/>
-          <w:i/>
-          <w:sz w:val="14"/>
-        </w:rPr>
-        <w:t>Note 145: La significación de los períodos o desplazamientos de tiempo se puede indicar utilizando la clave de significación del tiempo correspondiente a la referencia de tabla 0 08 021.</w:t>
-      </w:r>
-    </w:p>
-    <w:p>
-      <w:r>
-        <w:rPr>
-          <w:rFonts w:ascii="Verdana" w:hAnsi="Verdana"/>
-          <w:i/>
-          <w:sz w:val="14"/>
-        </w:rPr>
-        <w:t>Note 149: La localización del tiempo, cuando se utiliza con valores de predicción, indicará la hora del estado inicial de la predicción o el comienzo del período de predicción; cuando se utilice con promedios de conjunto de valores de predicción, la localización del tiempo indicará el estado inicial o el comienzo de la primera predicción de las que se obtienen los valores medios de conjunto</w:t>
-      </w:r>
-    </w:p>
-    <w:p>
-      <w:r>
-        <w:rPr>
-          <w:rFonts w:ascii="Verdana" w:hAnsi="Verdana"/>
-          <w:i/>
-          <w:sz w:val="14"/>
-        </w:rPr>
-        <w:t>Note 155: Esta clase también puede contener elementos relativos a los procedimientos de observación.</w:t>
-      </w:r>
-    </w:p>
-    <w:p>
-      <w:r>
-        <w:rPr>
-          <w:rFonts w:ascii="Verdana" w:hAnsi="Verdana"/>
-          <w:i/>
-          <w:sz w:val="14"/>
-        </w:rPr>
-        <w:t>Note 156: Esta clase incluirá elementos que describen los instrumentos que se utilizan para obtener los elementos meteorológicos transmitidos.</w:t>
-      </w:r>
-    </w:p>
-    <w:p>
-      <w:r>
-        <w:rPr>
-          <w:rFonts w:ascii="Verdana" w:hAnsi="Verdana"/>
-          <w:i/>
-          <w:sz w:val="14"/>
-        </w:rPr>
-        <w:t>Note 158: Respecto a los períodos o desplazamientos de tiempo, e incrementos de tiempo, será necesario determinar la localización inicial del tiempo antes de utilizarlos, y a continuación, según corresponda, se indicará la definición y significación del tiempo.</w:t>
-      </w:r>
-    </w:p>
-    <w:p>
-      <w:r>
-        <w:rPr>
-          <w:rFonts w:ascii="Verdana" w:hAnsi="Verdana"/>
-          <w:i/>
-          <w:sz w:val="14"/>
-        </w:rPr>
-        <w:t>Note 160: Se asignarán valores negativos a la radiación ascendente.</w:t>
-      </w:r>
-    </w:p>
-    <w:p>
-      <w:r>
-        <w:rPr>
-          <w:rFonts w:ascii="Verdana" w:hAnsi="Verdana"/>
-          <w:i/>
-          <w:sz w:val="14"/>
-        </w:rPr>
-        <w:t>Note 161: Se asignarán valores positivos a los componentes ascendentes w cuando las unidades sean m s–1.</w:t>
-      </w:r>
-    </w:p>
-    <w:p>
-      <w:r>
-        <w:rPr>
-          <w:rFonts w:ascii="Verdana" w:hAnsi="Verdana"/>
-          <w:i/>
-          <w:sz w:val="14"/>
-        </w:rPr>
-        <w:t>Note 162: Intervalos útiles utilizados: de 1011 Bq a 1019 Bq para emisiones; de 10–2 Bq a 107 Bq y de 10–2 mSv a 107 mSv para concentraciones y dosis.</w:t>
-      </w:r>
-    </w:p>
-    <w:p>
-      <w:r>
-        <w:rPr>
-          <w:rFonts w:ascii="Verdana" w:hAnsi="Verdana"/>
-          <w:i/>
-          <w:sz w:val="14"/>
-        </w:rPr>
-        <w:t>Note 163: Los valores de la latitud y de los incrementos de latitud quedan comprendidos entre –90 grados y +90 grados.</w:t>
-      </w:r>
-    </w:p>
-    <w:p>
-      <w:r>
-        <w:rPr>
-          <w:rFonts w:ascii="Verdana" w:hAnsi="Verdana"/>
-          <w:i/>
-          <w:sz w:val="14"/>
-        </w:rPr>
-        <w:t>Note 164: Los valores de longitud quedarán comprendidos entre –180 grados y +180 grados.</w:t>
-      </w:r>
-    </w:p>
-    <w:p>
-      <w:r>
-        <w:rPr>
-          <w:rFonts w:ascii="Verdana" w:hAnsi="Verdana"/>
-          <w:i/>
-          <w:sz w:val="14"/>
-        </w:rPr>
-        <w:t>Note 165: Se indicarán los elementos verticales y la presión para determinar los valores de estos elementos con independencia del elemento o variable que indique la coordenada vertical.</w:t>
-      </w:r>
-    </w:p>
-    <w:p>
-      <w:r>
-        <w:rPr>
-          <w:rFonts w:ascii="Verdana" w:hAnsi="Verdana"/>
-          <w:i/>
-          <w:sz w:val="14"/>
-        </w:rPr>
-        <w:t>Note 166: Se asignarán valores negativos a la longitud oeste.</w:t>
-      </w:r>
-    </w:p>
-    <w:p>
-      <w:r>
-        <w:rPr>
-          <w:rFonts w:ascii="Verdana" w:hAnsi="Verdana"/>
-          <w:i/>
-          <w:sz w:val="14"/>
-        </w:rPr>
-        <w:t>Note 167: Se asignarán valores positivos a los componentes u en sentido oeste–este.</w:t>
-      </w:r>
-    </w:p>
-    <w:p>
-      <w:r>
-        <w:rPr>
-          <w:rFonts w:ascii="Verdana" w:hAnsi="Verdana"/>
-          <w:i/>
-          <w:sz w:val="14"/>
-        </w:rPr>
-        <w:t>Note 176: Cuando sea necesario indicar más de un período o desplazamiento de tiempo para hacer indicaciones de tiempo complejas se definirán en sucesión inmediata en el siguiente orden: período conjunto (según corresponda), seguido por el período de predicción (según corresponda), seguido por el período de promedio o acumulación (según corresponda).</w:t>
-      </w:r>
-    </w:p>
-    <w:p>
-      <w:r>
-        <w:rPr>
-          <w:rFonts w:ascii="Verdana" w:hAnsi="Verdana"/>
-          <w:i/>
-          <w:sz w:val="14"/>
-        </w:rPr>
-        <w:t>Note 178: Cuando se indique la expresión “período determinado” en la columna “nombre del elemento”, deberá indicarse el período correspondiente, utilizando referencias de la Clase 04.</w:t>
-      </w:r>
-    </w:p>
-    <w:p>
-      <w:r>
-        <w:rPr>
-          <w:rFonts w:ascii="Verdana" w:hAnsi="Verdana"/>
-          <w:i/>
-          <w:sz w:val="14"/>
-        </w:rPr>
         <w:t>Note 179: Cuando se acumulen o promedien los valores (por ejemplo en relación con un determinado período de tiempo), el número total de valores de los que se obtienen los valores acumulados o promediados podrán representarse utilizando la referencia 0 08 022.</w:t>
-      </w:r>
-    </w:p>
-    <w:p>
-      <w:r>
-        <w:rPr>
-          <w:rFonts w:ascii="Verdana" w:hAnsi="Verdana"/>
-          <w:i/>
-          <w:sz w:val="14"/>
-        </w:rPr>
-        <w:t>Note 180: Normas para la información sobre vientos: Velocidad Dirección Valor faltante Valor faltante Calma 0 0 Observación normal &gt;0 1°–360° Velocidad solamente &gt;0 Valor faltante Dirección solamente Valor faltante 1°–360° “Ligero y variable” &gt;0 0 No hay observaciones</w:t>
-      </w:r>
-    </w:p>
-    <w:p>
-      <w:r>
-        <w:rPr>
-          <w:rFonts w:ascii="Verdana" w:hAnsi="Verdana"/>
-          <w:i/>
-          <w:sz w:val="14"/>
-        </w:rPr>
-        <w:t>Note 181: Normas de notificación sobre mar de viento y olas: Observación Velocidad Dirección Ninguna observación faltante faltante Calma 0 0 Observación normal &gt;0 1–360 Velocidad únicamente &gt;0 faltante Dirección únicamente faltante 1–360 &gt;0 0 “Ligero y variable”</w:t>
       </w:r>
     </w:p>
     <w:sectPr>
